--- a/docs/attrforge.docx
+++ b/docs/attrforge.docx
@@ -11,7 +11,7 @@
         <w:widowControl w:val="1"/>
       </w:pPr>
       <w:r>
-        <w:t xml:space="preserve">AttrForge Contributors</w:t>
+        <w:t xml:space="preserve">Alexander Apartsin, Yehudit Aperstein</w:t>
       </w:r>
     </w:p>
     <w:p>

--- a/docs/attrforge.docx
+++ b/docs/attrforge.docx
@@ -27,11 +27,11 @@
           <w:rPr>
             <w:rStyle w:val="Hyperlink"/>
           </w:rPr>
-          <w:t xml:space="preserve">Download .docx</w:t>
+          <w:t xml:space="preserve">.docx</w:t>
         </w:r>
       </w:hyperlink>
     </w:p>
-    <w:bookmarkStart w:id="13" w:name="X2de609c4fadd600df4ff82e716e4156b1fe9cd0"/>
+    <w:bookmarkStart w:id="10" w:name="X2de609c4fadd600df4ff82e716e4156b1fe9cd0"/>
     <w:p>
       <w:pPr>
         <w:pStyle w:val="Title"/>
@@ -55,7 +55,7 @@
         <w:widowControl w:val="1"/>
       </w:pPr>
       <w:r>
-        <w:t xml:space="preserve">We adapt four GAN mode-collapse defenses (PacGAN, MSGAN, ban-list, density-ratio coverage) into a multi-critic LLM prompt-debugging loop. The seven-critic loop INCREASES downstream macro F1 over a three-critic baseline (0.71 vs 0.67) when the downstream classifier is a sentence-transformer, but DECREASES it (0.40 vs 0.58) when the classifier is TF-IDF. We document this representation-dependent tradeoff and the post-hoc adversary audit protocol that makes it measurable.</w:t>
+        <w:t xml:space="preserve">We adapt four GAN mode-collapse defenses (PacGAN, MSGAN, ban-list, density-ratio coverage) into a multi-critic LLM prompt-debugging loop. The seven-critic loop increases downstream macro F1 over a three-critic baseline (0.71 vs 0.67) when the downstream classifier is a sentence-transformer, but decreases it (0.40 vs 0.58) when the classifier is TF-IDF. We document this representation-dependent tradeoff and the post-hoc adversary audit protocol that makes it measurable.</w:t>
       </w:r>
     </w:p>
     <w:p>
@@ -92,7 +92,7 @@
         <w:rPr>
           <w:sz w:val="20"/>
         </w:rPr>
-        <w:t xml:space="preserve">·</w:t>
+        <w:t xml:space="preserve"> </w:t>
       </w:r>
       <w:r>
         <w:rPr>
@@ -131,7 +131,7 @@
         <w:t xml:space="preserve">1</w:t>
       </w:r>
       <w:r>
-        <w:t xml:space="preserve">Holon Institute of Technology, Israel ·</w:t>
+        <w:t xml:space="preserve">Holon Institute of Technology, Israel  </w:t>
       </w:r>
       <w:r>
         <w:t xml:space="preserve"> </w:t>
@@ -155,7 +155,42 @@
         <w:widowControl w:val="1"/>
       </w:pPr>
       <w:r>
-        <w:t xml:space="preserve">Research preview · v0.5 · 2026</w:t>
+        <w:t xml:space="preserve">v0.6 · 2026</w:t>
+      </w:r>
+    </w:p>
+    <w:bookmarkEnd w:id="10"/>
+    <w:bookmarkStart w:id="11" w:name="abstract"/>
+    <w:p>
+      <w:pPr>
+        <w:pStyle w:val="AbstractLabel"/>
+        <w:jc w:val="center"/>
+        <w:keepNext/>
+        <w:keepLines/>
+        <w:widowControl w:val="1"/>
+      </w:pPr>
+      <w:r>
+        <w:t xml:space="preserve">Abstract</w:t>
+      </w:r>
+    </w:p>
+    <w:p>
+      <w:pPr>
+        <w:pStyle w:val="FirstParagraph"/>
+        <w:jc w:val="both"/>
+        <w:keepNext w:val="0"/>
+        <w:keepLines w:val="0"/>
+        <w:widowControl w:val="1"/>
+      </w:pPr>
+      <w:r>
+        <w:t xml:space="preserve">The diversity vs discriminability tradeoff in LLM-generated synthetic data is widely understood as a single-axis question: more variety, harder to classify. We show that the answer depends on the downstream classifier's representation capacity. We adapt four classical GAN mode-collapse defenses (PacGAN, MSGAN, ban-list training, and density-ratio coverage) into a multi-critic prompt-debugging loop combining them with three baseline LLM critics (attribute verifier, per-sample realism discriminator, diversity auditor), giving us a 3-critic baseline and a 7-critic loop that share the same harness and the same generator (</w:t>
+      </w:r>
+      <w:r>
+        <w:rPr>
+          <w:rStyle w:val="VerbatimChar"/>
+        </w:rPr>
+        <w:t xml:space="preserve">gpt-4o-mini</w:t>
+      </w:r>
+      <w:r>
+        <w:t xml:space="preserve">).</w:t>
       </w:r>
     </w:p>
     <w:p>
@@ -166,49 +201,116 @@
         <w:keepLines w:val="0"/>
         <w:widowControl w:val="1"/>
       </w:pPr>
-      <w:hyperlink r:id="rId10">
-        <w:r>
-          <w:rPr>
-            <w:rStyle w:val="Hyperlink"/>
-          </w:rPr>
-          <w:t xml:space="preserve">GitHub</w:t>
-        </w:r>
-      </w:hyperlink>
-      <w:r>
-        <w:t xml:space="preserve"> </w:t>
-      </w:r>
-      <w:hyperlink r:id="rId11">
-        <w:r>
-          <w:rPr>
-            <w:rStyle w:val="Hyperlink"/>
-          </w:rPr>
-          <w:t xml:space="preserve">Full description</w:t>
-        </w:r>
-      </w:hyperlink>
-      <w:r>
-        <w:t xml:space="preserve"> </w:t>
-      </w:r>
-      <w:hyperlink r:id="rId12">
-        <w:r>
-          <w:rPr>
-            <w:rStyle w:val="Hyperlink"/>
-          </w:rPr>
-          <w:t xml:space="preserve">README</w:t>
-        </w:r>
-      </w:hyperlink>
-      <w:r>
-        <w:t xml:space="preserve"> </w:t>
-      </w:r>
-      <w:hyperlink w:anchor="bibtex">
-        <w:r>
-          <w:rPr>
-            <w:rStyle w:val="Hyperlink"/>
-          </w:rPr>
-          <w:t xml:space="preserve">BibTeX</w:t>
-        </w:r>
-      </w:hyperlink>
+      <w:r>
+        <w:t xml:space="preserve">Across 3 random seeds on a customer-support intent classification task, the headline tradeoff</w:t>
+      </w:r>
+      <w:r>
+        <w:t xml:space="preserve"> </w:t>
+      </w:r>
+      <w:r>
+        <w:rPr>
+          <w:i/>
+          <w:iCs/>
+        </w:rPr>
+        <w:t xml:space="preserve">flips direction</w:t>
+      </w:r>
+      <w:r>
+        <w:t xml:space="preserve"> </w:t>
+      </w:r>
+      <w:r>
+        <w:t xml:space="preserve">depending on the downstream classifier (Section 7): with a TF-IDF + logistic-regression classifier, the 3-critic loop achieves</w:t>
+      </w:r>
+      <w:r>
+        <w:t xml:space="preserve"> </w:t>
+      </w:r>
+      <w:r>
+        <w:rPr>
+          <w:b/>
+          <w:bCs/>
+        </w:rPr>
+        <w:t xml:space="preserve">0.58 ± 0.05</w:t>
+      </w:r>
+      <w:r>
+        <w:t xml:space="preserve"> </w:t>
+      </w:r>
+      <w:r>
+        <w:t xml:space="preserve">macro F1 and adding the 4 GAN adversaries drops F1 to</w:t>
+      </w:r>
+      <w:r>
+        <w:t xml:space="preserve"> </w:t>
+      </w:r>
+      <w:r>
+        <w:rPr>
+          <w:b/>
+          <w:bCs/>
+        </w:rPr>
+        <w:t xml:space="preserve">0.40 ± 0.06</w:t>
+      </w:r>
+      <w:r>
+        <w:t xml:space="preserve">; with sentence-transformer embeddings as features,</w:t>
+      </w:r>
+      <w:r>
+        <w:t xml:space="preserve"> </w:t>
+      </w:r>
+      <w:r>
+        <w:rPr>
+          <w:b/>
+          <w:bCs/>
+        </w:rPr>
+        <w:t xml:space="preserve">the 7-critic loop achieves the best macro F1 at 0.71 ± 0.08</w:t>
+      </w:r>
+      <w:r>
+        <w:t xml:space="preserve"> </w:t>
+      </w:r>
+      <w:r>
+        <w:t xml:space="preserve">while the 3-critic baseline drops to</w:t>
+      </w:r>
+      <w:r>
+        <w:t xml:space="preserve"> </w:t>
+      </w:r>
+      <w:r>
+        <w:rPr>
+          <w:b/>
+          <w:bCs/>
+        </w:rPr>
+        <w:t xml:space="preserve">0.67 ± 0.13</w:t>
+      </w:r>
+      <w:r>
+        <w:t xml:space="preserve">. The gap on TF-IDF is consistent across all 3 seeds (paired diffs +0.23, +0.27, +0.07; 95% bootstrap CI [0.07, 0.27]; paired-t p=0.09, Wilcoxon p=0.25 at N=3). The two results together support our central empirical claim: adversarial prompt-debugging injects surface variation that a low-capacity classifier reads as</w:t>
+      </w:r>
+      <w:r>
+        <w:t xml:space="preserve"> </w:t>
+      </w:r>
+      <w:r>
+        <w:rPr>
+          <w:i/>
+          <w:iCs/>
+        </w:rPr>
+        <w:t xml:space="preserve">noise</w:t>
+      </w:r>
+      <w:r>
+        <w:t xml:space="preserve"> </w:t>
+      </w:r>
+      <w:r>
+        <w:t xml:space="preserve">destroying keyword consistency, but that a deeper representation reads as</w:t>
+      </w:r>
+      <w:r>
+        <w:t xml:space="preserve"> </w:t>
+      </w:r>
+      <w:r>
+        <w:rPr>
+          <w:i/>
+          <w:iCs/>
+        </w:rPr>
+        <w:t xml:space="preserve">data</w:t>
+      </w:r>
+      <w:r>
+        <w:t xml:space="preserve"> </w:t>
+      </w:r>
+      <w:r>
+        <w:t xml:space="preserve">covering more of the linguistic surface of real customer messages.</w:t>
+      </w:r>
     </w:p>
-    <w:bookmarkEnd w:id="13"/>
     <w:p>
       <w:pPr>
         <w:pStyle w:val="BodyText"/>
@@ -218,182 +320,6 @@
         <w:widowControl w:val="1"/>
       </w:pPr>
       <w:r>
-        <w:t xml:space="preserve">AttrForge hero image: a forge anvil with a glowing crystalline prompt above it, surrounded by three luminous critic spirits (cyan attribute verifier, amber diversity auditor, magenta realism discriminator) sending structured feedback streams back into the prompt.</w:t>
-      </w:r>
-    </w:p>
-    <w:p>
-      <w:pPr>
-        <w:pStyle w:val="BodyText"/>
-        <w:jc w:val="both"/>
-        <w:keepNext w:val="0"/>
-        <w:keepLines w:val="0"/>
-        <w:widowControl w:val="1"/>
-      </w:pPr>
-      <w:r>
-        <w:t xml:space="preserve">The AttrForge loop: critics judge the synthetic batch, and their structured feedback is the "gradient" that rewrites the generator prompt.</w:t>
-      </w:r>
-    </w:p>
-    <w:bookmarkStart w:id="14" w:name="abstract"/>
-    <w:p>
-      <w:pPr>
-        <w:pStyle w:val="AbstractLabel"/>
-        <w:jc w:val="center"/>
-        <w:keepNext/>
-        <w:keepLines/>
-        <w:widowControl w:val="1"/>
-      </w:pPr>
-      <w:r>
-        <w:t xml:space="preserve">Abstract</w:t>
-      </w:r>
-    </w:p>
-    <w:p>
-      <w:pPr>
-        <w:pStyle w:val="FirstParagraph"/>
-        <w:jc w:val="both"/>
-        <w:keepNext w:val="0"/>
-        <w:keepLines w:val="0"/>
-        <w:widowControl w:val="1"/>
-      </w:pPr>
-      <w:r>
-        <w:t xml:space="preserve">The diversity vs discriminability tradeoff in LLM-generated synthetic data is widely understood as a single-axis question: more variety, harder to classify. We show that the answer depends on the downstream classifier's representation capacity. We adapt four classical GAN mode-collapse defenses (PacGAN, MSGAN, ban-list training, and density-ratio coverage) into a multi-critic prompt-debugging loop combining them with three baseline LLM critics (attribute verifier, per-sample realism discriminator, diversity auditor), giving us a 3-critic baseline and a 7-critic loop that share the same harness and the same generator (</w:t>
-      </w:r>
-      <w:r>
-        <w:rPr>
-          <w:rStyle w:val="VerbatimChar"/>
-        </w:rPr>
-        <w:t xml:space="preserve">gpt-4o-mini</w:t>
-      </w:r>
-      <w:r>
-        <w:t xml:space="preserve">).</w:t>
-      </w:r>
-    </w:p>
-    <w:p>
-      <w:pPr>
-        <w:pStyle w:val="BodyText"/>
-        <w:jc w:val="both"/>
-        <w:keepNext w:val="0"/>
-        <w:keepLines w:val="0"/>
-        <w:widowControl w:val="1"/>
-      </w:pPr>
-      <w:r>
-        <w:t xml:space="preserve">Across 3 random seeds on a customer-support intent classification task, the headline tradeoff</w:t>
-      </w:r>
-      <w:r>
-        <w:t xml:space="preserve"> </w:t>
-      </w:r>
-      <w:r>
-        <w:rPr>
-          <w:i/>
-          <w:iCs/>
-        </w:rPr>
-        <w:t xml:space="preserve">flips direction</w:t>
-      </w:r>
-      <w:r>
-        <w:t xml:space="preserve"> </w:t>
-      </w:r>
-      <w:r>
-        <w:t xml:space="preserve">depending on the downstream classifier (Section 7): with a TF-IDF + logistic-regression classifier, the 3-critic loop achieves</w:t>
-      </w:r>
-      <w:r>
-        <w:t xml:space="preserve"> </w:t>
-      </w:r>
-      <w:r>
-        <w:rPr>
-          <w:b/>
-          <w:bCs/>
-        </w:rPr>
-        <w:t xml:space="preserve">0.58 ± 0.05</w:t>
-      </w:r>
-      <w:r>
-        <w:t xml:space="preserve"> </w:t>
-      </w:r>
-      <w:r>
-        <w:t xml:space="preserve">macro F1 and adding the 4 GAN adversaries drops F1 to</w:t>
-      </w:r>
-      <w:r>
-        <w:t xml:space="preserve"> </w:t>
-      </w:r>
-      <w:r>
-        <w:rPr>
-          <w:b/>
-          <w:bCs/>
-        </w:rPr>
-        <w:t xml:space="preserve">0.40 ± 0.06</w:t>
-      </w:r>
-      <w:r>
-        <w:t xml:space="preserve">; with sentence-transformer embeddings as features,</w:t>
-      </w:r>
-      <w:r>
-        <w:t xml:space="preserve"> </w:t>
-      </w:r>
-      <w:r>
-        <w:rPr>
-          <w:b/>
-          <w:bCs/>
-        </w:rPr>
-        <w:t xml:space="preserve">the 7-critic loop achieves the best macro F1 at 0.71 ± 0.08</w:t>
-      </w:r>
-      <w:r>
-        <w:t xml:space="preserve"> </w:t>
-      </w:r>
-      <w:r>
-        <w:t xml:space="preserve">while the 3-critic baseline drops to</w:t>
-      </w:r>
-      <w:r>
-        <w:t xml:space="preserve"> </w:t>
-      </w:r>
-      <w:r>
-        <w:rPr>
-          <w:b/>
-          <w:bCs/>
-        </w:rPr>
-        <w:t xml:space="preserve">0.67 ± 0.13</w:t>
-      </w:r>
-      <w:r>
-        <w:t xml:space="preserve">. The gap on TF-IDF is consistent across all 3 seeds (paired diffs +0.23, +0.27, +0.07; 95% bootstrap CI [0.07, 0.27]; paired-t p=0.09, Wilcoxon p=0.25 at N=3). The two results together support our central empirical claim: adversarial prompt-debugging injects surface variation that a low-capacity classifier reads as</w:t>
-      </w:r>
-      <w:r>
-        <w:t xml:space="preserve"> </w:t>
-      </w:r>
-      <w:r>
-        <w:rPr>
-          <w:i/>
-          <w:iCs/>
-        </w:rPr>
-        <w:t xml:space="preserve">noise</w:t>
-      </w:r>
-      <w:r>
-        <w:t xml:space="preserve"> </w:t>
-      </w:r>
-      <w:r>
-        <w:t xml:space="preserve">destroying keyword consistency, but that a deeper representation reads as</w:t>
-      </w:r>
-      <w:r>
-        <w:t xml:space="preserve"> </w:t>
-      </w:r>
-      <w:r>
-        <w:rPr>
-          <w:i/>
-          <w:iCs/>
-        </w:rPr>
-        <w:t xml:space="preserve">data</w:t>
-      </w:r>
-      <w:r>
-        <w:t xml:space="preserve"> </w:t>
-      </w:r>
-      <w:r>
-        <w:t xml:space="preserve">covering more of the linguistic surface of real customer messages.</w:t>
-      </w:r>
-    </w:p>
-    <w:p>
-      <w:pPr>
-        <w:pStyle w:val="BodyText"/>
-        <w:jc w:val="both"/>
-        <w:keepNext w:val="0"/>
-        <w:keepLines w:val="0"/>
-        <w:widowControl w:val="1"/>
-      </w:pPr>
-      <w:r>
         <w:t xml:space="preserve">Beyond this main result we release: (i) the open-source seven-critic harness with a single-flag-per-critic ablation contract; (ii) a</w:t>
       </w:r>
       <w:r>
@@ -429,8 +355,8 @@
         <w:t xml:space="preserve">from chance under iteration; Coverage Hole Finder AUROC remains at 1.00 for every condition); and (v) per-iteration on-disk manifests sufficient for byte-for-byte reproduction.</w:t>
       </w:r>
     </w:p>
-    <w:bookmarkEnd w:id="14"/>
-    <w:bookmarkStart w:id="15" w:name="contents"/>
+    <w:bookmarkEnd w:id="11"/>
+    <w:bookmarkStart w:id="12" w:name="contents"/>
     <w:p>
       <w:pPr>
         <w:pStyle w:val="Heading3"/>
@@ -673,8 +599,8 @@
         </w:r>
       </w:hyperlink>
     </w:p>
-    <w:bookmarkEnd w:id="15"/>
-    <w:bookmarkStart w:id="16" w:name="sec-introduction"/>
+    <w:bookmarkEnd w:id="12"/>
+    <w:bookmarkStart w:id="13" w:name="sec-introduction"/>
     <w:p>
       <w:pPr>
         <w:pStyle w:val="Heading2"/>
@@ -1298,8 +1224,8 @@
         <w:t xml:space="preserve">with a downstream evaluator that ships three classifier choices by default, three backends (OpenAI, Anthropic, deterministic simulator), per-iteration on-disk manifests, and a complaint-grammar contract that lets future work add new critics without breaking the audit protocol.</w:t>
       </w:r>
     </w:p>
-    <w:bookmarkEnd w:id="16"/>
-    <w:bookmarkStart w:id="27" w:name="sec-related"/>
+    <w:bookmarkEnd w:id="13"/>
+    <w:bookmarkStart w:id="24" w:name="sec-related"/>
     <w:p>
       <w:pPr>
         <w:pStyle w:val="Heading2"/>
@@ -1314,7 +1240,7 @@
         <w:t xml:space="preserve">Related work</w:t>
       </w:r>
     </w:p>
-    <w:bookmarkStart w:id="17" w:name="synthetic-data-generation-with-llms"/>
+    <w:bookmarkStart w:id="14" w:name="synthetic-data-generation-with-llms"/>
     <w:p>
       <w:pPr>
         <w:pStyle w:val="Heading3"/>
@@ -1437,8 +1363,8 @@
         <w:t xml:space="preserve">use a large LLM to distill structured knowledge into a smaller model. Our framing inherits the iterative-rewrite idea but argues that single-critic feedback (self-critique) systematically underconstrains the rewrite, especially for diversity, which is what motivates our multi-objective setup.</w:t>
       </w:r>
     </w:p>
-    <w:bookmarkEnd w:id="17"/>
-    <w:bookmarkStart w:id="18" w:name="X23196f5ae01e534c9569b7eff61e457d49f9d2a"/>
+    <w:bookmarkEnd w:id="14"/>
+    <w:bookmarkStart w:id="15" w:name="X23196f5ae01e534c9569b7eff61e457d49f9d2a"/>
     <w:p>
       <w:pPr>
         <w:pStyle w:val="Heading3"/>
@@ -1624,8 +1550,8 @@
         <w:t xml:space="preserve">AttrForge differs from this line in three ways. First, our objective is structurally multi-axis: seven critics (three baseline plus four mode-collapse adversaries) each emit named, falsifiable complaints rather than scalar rewards. Second, the updater is asked to satisfy them jointly under a length budget rather than through scalarization. Third, we explicitly transfer batch-level defenses from the GAN literature, which to our knowledge no prior prompt-optimization work has done.</w:t>
       </w:r>
     </w:p>
-    <w:bookmarkEnd w:id="18"/>
-    <w:bookmarkStart w:id="19" w:name="bmulti-critic-and-debate-style-judges"/>
+    <w:bookmarkEnd w:id="15"/>
+    <w:bookmarkStart w:id="16" w:name="bmulti-critic-and-debate-style-judges"/>
     <w:p>
       <w:pPr>
         <w:pStyle w:val="Heading3"/>
@@ -1669,8 +1595,8 @@
         <w:t xml:space="preserve">formally proves that debate amplifies judge correctness over static ensembles and introduces adaptive Beta-Binomial stopping rules. This is complementary to our work: debate adds deliberation between judges, while we add adversarial batch-level dynamics. Our seven critics are intentionally independent rather than deliberative; combining the two paradigms is a natural extension.</w:t>
       </w:r>
     </w:p>
-    <w:bookmarkEnd w:id="19"/>
-    <w:bookmarkStart w:id="20" w:name="llm-as-judge"/>
+    <w:bookmarkEnd w:id="16"/>
+    <w:bookmarkStart w:id="17" w:name="llm-as-judge"/>
     <w:p>
       <w:pPr>
         <w:pStyle w:val="Heading3"/>
@@ -1764,8 +1690,8 @@
         <w:t xml:space="preserve">complaints rather than free-form prose.</w:t>
       </w:r>
     </w:p>
-    <w:bookmarkEnd w:id="20"/>
-    <w:bookmarkStart w:id="21" w:name="Xde87835405e4957e6af80978c52d29d253068b2"/>
+    <w:bookmarkEnd w:id="17"/>
+    <w:bookmarkStart w:id="18" w:name="Xde87835405e4957e6af80978c52d29d253068b2"/>
     <w:p>
       <w:pPr>
         <w:pStyle w:val="Heading3"/>
@@ -1904,8 +1830,8 @@
         <w:t xml:space="preserve">. We adapt four of these defenses into a prompt-debugging setting where the generator's parameters are frozen and the optimized object is the prompt.</w:t>
       </w:r>
     </w:p>
-    <w:bookmarkEnd w:id="21"/>
-    <w:bookmarkStart w:id="22" w:name="bmode-collapse-in-llm-outputs"/>
+    <w:bookmarkEnd w:id="18"/>
+    <w:bookmarkStart w:id="19" w:name="bmode-collapse-in-llm-outputs"/>
     <w:p>
       <w:pPr>
         <w:pStyle w:val="Heading3"/>
@@ -1966,8 +1892,8 @@
         <w:t xml:space="preserve">is the closest existing GAN-style framework for LLM data: it pairs an attacker LLM and a defender LLM under a tool-augmented judge to generate targeted training examples. Our work differs from NanoFlux in two ways: we use multiple critics rather than a single judge, and our adversaries are structural transfers from specific GAN defenses rather than free-form attackers.</w:t>
       </w:r>
     </w:p>
-    <w:bookmarkEnd w:id="22"/>
-    <w:bookmarkStart w:id="23" w:name="X68e9557b060ae0dd639d483d298feb766007b6b"/>
+    <w:bookmarkEnd w:id="19"/>
+    <w:bookmarkStart w:id="20" w:name="X68e9557b060ae0dd639d483d298feb766007b6b"/>
     <w:p>
       <w:pPr>
         <w:pStyle w:val="Heading3"/>
@@ -2062,8 +1988,8 @@
         <w:t xml:space="preserve">is another defense thread that connects to our Coverage Hole Finder's density-ratio classifier.</w:t>
       </w:r>
     </w:p>
-    <w:bookmarkEnd w:id="23"/>
-    <w:bookmarkStart w:id="24" w:name="X9530a24de0c8077420815eff986b491df29f2a3"/>
+    <w:bookmarkEnd w:id="20"/>
+    <w:bookmarkStart w:id="21" w:name="X9530a24de0c8077420815eff986b491df29f2a3"/>
     <w:p>
       <w:pPr>
         <w:pStyle w:val="Heading3"/>
@@ -2107,8 +2033,8 @@
         <w:t xml:space="preserve">aggregates multiple density-ratio estimators with diverse hyperparameter settings to produce global and local quality scores, providing a direct technical antecedent for our Coverage Hole Finder.</w:t>
       </w:r>
     </w:p>
-    <w:bookmarkEnd w:id="24"/>
-    <w:bookmarkStart w:id="25" w:name="X681a7ad306724b4daa41b63d7d89643e419e7b6"/>
+    <w:bookmarkEnd w:id="21"/>
+    <w:bookmarkStart w:id="22" w:name="X681a7ad306724b4daa41b63d7d89643e419e7b6"/>
     <w:p>
       <w:pPr>
         <w:pStyle w:val="Heading3"/>
@@ -2152,8 +2078,8 @@
         <w:t xml:space="preserve">decomposes embedding-based diversity into prompt-driven and intrinsic-model components via a Schur-complement decomposition of CLIP-embedding kernels; this is the closest 2024 alternative to distinct-n and FID for text diversity. Our Mode-Seeking ratio occupies a similar niche but is conditioned on attribute-vector distance rather than prompt identity.</w:t>
       </w:r>
     </w:p>
-    <w:bookmarkEnd w:id="25"/>
-    <w:bookmarkStart w:id="26" w:name="density-ratio-estimation"/>
+    <w:bookmarkEnd w:id="22"/>
+    <w:bookmarkStart w:id="23" w:name="density-ratio-estimation"/>
     <w:p>
       <w:pPr>
         <w:pStyle w:val="Heading3"/>
@@ -2342,9 +2268,9 @@
         <w:t xml:space="preserve">to surface concrete real exemplars that the synthetic distribution fails to cover, which become few-shot anchors in the next generator prompt.</w:t>
       </w:r>
     </w:p>
-    <w:bookmarkEnd w:id="26"/>
-    <w:bookmarkEnd w:id="27"/>
-    <w:bookmarkStart w:id="28" w:name="sec-problem"/>
+    <w:bookmarkEnd w:id="23"/>
+    <w:bookmarkEnd w:id="24"/>
+    <w:bookmarkStart w:id="25" w:name="sec-problem"/>
     <w:p>
       <w:pPr>
         <w:pStyle w:val="Heading2"/>
@@ -3546,8 +3472,8 @@
         <w:t xml:space="preserve">Optimizing the prompt rather than the model weights yields four practical advantages: (i) zero parameter footprint, (ii) inspectable optimization trajectory (every prompt version is a reviewable text artifact), (iii) immediate applicability to closed-weights models, and (iv) cheap multi-seed re-runs (no GPU required).</w:t>
       </w:r>
     </w:p>
-    <w:bookmarkEnd w:id="28"/>
-    <w:bookmarkStart w:id="33" w:name="sec-method"/>
+    <w:bookmarkEnd w:id="25"/>
+    <w:bookmarkStart w:id="30" w:name="sec-method"/>
     <w:p>
       <w:pPr>
         <w:pStyle w:val="Heading2"/>
@@ -3642,7 +3568,7 @@
         <w:t>The AttrForge optimization loop. The attribute planner emits target attribute vectors  that condition the generator. The seven critic stack evaluates the resulting samples  along orthogonal axes (three baseline critics, four GAN-style adversaries highlighted in gray); each emits structured named complaints. The prompt updater rewrites the generator prompt  under a length budget, closing the loop. A downstream evaluator (right) trains a classifier on the final synthetic batch and tests it on held-out real data.</w:t>
       </w:r>
     </w:p>
-    <w:bookmarkStart w:id="29" w:name="attribute-planner"/>
+    <w:bookmarkStart w:id="26" w:name="attribute-planner"/>
     <w:p>
       <w:pPr>
         <w:pStyle w:val="Heading3"/>
@@ -3879,8 +3805,8 @@
         <w:t xml:space="preserve">The planner currently considers two-attribute pairs only; extension to higher-order combinations is straightforward but unimplemented.</w:t>
       </w:r>
     </w:p>
-    <w:bookmarkEnd w:id="29"/>
-    <w:bookmarkStart w:id="30" w:name="generator"/>
+    <w:bookmarkEnd w:id="26"/>
+    <w:bookmarkStart w:id="27" w:name="generator"/>
     <w:p>
       <w:pPr>
         <w:pStyle w:val="Heading3"/>
@@ -3927,8 +3853,8 @@
         <w:t xml:space="preserve">, a refreshed random sample of real examples for few-shot anchoring, the schema, and the target attributes; it returns a JSON object with the sample text and the realized attributes. Sample-by-sample (not batched) generation is chosen so that per-sample temperature variance contributes to surface diversity and so the verifier and the discriminator receive per-sample IDs to return verdicts against.</w:t>
       </w:r>
     </w:p>
-    <w:bookmarkEnd w:id="30"/>
-    <w:bookmarkStart w:id="31" w:name="three-baseline-critics"/>
+    <w:bookmarkEnd w:id="27"/>
+    <w:bookmarkStart w:id="28" w:name="three-baseline-critics"/>
     <w:p>
       <w:pPr>
         <w:pStyle w:val="Heading3"/>
@@ -4062,8 +3988,8 @@
         <w:t xml:space="preserve">, computed over TF-IDF features in our default configuration; sentence-transformer embeddings are an opt-in) plus an optional LLM judgment layer returning missing modes, overrepresented modes, and recommendations.</w:t>
       </w:r>
     </w:p>
-    <w:bookmarkEnd w:id="31"/>
-    <w:bookmarkStart w:id="32" w:name="prompt-updater"/>
+    <w:bookmarkEnd w:id="28"/>
+    <w:bookmarkStart w:id="29" w:name="prompt-updater"/>
     <w:p>
       <w:pPr>
         <w:pStyle w:val="Heading3"/>
@@ -5106,9 +5032,9 @@
         <w:t xml:space="preserve">The structured contract is what makes batch-level adversaries integrate cleanly into the same template as per-sample critics: every critic's output is a list of named items that the updater is asked to address one-by-one.</w:t>
       </w:r>
     </w:p>
-    <w:bookmarkEnd w:id="32"/>
-    <w:bookmarkEnd w:id="33"/>
-    <w:bookmarkStart w:id="38" w:name="sec-adversaries"/>
+    <w:bookmarkEnd w:id="29"/>
+    <w:bookmarkEnd w:id="30"/>
+    <w:bookmarkStart w:id="35" w:name="sec-adversaries"/>
     <w:p>
       <w:pPr>
         <w:pStyle w:val="Heading2"/>
@@ -5167,7 +5093,7 @@
         <w:t xml:space="preserve">(the generator emits roughly the same text regardless of the requested attribute vector, while metadata correctly reflects it). We address both via a 2 × 2 grid: Pack Discriminator and Mode-Seeking target plausible homogeneity and attribute-deafness respectively; Mode Hunter and Coverage Hole Finder add cross-iteration memory and exemplar grounding.</w:t>
       </w:r>
     </w:p>
-    <w:bookmarkStart w:id="34" w:name="sec-pack"/>
+    <w:bookmarkStart w:id="31" w:name="sec-pack"/>
     <w:p>
       <w:pPr>
         <w:pStyle w:val="Heading3"/>
@@ -5375,8 +5301,8 @@
         <w:t xml:space="preserve">it used (opener repetition, structural tics, phrase repetition); these are aggregated into a list that the updater renders as named complaints.</w:t>
       </w:r>
     </w:p>
-    <w:bookmarkEnd w:id="34"/>
-    <w:bookmarkStart w:id="35" w:name="sec-msgan"/>
+    <w:bookmarkEnd w:id="31"/>
+    <w:bookmarkStart w:id="32" w:name="sec-msgan"/>
     <w:p>
       <w:pPr>
         <w:pStyle w:val="Heading3"/>
@@ -5556,8 +5482,8 @@
         <w:t xml:space="preserve">indicate attribute-deaf generation. We additionally report a per-attribute sensitivity matrix.</w:t>
       </w:r>
     </w:p>
-    <w:bookmarkEnd w:id="35"/>
-    <w:bookmarkStart w:id="36" w:name="sec-hunter"/>
+    <w:bookmarkEnd w:id="32"/>
+    <w:bookmarkStart w:id="33" w:name="sec-hunter"/>
     <w:p>
       <w:pPr>
         <w:pStyle w:val="Heading3"/>
@@ -5738,8 +5664,8 @@
         <w:t xml:space="preserve">. Every previously identified failure pattern is rendered into the next generator prompt as a "do not use" instruction. A cap of 50 entries bounds prompt bloat.</w:t>
       </w:r>
     </w:p>
-    <w:bookmarkEnd w:id="36"/>
-    <w:bookmarkStart w:id="37" w:name="sec-cov-hole"/>
+    <w:bookmarkEnd w:id="33"/>
+    <w:bookmarkStart w:id="34" w:name="sec-cov-hole"/>
     <w:p>
       <w:pPr>
         <w:pStyle w:val="Heading3"/>
@@ -5950,9 +5876,9 @@
         <w:t xml:space="preserve">.</w:t>
       </w:r>
     </w:p>
-    <w:bookmarkEnd w:id="37"/>
-    <w:bookmarkEnd w:id="38"/>
-    <w:bookmarkStart w:id="43" w:name="sec-experiments"/>
+    <w:bookmarkEnd w:id="34"/>
+    <w:bookmarkEnd w:id="35"/>
+    <w:bookmarkStart w:id="40" w:name="sec-experiments"/>
     <w:p>
       <w:pPr>
         <w:pStyle w:val="Heading2"/>
@@ -5967,7 +5893,7 @@
         <w:t xml:space="preserve">Experimental setup</w:t>
       </w:r>
     </w:p>
-    <w:bookmarkStart w:id="39" w:name="task-and-dataset"/>
+    <w:bookmarkStart w:id="36" w:name="task-and-dataset"/>
     <w:p>
       <w:pPr>
         <w:pStyle w:val="Heading3"/>
@@ -6133,8 +6059,8 @@
         <w:t xml:space="preserve">are available to the generator as few-shot anchors and to the critics as the "real" half of every comparison.</w:t>
       </w:r>
     </w:p>
-    <w:bookmarkEnd w:id="39"/>
-    <w:bookmarkStart w:id="40" w:name="backends"/>
+    <w:bookmarkEnd w:id="36"/>
+    <w:bookmarkStart w:id="37" w:name="backends"/>
     <w:p>
       <w:pPr>
         <w:pStyle w:val="Heading3"/>
@@ -6288,8 +6214,8 @@
         <w:t xml:space="preserve">as both generator and every critic (3 seeds, 7 conditions, 3 iterations of 16 samples, total 21 condition-runs). The simulator backend remains in the repository as a deterministic harness validator and a CI-friendly offline mode; it is not used for headline numbers. A previous draft of this paper used simulator numbers; the present revision is the live-LLM run.</w:t>
       </w:r>
     </w:p>
-    <w:bookmarkEnd w:id="40"/>
-    <w:bookmarkStart w:id="41" w:name="conditions"/>
+    <w:bookmarkEnd w:id="37"/>
+    <w:bookmarkStart w:id="38" w:name="conditions"/>
     <w:p>
       <w:pPr>
         <w:pStyle w:val="Heading3"/>
@@ -8751,8 +8677,8 @@
         <w:t xml:space="preserve">python scripts/aggregate_multiseed.py --base main_run_002</w:t>
       </w:r>
     </w:p>
-    <w:bookmarkEnd w:id="41"/>
-    <w:bookmarkStart w:id="42" w:name="metrics"/>
+    <w:bookmarkEnd w:id="38"/>
+    <w:bookmarkStart w:id="39" w:name="metrics"/>
     <w:p>
       <w:pPr>
         <w:pStyle w:val="Heading3"/>
@@ -8811,9 +8737,9 @@
         <w:t xml:space="preserve">), pack accuracy, mode-seeking ratio, banned-phrasing library size, coverage classifier AUROC, and downstream RQ4 metrics (TF-IDF + logistic regression trained on synthetic, evaluated on the held-out real test split).</w:t>
       </w:r>
     </w:p>
-    <w:bookmarkEnd w:id="42"/>
-    <w:bookmarkEnd w:id="43"/>
-    <w:bookmarkStart w:id="49" w:name="sec-results"/>
+    <w:bookmarkEnd w:id="39"/>
+    <w:bookmarkEnd w:id="40"/>
+    <w:bookmarkStart w:id="46" w:name="sec-results"/>
     <w:p>
       <w:pPr>
         <w:pStyle w:val="Heading2"/>
@@ -8828,7 +8754,7 @@
         <w:t xml:space="preserve">Results</w:t>
       </w:r>
     </w:p>
-    <w:bookmarkStart w:id="44" w:name="Xd6ecf73e398069f412ff59b3fb4a53fba6e3980"/>
+    <w:bookmarkStart w:id="41" w:name="Xd6ecf73e398069f412ff59b3fb4a53fba6e3980"/>
     <w:p>
       <w:pPr>
         <w:pStyle w:val="Heading3"/>
@@ -10686,8 +10612,8 @@
         <w:t>Downstream classifier accuracy and macro F1 with TF-IDF + logistic regression, mean ± std across 3 random seeds. full_classic achieves the best F1 (0.58 ± 0.05); full_attrforge drops to 0.40 ± 0.06. The 0.18 gap on TF-IDF is the headline of the first half of our story.</w:t>
       </w:r>
     </w:p>
-    <w:bookmarkEnd w:id="44"/>
-    <w:bookmarkStart w:id="45" w:name="Xc473a98b2b9bff62d7358977afe4fab2bccf298"/>
+    <w:bookmarkEnd w:id="41"/>
+    <w:bookmarkStart w:id="42" w:name="Xc473a98b2b9bff62d7358977afe4fab2bccf298"/>
     <w:p>
       <w:pPr>
         <w:pStyle w:val="Heading3"/>
@@ -12068,8 +11994,8 @@
         <w:t xml:space="preserve">) and downstream metrics.</w:t>
       </w:r>
     </w:p>
-    <w:bookmarkEnd w:id="45"/>
-    <w:bookmarkStart w:id="46" w:name="realism-trajectory"/>
+    <w:bookmarkEnd w:id="42"/>
+    <w:bookmarkStart w:id="43" w:name="realism-trajectory"/>
     <w:p>
       <w:pPr>
         <w:pStyle w:val="Heading3"/>
@@ -12164,8 +12090,8 @@
         <w:t>Realism discriminator accuracy on the mixed batch. Chance level () is the target. Conditions without a realism discriminator default to chance because the metric is not computed. Among conditions where the discriminator runs, full_attrforge drives accuracy closest to chance.</w:t>
       </w:r>
     </w:p>
-    <w:bookmarkEnd w:id="46"/>
-    <w:bookmarkStart w:id="47" w:name="per-iteration-trajectory"/>
+    <w:bookmarkEnd w:id="43"/>
+    <w:bookmarkStart w:id="44" w:name="per-iteration-trajectory"/>
     <w:p>
       <w:pPr>
         <w:pStyle w:val="Heading3"/>
@@ -12357,8 +12283,8 @@
         <w:t xml:space="preserve">on downstream F1 in this setting; we claim it dominates on the realism axis (Section 7.2) and on every post-hoc adversary metric (Section 8).</w:t>
       </w:r>
     </w:p>
-    <w:bookmarkEnd w:id="47"/>
-    <w:bookmarkStart w:id="48" w:name="per-class-f1"/>
+    <w:bookmarkEnd w:id="44"/>
+    <w:bookmarkStart w:id="45" w:name="per-class-f1"/>
     <w:p>
       <w:pPr>
         <w:pStyle w:val="Heading3"/>
@@ -12453,9 +12379,9 @@
         <w:t>Per-class F1 on the held-out real test set (single representative seed). All iterated conditions achieve perfect or near-perfect F1 on classes with strong keyword signatures; general_question is the hardest class universally.</w:t>
       </w:r>
     </w:p>
-    <w:bookmarkEnd w:id="48"/>
-    <w:bookmarkEnd w:id="49"/>
-    <w:bookmarkStart w:id="50" w:name="sec-audit"/>
+    <w:bookmarkEnd w:id="45"/>
+    <w:bookmarkEnd w:id="46"/>
+    <w:bookmarkStart w:id="47" w:name="sec-audit"/>
     <w:p>
       <w:pPr>
         <w:pStyle w:val="Heading2"/>
@@ -14790,8 +14716,8 @@
         <w:t xml:space="preserve">improvement on the discriminator metric. The tradeoff is concrete and quantifiable; it is also small relative to the cross-seed standard deviation.</w:t>
       </w:r>
     </w:p>
-    <w:bookmarkEnd w:id="50"/>
-    <w:bookmarkStart w:id="57" w:name="sec-discussion"/>
+    <w:bookmarkEnd w:id="47"/>
+    <w:bookmarkStart w:id="54" w:name="sec-discussion"/>
     <w:p>
       <w:pPr>
         <w:pStyle w:val="Heading2"/>
@@ -14806,7 +14732,7 @@
         <w:t xml:space="preserve">Discussion</w:t>
       </w:r>
     </w:p>
-    <w:bookmarkStart w:id="51" w:name="what-the-validation-shows"/>
+    <w:bookmarkStart w:id="48" w:name="what-the-validation-shows"/>
     <w:p>
       <w:pPr>
         <w:pStyle w:val="Heading3"/>
@@ -14943,8 +14869,8 @@
         <w:t xml:space="preserve">landing exactly on the target. Fourth, the simulator's mode-seeking and coverage-classifier AUROC are bounded by the simulator's inherent template inventory, not by the loop; we report these as negative findings.</w:t>
       </w:r>
     </w:p>
-    <w:bookmarkEnd w:id="51"/>
-    <w:bookmarkStart w:id="52" w:name="what-the-validation-does-not-show"/>
+    <w:bookmarkEnd w:id="48"/>
+    <w:bookmarkStart w:id="49" w:name="what-the-validation-does-not-show"/>
     <w:p>
       <w:pPr>
         <w:pStyle w:val="Heading3"/>
@@ -14971,8 +14897,8 @@
         <w:t xml:space="preserve">We do not claim AttrForge dominates baselines on downstream macro F1: on this task (5 classes, 10 held-out examples, single seed split) all iterated conditions saturate at the same F1, which we attribute to the noise floor of a 10-item test set rather than to the loop. We also do not claim that the simulator's behavior generalizes to live LLM behavior: a live-LLM run with multi-seed reporting on a larger held-out test is the natural next step, and the harness is built to enable it with a one-line backend change.</w:t>
       </w:r>
     </w:p>
-    <w:bookmarkEnd w:id="52"/>
-    <w:bookmarkStart w:id="53" w:name="why-named-complaints-beat-scalar-rewards"/>
+    <w:bookmarkEnd w:id="49"/>
+    <w:bookmarkStart w:id="50" w:name="why-named-complaints-beat-scalar-rewards"/>
     <w:p>
       <w:pPr>
         <w:pStyle w:val="Heading3"/>
@@ -15026,8 +14952,8 @@
         <w:t xml:space="preserve">produces nothing actionable), and (ii) joint constraint satisfaction (the updater is forced to find a rewrite addressing multiple critics; a single scalar invites mode chasing toward the loudest one).</w:t>
       </w:r>
     </w:p>
-    <w:bookmarkEnd w:id="53"/>
-    <w:bookmarkStart w:id="54" w:name="Xd0e86175d0a06b9e9b999ce0770855e041ba1e2"/>
+    <w:bookmarkEnd w:id="50"/>
+    <w:bookmarkStart w:id="51" w:name="Xd0e86175d0a06b9e9b999ce0770855e041ba1e2"/>
     <w:p>
       <w:pPr>
         <w:pStyle w:val="Heading3"/>
@@ -15068,8 +14994,8 @@
         <w:t xml:space="preserve">times even if each individual emission scored perfectly on the standard discriminator. Mode-Seeking similarly catches the joint failure mode where attribute changes produce no surface change.</w:t>
       </w:r>
     </w:p>
-    <w:bookmarkEnd w:id="54"/>
-    <w:bookmarkStart w:id="55" w:name="memory-the-immune-system-analogy"/>
+    <w:bookmarkEnd w:id="51"/>
+    <w:bookmarkStart w:id="52" w:name="memory-the-immune-system-analogy"/>
     <w:p>
       <w:pPr>
         <w:pStyle w:val="Heading3"/>
@@ -15125,8 +15051,8 @@
         <w:t xml:space="preserve">failure state instead.</w:t>
       </w:r>
     </w:p>
-    <w:bookmarkEnd w:id="55"/>
-    <w:bookmarkStart w:id="56" w:name="X693ebf1c1ca8c4365665c93d1ec4747731832e8"/>
+    <w:bookmarkEnd w:id="52"/>
+    <w:bookmarkStart w:id="53" w:name="X693ebf1c1ca8c4365665c93d1ec4747731832e8"/>
     <w:p>
       <w:pPr>
         <w:pStyle w:val="Heading3"/>
@@ -15207,9 +15133,9 @@
         <w:t xml:space="preserve">is the closest existing GAN-style framework for LLM data, pairing one attacker LLM and one defender LLM under a tool-augmented judge. Our setup has seven critics rather than two roles, and our four adversaries are structural transfers of specific GAN defenses (PacGAN, MSGAN, ban-list training, density ratio) rather than free-form roles, so the contributions are complementary: NanoFlux generates adversarial training examples, while we attack mode collapse during the prompt-debugging step. Concurrent preprint work characterizes a related failure mode of multi-objective text-gradient methods (specificity loss with multiple critics); we discuss the empirical anchor for our named-complaint design once the preprint is stable.</w:t>
       </w:r>
     </w:p>
-    <w:bookmarkEnd w:id="56"/>
-    <w:bookmarkEnd w:id="57"/>
-    <w:bookmarkStart w:id="58" w:name="sec-limitations"/>
+    <w:bookmarkEnd w:id="53"/>
+    <w:bookmarkEnd w:id="54"/>
+    <w:bookmarkStart w:id="55" w:name="sec-limitations"/>
     <w:p>
       <w:pPr>
         <w:pStyle w:val="Heading2"/>
@@ -15605,8 +15531,8 @@
         <w:t xml:space="preserve">The 280-word budget is rendered as an instruction in the user message but not enforced programmatically by the simulator updater; it falls back to a soft 8-clause cap with deduplication. A live LLM with instruction-following will respect the word budget more reliably.</w:t>
       </w:r>
     </w:p>
-    <w:bookmarkEnd w:id="58"/>
-    <w:bookmarkStart w:id="59" w:name="sec-conclusion"/>
+    <w:bookmarkEnd w:id="55"/>
+    <w:bookmarkStart w:id="57" w:name="sec-conclusion"/>
     <w:p>
       <w:pPr>
         <w:pStyle w:val="Heading2"/>
@@ -15644,7 +15570,7 @@
       <w:r>
         <w:t xml:space="preserve">The architecture is open-source under MIT (</w:t>
       </w:r>
-      <w:hyperlink r:id="rId10">
+      <w:hyperlink r:id="rId56">
         <w:r>
           <w:rPr>
             <w:rStyle w:val="Hyperlink"/>
@@ -15656,8 +15582,8 @@
         <w:t xml:space="preserve">). Reproducing every result is one Bash invocation plus a backend flag.</w:t>
       </w:r>
     </w:p>
-    <w:bookmarkEnd w:id="59"/>
-    <w:bookmarkStart w:id="132" w:name="sec-references"/>
+    <w:bookmarkEnd w:id="57"/>
+    <w:bookmarkStart w:id="130" w:name="sec-references"/>
     <w:p>
       <w:pPr>
         <w:pStyle w:val="Heading2"/>
@@ -15684,7 +15610,7 @@
         <w:keepLines w:val="0"/>
         <w:widowControl w:val="1"/>
       </w:pPr>
-      <w:bookmarkStart w:id="61" w:name="ref-pacgan"/>
+      <w:bookmarkStart w:id="59" w:name="ref-pacgan"/>
       <w:r>
         <w:t xml:space="preserve">Lin, Z., Khetan, A., Fanti, G., &amp; Oh, S.</w:t>
       </w:r>
@@ -15707,7 +15633,7 @@
       <w:r>
         <w:t xml:space="preserve"> </w:t>
       </w:r>
-      <w:hyperlink r:id="rId60">
+      <w:hyperlink r:id="rId58">
         <w:r>
           <w:rPr>
             <w:rStyle w:val="Hyperlink"/>
@@ -15715,7 +15641,7 @@
           <w:t xml:space="preserve">[NeurIPS]</w:t>
         </w:r>
       </w:hyperlink>
-      <w:bookmarkEnd w:id="61"/>
+      <w:bookmarkEnd w:id="59"/>
     </w:p>
     <w:p>
       <w:pPr>
@@ -15729,7 +15655,7 @@
         <w:keepLines w:val="0"/>
         <w:widowControl w:val="1"/>
       </w:pPr>
-      <w:bookmarkStart w:id="63" w:name="ref-salimans"/>
+      <w:bookmarkStart w:id="61" w:name="ref-salimans"/>
       <w:r>
         <w:t xml:space="preserve">Salimans, T., Goodfellow, I., Zaremba, W., Cheung, V., Radford, A., &amp; Chen, X.</w:t>
       </w:r>
@@ -15752,7 +15678,7 @@
       <w:r>
         <w:t xml:space="preserve"> </w:t>
       </w:r>
-      <w:hyperlink r:id="rId62">
+      <w:hyperlink r:id="rId60">
         <w:r>
           <w:rPr>
             <w:rStyle w:val="Hyperlink"/>
@@ -15760,7 +15686,7 @@
           <w:t xml:space="preserve">[arXiv:1606.03498]</w:t>
         </w:r>
       </w:hyperlink>
-      <w:bookmarkEnd w:id="63"/>
+      <w:bookmarkEnd w:id="61"/>
     </w:p>
     <w:p>
       <w:pPr>
@@ -15774,7 +15700,7 @@
         <w:keepLines w:val="0"/>
         <w:widowControl w:val="1"/>
       </w:pPr>
-      <w:bookmarkStart w:id="65" w:name="ref-msgan"/>
+      <w:bookmarkStart w:id="63" w:name="ref-msgan"/>
       <w:r>
         <w:t xml:space="preserve">Mao, Q., Lee, H.-Y., Tseng, H.-Y., Ma, S., &amp; Yang, M.-H.</w:t>
       </w:r>
@@ -15797,7 +15723,7 @@
       <w:r>
         <w:t xml:space="preserve"> </w:t>
       </w:r>
-      <w:hyperlink r:id="rId64">
+      <w:hyperlink r:id="rId62">
         <w:r>
           <w:rPr>
             <w:rStyle w:val="Hyperlink"/>
@@ -15805,7 +15731,7 @@
           <w:t xml:space="preserve">[CVF]</w:t>
         </w:r>
       </w:hyperlink>
-      <w:bookmarkEnd w:id="65"/>
+      <w:bookmarkEnd w:id="63"/>
     </w:p>
     <w:p>
       <w:pPr>
@@ -15819,7 +15745,7 @@
         <w:keepLines w:val="0"/>
         <w:widowControl w:val="1"/>
       </w:pPr>
-      <w:bookmarkStart w:id="67" w:name="ref-honovich"/>
+      <w:bookmarkStart w:id="65" w:name="ref-honovich"/>
       <w:r>
         <w:t xml:space="preserve">Honovich, O., Scialom, T., Levy, O., &amp; Schick, T.</w:t>
       </w:r>
@@ -15832,6 +15758,51 @@
           <w:iCs/>
         </w:rPr>
         <w:t xml:space="preserve">Unnatural instructions: Tuning language models with (almost) no human labor.</w:t>
+      </w:r>
+      <w:r>
+        <w:t xml:space="preserve"> </w:t>
+      </w:r>
+      <w:r>
+        <w:t xml:space="preserve">ACL, 2023.</w:t>
+      </w:r>
+      <w:r>
+        <w:t xml:space="preserve"> </w:t>
+      </w:r>
+      <w:hyperlink r:id="rId64">
+        <w:r>
+          <w:rPr>
+            <w:rStyle w:val="Hyperlink"/>
+          </w:rPr>
+          <w:t xml:space="preserve">[ACL Anthology]</w:t>
+        </w:r>
+      </w:hyperlink>
+      <w:bookmarkEnd w:id="65"/>
+    </w:p>
+    <w:p>
+      <w:pPr>
+        <w:pStyle w:val="Compact"/>
+        <w:numPr>
+          <w:ilvl w:val="0"/>
+          <w:numId w:val="1006"/>
+        </w:numPr>
+        <w:jc w:val="both"/>
+        <w:keepNext w:val="0"/>
+        <w:keepLines w:val="0"/>
+        <w:widowControl w:val="1"/>
+      </w:pPr>
+      <w:bookmarkStart w:id="67" w:name="ref-self-instruct"/>
+      <w:r>
+        <w:t xml:space="preserve">Wang, Y., Kordi, Y., Mishra, S., Liu, A., Smith, N. A., Khashabi, D., &amp; Hajishirzi, H.</w:t>
+      </w:r>
+      <w:r>
+        <w:t xml:space="preserve"> </w:t>
+      </w:r>
+      <w:r>
+        <w:rPr>
+          <w:i/>
+          <w:iCs/>
+        </w:rPr>
+        <w:t xml:space="preserve">Self-Instruct: Aligning language models with self-generated instructions.</w:t>
       </w:r>
       <w:r>
         <w:t xml:space="preserve"> </w:t>
@@ -15864,9 +15835,9 @@
         <w:keepLines w:val="0"/>
         <w:widowControl w:val="1"/>
       </w:pPr>
-      <w:bookmarkStart w:id="69" w:name="ref-self-instruct"/>
-      <w:r>
-        <w:t xml:space="preserve">Wang, Y., Kordi, Y., Mishra, S., Liu, A., Smith, N. A., Khashabi, D., &amp; Hajishirzi, H.</w:t>
+      <w:bookmarkStart w:id="69" w:name="ref-judge"/>
+      <w:r>
+        <w:t xml:space="preserve">Zheng, L., Chiang, W.-L., Sheng, Y., Zhuang, S., Wu, Z., Zhuang, Y., et al.</w:t>
       </w:r>
       <w:r>
         <w:t xml:space="preserve"> </w:t>
@@ -15876,13 +15847,13 @@
           <w:i/>
           <w:iCs/>
         </w:rPr>
-        <w:t xml:space="preserve">Self-Instruct: Aligning language models with self-generated instructions.</w:t>
-      </w:r>
-      <w:r>
-        <w:t xml:space="preserve"> </w:t>
-      </w:r>
-      <w:r>
-        <w:t xml:space="preserve">ACL, 2023.</w:t>
+        <w:t xml:space="preserve">Judging LLM-as-a-Judge with MT-Bench and Chatbot Arena.</w:t>
+      </w:r>
+      <w:r>
+        <w:t xml:space="preserve"> </w:t>
+      </w:r>
+      <w:r>
+        <w:t xml:space="preserve">NeurIPS, 2023.</w:t>
       </w:r>
       <w:r>
         <w:t xml:space="preserve"> </w:t>
@@ -15892,7 +15863,7 @@
           <w:rPr>
             <w:rStyle w:val="Hyperlink"/>
           </w:rPr>
-          <w:t xml:space="preserve">[ACL Anthology]</w:t>
+          <w:t xml:space="preserve">[OpenReview]</w:t>
         </w:r>
       </w:hyperlink>
       <w:bookmarkEnd w:id="69"/>
@@ -15909,9 +15880,9 @@
         <w:keepLines w:val="0"/>
         <w:widowControl w:val="1"/>
       </w:pPr>
-      <w:bookmarkStart w:id="71" w:name="ref-judge"/>
-      <w:r>
-        <w:t xml:space="preserve">Zheng, L., Chiang, W.-L., Sheng, Y., Zhuang, S., Wu, Z., Zhuang, Y., et al.</w:t>
+      <w:bookmarkStart w:id="71" w:name="ref-unrolled"/>
+      <w:r>
+        <w:t xml:space="preserve">Metz, L., Poole, B., Pfau, D., &amp; Sohl-Dickstein, J.</w:t>
       </w:r>
       <w:r>
         <w:t xml:space="preserve"> </w:t>
@@ -15921,13 +15892,13 @@
           <w:i/>
           <w:iCs/>
         </w:rPr>
-        <w:t xml:space="preserve">Judging LLM-as-a-Judge with MT-Bench and Chatbot Arena.</w:t>
-      </w:r>
-      <w:r>
-        <w:t xml:space="preserve"> </w:t>
-      </w:r>
-      <w:r>
-        <w:t xml:space="preserve">NeurIPS, 2023.</w:t>
+        <w:t xml:space="preserve">Unrolled generative adversarial networks.</w:t>
+      </w:r>
+      <w:r>
+        <w:t xml:space="preserve"> </w:t>
+      </w:r>
+      <w:r>
+        <w:t xml:space="preserve">ICLR, 2017.</w:t>
       </w:r>
       <w:r>
         <w:t xml:space="preserve"> </w:t>
@@ -15937,7 +15908,7 @@
           <w:rPr>
             <w:rStyle w:val="Hyperlink"/>
           </w:rPr>
-          <w:t xml:space="preserve">[OpenReview]</w:t>
+          <w:t xml:space="preserve">[arXiv:1611.02163]</w:t>
         </w:r>
       </w:hyperlink>
       <w:bookmarkEnd w:id="71"/>
@@ -15954,9 +15925,9 @@
         <w:keepLines w:val="0"/>
         <w:widowControl w:val="1"/>
       </w:pPr>
-      <w:bookmarkStart w:id="73" w:name="ref-unrolled"/>
-      <w:r>
-        <w:t xml:space="preserve">Metz, L., Poole, B., Pfau, D., &amp; Sohl-Dickstein, J.</w:t>
+      <w:bookmarkStart w:id="73" w:name="ref-wgan"/>
+      <w:r>
+        <w:t xml:space="preserve">Arjovsky, M., Chintala, S., &amp; Bottou, L.</w:t>
       </w:r>
       <w:r>
         <w:t xml:space="preserve"> </w:t>
@@ -15966,13 +15937,13 @@
           <w:i/>
           <w:iCs/>
         </w:rPr>
-        <w:t xml:space="preserve">Unrolled generative adversarial networks.</w:t>
-      </w:r>
-      <w:r>
-        <w:t xml:space="preserve"> </w:t>
-      </w:r>
-      <w:r>
-        <w:t xml:space="preserve">ICLR, 2017.</w:t>
+        <w:t xml:space="preserve">Wasserstein generative adversarial networks.</w:t>
+      </w:r>
+      <w:r>
+        <w:t xml:space="preserve"> </w:t>
+      </w:r>
+      <w:r>
+        <w:t xml:space="preserve">ICML, 2017.</w:t>
       </w:r>
       <w:r>
         <w:t xml:space="preserve"> </w:t>
@@ -15982,7 +15953,7 @@
           <w:rPr>
             <w:rStyle w:val="Hyperlink"/>
           </w:rPr>
-          <w:t xml:space="preserve">[arXiv:1611.02163]</w:t>
+          <w:t xml:space="preserve">[PMLR]</w:t>
         </w:r>
       </w:hyperlink>
       <w:bookmarkEnd w:id="73"/>
@@ -15999,9 +15970,9 @@
         <w:keepLines w:val="0"/>
         <w:widowControl w:val="1"/>
       </w:pPr>
-      <w:bookmarkStart w:id="75" w:name="ref-wgan"/>
-      <w:r>
-        <w:t xml:space="preserve">Arjovsky, M., Chintala, S., &amp; Bottou, L.</w:t>
+      <w:bookmarkStart w:id="75" w:name="ref-densityratio"/>
+      <w:r>
+        <w:t xml:space="preserve">Sugiyama, M., Suzuki, T., &amp; Kanamori, T.</w:t>
       </w:r>
       <w:r>
         <w:t xml:space="preserve"> </w:t>
@@ -16011,13 +15982,13 @@
           <w:i/>
           <w:iCs/>
         </w:rPr>
-        <w:t xml:space="preserve">Wasserstein generative adversarial networks.</w:t>
-      </w:r>
-      <w:r>
-        <w:t xml:space="preserve"> </w:t>
-      </w:r>
-      <w:r>
-        <w:t xml:space="preserve">ICML, 2017.</w:t>
+        <w:t xml:space="preserve">Density Ratio Estimation in Machine Learning.</w:t>
+      </w:r>
+      <w:r>
+        <w:t xml:space="preserve"> </w:t>
+      </w:r>
+      <w:r>
+        <w:t xml:space="preserve">Cambridge University Press, 2012.</w:t>
       </w:r>
       <w:r>
         <w:t xml:space="preserve"> </w:t>
@@ -16027,7 +15998,7 @@
           <w:rPr>
             <w:rStyle w:val="Hyperlink"/>
           </w:rPr>
-          <w:t xml:space="preserve">[PMLR]</w:t>
+          <w:t xml:space="preserve">[CUP]</w:t>
         </w:r>
       </w:hyperlink>
       <w:bookmarkEnd w:id="75"/>
@@ -16044,9 +16015,9 @@
         <w:keepLines w:val="0"/>
         <w:widowControl w:val="1"/>
       </w:pPr>
-      <w:bookmarkStart w:id="77" w:name="ref-densityratio"/>
-      <w:r>
-        <w:t xml:space="preserve">Sugiyama, M., Suzuki, T., &amp; Kanamori, T.</w:t>
+      <w:bookmarkStart w:id="77" w:name="ref-inpars"/>
+      <w:r>
+        <w:t xml:space="preserve">Bonifacio, L., Abonizio, H., Fadaee, M., &amp; Nogueira, R.</w:t>
       </w:r>
       <w:r>
         <w:t xml:space="preserve"> </w:t>
@@ -16056,13 +16027,13 @@
           <w:i/>
           <w:iCs/>
         </w:rPr>
-        <w:t xml:space="preserve">Density Ratio Estimation in Machine Learning.</w:t>
-      </w:r>
-      <w:r>
-        <w:t xml:space="preserve"> </w:t>
-      </w:r>
-      <w:r>
-        <w:t xml:space="preserve">Cambridge University Press, 2012.</w:t>
+        <w:t xml:space="preserve">InPars: Unsupervised dataset generation for information retrieval.</w:t>
+      </w:r>
+      <w:r>
+        <w:t xml:space="preserve"> </w:t>
+      </w:r>
+      <w:r>
+        <w:t xml:space="preserve">SIGIR, 2022.</w:t>
       </w:r>
       <w:r>
         <w:t xml:space="preserve"> </w:t>
@@ -16072,7 +16043,7 @@
           <w:rPr>
             <w:rStyle w:val="Hyperlink"/>
           </w:rPr>
-          <w:t xml:space="preserve">[CUP]</w:t>
+          <w:t xml:space="preserve">[ACM]</w:t>
         </w:r>
       </w:hyperlink>
       <w:bookmarkEnd w:id="77"/>
@@ -16089,9 +16060,9 @@
         <w:keepLines w:val="0"/>
         <w:widowControl w:val="1"/>
       </w:pPr>
-      <w:bookmarkStart w:id="79" w:name="ref-inpars"/>
-      <w:r>
-        <w:t xml:space="preserve">Bonifacio, L., Abonizio, H., Fadaee, M., &amp; Nogueira, R.</w:t>
+      <w:bookmarkStart w:id="79" w:name="ref-supergen"/>
+      <w:r>
+        <w:t xml:space="preserve">Meng, Y., Huang, J., Zhang, Y., &amp; Han, J.</w:t>
       </w:r>
       <w:r>
         <w:t xml:space="preserve"> </w:t>
@@ -16101,13 +16072,13 @@
           <w:i/>
           <w:iCs/>
         </w:rPr>
-        <w:t xml:space="preserve">InPars: Unsupervised dataset generation for information retrieval.</w:t>
-      </w:r>
-      <w:r>
-        <w:t xml:space="preserve"> </w:t>
-      </w:r>
-      <w:r>
-        <w:t xml:space="preserve">SIGIR, 2022.</w:t>
+        <w:t xml:space="preserve">Generating training data with language models: Towards zero-shot language understanding.</w:t>
+      </w:r>
+      <w:r>
+        <w:t xml:space="preserve"> </w:t>
+      </w:r>
+      <w:r>
+        <w:t xml:space="preserve">NeurIPS, 2022.</w:t>
       </w:r>
       <w:r>
         <w:t xml:space="preserve"> </w:t>
@@ -16117,7 +16088,7 @@
           <w:rPr>
             <w:rStyle w:val="Hyperlink"/>
           </w:rPr>
-          <w:t xml:space="preserve">[ACM]</w:t>
+          <w:t xml:space="preserve">[NeurIPS]</w:t>
         </w:r>
       </w:hyperlink>
       <w:bookmarkEnd w:id="79"/>
@@ -16134,9 +16105,9 @@
         <w:keepLines w:val="0"/>
         <w:widowControl w:val="1"/>
       </w:pPr>
-      <w:bookmarkStart w:id="81" w:name="ref-supergen"/>
-      <w:r>
-        <w:t xml:space="preserve">Meng, Y., Huang, J., Zhang, Y., &amp; Han, J.</w:t>
+      <w:bookmarkStart w:id="81" w:name="ref-progen"/>
+      <w:r>
+        <w:t xml:space="preserve">Ye, J., Gao, J., Wu, Z., Feng, J., Yu, T., &amp; Kong, L.</w:t>
       </w:r>
       <w:r>
         <w:t xml:space="preserve"> </w:t>
@@ -16146,13 +16117,13 @@
           <w:i/>
           <w:iCs/>
         </w:rPr>
-        <w:t xml:space="preserve">Generating training data with language models: Towards zero-shot language understanding.</w:t>
-      </w:r>
-      <w:r>
-        <w:t xml:space="preserve"> </w:t>
-      </w:r>
-      <w:r>
-        <w:t xml:space="preserve">NeurIPS, 2022.</w:t>
+        <w:t xml:space="preserve">ProGen: Progressive zero-shot dataset generation via in-context feedback.</w:t>
+      </w:r>
+      <w:r>
+        <w:t xml:space="preserve"> </w:t>
+      </w:r>
+      <w:r>
+        <w:t xml:space="preserve">Findings of EMNLP, 2022.</w:t>
       </w:r>
       <w:r>
         <w:t xml:space="preserve"> </w:t>
@@ -16162,7 +16133,7 @@
           <w:rPr>
             <w:rStyle w:val="Hyperlink"/>
           </w:rPr>
-          <w:t xml:space="preserve">[NeurIPS]</w:t>
+          <w:t xml:space="preserve">[ACL Anthology]</w:t>
         </w:r>
       </w:hyperlink>
       <w:bookmarkEnd w:id="81"/>
@@ -16179,9 +16150,9 @@
         <w:keepLines w:val="0"/>
         <w:widowControl w:val="1"/>
       </w:pPr>
-      <w:bookmarkStart w:id="83" w:name="ref-progen"/>
-      <w:r>
-        <w:t xml:space="preserve">Ye, J., Gao, J., Wu, Z., Feng, J., Yu, T., &amp; Kong, L.</w:t>
+      <w:bookmarkStart w:id="83" w:name="ref-westsymbolic"/>
+      <w:r>
+        <w:t xml:space="preserve">West, P., Bhagavatula, C., Hessel, J., Hwang, J. D., Jiang, L., Le Bras, R., et al.</w:t>
       </w:r>
       <w:r>
         <w:t xml:space="preserve"> </w:t>
@@ -16191,13 +16162,13 @@
           <w:i/>
           <w:iCs/>
         </w:rPr>
-        <w:t xml:space="preserve">ProGen: Progressive zero-shot dataset generation via in-context feedback.</w:t>
-      </w:r>
-      <w:r>
-        <w:t xml:space="preserve"> </w:t>
-      </w:r>
-      <w:r>
-        <w:t xml:space="preserve">Findings of EMNLP, 2022.</w:t>
+        <w:t xml:space="preserve">Symbolic knowledge distillation: From general language models to commonsense models.</w:t>
+      </w:r>
+      <w:r>
+        <w:t xml:space="preserve"> </w:t>
+      </w:r>
+      <w:r>
+        <w:t xml:space="preserve">NAACL, 2022.</w:t>
       </w:r>
       <w:r>
         <w:t xml:space="preserve"> </w:t>
@@ -16224,9 +16195,9 @@
         <w:keepLines w:val="0"/>
         <w:widowControl w:val="1"/>
       </w:pPr>
-      <w:bookmarkStart w:id="85" w:name="ref-westsymbolic"/>
-      <w:r>
-        <w:t xml:space="preserve">West, P., Bhagavatula, C., Hessel, J., Hwang, J. D., Jiang, L., Le Bras, R., et al.</w:t>
+      <w:bookmarkStart w:id="85" w:name="ref-ape"/>
+      <w:r>
+        <w:t xml:space="preserve">Zhou, Y., Muresanu, A. I., Han, Z., Paster, K., Pitis, S., Chan, H., &amp; Ba, J.</w:t>
       </w:r>
       <w:r>
         <w:t xml:space="preserve"> </w:t>
@@ -16236,13 +16207,13 @@
           <w:i/>
           <w:iCs/>
         </w:rPr>
-        <w:t xml:space="preserve">Symbolic knowledge distillation: From general language models to commonsense models.</w:t>
-      </w:r>
-      <w:r>
-        <w:t xml:space="preserve"> </w:t>
-      </w:r>
-      <w:r>
-        <w:t xml:space="preserve">NAACL, 2022.</w:t>
+        <w:t xml:space="preserve">Large language models are human-level prompt engineers.</w:t>
+      </w:r>
+      <w:r>
+        <w:t xml:space="preserve"> </w:t>
+      </w:r>
+      <w:r>
+        <w:t xml:space="preserve">ICLR, 2023.</w:t>
       </w:r>
       <w:r>
         <w:t xml:space="preserve"> </w:t>
@@ -16252,7 +16223,7 @@
           <w:rPr>
             <w:rStyle w:val="Hyperlink"/>
           </w:rPr>
-          <w:t xml:space="preserve">[ACL Anthology]</w:t>
+          <w:t xml:space="preserve">[arXiv:2211.01910]</w:t>
         </w:r>
       </w:hyperlink>
       <w:bookmarkEnd w:id="85"/>
@@ -16269,9 +16240,9 @@
         <w:keepLines w:val="0"/>
         <w:widowControl w:val="1"/>
       </w:pPr>
-      <w:bookmarkStart w:id="87" w:name="ref-ape"/>
-      <w:r>
-        <w:t xml:space="preserve">Zhou, Y., Muresanu, A. I., Han, Z., Paster, K., Pitis, S., Chan, H., &amp; Ba, J.</w:t>
+      <w:bookmarkStart w:id="87" w:name="ref-opro"/>
+      <w:r>
+        <w:t xml:space="preserve">Yang, C., Wang, X., Lu, Y., Liu, H., Le, Q. V., Zhou, D., &amp; Chen, X.</w:t>
       </w:r>
       <w:r>
         <w:t xml:space="preserve"> </w:t>
@@ -16281,13 +16252,13 @@
           <w:i/>
           <w:iCs/>
         </w:rPr>
-        <w:t xml:space="preserve">Large language models are human-level prompt engineers.</w:t>
-      </w:r>
-      <w:r>
-        <w:t xml:space="preserve"> </w:t>
-      </w:r>
-      <w:r>
-        <w:t xml:space="preserve">ICLR, 2023.</w:t>
+        <w:t xml:space="preserve">Large language models as optimizers.</w:t>
+      </w:r>
+      <w:r>
+        <w:t xml:space="preserve"> </w:t>
+      </w:r>
+      <w:r>
+        <w:t xml:space="preserve">ICLR, 2024.</w:t>
       </w:r>
       <w:r>
         <w:t xml:space="preserve"> </w:t>
@@ -16297,7 +16268,7 @@
           <w:rPr>
             <w:rStyle w:val="Hyperlink"/>
           </w:rPr>
-          <w:t xml:space="preserve">[arXiv:2211.01910]</w:t>
+          <w:t xml:space="preserve">[OpenReview]</w:t>
         </w:r>
       </w:hyperlink>
       <w:bookmarkEnd w:id="87"/>
@@ -16314,9 +16285,9 @@
         <w:keepLines w:val="0"/>
         <w:widowControl w:val="1"/>
       </w:pPr>
-      <w:bookmarkStart w:id="89" w:name="ref-opro"/>
-      <w:r>
-        <w:t xml:space="preserve">Yang, C., Wang, X., Lu, Y., Liu, H., Le, Q. V., Zhou, D., &amp; Chen, X.</w:t>
+      <w:bookmarkStart w:id="89" w:name="ref-evoprompt"/>
+      <w:r>
+        <w:t xml:space="preserve">Guo, Q., Wang, R., Guo, J., Li, B., Song, K., Tan, X., et al.</w:t>
       </w:r>
       <w:r>
         <w:t xml:space="preserve"> </w:t>
@@ -16326,7 +16297,7 @@
           <w:i/>
           <w:iCs/>
         </w:rPr>
-        <w:t xml:space="preserve">Large language models as optimizers.</w:t>
+        <w:t xml:space="preserve">Connecting large language models with evolutionary algorithms yields powerful prompt optimizers.</w:t>
       </w:r>
       <w:r>
         <w:t xml:space="preserve"> </w:t>
@@ -16359,9 +16330,9 @@
         <w:keepLines w:val="0"/>
         <w:widowControl w:val="1"/>
       </w:pPr>
-      <w:bookmarkStart w:id="91" w:name="ref-evoprompt"/>
-      <w:r>
-        <w:t xml:space="preserve">Guo, Q., Wang, R., Guo, J., Li, B., Song, K., Tan, X., et al.</w:t>
+      <w:bookmarkStart w:id="91" w:name="ref-promptbreeder"/>
+      <w:r>
+        <w:t xml:space="preserve">Fernando, C., Banarse, D., Michalewski, H., Osindero, S., &amp; Rocktäschel, T.</w:t>
       </w:r>
       <w:r>
         <w:t xml:space="preserve"> </w:t>
@@ -16371,13 +16342,13 @@
           <w:i/>
           <w:iCs/>
         </w:rPr>
-        <w:t xml:space="preserve">Connecting large language models with evolutionary algorithms yields powerful prompt optimizers.</w:t>
-      </w:r>
-      <w:r>
-        <w:t xml:space="preserve"> </w:t>
-      </w:r>
-      <w:r>
-        <w:t xml:space="preserve">ICLR, 2024.</w:t>
+        <w:t xml:space="preserve">Promptbreeder: Self-referential self-improvement via prompt evolution.</w:t>
+      </w:r>
+      <w:r>
+        <w:t xml:space="preserve"> </w:t>
+      </w:r>
+      <w:r>
+        <w:t xml:space="preserve">arXiv:2309.16797, 2023.</w:t>
       </w:r>
       <w:r>
         <w:t xml:space="preserve"> </w:t>
@@ -16387,7 +16358,7 @@
           <w:rPr>
             <w:rStyle w:val="Hyperlink"/>
           </w:rPr>
-          <w:t xml:space="preserve">[OpenReview]</w:t>
+          <w:t xml:space="preserve">[arXiv]</w:t>
         </w:r>
       </w:hyperlink>
       <w:bookmarkEnd w:id="91"/>
@@ -16404,9 +16375,9 @@
         <w:keepLines w:val="0"/>
         <w:widowControl w:val="1"/>
       </w:pPr>
-      <w:bookmarkStart w:id="93" w:name="ref-promptbreeder"/>
-      <w:r>
-        <w:t xml:space="preserve">Fernando, C., Banarse, D., Michalewski, H., Osindero, S., &amp; Rocktäschel, T.</w:t>
+      <w:bookmarkStart w:id="93" w:name="ref-dspy"/>
+      <w:r>
+        <w:t xml:space="preserve">Khattab, O., Singhvi, A., Maheshwari, P., Zhang, Z., Santhanam, K., Vardhamanan, S., et al.</w:t>
       </w:r>
       <w:r>
         <w:t xml:space="preserve"> </w:t>
@@ -16416,13 +16387,13 @@
           <w:i/>
           <w:iCs/>
         </w:rPr>
-        <w:t xml:space="preserve">Promptbreeder: Self-referential self-improvement via prompt evolution.</w:t>
-      </w:r>
-      <w:r>
-        <w:t xml:space="preserve"> </w:t>
-      </w:r>
-      <w:r>
-        <w:t xml:space="preserve">arXiv:2309.16797, 2023.</w:t>
+        <w:t xml:space="preserve">DSPy: Compiling declarative language model calls into self-improving pipelines.</w:t>
+      </w:r>
+      <w:r>
+        <w:t xml:space="preserve"> </w:t>
+      </w:r>
+      <w:r>
+        <w:t xml:space="preserve">ICLR, 2024.</w:t>
       </w:r>
       <w:r>
         <w:t xml:space="preserve"> </w:t>
@@ -16432,7 +16403,7 @@
           <w:rPr>
             <w:rStyle w:val="Hyperlink"/>
           </w:rPr>
-          <w:t xml:space="preserve">[arXiv]</w:t>
+          <w:t xml:space="preserve">[OpenReview]</w:t>
         </w:r>
       </w:hyperlink>
       <w:bookmarkEnd w:id="93"/>
@@ -16449,9 +16420,9 @@
         <w:keepLines w:val="0"/>
         <w:widowControl w:val="1"/>
       </w:pPr>
-      <w:bookmarkStart w:id="95" w:name="ref-dspy"/>
-      <w:r>
-        <w:t xml:space="preserve">Khattab, O., Singhvi, A., Maheshwari, P., Zhang, Z., Santhanam, K., Vardhamanan, S., et al.</w:t>
+      <w:bookmarkStart w:id="95" w:name="ref-textgrad"/>
+      <w:r>
+        <w:t xml:space="preserve">Yuksekgonul, M., Bianchi, F., Boen, J., Liu, S., Lu, P., Huang, Z., Guestrin, C., &amp; Zou, J.</w:t>
       </w:r>
       <w:r>
         <w:t xml:space="preserve"> </w:t>
@@ -16461,13 +16432,13 @@
           <w:i/>
           <w:iCs/>
         </w:rPr>
-        <w:t xml:space="preserve">DSPy: Compiling declarative language model calls into self-improving pipelines.</w:t>
-      </w:r>
-      <w:r>
-        <w:t xml:space="preserve"> </w:t>
-      </w:r>
-      <w:r>
-        <w:t xml:space="preserve">ICLR, 2024.</w:t>
+        <w:t xml:space="preserve">TextGrad: Automatic "differentiation" via text.</w:t>
+      </w:r>
+      <w:r>
+        <w:t xml:space="preserve"> </w:t>
+      </w:r>
+      <w:r>
+        <w:t xml:space="preserve">arXiv:2406.07496, 2024.</w:t>
       </w:r>
       <w:r>
         <w:t xml:space="preserve"> </w:t>
@@ -16477,7 +16448,7 @@
           <w:rPr>
             <w:rStyle w:val="Hyperlink"/>
           </w:rPr>
-          <w:t xml:space="preserve">[OpenReview]</w:t>
+          <w:t xml:space="preserve">[arXiv]</w:t>
         </w:r>
       </w:hyperlink>
       <w:bookmarkEnd w:id="95"/>
@@ -16494,9 +16465,9 @@
         <w:keepLines w:val="0"/>
         <w:widowControl w:val="1"/>
       </w:pPr>
-      <w:bookmarkStart w:id="97" w:name="ref-textgrad"/>
-      <w:r>
-        <w:t xml:space="preserve">Yuksekgonul, M., Bianchi, F., Boen, J., Liu, S., Lu, P., Huang, Z., Guestrin, C., &amp; Zou, J.</w:t>
+      <w:bookmarkStart w:id="97" w:name="ref-geval"/>
+      <w:r>
+        <w:t xml:space="preserve">Liu, Y., Iter, D., Xu, Y., Wang, S., Xu, R., &amp; Zhu, C.</w:t>
       </w:r>
       <w:r>
         <w:t xml:space="preserve"> </w:t>
@@ -16506,13 +16477,13 @@
           <w:i/>
           <w:iCs/>
         </w:rPr>
-        <w:t xml:space="preserve">TextGrad: Automatic "differentiation" via text.</w:t>
-      </w:r>
-      <w:r>
-        <w:t xml:space="preserve"> </w:t>
-      </w:r>
-      <w:r>
-        <w:t xml:space="preserve">arXiv:2406.07496, 2024.</w:t>
+        <w:t xml:space="preserve">G-Eval: NLG evaluation using GPT-4 with better human alignment.</w:t>
+      </w:r>
+      <w:r>
+        <w:t xml:space="preserve"> </w:t>
+      </w:r>
+      <w:r>
+        <w:t xml:space="preserve">EMNLP, 2023.</w:t>
       </w:r>
       <w:r>
         <w:t xml:space="preserve"> </w:t>
@@ -16522,7 +16493,7 @@
           <w:rPr>
             <w:rStyle w:val="Hyperlink"/>
           </w:rPr>
-          <w:t xml:space="preserve">[arXiv]</w:t>
+          <w:t xml:space="preserve">[ACL Anthology]</w:t>
         </w:r>
       </w:hyperlink>
       <w:bookmarkEnd w:id="97"/>
@@ -16539,9 +16510,9 @@
         <w:keepLines w:val="0"/>
         <w:widowControl w:val="1"/>
       </w:pPr>
-      <w:bookmarkStart w:id="99" w:name="ref-geval"/>
-      <w:r>
-        <w:t xml:space="preserve">Liu, Y., Iter, D., Xu, Y., Wang, S., Xu, R., &amp; Zhu, C.</w:t>
+      <w:bookmarkStart w:id="99" w:name="ref-selfconsistency"/>
+      <w:r>
+        <w:t xml:space="preserve">Wang, X., Wei, J., Schuurmans, D., Le, Q., Chi, E., Narang, S., Chowdhery, A., &amp; Zhou, D.</w:t>
       </w:r>
       <w:r>
         <w:t xml:space="preserve"> </w:t>
@@ -16551,13 +16522,13 @@
           <w:i/>
           <w:iCs/>
         </w:rPr>
-        <w:t xml:space="preserve">G-Eval: NLG evaluation using GPT-4 with better human alignment.</w:t>
-      </w:r>
-      <w:r>
-        <w:t xml:space="preserve"> </w:t>
-      </w:r>
-      <w:r>
-        <w:t xml:space="preserve">EMNLP, 2023.</w:t>
+        <w:t xml:space="preserve">Self-consistency improves chain of thought reasoning in language models.</w:t>
+      </w:r>
+      <w:r>
+        <w:t xml:space="preserve"> </w:t>
+      </w:r>
+      <w:r>
+        <w:t xml:space="preserve">ICLR, 2023.</w:t>
       </w:r>
       <w:r>
         <w:t xml:space="preserve"> </w:t>
@@ -16567,7 +16538,7 @@
           <w:rPr>
             <w:rStyle w:val="Hyperlink"/>
           </w:rPr>
-          <w:t xml:space="preserve">[ACL Anthology]</w:t>
+          <w:t xml:space="preserve">[OpenReview]</w:t>
         </w:r>
       </w:hyperlink>
       <w:bookmarkEnd w:id="99"/>
@@ -16584,9 +16555,9 @@
         <w:keepLines w:val="0"/>
         <w:widowControl w:val="1"/>
       </w:pPr>
-      <w:bookmarkStart w:id="101" w:name="ref-selfconsistency"/>
-      <w:r>
-        <w:t xml:space="preserve">Wang, X., Wei, J., Schuurmans, D., Le, Q., Chi, E., Narang, S., Chowdhery, A., &amp; Zhou, D.</w:t>
+      <w:bookmarkStart w:id="101" w:name="ref-fid"/>
+      <w:r>
+        <w:t xml:space="preserve">Heusel, M., Ramsauer, H., Unterthiner, T., Nessler, B., &amp; Hochreiter, S.</w:t>
       </w:r>
       <w:r>
         <w:t xml:space="preserve"> </w:t>
@@ -16596,13 +16567,13 @@
           <w:i/>
           <w:iCs/>
         </w:rPr>
-        <w:t xml:space="preserve">Self-consistency improves chain of thought reasoning in language models.</w:t>
-      </w:r>
-      <w:r>
-        <w:t xml:space="preserve"> </w:t>
-      </w:r>
-      <w:r>
-        <w:t xml:space="preserve">ICLR, 2023.</w:t>
+        <w:t xml:space="preserve">GANs trained by a two time-scale update rule converge to a local Nash equilibrium.</w:t>
+      </w:r>
+      <w:r>
+        <w:t xml:space="preserve"> </w:t>
+      </w:r>
+      <w:r>
+        <w:t xml:space="preserve">NeurIPS, 2017.</w:t>
       </w:r>
       <w:r>
         <w:t xml:space="preserve"> </w:t>
@@ -16612,7 +16583,7 @@
           <w:rPr>
             <w:rStyle w:val="Hyperlink"/>
           </w:rPr>
-          <w:t xml:space="preserve">[OpenReview]</w:t>
+          <w:t xml:space="preserve">[NeurIPS]</w:t>
         </w:r>
       </w:hyperlink>
       <w:bookmarkEnd w:id="101"/>
@@ -16629,9 +16600,9 @@
         <w:keepLines w:val="0"/>
         <w:widowControl w:val="1"/>
       </w:pPr>
-      <w:bookmarkStart w:id="103" w:name="ref-fid"/>
-      <w:r>
-        <w:t xml:space="preserve">Heusel, M., Ramsauer, H., Unterthiner, T., Nessler, B., &amp; Hochreiter, S.</w:t>
+      <w:bookmarkStart w:id="103" w:name="ref-sajjadi"/>
+      <w:r>
+        <w:t xml:space="preserve">Sajjadi, M. S. M., Bachem, O., Lucic, M., Bousquet, O., &amp; Gelly, S.</w:t>
       </w:r>
       <w:r>
         <w:t xml:space="preserve"> </w:t>
@@ -16641,13 +16612,13 @@
           <w:i/>
           <w:iCs/>
         </w:rPr>
-        <w:t xml:space="preserve">GANs trained by a two time-scale update rule converge to a local Nash equilibrium.</w:t>
-      </w:r>
-      <w:r>
-        <w:t xml:space="preserve"> </w:t>
-      </w:r>
-      <w:r>
-        <w:t xml:space="preserve">NeurIPS, 2017.</w:t>
+        <w:t xml:space="preserve">Assessing generative models via precision and recall.</w:t>
+      </w:r>
+      <w:r>
+        <w:t xml:space="preserve"> </w:t>
+      </w:r>
+      <w:r>
+        <w:t xml:space="preserve">NeurIPS, 2018.</w:t>
       </w:r>
       <w:r>
         <w:t xml:space="preserve"> </w:t>
@@ -16674,9 +16645,9 @@
         <w:keepLines w:val="0"/>
         <w:widowControl w:val="1"/>
       </w:pPr>
-      <w:bookmarkStart w:id="105" w:name="ref-sajjadi"/>
-      <w:r>
-        <w:t xml:space="preserve">Sajjadi, M. S. M., Bachem, O., Lucic, M., Bousquet, O., &amp; Gelly, S.</w:t>
+      <w:bookmarkStart w:id="105" w:name="ref-naeem"/>
+      <w:r>
+        <w:t xml:space="preserve">Naeem, M. F., Oh, S. J., Uh, Y., Choi, Y., &amp; Yoo, J.</w:t>
       </w:r>
       <w:r>
         <w:t xml:space="preserve"> </w:t>
@@ -16686,13 +16657,13 @@
           <w:i/>
           <w:iCs/>
         </w:rPr>
-        <w:t xml:space="preserve">Assessing generative models via precision and recall.</w:t>
-      </w:r>
-      <w:r>
-        <w:t xml:space="preserve"> </w:t>
-      </w:r>
-      <w:r>
-        <w:t xml:space="preserve">NeurIPS, 2018.</w:t>
+        <w:t xml:space="preserve">Reliable fidelity and diversity metrics for generative models.</w:t>
+      </w:r>
+      <w:r>
+        <w:t xml:space="preserve"> </w:t>
+      </w:r>
+      <w:r>
+        <w:t xml:space="preserve">ICML, 2020.</w:t>
       </w:r>
       <w:r>
         <w:t xml:space="preserve"> </w:t>
@@ -16702,7 +16673,7 @@
           <w:rPr>
             <w:rStyle w:val="Hyperlink"/>
           </w:rPr>
-          <w:t xml:space="preserve">[NeurIPS]</w:t>
+          <w:t xml:space="preserve">[PMLR]</w:t>
         </w:r>
       </w:hyperlink>
       <w:bookmarkEnd w:id="105"/>
@@ -16719,9 +16690,9 @@
         <w:keepLines w:val="0"/>
         <w:widowControl w:val="1"/>
       </w:pPr>
-      <w:bookmarkStart w:id="107" w:name="ref-naeem"/>
-      <w:r>
-        <w:t xml:space="preserve">Naeem, M. F., Oh, S. J., Uh, Y., Choi, Y., &amp; Yoo, J.</w:t>
+      <w:bookmarkStart w:id="107" w:name="ref-gepa"/>
+      <w:r>
+        <w:t xml:space="preserve">Agarwal, L., et al.</w:t>
       </w:r>
       <w:r>
         <w:t xml:space="preserve"> </w:t>
@@ -16731,13 +16702,13 @@
           <w:i/>
           <w:iCs/>
         </w:rPr>
-        <w:t xml:space="preserve">Reliable fidelity and diversity metrics for generative models.</w:t>
-      </w:r>
-      <w:r>
-        <w:t xml:space="preserve"> </w:t>
-      </w:r>
-      <w:r>
-        <w:t xml:space="preserve">ICML, 2020.</w:t>
+        <w:t xml:space="preserve">GEPA: Reflective prompt evolution can outperform reinforcement learning.</w:t>
+      </w:r>
+      <w:r>
+        <w:t xml:space="preserve"> </w:t>
+      </w:r>
+      <w:r>
+        <w:t xml:space="preserve">arXiv:2507.19457, 2025.</w:t>
       </w:r>
       <w:r>
         <w:t xml:space="preserve"> </w:t>
@@ -16747,7 +16718,7 @@
           <w:rPr>
             <w:rStyle w:val="Hyperlink"/>
           </w:rPr>
-          <w:t xml:space="preserve">[PMLR]</w:t>
+          <w:t xml:space="preserve">[arXiv]</w:t>
         </w:r>
       </w:hyperlink>
       <w:bookmarkEnd w:id="107"/>
@@ -16764,9 +16735,9 @@
         <w:keepLines w:val="0"/>
         <w:widowControl w:val="1"/>
       </w:pPr>
-      <w:bookmarkStart w:id="109" w:name="ref-gepa"/>
-      <w:r>
-        <w:t xml:space="preserve">Agarwal, L., et al.</w:t>
+      <w:bookmarkStart w:id="109" w:name="ref-paretoprompt"/>
+      <w:r>
+        <w:t xml:space="preserve">Anonymous.</w:t>
       </w:r>
       <w:r>
         <w:t xml:space="preserve"> </w:t>
@@ -16776,13 +16747,13 @@
           <w:i/>
           <w:iCs/>
         </w:rPr>
-        <w:t xml:space="preserve">GEPA: Reflective prompt evolution can outperform reinforcement learning.</w:t>
-      </w:r>
-      <w:r>
-        <w:t xml:space="preserve"> </w:t>
-      </w:r>
-      <w:r>
-        <w:t xml:space="preserve">arXiv:2507.19457, 2025.</w:t>
+        <w:t xml:space="preserve">Pareto prompt optimization.</w:t>
+      </w:r>
+      <w:r>
+        <w:t xml:space="preserve"> </w:t>
+      </w:r>
+      <w:r>
+        <w:t xml:space="preserve">ICLR, 2025.</w:t>
       </w:r>
       <w:r>
         <w:t xml:space="preserve"> </w:t>
@@ -16792,7 +16763,7 @@
           <w:rPr>
             <w:rStyle w:val="Hyperlink"/>
           </w:rPr>
-          <w:t xml:space="preserve">[arXiv]</w:t>
+          <w:t xml:space="preserve">[OpenReview]</w:t>
         </w:r>
       </w:hyperlink>
       <w:bookmarkEnd w:id="109"/>
@@ -16809,9 +16780,9 @@
         <w:keepLines w:val="0"/>
         <w:widowControl w:val="1"/>
       </w:pPr>
-      <w:bookmarkStart w:id="111" w:name="ref-paretoprompt"/>
-      <w:r>
-        <w:t xml:space="preserve">Anonymous.</w:t>
+      <w:bookmarkStart w:id="111" w:name="ref-autopromptens"/>
+      <w:r>
+        <w:t xml:space="preserve">Li, et al.</w:t>
       </w:r>
       <w:r>
         <w:t xml:space="preserve"> </w:t>
@@ -16821,13 +16792,13 @@
           <w:i/>
           <w:iCs/>
         </w:rPr>
-        <w:t xml:space="preserve">Pareto prompt optimization.</w:t>
-      </w:r>
-      <w:r>
-        <w:t xml:space="preserve"> </w:t>
-      </w:r>
-      <w:r>
-        <w:t xml:space="preserve">ICLR, 2025.</w:t>
+        <w:t xml:space="preserve">Auto-prompt ensemble for LLM judge.</w:t>
+      </w:r>
+      <w:r>
+        <w:t xml:space="preserve"> </w:t>
+      </w:r>
+      <w:r>
+        <w:t xml:space="preserve">arXiv:2510.06538, 2025.</w:t>
       </w:r>
       <w:r>
         <w:t xml:space="preserve"> </w:t>
@@ -16837,7 +16808,7 @@
           <w:rPr>
             <w:rStyle w:val="Hyperlink"/>
           </w:rPr>
-          <w:t xml:space="preserve">[OpenReview]</w:t>
+          <w:t xml:space="preserve">[arXiv]</w:t>
         </w:r>
       </w:hyperlink>
       <w:bookmarkEnd w:id="111"/>
@@ -16854,9 +16825,9 @@
         <w:keepLines w:val="0"/>
         <w:widowControl w:val="1"/>
       </w:pPr>
-      <w:bookmarkStart w:id="113" w:name="ref-autopromptens"/>
-      <w:r>
-        <w:t xml:space="preserve">Li, et al.</w:t>
+      <w:bookmarkStart w:id="113" w:name="ref-debatejudges"/>
+      <w:r>
+        <w:t xml:space="preserve">Hu, et al.</w:t>
       </w:r>
       <w:r>
         <w:t xml:space="preserve"> </w:t>
@@ -16866,13 +16837,13 @@
           <w:i/>
           <w:iCs/>
         </w:rPr>
-        <w:t xml:space="preserve">Auto-prompt ensemble for LLM judge.</w:t>
-      </w:r>
-      <w:r>
-        <w:t xml:space="preserve"> </w:t>
-      </w:r>
-      <w:r>
-        <w:t xml:space="preserve">arXiv:2510.06538, 2025.</w:t>
+        <w:t xml:space="preserve">Multi-agent debate for LLM judges with adaptive stability detection.</w:t>
+      </w:r>
+      <w:r>
+        <w:t xml:space="preserve"> </w:t>
+      </w:r>
+      <w:r>
+        <w:t xml:space="preserve">arXiv:2510.12697, 2025.</w:t>
       </w:r>
       <w:r>
         <w:t xml:space="preserve"> </w:t>
@@ -16899,9 +16870,9 @@
         <w:keepLines w:val="0"/>
         <w:widowControl w:val="1"/>
       </w:pPr>
-      <w:bookmarkStart w:id="115" w:name="ref-debatejudges"/>
-      <w:r>
-        <w:t xml:space="preserve">Hu, et al.</w:t>
+      <w:bookmarkStart w:id="115" w:name="ref-verbsampling"/>
+      <w:r>
+        <w:t xml:space="preserve">Zhang, et al.</w:t>
       </w:r>
       <w:r>
         <w:t xml:space="preserve"> </w:t>
@@ -16911,13 +16882,13 @@
           <w:i/>
           <w:iCs/>
         </w:rPr>
-        <w:t xml:space="preserve">Multi-agent debate for LLM judges with adaptive stability detection.</w:t>
-      </w:r>
-      <w:r>
-        <w:t xml:space="preserve"> </w:t>
-      </w:r>
-      <w:r>
-        <w:t xml:space="preserve">arXiv:2510.12697, 2025.</w:t>
+        <w:t xml:space="preserve">Verbalized sampling: How to mitigate mode collapse and unlock LLM diversity.</w:t>
+      </w:r>
+      <w:r>
+        <w:t xml:space="preserve"> </w:t>
+      </w:r>
+      <w:r>
+        <w:t xml:space="preserve">arXiv:2510.01171, 2025.</w:t>
       </w:r>
       <w:r>
         <w:t xml:space="preserve"> </w:t>
@@ -16944,9 +16915,9 @@
         <w:keepLines w:val="0"/>
         <w:widowControl w:val="1"/>
       </w:pPr>
-      <w:bookmarkStart w:id="117" w:name="ref-verbsampling"/>
-      <w:r>
-        <w:t xml:space="preserve">Zhang, et al.</w:t>
+      <w:bookmarkStart w:id="117" w:name="ref-nanoflux"/>
+      <w:r>
+        <w:t xml:space="preserve">Anonymous.</w:t>
       </w:r>
       <w:r>
         <w:t xml:space="preserve"> </w:t>
@@ -16956,13 +16927,13 @@
           <w:i/>
           <w:iCs/>
         </w:rPr>
-        <w:t xml:space="preserve">Verbalized sampling: How to mitigate mode collapse and unlock LLM diversity.</w:t>
-      </w:r>
-      <w:r>
-        <w:t xml:space="preserve"> </w:t>
-      </w:r>
-      <w:r>
-        <w:t xml:space="preserve">arXiv:2510.01171, 2025.</w:t>
+        <w:t xml:space="preserve">NanoFlux: Adversarial dual-LLM evaluation and distillation for multi-domain reasoning.</w:t>
+      </w:r>
+      <w:r>
+        <w:t xml:space="preserve"> </w:t>
+      </w:r>
+      <w:r>
+        <w:t xml:space="preserve">arXiv:2509.23252, 2025.</w:t>
       </w:r>
       <w:r>
         <w:t xml:space="preserve"> </w:t>
@@ -16989,7 +16960,7 @@
         <w:keepLines w:val="0"/>
         <w:widowControl w:val="1"/>
       </w:pPr>
-      <w:bookmarkStart w:id="119" w:name="ref-nanoflux"/>
+      <w:bookmarkStart w:id="119" w:name="ref-strongcollapse"/>
       <w:r>
         <w:t xml:space="preserve">Anonymous.</w:t>
       </w:r>
@@ -17001,13 +16972,13 @@
           <w:i/>
           <w:iCs/>
         </w:rPr>
-        <w:t xml:space="preserve">NanoFlux: Adversarial dual-LLM evaluation and distillation for multi-domain reasoning.</w:t>
-      </w:r>
-      <w:r>
-        <w:t xml:space="preserve"> </w:t>
-      </w:r>
-      <w:r>
-        <w:t xml:space="preserve">arXiv:2509.23252, 2025.</w:t>
+        <w:t xml:space="preserve">Strong model collapse.</w:t>
+      </w:r>
+      <w:r>
+        <w:t xml:space="preserve"> </w:t>
+      </w:r>
+      <w:r>
+        <w:t xml:space="preserve">ICLR, 2025.</w:t>
       </w:r>
       <w:r>
         <w:t xml:space="preserve"> </w:t>
@@ -17017,7 +16988,7 @@
           <w:rPr>
             <w:rStyle w:val="Hyperlink"/>
           </w:rPr>
-          <w:t xml:space="preserve">[arXiv]</w:t>
+          <w:t xml:space="preserve">[ICLR 2025]</w:t>
         </w:r>
       </w:hyperlink>
       <w:bookmarkEnd w:id="119"/>
@@ -17034,9 +17005,9 @@
         <w:keepLines w:val="0"/>
         <w:widowControl w:val="1"/>
       </w:pPr>
-      <w:bookmarkStart w:id="121" w:name="ref-strongcollapse"/>
-      <w:r>
-        <w:t xml:space="preserve">Anonymous.</w:t>
+      <w:bookmarkStart w:id="121" w:name="ref-shumalovnote"/>
+      <w:r>
+        <w:t xml:space="preserve">Kazdan, et al.</w:t>
       </w:r>
       <w:r>
         <w:t xml:space="preserve"> </w:t>
@@ -17046,13 +17017,13 @@
           <w:i/>
           <w:iCs/>
         </w:rPr>
-        <w:t xml:space="preserve">Strong model collapse.</w:t>
-      </w:r>
-      <w:r>
-        <w:t xml:space="preserve"> </w:t>
-      </w:r>
-      <w:r>
-        <w:t xml:space="preserve">ICLR, 2025.</w:t>
+        <w:t xml:space="preserve">A note on Shumailov et al. (2024).</w:t>
+      </w:r>
+      <w:r>
+        <w:t xml:space="preserve"> </w:t>
+      </w:r>
+      <w:r>
+        <w:t xml:space="preserve">arXiv:2410.12954, 2024.</w:t>
       </w:r>
       <w:r>
         <w:t xml:space="preserve"> </w:t>
@@ -17062,7 +17033,7 @@
           <w:rPr>
             <w:rStyle w:val="Hyperlink"/>
           </w:rPr>
-          <w:t xml:space="preserve">[ICLR 2025]</w:t>
+          <w:t xml:space="preserve">[arXiv]</w:t>
         </w:r>
       </w:hyperlink>
       <w:bookmarkEnd w:id="121"/>
@@ -17079,9 +17050,9 @@
         <w:keepLines w:val="0"/>
         <w:widowControl w:val="1"/>
       </w:pPr>
-      <w:bookmarkStart w:id="123" w:name="ref-shumalovnote"/>
-      <w:r>
-        <w:t xml:space="preserve">Kazdan, et al.</w:t>
+      <w:bookmarkStart w:id="123" w:name="ref-syntheggs"/>
+      <w:r>
+        <w:t xml:space="preserve">Anonymous.</w:t>
       </w:r>
       <w:r>
         <w:t xml:space="preserve"> </w:t>
@@ -17091,13 +17062,13 @@
           <w:i/>
           <w:iCs/>
         </w:rPr>
-        <w:t xml:space="preserve">A note on Shumailov et al. (2024).</w:t>
-      </w:r>
-      <w:r>
-        <w:t xml:space="preserve"> </w:t>
-      </w:r>
-      <w:r>
-        <w:t xml:space="preserve">arXiv:2410.12954, 2024.</w:t>
+        <w:t xml:space="preserve">Synthetic eggs in many baskets: The impact of synthetic data diversity on LLM fine-tuning.</w:t>
+      </w:r>
+      <w:r>
+        <w:t xml:space="preserve"> </w:t>
+      </w:r>
+      <w:r>
+        <w:t xml:space="preserve">arXiv:2511.01490, 2025 (Findings of ACL 2026).</w:t>
       </w:r>
       <w:r>
         <w:t xml:space="preserve"> </w:t>
@@ -17124,7 +17095,7 @@
         <w:keepLines w:val="0"/>
         <w:widowControl w:val="1"/>
       </w:pPr>
-      <w:bookmarkStart w:id="125" w:name="ref-syntheggs"/>
+      <w:bookmarkStart w:id="125" w:name="ref-mgtfilter"/>
       <w:r>
         <w:t xml:space="preserve">Anonymous.</w:t>
       </w:r>
@@ -17136,13 +17107,13 @@
           <w:i/>
           <w:iCs/>
         </w:rPr>
-        <w:t xml:space="preserve">Synthetic eggs in many baskets: The impact of synthetic data diversity on LLM fine-tuning.</w:t>
-      </w:r>
-      <w:r>
-        <w:t xml:space="preserve"> </w:t>
-      </w:r>
-      <w:r>
-        <w:t xml:space="preserve">arXiv:2511.01490, 2025 (Findings of ACL 2026).</w:t>
+        <w:t xml:space="preserve">Machine-generated text detection prevents language model collapse.</w:t>
+      </w:r>
+      <w:r>
+        <w:t xml:space="preserve"> </w:t>
+      </w:r>
+      <w:r>
+        <w:t xml:space="preserve">arXiv:2502.15654, 2025.</w:t>
       </w:r>
       <w:r>
         <w:t xml:space="preserve"> </w:t>
@@ -17169,7 +17140,7 @@
         <w:keepLines w:val="0"/>
         <w:widowControl w:val="1"/>
       </w:pPr>
-      <w:bookmarkStart w:id="127" w:name="ref-mgtfilter"/>
+      <w:bookmarkStart w:id="127" w:name="ref-improveddre"/>
       <w:r>
         <w:t xml:space="preserve">Anonymous.</w:t>
       </w:r>
@@ -17181,13 +17152,13 @@
           <w:i/>
           <w:iCs/>
         </w:rPr>
-        <w:t xml:space="preserve">Machine-generated text detection prevents language model collapse.</w:t>
-      </w:r>
-      <w:r>
-        <w:t xml:space="preserve"> </w:t>
-      </w:r>
-      <w:r>
-        <w:t xml:space="preserve">arXiv:2502.15654, 2025.</w:t>
+        <w:t xml:space="preserve">Improved density ratio estimation for evaluating synthetic data quality.</w:t>
+      </w:r>
+      <w:r>
+        <w:t xml:space="preserve"> </w:t>
+      </w:r>
+      <w:r>
+        <w:t xml:space="preserve">ICLR 2025 SynthData workshop.</w:t>
       </w:r>
       <w:r>
         <w:t xml:space="preserve"> </w:t>
@@ -17197,7 +17168,7 @@
           <w:rPr>
             <w:rStyle w:val="Hyperlink"/>
           </w:rPr>
-          <w:t xml:space="preserve">[arXiv]</w:t>
+          <w:t xml:space="preserve">[OpenReview]</w:t>
         </w:r>
       </w:hyperlink>
       <w:bookmarkEnd w:id="127"/>
@@ -17214,52 +17185,7 @@
         <w:keepLines w:val="0"/>
         <w:widowControl w:val="1"/>
       </w:pPr>
-      <w:bookmarkStart w:id="129" w:name="ref-improveddre"/>
-      <w:r>
-        <w:t xml:space="preserve">Anonymous.</w:t>
-      </w:r>
-      <w:r>
-        <w:t xml:space="preserve"> </w:t>
-      </w:r>
-      <w:r>
-        <w:rPr>
-          <w:i/>
-          <w:iCs/>
-        </w:rPr>
-        <w:t xml:space="preserve">Improved density ratio estimation for evaluating synthetic data quality.</w:t>
-      </w:r>
-      <w:r>
-        <w:t xml:space="preserve"> </w:t>
-      </w:r>
-      <w:r>
-        <w:t xml:space="preserve">ICLR 2025 SynthData workshop.</w:t>
-      </w:r>
-      <w:r>
-        <w:t xml:space="preserve"> </w:t>
-      </w:r>
-      <w:hyperlink r:id="rId128">
-        <w:r>
-          <w:rPr>
-            <w:rStyle w:val="Hyperlink"/>
-          </w:rPr>
-          <w:t xml:space="preserve">[OpenReview]</w:t>
-        </w:r>
-      </w:hyperlink>
-      <w:bookmarkEnd w:id="129"/>
-    </w:p>
-    <w:p>
-      <w:pPr>
-        <w:pStyle w:val="Compact"/>
-        <w:numPr>
-          <w:ilvl w:val="0"/>
-          <w:numId w:val="1006"/>
-        </w:numPr>
-        <w:jc w:val="both"/>
-        <w:keepNext w:val="0"/>
-        <w:keepLines w:val="0"/>
-        <w:widowControl w:val="1"/>
-      </w:pPr>
-      <w:bookmarkStart w:id="131" w:name="ref-scendi"/>
+      <w:bookmarkStart w:id="129" w:name="ref-scendi"/>
       <w:r>
         <w:t xml:space="preserve">Jandaghi, et al.</w:t>
       </w:r>
@@ -17282,7 +17208,7 @@
       <w:r>
         <w:t xml:space="preserve"> </w:t>
       </w:r>
-      <w:hyperlink r:id="rId130">
+      <w:hyperlink r:id="rId128">
         <w:r>
           <w:rPr>
             <w:rStyle w:val="Hyperlink"/>
@@ -17290,10 +17216,10 @@
           <w:t xml:space="preserve">[arXiv]</w:t>
         </w:r>
       </w:hyperlink>
-      <w:bookmarkEnd w:id="131"/>
+      <w:bookmarkEnd w:id="129"/>
     </w:p>
-    <w:bookmarkEnd w:id="132"/>
-    <w:bookmarkStart w:id="134" w:name="bibtex"/>
+    <w:bookmarkEnd w:id="130"/>
+    <w:bookmarkStart w:id="131" w:name="bibtex"/>
     <w:p>
       <w:pPr>
         <w:pStyle w:val="Heading2"/>
@@ -17386,40 +17312,46 @@
         <w:widowControl w:val="1"/>
       </w:pPr>
       <w:r>
-        <w:t xml:space="preserve">Built with HTML and</w:t>
-      </w:r>
-      <w:r>
-        <w:t xml:space="preserve"> </w:t>
-      </w:r>
-      <w:hyperlink r:id="rId133">
+        <w:t xml:space="preserve">Code:</w:t>
+      </w:r>
+      <w:r>
+        <w:t xml:space="preserve"> </w:t>
+      </w:r>
+      <w:hyperlink r:id="rId56">
         <w:r>
           <w:rPr>
             <w:rStyle w:val="Hyperlink"/>
           </w:rPr>
-          <w:t xml:space="preserve">KaTeX</w:t>
+          <w:t xml:space="preserve">github.com/ApartsinProjects/PromptForge</w:t>
         </w:r>
       </w:hyperlink>
       <w:r>
-        <w:t xml:space="preserve">. Source on</w:t>
-      </w:r>
-      <w:r>
-        <w:t xml:space="preserve"> </w:t>
-      </w:r>
-      <w:hyperlink r:id="rId10">
+        <w:t xml:space="preserve">.</w:t>
+      </w:r>
+      <w:r>
+        <w:t xml:space="preserve"> </w:t>
+      </w:r>
+      <w:r>
+        <w:t xml:space="preserve">Word version:</w:t>
+      </w:r>
+      <w:r>
+        <w:t xml:space="preserve"> </w:t>
+      </w:r>
+      <w:hyperlink r:id="rId9">
         <w:r>
           <w:rPr>
             <w:rStyle w:val="Hyperlink"/>
           </w:rPr>
-          <w:t xml:space="preserve">GitHub</w:t>
+          <w:t xml:space="preserve">attrforge.docx</w:t>
         </w:r>
       </w:hyperlink>
       <w:r>
         <w:t xml:space="preserve">.</w:t>
       </w:r>
     </w:p>
-    <w:bookmarkEnd w:id="134"/>
+    <w:bookmarkEnd w:id="131"/>
     <w:sectPr>
-      <w:footerReference w:type="default" r:id="rId13"/>
+      <w:footerReference w:type="default" r:id="rId10"/>
       <w:pgSz w:h="15840" w:w="12240"/>
       <w:pgMar w:bottom="1440" w:footer="720" w:gutter="0" w:header="720" w:left="1440" w:right="1440" w:top="1440"/>
       <w:cols w:space="720"/>

--- a/docs/attrforge.docx
+++ b/docs/attrforge.docx
@@ -31,7 +31,7 @@
         </w:r>
       </w:hyperlink>
     </w:p>
-    <w:bookmarkStart w:id="10" w:name="X2de609c4fadd600df4ff82e716e4156b1fe9cd0"/>
+    <w:bookmarkStart w:id="10" w:name="X3c3319ed218187af625634b911eeefc8cbe4094"/>
     <w:p>
       <w:pPr>
         <w:pStyle w:val="Title"/>
@@ -42,7 +42,7 @@
         <w:widowControl w:val="1"/>
       </w:pPr>
       <w:r>
-        <w:t xml:space="preserve">It Depends on the Classifier: GAN-Style Adversaries in LLM Prompt Debugging Reveal a Representation-Dependent Diversity-Utility Tradeoff</w:t>
+        <w:t xml:space="preserve">It Depends on the Classifier: GAN-Style Adversaries in LLM Prompt Debugging Are Penalised by a TF-IDF Reader and Tolerated by a Sentence-Transformer Reader</w:t>
       </w:r>
     </w:p>
     <w:p>
@@ -55,7 +55,7 @@
         <w:widowControl w:val="1"/>
       </w:pPr>
       <w:r>
-        <w:t xml:space="preserve">We adapt four GAN mode-collapse defenses (PacGAN, MSGAN, ban-list, density-ratio coverage) into a multi-critic LLM prompt-debugging loop. The seven-critic loop increases downstream macro F1 over a three-critic baseline (0.71 vs 0.67) when the downstream classifier is a sentence-transformer, but decreases it (0.40 vs 0.58) when the classifier is TF-IDF. We document this representation-dependent tradeoff and the post-hoc adversary audit protocol that makes it measurable.</w:t>
+        <w:t xml:space="preserve">We adapt four GAN mode-collapse defenses (PacGAN, MSGAN, ban-list, density-ratio coverage) into a multi-critic LLM prompt-debugging loop. The seven-critic loop scores 0.18 macro F1 below a three-critic baseline when the downstream classifier is TF-IDF word features (directional 3/3 seeds; 95% bootstrap CI excludes zero; underpowered paired t p=0.09 at N=3). The gap disappears when the downstream classifier is a sentence-transformer (mean diff +0.04; CI [-0.07, 0.18] includes zero; not significant). We document this representation-dependent reading of the diversity-utility tradeoff and the post-hoc adversary audit protocol that makes it measurable.</w:t>
       </w:r>
     </w:p>
     <w:p>
@@ -181,7 +181,7 @@
         <w:widowControl w:val="1"/>
       </w:pPr>
       <w:r>
-        <w:t xml:space="preserve">The diversity vs discriminability tradeoff in LLM-generated synthetic data is widely understood as a single-axis question: more variety, harder to classify. We show that the answer depends on the downstream classifier's representation capacity. We adapt four classical GAN mode-collapse defenses (PacGAN, MSGAN, ban-list training, and density-ratio coverage) into a multi-critic prompt-debugging loop combining them with three baseline LLM critics (attribute verifier, per-sample realism discriminator, diversity auditor), giving us a 3-critic baseline and a 7-critic loop that share the same harness and the same generator (</w:t>
+        <w:t xml:space="preserve">The diversity vs utility tradeoff in LLM-generated synthetic data is widely understood as a single-axis question: more variety, harder to classify. We show that whether that intuition holds depends on the capacity of the downstream classifier used to read the data. We adapt four classical GAN mode-collapse defenses (PacGAN, MSGAN, ban-list training, density-ratio coverage) into a multi-critic prompt-debugging loop combining them with three baseline LLM critics (attribute verifier, per-sample realism discriminator, diversity auditor), giving us a 3-critic baseline and a 7-critic loop that share the same harness and the same generator (</w:t>
       </w:r>
       <w:r>
         <w:rPr>
@@ -202,23 +202,7 @@
         <w:widowControl w:val="1"/>
       </w:pPr>
       <w:r>
-        <w:t xml:space="preserve">Across 3 random seeds on a customer-support intent classification task, the headline tradeoff</w:t>
-      </w:r>
-      <w:r>
-        <w:t xml:space="preserve"> </w:t>
-      </w:r>
-      <w:r>
-        <w:rPr>
-          <w:i/>
-          <w:iCs/>
-        </w:rPr>
-        <w:t xml:space="preserve">flips direction</w:t>
-      </w:r>
-      <w:r>
-        <w:t xml:space="preserve"> </w:t>
-      </w:r>
-      <w:r>
-        <w:t xml:space="preserve">depending on the downstream classifier (Section 7): with a TF-IDF + logistic-regression classifier, the 3-critic loop achieves</w:t>
+        <w:t xml:space="preserve">Across 3 random seeds on a customer-support intent classification task, the gap between the 3-critic and 7-critic loops is mediated by the downstream classifier (Section 7). With TF-IDF word features and logistic regression, the 3-critic loop achieves macro F1</w:t>
       </w:r>
       <w:r>
         <w:t xml:space="preserve"> </w:t>
@@ -234,7 +218,7 @@
         <w:t xml:space="preserve"> </w:t>
       </w:r>
       <w:r>
-        <w:t xml:space="preserve">macro F1 and adding the 4 GAN adversaries drops F1 to</w:t>
+        <w:t xml:space="preserve">on the held-out real test set; adding the 4 GAN-style adversaries drops F1 to</w:t>
       </w:r>
       <w:r>
         <w:t xml:space="preserve"> </w:t>
@@ -247,23 +231,137 @@
         <w:t xml:space="preserve">0.40 ± 0.06</w:t>
       </w:r>
       <w:r>
-        <w:t xml:space="preserve">; with sentence-transformer embeddings as features,</w:t>
-      </w:r>
-      <w:r>
-        <w:t xml:space="preserve"> </w:t>
-      </w:r>
-      <w:r>
-        <w:rPr>
-          <w:b/>
-          <w:bCs/>
-        </w:rPr>
-        <w:t xml:space="preserve">the 7-critic loop achieves the best macro F1 at 0.71 ± 0.08</w:t>
-      </w:r>
-      <w:r>
-        <w:t xml:space="preserve"> </w:t>
-      </w:r>
-      <w:r>
-        <w:t xml:space="preserve">while the 3-critic baseline drops to</w:t>
+        <w:t xml:space="preserve"> </w:t>
+      </w:r>
+      <w:r>
+        <w:t xml:space="preserve">(mean paired diff</w:t>
+      </w:r>
+      <w:r>
+        <w:t xml:space="preserve"> </w:t>
+      </w:r>
+      <m:oMath>
+        <m:r>
+          <m:rPr>
+            <m:sty m:val="p"/>
+          </m:rPr>
+          <m:t>−</m:t>
+        </m:r>
+        <m:r>
+          <m:t>0.187</m:t>
+        </m:r>
+      </m:oMath>
+      <w:r>
+        <w:t xml:space="preserve">, 95% bootstrap CI</w:t>
+      </w:r>
+      <w:r>
+        <w:t xml:space="preserve"> </w:t>
+      </w:r>
+      <m:oMath>
+        <m:r>
+          <m:rPr>
+            <m:sty m:val="p"/>
+          </m:rPr>
+          <m:t>[</m:t>
+        </m:r>
+        <m:r>
+          <m:rPr>
+            <m:sty m:val="p"/>
+          </m:rPr>
+          <m:t>−</m:t>
+        </m:r>
+        <m:r>
+          <m:t>0.267</m:t>
+        </m:r>
+        <m:r>
+          <m:rPr>
+            <m:sty m:val="p"/>
+          </m:rPr>
+          <m:t>,</m:t>
+        </m:r>
+        <m:r>
+          <m:rPr>
+            <m:sty m:val="p"/>
+          </m:rPr>
+          <m:t>−</m:t>
+        </m:r>
+        <m:r>
+          <m:t>0.067</m:t>
+        </m:r>
+        <m:r>
+          <m:rPr>
+            <m:sty m:val="p"/>
+          </m:rPr>
+          <m:t>]</m:t>
+        </m:r>
+      </m:oMath>
+      <w:r>
+        <w:t xml:space="preserve">, conventional paired-t</w:t>
+      </w:r>
+      <w:r>
+        <w:t xml:space="preserve"> </w:t>
+      </w:r>
+      <m:oMath>
+        <m:r>
+          <m:t>p</m:t>
+        </m:r>
+        <m:r>
+          <m:rPr>
+            <m:sty m:val="p"/>
+          </m:rPr>
+          <m:t>=</m:t>
+        </m:r>
+        <m:r>
+          <m:t>0.09</m:t>
+        </m:r>
+      </m:oMath>
+      <w:r>
+        <w:t xml:space="preserve"> </w:t>
+      </w:r>
+      <w:r>
+        <w:t xml:space="preserve">and Wilcoxon</w:t>
+      </w:r>
+      <w:r>
+        <w:t xml:space="preserve"> </w:t>
+      </w:r>
+      <m:oMath>
+        <m:r>
+          <m:t>p</m:t>
+        </m:r>
+        <m:r>
+          <m:rPr>
+            <m:sty m:val="p"/>
+          </m:rPr>
+          <m:t>=</m:t>
+        </m:r>
+        <m:r>
+          <m:t>0.25</m:t>
+        </m:r>
+      </m:oMath>
+      <w:r>
+        <w:t xml:space="preserve"> </w:t>
+      </w:r>
+      <w:r>
+        <w:t xml:space="preserve">at</w:t>
+      </w:r>
+      <w:r>
+        <w:t xml:space="preserve"> </w:t>
+      </w:r>
+      <m:oMath>
+        <m:r>
+          <m:t>N</m:t>
+        </m:r>
+        <m:r>
+          <m:rPr>
+            <m:sty m:val="p"/>
+          </m:rPr>
+          <m:t>=</m:t>
+        </m:r>
+        <m:r>
+          <m:t>3</m:t>
+        </m:r>
+      </m:oMath>
+      <w:r>
+        <w:t xml:space="preserve">). All three seeds show the gap in the same direction. With sentence-transformer embeddings as features, the 3-critic loop scores</w:t>
       </w:r>
       <w:r>
         <w:t xml:space="preserve"> </w:t>
@@ -276,7 +374,124 @@
         <w:t xml:space="preserve">0.67 ± 0.13</w:t>
       </w:r>
       <w:r>
-        <w:t xml:space="preserve">. The gap on TF-IDF is consistent across all 3 seeds (paired diffs +0.23, +0.27, +0.07; 95% bootstrap CI [0.07, 0.27]; paired-t p=0.09, Wilcoxon p=0.25 at N=3). The two results together support our central empirical claim: adversarial prompt-debugging injects surface variation that a low-capacity classifier reads as</w:t>
+        <w:t xml:space="preserve"> </w:t>
+      </w:r>
+      <w:r>
+        <w:t xml:space="preserve">and the 7-critic loop scores</w:t>
+      </w:r>
+      <w:r>
+        <w:t xml:space="preserve"> </w:t>
+      </w:r>
+      <w:r>
+        <w:rPr>
+          <w:b/>
+          <w:bCs/>
+        </w:rPr>
+        <w:t xml:space="preserve">0.71 ± 0.08</w:t>
+      </w:r>
+      <w:r>
+        <w:t xml:space="preserve">; the paired difference (mean</w:t>
+      </w:r>
+      <w:r>
+        <w:t xml:space="preserve"> </w:t>
+      </w:r>
+      <m:oMath>
+        <m:r>
+          <m:rPr>
+            <m:sty m:val="p"/>
+          </m:rPr>
+          <m:t>+</m:t>
+        </m:r>
+        <m:r>
+          <m:t>0.038</m:t>
+        </m:r>
+      </m:oMath>
+      <w:r>
+        <w:t xml:space="preserve">, CI</w:t>
+      </w:r>
+      <w:r>
+        <w:t xml:space="preserve"> </w:t>
+      </w:r>
+      <m:oMath>
+        <m:r>
+          <m:rPr>
+            <m:sty m:val="p"/>
+          </m:rPr>
+          <m:t>[</m:t>
+        </m:r>
+        <m:r>
+          <m:rPr>
+            <m:sty m:val="p"/>
+          </m:rPr>
+          <m:t>−</m:t>
+        </m:r>
+        <m:r>
+          <m:t>0.073</m:t>
+        </m:r>
+        <m:r>
+          <m:rPr>
+            <m:sty m:val="p"/>
+          </m:rPr>
+          <m:t>,</m:t>
+        </m:r>
+        <m:r>
+          <m:rPr>
+            <m:sty m:val="p"/>
+          </m:rPr>
+          <m:t>+</m:t>
+        </m:r>
+        <m:r>
+          <m:t>0.180</m:t>
+        </m:r>
+        <m:r>
+          <m:rPr>
+            <m:sty m:val="p"/>
+          </m:rPr>
+          <m:t>]</m:t>
+        </m:r>
+      </m:oMath>
+      <w:r>
+        <w:t xml:space="preserve">, paired-t</w:t>
+      </w:r>
+      <w:r>
+        <w:t xml:space="preserve"> </w:t>
+      </w:r>
+      <m:oMath>
+        <m:r>
+          <m:t>p</m:t>
+        </m:r>
+        <m:r>
+          <m:rPr>
+            <m:sty m:val="p"/>
+          </m:rPr>
+          <m:t>=</m:t>
+        </m:r>
+        <m:r>
+          <m:t>0.66</m:t>
+        </m:r>
+      </m:oMath>
+      <w:r>
+        <w:t xml:space="preserve">, Wilcoxon</w:t>
+      </w:r>
+      <w:r>
+        <w:t xml:space="preserve"> </w:t>
+      </w:r>
+      <m:oMath>
+        <m:r>
+          <m:t>p</m:t>
+        </m:r>
+        <m:r>
+          <m:rPr>
+            <m:sty m:val="p"/>
+          </m:rPr>
+          <m:t>=</m:t>
+        </m:r>
+        <m:r>
+          <m:t>0.75</m:t>
+        </m:r>
+      </m:oMath>
+      <w:r>
+        <w:t xml:space="preserve">) is statistically indistinguishable from zero. The honest reading is that the 7-critic loop carries a measurable cost under a keyword-driven downstream reader and a cost that disappears under an embedding-based reader:</w:t>
       </w:r>
       <w:r>
         <w:t xml:space="preserve"> </w:t>
@@ -286,29 +501,10 @@
           <w:i/>
           <w:iCs/>
         </w:rPr>
-        <w:t xml:space="preserve">noise</w:t>
-      </w:r>
-      <w:r>
-        <w:t xml:space="preserve"> </w:t>
-      </w:r>
-      <w:r>
-        <w:t xml:space="preserve">destroying keyword consistency, but that a deeper representation reads as</w:t>
-      </w:r>
-      <w:r>
-        <w:t xml:space="preserve"> </w:t>
-      </w:r>
-      <w:r>
-        <w:rPr>
-          <w:i/>
-          <w:iCs/>
-        </w:rPr>
-        <w:t xml:space="preserve">data</w:t>
-      </w:r>
-      <w:r>
-        <w:t xml:space="preserve"> </w:t>
-      </w:r>
-      <w:r>
-        <w:t xml:space="preserve">covering more of the linguistic surface of real customer messages.</w:t>
+        <w:t xml:space="preserve">the disadvantage flips into a tie, not a reversal</w:t>
+      </w:r>
+      <w:r>
+        <w:t xml:space="preserve">.</w:t>
       </w:r>
     </w:p>
     <w:p>
@@ -320,7 +516,7 @@
         <w:widowControl w:val="1"/>
       </w:pPr>
       <w:r>
-        <w:t xml:space="preserve">Beyond this main result we release: (i) the open-source seven-critic harness with a single-flag-per-critic ablation contract; (ii) a</w:t>
+        <w:t xml:space="preserve">Beyond this main result we release: (i) an open-source seven-critic harness with a single-flag-per-critic ablation contract; (ii) a</w:t>
       </w:r>
       <w:r>
         <w:t xml:space="preserve"> </w:t>
@@ -352,7 +548,21 @@
         <w:t xml:space="preserve"> </w:t>
       </w:r>
       <w:r>
-        <w:t xml:space="preserve">from chance under iteration; Coverage Hole Finder AUROC remains at 1.00 for every condition); and (v) per-iteration on-disk manifests sufficient for byte-for-byte reproduction.</w:t>
+        <w:t xml:space="preserve">from chance under iteration; the Coverage Hole Finder's density-ratio classifier remains at AUROC</w:t>
+      </w:r>
+      <w:r>
+        <w:t xml:space="preserve"> </w:t>
+      </w:r>
+      <m:oMath>
+        <m:r>
+          <m:t>1.00</m:t>
+        </m:r>
+      </m:oMath>
+      <w:r>
+        <w:t xml:space="preserve"> </w:t>
+      </w:r>
+      <w:r>
+        <w:t xml:space="preserve">across all conditions); and (v) per-iteration on-disk manifests sufficient for byte-for-byte reproduction.</w:t>
       </w:r>
     </w:p>
     <w:bookmarkEnd w:id="11"/>
@@ -749,20 +959,7 @@
         <w:widowControl w:val="1"/>
       </w:pPr>
       <w:r>
-        <w:t xml:space="preserve">This paper documents that the answer is more subtle:</w:t>
-      </w:r>
-      <w:r>
-        <w:t xml:space="preserve"> </w:t>
-      </w:r>
-      <w:r>
-        <w:rPr>
-          <w:i/>
-          <w:iCs/>
-        </w:rPr>
-        <w:t xml:space="preserve">it depends on what the downstream classifier looks like</w:t>
-      </w:r>
-      <w:r>
-        <w:t xml:space="preserve">. We adapt four classical GAN mode-collapse defenses (PacGAN</w:t>
+        <w:t xml:space="preserve">This paper documents that the answer is mediated by the downstream classifier's representation. We adapt four classical GAN mode-collapse defenses (PacGAN</w:t>
       </w:r>
       <w:r>
         <w:t xml:space="preserve"> </w:t>
@@ -819,7 +1016,7 @@
         <w:t xml:space="preserve"> </w:t>
       </w:r>
       <w:r>
-        <w:t xml:space="preserve">across 3 random seeds, the same synthetic-data batches yield two different rankings depending on the downstream classifier (Section 7.2). With TF-IDF word features and logistic regression, the 3-critic loop achieves</w:t>
+        <w:t xml:space="preserve">across 3 random seeds, the same synthetic-data batches yield different rankings depending on the downstream classifier (Section 7.2). With TF-IDF word features and logistic regression, the 3-critic loop achieves</w:t>
       </w:r>
       <w:r>
         <w:t xml:space="preserve"> </w:t>
@@ -848,7 +1045,114 @@
         <w:t xml:space="preserve">0.40 ± 0.06</w:t>
       </w:r>
       <w:r>
-        <w:t xml:space="preserve">: the GAN adversaries appear to hurt. With sentence-transformer embeddings as features, the 7-critic loop achieves the</w:t>
+        <w:t xml:space="preserve"> </w:t>
+      </w:r>
+      <w:r>
+        <w:t xml:space="preserve">(paired difference</w:t>
+      </w:r>
+      <w:r>
+        <w:t xml:space="preserve"> </w:t>
+      </w:r>
+      <m:oMath>
+        <m:r>
+          <m:rPr>
+            <m:sty m:val="p"/>
+          </m:rPr>
+          <m:t>−</m:t>
+        </m:r>
+        <m:r>
+          <m:t>0.187</m:t>
+        </m:r>
+      </m:oMath>
+      <w:r>
+        <w:t xml:space="preserve">, 95% bootstrap CI</w:t>
+      </w:r>
+      <w:r>
+        <w:t xml:space="preserve"> </w:t>
+      </w:r>
+      <m:oMath>
+        <m:r>
+          <m:rPr>
+            <m:sty m:val="p"/>
+          </m:rPr>
+          <m:t>[</m:t>
+        </m:r>
+        <m:r>
+          <m:rPr>
+            <m:sty m:val="p"/>
+          </m:rPr>
+          <m:t>−</m:t>
+        </m:r>
+        <m:r>
+          <m:t>0.267</m:t>
+        </m:r>
+        <m:r>
+          <m:rPr>
+            <m:sty m:val="p"/>
+          </m:rPr>
+          <m:t>,</m:t>
+        </m:r>
+        <m:r>
+          <m:rPr>
+            <m:sty m:val="p"/>
+          </m:rPr>
+          <m:t>−</m:t>
+        </m:r>
+        <m:r>
+          <m:t>0.067</m:t>
+        </m:r>
+        <m:r>
+          <m:rPr>
+            <m:sty m:val="p"/>
+          </m:rPr>
+          <m:t>]</m:t>
+        </m:r>
+      </m:oMath>
+      <w:r>
+        <w:t xml:space="preserve">, directional across 3/3 seeds, paired-t</w:t>
+      </w:r>
+      <w:r>
+        <w:t xml:space="preserve"> </w:t>
+      </w:r>
+      <m:oMath>
+        <m:r>
+          <m:t>p</m:t>
+        </m:r>
+        <m:r>
+          <m:rPr>
+            <m:sty m:val="p"/>
+          </m:rPr>
+          <m:t>=</m:t>
+        </m:r>
+        <m:r>
+          <m:t>0.09</m:t>
+        </m:r>
+      </m:oMath>
+      <w:r>
+        <w:t xml:space="preserve"> </w:t>
+      </w:r>
+      <w:r>
+        <w:t xml:space="preserve">at</w:t>
+      </w:r>
+      <w:r>
+        <w:t xml:space="preserve"> </w:t>
+      </w:r>
+      <m:oMath>
+        <m:r>
+          <m:t>N</m:t>
+        </m:r>
+        <m:r>
+          <m:rPr>
+            <m:sty m:val="p"/>
+          </m:rPr>
+          <m:t>=</m:t>
+        </m:r>
+        <m:r>
+          <m:t>3</m:t>
+        </m:r>
+      </m:oMath>
+      <w:r>
+        <w:t xml:space="preserve">). With sentence-transformer embeddings as features, the 3-critic loop scores</w:t>
       </w:r>
       <w:r>
         <w:t xml:space="preserve"> </w:t>
@@ -858,13 +1162,13 @@
           <w:b/>
           <w:bCs/>
         </w:rPr>
-        <w:t xml:space="preserve">best</w:t>
-      </w:r>
-      <w:r>
-        <w:t xml:space="preserve"> </w:t>
-      </w:r>
-      <w:r>
-        <w:t xml:space="preserve">macro F1 at</w:t>
+        <w:t xml:space="preserve">0.67 ± 0.13</w:t>
+      </w:r>
+      <w:r>
+        <w:t xml:space="preserve"> </w:t>
+      </w:r>
+      <w:r>
+        <w:t xml:space="preserve">and the 7-critic loop scores</w:t>
       </w:r>
       <w:r>
         <w:t xml:space="preserve"> </w:t>
@@ -877,23 +1181,88 @@
         <w:t xml:space="preserve">0.71 ± 0.08</w:t>
       </w:r>
       <w:r>
-        <w:t xml:space="preserve"> </w:t>
-      </w:r>
-      <w:r>
-        <w:t xml:space="preserve">against the 3-critic baseline's</w:t>
-      </w:r>
-      <w:r>
-        <w:t xml:space="preserve"> </w:t>
-      </w:r>
-      <w:r>
-        <w:rPr>
-          <w:b/>
-          <w:bCs/>
-        </w:rPr>
-        <w:t xml:space="preserve">0.67 ± 0.13</w:t>
-      </w:r>
-      <w:r>
-        <w:t xml:space="preserve">: the GAN adversaries appear to help.</w:t>
+        <w:t xml:space="preserve">, but the paired difference (mean</w:t>
+      </w:r>
+      <w:r>
+        <w:t xml:space="preserve"> </w:t>
+      </w:r>
+      <m:oMath>
+        <m:r>
+          <m:rPr>
+            <m:sty m:val="p"/>
+          </m:rPr>
+          <m:t>+</m:t>
+        </m:r>
+        <m:r>
+          <m:t>0.038</m:t>
+        </m:r>
+      </m:oMath>
+      <w:r>
+        <w:t xml:space="preserve">, CI</w:t>
+      </w:r>
+      <w:r>
+        <w:t xml:space="preserve"> </w:t>
+      </w:r>
+      <m:oMath>
+        <m:r>
+          <m:rPr>
+            <m:sty m:val="p"/>
+          </m:rPr>
+          <m:t>[</m:t>
+        </m:r>
+        <m:r>
+          <m:rPr>
+            <m:sty m:val="p"/>
+          </m:rPr>
+          <m:t>−</m:t>
+        </m:r>
+        <m:r>
+          <m:t>0.073</m:t>
+        </m:r>
+        <m:r>
+          <m:rPr>
+            <m:sty m:val="p"/>
+          </m:rPr>
+          <m:t>,</m:t>
+        </m:r>
+        <m:r>
+          <m:rPr>
+            <m:sty m:val="p"/>
+          </m:rPr>
+          <m:t>+</m:t>
+        </m:r>
+        <m:r>
+          <m:t>0.180</m:t>
+        </m:r>
+        <m:r>
+          <m:rPr>
+            <m:sty m:val="p"/>
+          </m:rPr>
+          <m:t>]</m:t>
+        </m:r>
+      </m:oMath>
+      <w:r>
+        <w:t xml:space="preserve">,</w:t>
+      </w:r>
+      <w:r>
+        <w:t xml:space="preserve"> </w:t>
+      </w:r>
+      <m:oMath>
+        <m:r>
+          <m:t>p</m:t>
+        </m:r>
+        <m:r>
+          <m:rPr>
+            <m:sty m:val="p"/>
+          </m:rPr>
+          <m:t>=</m:t>
+        </m:r>
+        <m:r>
+          <m:t>0.66</m:t>
+        </m:r>
+      </m:oMath>
+      <w:r>
+        <w:t xml:space="preserve">) is statistically indistinguishable from zero. The honest finding is not that the tradeoff</w:t>
       </w:r>
       <w:r>
         <w:t xml:space="preserve"> </w:t>
@@ -903,7 +1272,23 @@
           <w:i/>
           <w:iCs/>
         </w:rPr>
-        <w:t xml:space="preserve">Which "tradeoff" the data shows depends on what reads it.</w:t>
+        <w:t xml:space="preserve">reverses</w:t>
+      </w:r>
+      <w:r>
+        <w:t xml:space="preserve">, but that it</w:t>
+      </w:r>
+      <w:r>
+        <w:t xml:space="preserve"> </w:t>
+      </w:r>
+      <w:r>
+        <w:rPr>
+          <w:i/>
+          <w:iCs/>
+        </w:rPr>
+        <w:t xml:space="preserve">vanishes</w:t>
+      </w:r>
+      <w:r>
+        <w:t xml:space="preserve">: the cost is real under a low-capacity reader and not detectable under a stronger one.</w:t>
       </w:r>
     </w:p>
     <w:p>
@@ -915,7 +1300,7 @@
         <w:widowControl w:val="1"/>
       </w:pPr>
       <w:r>
-        <w:t xml:space="preserve">The mechanism we identify is a</w:t>
+        <w:t xml:space="preserve">The mechanism we propose for the TF-IDF gap is a</w:t>
       </w:r>
       <w:r>
         <w:t xml:space="preserve"> </w:t>
@@ -928,7 +1313,7 @@
         <w:t xml:space="preserve">representation-dependent diversity-utility tradeoff</w:t>
       </w:r>
       <w:r>
-        <w:t xml:space="preserve">. Critic-driven prompt updates inject surface variation that destroys keyword consistency at the unigram level, but that variation lives in a sub-manifold of the sentence-transformer's embedding space that the deeper representation reads as additional coverage of the real distribution. Direct measurements support this picture: the Mode Hunter accumulates 11.7 ± 0.6 distinct LLM-tic phrasings across 3 iterations and we verify each is suppressed; the loop-internal per-sample realism discriminator becomes</w:t>
+        <w:t xml:space="preserve">. Critic-driven prompt updates inject surface variation that destroys keyword consistency at the unigram level; this variation lives in a sub-manifold of the sentence-transformer's embedding space that the deeper representation tolerates rather than reads as noise. Direct measurements support that the GAN-style adversaries are functioning as designed: the Mode Hunter accumulates 11.7 ± 0.6 distinct LLM-tic phrasings across 3 iterations and we verify each is suppressed in subsequent generation; the loop-internal per-sample realism discriminator becomes</w:t>
       </w:r>
       <w:r>
         <w:t xml:space="preserve"> </w:t>
@@ -944,7 +1329,7 @@
         <w:t xml:space="preserve"> </w:t>
       </w:r>
       <w:r>
-        <w:t xml:space="preserve">confident in detecting synthetic patterns; the attribute-match rate stays below 10%; the post-hoc Pack Discriminator audit shows iterated conditions cluster near the real-vs-real null reference. These findings, together with the multi-classifier evaluation, are invisible to ablation tables that report only one classifier per row.</w:t>
+        <w:t xml:space="preserve">confident in detecting synthetic patterns through iteration (an honest negative finding); the attribute-match rate stays below 10%; the post-hoc Pack Discriminator audit shows iterated conditions cluster near the real-vs-real null reference. These signals are invisible to ablation tables that report only one downstream classifier per row.</w:t>
       </w:r>
     </w:p>
     <w:p>
@@ -10740,38 +11125,178 @@
         <w:widowControl w:val="1"/>
       </w:pPr>
       <w:r>
-        <w:t xml:space="preserve">Table 2b: Multi-classifier downstream macro F1 (mean ± std across 3 seeds). The same synthetic-data batches that yield the lowest TF-IDF score for</w:t>
-      </w:r>
-      <w:r>
-        <w:t xml:space="preserve"> </w:t>
-      </w:r>
-      <w:r>
-        <w:rPr>
-          <w:rStyle w:val="VerbatimChar"/>
-        </w:rPr>
-        <w:t xml:space="preserve">full_attrforge</w:t>
-      </w:r>
-      <w:r>
-        <w:t xml:space="preserve"> </w:t>
-      </w:r>
-      <w:r>
-        <w:t xml:space="preserve">yield the</w:t>
-      </w:r>
-      <w:r>
-        <w:t xml:space="preserve"> </w:t>
-      </w:r>
-      <w:r>
-        <w:rPr>
-          <w:i/>
-          <w:iCs/>
-        </w:rPr>
-        <w:t xml:space="preserve">highest</w:t>
-      </w:r>
-      <w:r>
-        <w:t xml:space="preserve"> </w:t>
-      </w:r>
-      <w:r>
-        <w:t xml:space="preserve">sentence-transformer score for the same condition. Bold cells are the best per-classifier-column.</w:t>
+        <w:t xml:space="preserve">Table 2b: Multi-classifier downstream macro F1 (mean ± std across 3 seeds). Bold cells are the best per-classifier column by mean. Under TF-IDF word features the 7-critic loop is reliably below the 3-critic loop across all 3 seeds (paired-t</w:t>
+      </w:r>
+      <w:r>
+        <w:t xml:space="preserve"> </w:t>
+      </w:r>
+      <m:oMath>
+        <m:r>
+          <m:t>p</m:t>
+        </m:r>
+        <m:r>
+          <m:rPr>
+            <m:sty m:val="p"/>
+          </m:rPr>
+          <m:t>=</m:t>
+        </m:r>
+        <m:r>
+          <m:t>0.09</m:t>
+        </m:r>
+      </m:oMath>
+      <w:r>
+        <w:t xml:space="preserve">, Wilcoxon</w:t>
+      </w:r>
+      <w:r>
+        <w:t xml:space="preserve"> </w:t>
+      </w:r>
+      <m:oMath>
+        <m:r>
+          <m:t>p</m:t>
+        </m:r>
+        <m:r>
+          <m:rPr>
+            <m:sty m:val="p"/>
+          </m:rPr>
+          <m:t>=</m:t>
+        </m:r>
+        <m:r>
+          <m:t>0.25</m:t>
+        </m:r>
+      </m:oMath>
+      <w:r>
+        <w:t xml:space="preserve">, 95% bootstrap CI</w:t>
+      </w:r>
+      <w:r>
+        <w:t xml:space="preserve"> </w:t>
+      </w:r>
+      <m:oMath>
+        <m:r>
+          <m:rPr>
+            <m:sty m:val="p"/>
+          </m:rPr>
+          <m:t>[</m:t>
+        </m:r>
+        <m:r>
+          <m:rPr>
+            <m:sty m:val="p"/>
+          </m:rPr>
+          <m:t>−</m:t>
+        </m:r>
+        <m:r>
+          <m:t>0.27</m:t>
+        </m:r>
+        <m:r>
+          <m:rPr>
+            <m:sty m:val="p"/>
+          </m:rPr>
+          <m:t>,</m:t>
+        </m:r>
+        <m:r>
+          <m:rPr>
+            <m:sty m:val="p"/>
+          </m:rPr>
+          <m:t>−</m:t>
+        </m:r>
+        <m:r>
+          <m:t>0.07</m:t>
+        </m:r>
+        <m:r>
+          <m:rPr>
+            <m:sty m:val="p"/>
+          </m:rPr>
+          <m:t>]</m:t>
+        </m:r>
+      </m:oMath>
+      <w:r>
+        <w:t xml:space="preserve"> </w:t>
+      </w:r>
+      <w:r>
+        <w:t xml:space="preserve">on the diff; underpowered but directional). Under sentence-transformer features the same comparison is statistically indistinguishable from zero (paired-t</w:t>
+      </w:r>
+      <w:r>
+        <w:t xml:space="preserve"> </w:t>
+      </w:r>
+      <m:oMath>
+        <m:r>
+          <m:t>p</m:t>
+        </m:r>
+        <m:r>
+          <m:rPr>
+            <m:sty m:val="p"/>
+          </m:rPr>
+          <m:t>=</m:t>
+        </m:r>
+        <m:r>
+          <m:t>0.66</m:t>
+        </m:r>
+      </m:oMath>
+      <w:r>
+        <w:t xml:space="preserve">, Wilcoxon</w:t>
+      </w:r>
+      <w:r>
+        <w:t xml:space="preserve"> </w:t>
+      </w:r>
+      <m:oMath>
+        <m:r>
+          <m:t>p</m:t>
+        </m:r>
+        <m:r>
+          <m:rPr>
+            <m:sty m:val="p"/>
+          </m:rPr>
+          <m:t>=</m:t>
+        </m:r>
+        <m:r>
+          <m:t>0.75</m:t>
+        </m:r>
+      </m:oMath>
+      <w:r>
+        <w:t xml:space="preserve">, CI</w:t>
+      </w:r>
+      <w:r>
+        <w:t xml:space="preserve"> </w:t>
+      </w:r>
+      <m:oMath>
+        <m:r>
+          <m:rPr>
+            <m:sty m:val="p"/>
+          </m:rPr>
+          <m:t>[</m:t>
+        </m:r>
+        <m:r>
+          <m:rPr>
+            <m:sty m:val="p"/>
+          </m:rPr>
+          <m:t>−</m:t>
+        </m:r>
+        <m:r>
+          <m:t>0.07</m:t>
+        </m:r>
+        <m:r>
+          <m:rPr>
+            <m:sty m:val="p"/>
+          </m:rPr>
+          <m:t>,</m:t>
+        </m:r>
+        <m:r>
+          <m:rPr>
+            <m:sty m:val="p"/>
+          </m:rPr>
+          <m:t>+</m:t>
+        </m:r>
+        <m:r>
+          <m:t>0.18</m:t>
+        </m:r>
+        <m:r>
+          <m:rPr>
+            <m:sty m:val="p"/>
+          </m:rPr>
+          <m:t>]</m:t>
+        </m:r>
+      </m:oMath>
+      <w:r>
+        <w:t xml:space="preserve">).</w:t>
       </w:r>
     </w:p>
     <w:tbl>
@@ -10780,7 +11305,7 @@
         <w:tblW w:type="pct" w:w="5000"/>
         <w:jc w:val="center"/>
         <w:tblLook w:firstRow="1" w:lastRow="0" w:firstColumn="0" w:lastColumn="0" w:noHBand="0" w:noVBand="0" w:val="0020"/>
-        <w:tblCaption w:val="Table 2b: Multi-classifier downstream macro F1 (mean ± std across 3 seeds). The same synthetic-data batches that yield the lowest TF-IDF score for full_attrforge yield the highest sentence-transformer score for the same condition. Bold cells are the best per-classifier-column."/>
+        <w:tblCaption w:val="Table 2b: Multi-classifier downstream macro F1 (mean ± std across 3 seeds). Bold cells are the best per-classifier column by mean. Under TF-IDF word features the 7-critic loop is reliably below the 3-critic loop across all 3 seeds (paired-t p=0.09, Wilcoxon p=0.25, 95% bootstrap CI [-0.27, -0.07] on the diff; underpowered but directional). Under sentence-transformer features the same comparison is statistically indistinguishable from zero (paired-t p=0.66, Wilcoxon p=0.75, CI [-0.07, +0.18])."/>
         <w:tblLayout w:type="autofit"/>
         <w:tblBorders>
           <w:top w:val="single" w:sz="10" w:color="4F6272"/>
@@ -11740,20 +12265,91 @@
         <w:widowControl w:val="1"/>
       </w:pPr>
       <w:r>
-        <w:t xml:space="preserve">The TF-IDF and sentence-transformer columns disagree about which condition produces the best synthetic data. With a TF-IDF classifier, the surface variation that the GAN-style adversaries inject reduces the keyword consistency that the classifier depends on, lowering F1 by 0.18. With a sentence-transformer classifier, the same surface variation provides a broader linguistic substrate that the deeper representation reads as</w:t>
-      </w:r>
-      <w:r>
-        <w:t xml:space="preserve"> </w:t>
-      </w:r>
-      <w:r>
-        <w:rPr>
-          <w:i/>
-          <w:iCs/>
-        </w:rPr>
-        <w:t xml:space="preserve">more useful coverage</w:t>
-      </w:r>
-      <w:r>
-        <w:t xml:space="preserve">, raising F1 by 0.04. The character</w:t>
+        <w:t xml:space="preserve">The three classifiers disagree about the ranking only under TF-IDF word features, where the 7-critic loop is systematically penalized. Under sentence-transformer features the 3-critic and 7-critic loops are statistically indistinguishable (paired-t</w:t>
+      </w:r>
+      <w:r>
+        <w:t xml:space="preserve"> </w:t>
+      </w:r>
+      <m:oMath>
+        <m:r>
+          <m:t>p</m:t>
+        </m:r>
+        <m:r>
+          <m:rPr>
+            <m:sty m:val="p"/>
+          </m:rPr>
+          <m:t>=</m:t>
+        </m:r>
+        <m:r>
+          <m:t>0.66</m:t>
+        </m:r>
+      </m:oMath>
+      <w:r>
+        <w:t xml:space="preserve">, Wilcoxon</w:t>
+      </w:r>
+      <w:r>
+        <w:t xml:space="preserve"> </w:t>
+      </w:r>
+      <m:oMath>
+        <m:r>
+          <m:t>p</m:t>
+        </m:r>
+        <m:r>
+          <m:rPr>
+            <m:sty m:val="p"/>
+          </m:rPr>
+          <m:t>=</m:t>
+        </m:r>
+        <m:r>
+          <m:t>0.75</m:t>
+        </m:r>
+      </m:oMath>
+      <w:r>
+        <w:t xml:space="preserve">, 95% bootstrap CI on the mean diff</w:t>
+      </w:r>
+      <w:r>
+        <w:t xml:space="preserve"> </w:t>
+      </w:r>
+      <m:oMath>
+        <m:r>
+          <m:rPr>
+            <m:sty m:val="p"/>
+          </m:rPr>
+          <m:t>[</m:t>
+        </m:r>
+        <m:r>
+          <m:rPr>
+            <m:sty m:val="p"/>
+          </m:rPr>
+          <m:t>−</m:t>
+        </m:r>
+        <m:r>
+          <m:t>0.073</m:t>
+        </m:r>
+        <m:r>
+          <m:rPr>
+            <m:sty m:val="p"/>
+          </m:rPr>
+          <m:t>,</m:t>
+        </m:r>
+        <m:r>
+          <m:rPr>
+            <m:sty m:val="p"/>
+          </m:rPr>
+          <m:t>+</m:t>
+        </m:r>
+        <m:r>
+          <m:t>0.180</m:t>
+        </m:r>
+        <m:r>
+          <m:rPr>
+            <m:sty m:val="p"/>
+          </m:rPr>
+          <m:t>]</m:t>
+        </m:r>
+      </m:oMath>
+      <w:r>
+        <w:t xml:space="preserve">, including zero). The character</w:t>
       </w:r>
       <w:r>
         <w:t xml:space="preserve"> </w:t>
@@ -11764,7 +12360,7 @@
         </m:r>
       </m:oMath>
       <w:r>
-        <w:t xml:space="preserve">-gram classifier sits in between:</w:t>
+        <w:t xml:space="preserve">-gram classifier sits between the two:</w:t>
       </w:r>
       <w:r>
         <w:t xml:space="preserve"> </w:t>
@@ -11779,7 +12375,7 @@
         <w:t xml:space="preserve"> </w:t>
       </w:r>
       <w:r>
-        <w:t xml:space="preserve">still wins (</w:t>
+        <w:t xml:space="preserve">still scores higher by mean (</w:t>
       </w:r>
       <m:oMath>
         <m:r>
@@ -11801,29 +12397,30 @@
         </m:r>
       </m:oMath>
       <w:r>
-        <w:t xml:space="preserve">), but the gap is smaller than on word features (</w:t>
+        <w:t xml:space="preserve">), but the gap is smaller than on word features. The strongest claim we can responsibly make from</w:t>
+      </w:r>
+      <w:r>
+        <w:t xml:space="preserve"> </w:t>
       </w:r>
       <m:oMath>
         <m:r>
-          <m:t>0.06</m:t>
+          <m:t>N</m:t>
+        </m:r>
+        <m:r>
+          <m:rPr>
+            <m:sty m:val="p"/>
+          </m:rPr>
+          <m:t>=</m:t>
+        </m:r>
+        <m:r>
+          <m:t>3</m:t>
         </m:r>
       </m:oMath>
       <w:r>
         <w:t xml:space="preserve"> </w:t>
       </w:r>
       <w:r>
-        <w:t xml:space="preserve">vs</w:t>
-      </w:r>
-      <w:r>
-        <w:t xml:space="preserve"> </w:t>
-      </w:r>
-      <m:oMath>
-        <m:r>
-          <m:t>0.18</m:t>
-        </m:r>
-      </m:oMath>
-      <w:r>
-        <w:t xml:space="preserve">). This is the central empirical contribution of the paper:</w:t>
+        <w:t xml:space="preserve">seeds is:</w:t>
       </w:r>
       <w:r>
         <w:t xml:space="preserve"> </w:t>
@@ -11833,10 +12430,10 @@
           <w:b/>
           <w:bCs/>
         </w:rPr>
-        <w:t xml:space="preserve">the diversity vs utility tradeoff is not a single property of the synthetic dataset, but a joint property of the dataset and the downstream classifier's representation capacity</w:t>
-      </w:r>
-      <w:r>
-        <w:t xml:space="preserve">.</w:t>
+        <w:t xml:space="preserve">the cost of the GAN adversaries to a low-capacity classifier vanishes when the downstream reader has access to dense embeddings, but we cannot conclude from these data that the adversaries help</w:t>
+      </w:r>
+      <w:r>
+        <w:t xml:space="preserve">. The classifier-dependence itself is the contribution: at the noise floor of a 10-item test set, single-classifier ablation tables produce ordering judgments that do not survive a classifier swap.</w:t>
       </w:r>
     </w:p>
     <w:p>

--- a/docs/attrforge.docx
+++ b/docs/attrforge.docx
@@ -27,11 +27,11 @@
           <w:rPr>
             <w:rStyle w:val="Hyperlink"/>
           </w:rPr>
-          <w:t xml:space="preserve">.docx</w:t>
+          <w:t xml:space="preserve">Download .docx</w:t>
         </w:r>
       </w:hyperlink>
     </w:p>
-    <w:bookmarkStart w:id="10" w:name="X3c3319ed218187af625634b911eeefc8cbe4094"/>
+    <w:bookmarkStart w:id="10" w:name="Xdac8d92a33ef3993998ea70e90c831f7ca2cd58"/>
     <w:p>
       <w:pPr>
         <w:pStyle w:val="Title"/>
@@ -42,7 +42,7 @@
         <w:widowControl w:val="1"/>
       </w:pPr>
       <w:r>
-        <w:t xml:space="preserve">It Depends on the Classifier: GAN-Style Adversaries in LLM Prompt Debugging Are Penalised by a TF-IDF Reader and Tolerated by a Sentence-Transformer Reader</w:t>
+        <w:t xml:space="preserve">Adversarial Prompt Debugging for LLM Synthetic Data Generation</w:t>
       </w:r>
     </w:p>
     <w:p>
@@ -55,7 +55,39 @@
         <w:widowControl w:val="1"/>
       </w:pPr>
       <w:r>
-        <w:t xml:space="preserve">We adapt four GAN mode-collapse defenses (PacGAN, MSGAN, ban-list, density-ratio coverage) into a multi-critic LLM prompt-debugging loop. The seven-critic loop scores 0.18 macro F1 below a three-critic baseline when the downstream classifier is TF-IDF word features (directional 3/3 seeds; 95% bootstrap CI excludes zero; underpowered paired t p=0.09 at N=3). The gap disappears when the downstream classifier is a sentence-transformer (mean diff +0.04; CI [-0.07, 0.18] includes zero; not significant). We document this representation-dependent reading of the diversity-utility tradeoff and the post-hoc adversary audit protocol that makes it measurable.</w:t>
+        <w:rPr>
+          <w:b/>
+          <w:bCs/>
+        </w:rPr>
+        <w:t xml:space="preserve">Alexander Apartsin</w:t>
+      </w:r>
+      <w:r>
+        <w:rPr>
+          <w:vertAlign w:val="superscript"/>
+        </w:rPr>
+        <w:t xml:space="preserve">1</w:t>
+      </w:r>
+      <w:r>
+        <w:t xml:space="preserve"> </w:t>
+      </w:r>
+      <w:r>
+        <w:t xml:space="preserve"> </w:t>
+      </w:r>
+      <w:r>
+        <w:t xml:space="preserve"> </w:t>
+      </w:r>
+      <w:r>
+        <w:rPr>
+          <w:b/>
+          <w:bCs/>
+        </w:rPr>
+        <w:t xml:space="preserve">Yehudit Aperstein</w:t>
+      </w:r>
+      <w:r>
+        <w:rPr>
+          <w:vertAlign w:val="superscript"/>
+        </w:rPr>
+        <w:t xml:space="preserve">2</w:t>
       </w:r>
     </w:p>
     <w:p>
@@ -69,14 +101,6 @@
       </w:pPr>
       <w:r>
         <w:rPr>
-          <w:b/>
-          <w:bCs/>
-          <w:sz w:val="20"/>
-        </w:rPr>
-        <w:t xml:space="preserve">Alexander Apartsin</w:t>
-      </w:r>
-      <w:r>
-        <w:rPr>
           <w:sz w:val="20"/>
           <w:vertAlign w:val="superscript"/>
         </w:rPr>
@@ -86,27 +110,13 @@
         <w:rPr>
           <w:sz w:val="20"/>
         </w:rPr>
-        <w:t xml:space="preserve"> </w:t>
+        <w:t xml:space="preserve">Holon Institute of Technology, Israel  </w:t>
       </w:r>
       <w:r>
         <w:rPr>
           <w:sz w:val="20"/>
         </w:rPr>
-        <w:t xml:space="preserve"> </w:t>
-      </w:r>
-      <w:r>
-        <w:rPr>
-          <w:sz w:val="20"/>
-        </w:rPr>
-        <w:t xml:space="preserve"> </w:t>
-      </w:r>
-      <w:r>
-        <w:rPr>
-          <w:b/>
-          <w:bCs/>
-          <w:sz w:val="20"/>
-        </w:rPr>
-        <w:t xml:space="preserve">Yehudit Aperstein</w:t>
+        <w:t xml:space="preserve"> </w:t>
       </w:r>
       <w:r>
         <w:rPr>
@@ -115,6 +125,12 @@
         </w:rPr>
         <w:t xml:space="preserve">2</w:t>
       </w:r>
+      <w:r>
+        <w:rPr>
+          <w:sz w:val="20"/>
+        </w:rPr>
+        <w:t xml:space="preserve">Afeka College of Engineering, Israel</w:t>
+      </w:r>
     </w:p>
     <w:p>
       <w:pPr>
@@ -125,37 +141,7 @@
         <w:widowControl w:val="1"/>
       </w:pPr>
       <w:r>
-        <w:rPr>
-          <w:vertAlign w:val="superscript"/>
-        </w:rPr>
-        <w:t xml:space="preserve">1</w:t>
-      </w:r>
-      <w:r>
-        <w:t xml:space="preserve">Holon Institute of Technology, Israel  </w:t>
-      </w:r>
-      <w:r>
-        <w:t xml:space="preserve"> </w:t>
-      </w:r>
-      <w:r>
-        <w:rPr>
-          <w:vertAlign w:val="superscript"/>
-        </w:rPr>
-        <w:t xml:space="preserve">2</w:t>
-      </w:r>
-      <w:r>
-        <w:t xml:space="preserve">Afeka College of Engineering, Israel</w:t>
-      </w:r>
-    </w:p>
-    <w:p>
-      <w:pPr>
-        <w:pStyle w:val="BodyText"/>
-        <w:jc w:val="both"/>
-        <w:keepNext w:val="0"/>
-        <w:keepLines w:val="0"/>
-        <w:widowControl w:val="1"/>
-      </w:pPr>
-      <w:r>
-        <w:t xml:space="preserve">v0.6 · 2026</w:t>
+        <w:t xml:space="preserve">v0.7 · 2026</w:t>
       </w:r>
     </w:p>
     <w:bookmarkEnd w:id="10"/>
@@ -181,7 +167,10 @@
         <w:widowControl w:val="1"/>
       </w:pPr>
       <w:r>
-        <w:t xml:space="preserve">The diversity vs utility tradeoff in LLM-generated synthetic data is widely understood as a single-axis question: more variety, harder to classify. We show that whether that intuition holds depends on the capacity of the downstream classifier used to read the data. We adapt four classical GAN mode-collapse defenses (PacGAN, MSGAN, ban-list training, density-ratio coverage) into a multi-critic prompt-debugging loop combining them with three baseline LLM critics (attribute verifier, per-sample realism discriminator, diversity auditor), giving us a 3-critic baseline and a 7-critic loop that share the same harness and the same generator (</w:t>
+        <w:t xml:space="preserve">We adapt four classical GAN mode-collapse defenses (PacGAN, MSGAN, ban-list training, density-ratio coverage) into a multi-critic LLM prompt-debugging loop and combine them with three baseline LLM critics (attribute verifier, realism discriminator, diversity auditor) in a single open-source harness. On a customer-support intent classification task with</w:t>
+      </w:r>
+      <w:r>
+        <w:t xml:space="preserve"> </w:t>
       </w:r>
       <w:r>
         <w:rPr>
@@ -190,51 +179,73 @@
         <w:t xml:space="preserve">gpt-4o-mini</w:t>
       </w:r>
       <w:r>
-        <w:t xml:space="preserve">).</w:t>
-      </w:r>
-    </w:p>
-    <w:p>
-      <w:pPr>
-        <w:pStyle w:val="BodyText"/>
-        <w:jc w:val="both"/>
-        <w:keepNext w:val="0"/>
-        <w:keepLines w:val="0"/>
-        <w:widowControl w:val="1"/>
-      </w:pPr>
-      <w:r>
-        <w:t xml:space="preserve">Across 3 random seeds on a customer-support intent classification task, the gap between the 3-critic and 7-critic loops is mediated by the downstream classifier (Section 7). With TF-IDF word features and logistic regression, the 3-critic loop achieves macro F1</w:t>
-      </w:r>
-      <w:r>
-        <w:t xml:space="preserve"> </w:t>
-      </w:r>
-      <w:r>
-        <w:rPr>
-          <w:b/>
-          <w:bCs/>
-        </w:rPr>
-        <w:t xml:space="preserve">0.58 ± 0.05</w:t>
-      </w:r>
-      <w:r>
-        <w:t xml:space="preserve"> </w:t>
-      </w:r>
-      <w:r>
-        <w:t xml:space="preserve">on the held-out real test set; adding the 4 GAN-style adversaries drops F1 to</w:t>
-      </w:r>
-      <w:r>
-        <w:t xml:space="preserve"> </w:t>
-      </w:r>
-      <w:r>
-        <w:rPr>
-          <w:b/>
-          <w:bCs/>
-        </w:rPr>
-        <w:t xml:space="preserve">0.40 ± 0.06</w:t>
-      </w:r>
-      <w:r>
-        <w:t xml:space="preserve"> </w:t>
-      </w:r>
-      <w:r>
-        <w:t xml:space="preserve">(mean paired diff</w:t>
+        <w:t xml:space="preserve"> </w:t>
+      </w:r>
+      <w:r>
+        <w:t xml:space="preserve">across three random seeds, the seven-critic loop scores macro F1</w:t>
+      </w:r>
+      <w:r>
+        <w:t xml:space="preserve"> </w:t>
+      </w:r>
+      <m:oMath>
+        <m:r>
+          <m:t>0.40</m:t>
+        </m:r>
+        <m:r>
+          <m:rPr>
+            <m:sty m:val="p"/>
+          </m:rPr>
+          <m:t>±</m:t>
+        </m:r>
+        <m:r>
+          <m:t>0.06</m:t>
+        </m:r>
+      </m:oMath>
+      <w:r>
+        <w:t xml:space="preserve"> </w:t>
+      </w:r>
+      <w:r>
+        <w:t xml:space="preserve">against the three-critic baseline's</w:t>
+      </w:r>
+      <w:r>
+        <w:t xml:space="preserve"> </w:t>
+      </w:r>
+      <m:oMath>
+        <m:r>
+          <m:t>0.58</m:t>
+        </m:r>
+        <m:r>
+          <m:rPr>
+            <m:sty m:val="p"/>
+          </m:rPr>
+          <m:t>±</m:t>
+        </m:r>
+        <m:r>
+          <m:t>0.05</m:t>
+        </m:r>
+      </m:oMath>
+      <w:r>
+        <w:t xml:space="preserve"> </w:t>
+      </w:r>
+      <w:r>
+        <w:t xml:space="preserve">when the downstream classifier is TF-IDF</w:t>
+      </w:r>
+      <w:r>
+        <w:t xml:space="preserve"> </w:t>
+      </w:r>
+      <m:oMath>
+        <m:r>
+          <m:rPr>
+            <m:sty m:val="p"/>
+          </m:rPr>
+          <m:t>+</m:t>
+        </m:r>
+      </m:oMath>
+      <w:r>
+        <w:t xml:space="preserve"> </w:t>
+      </w:r>
+      <w:r>
+        <w:t xml:space="preserve">logistic regression (paired diff</w:t>
       </w:r>
       <w:r>
         <w:t xml:space="preserve"> </w:t>
@@ -295,7 +306,7 @@
         </m:r>
       </m:oMath>
       <w:r>
-        <w:t xml:space="preserve">, conventional paired-t</w:t>
+        <w:t xml:space="preserve">, directional 3/3 seeds, paired-t</w:t>
       </w:r>
       <w:r>
         <w:t xml:space="preserve"> </w:t>
@@ -318,29 +329,6 @@
         <w:t xml:space="preserve"> </w:t>
       </w:r>
       <w:r>
-        <w:t xml:space="preserve">and Wilcoxon</w:t>
-      </w:r>
-      <w:r>
-        <w:t xml:space="preserve"> </w:t>
-      </w:r>
-      <m:oMath>
-        <m:r>
-          <m:t>p</m:t>
-        </m:r>
-        <m:r>
-          <m:rPr>
-            <m:sty m:val="p"/>
-          </m:rPr>
-          <m:t>=</m:t>
-        </m:r>
-        <m:r>
-          <m:t>0.25</m:t>
-        </m:r>
-      </m:oMath>
-      <w:r>
-        <w:t xml:space="preserve"> </w:t>
-      </w:r>
-      <w:r>
         <w:t xml:space="preserve">at</w:t>
       </w:r>
       <w:r>
@@ -361,39 +349,7 @@
         </m:r>
       </m:oMath>
       <w:r>
-        <w:t xml:space="preserve">). All three seeds show the gap in the same direction. With sentence-transformer embeddings as features, the 3-critic loop scores</w:t>
-      </w:r>
-      <w:r>
-        <w:t xml:space="preserve"> </w:t>
-      </w:r>
-      <w:r>
-        <w:rPr>
-          <w:b/>
-          <w:bCs/>
-        </w:rPr>
-        <w:t xml:space="preserve">0.67 ± 0.13</w:t>
-      </w:r>
-      <w:r>
-        <w:t xml:space="preserve"> </w:t>
-      </w:r>
-      <w:r>
-        <w:t xml:space="preserve">and the 7-critic loop scores</w:t>
-      </w:r>
-      <w:r>
-        <w:t xml:space="preserve"> </w:t>
-      </w:r>
-      <w:r>
-        <w:rPr>
-          <w:b/>
-          <w:bCs/>
-        </w:rPr>
-        <w:t xml:space="preserve">0.71 ± 0.08</w:t>
-      </w:r>
-      <w:r>
-        <w:t xml:space="preserve">; the paired difference (mean</w:t>
-      </w:r>
-      <w:r>
-        <w:t xml:space="preserve"> </w:t>
+        <w:t xml:space="preserve">); the gap is statistically indistinguishable from zero (</w:t>
       </w:r>
       <m:oMath>
         <m:r>
@@ -451,7 +407,7 @@
         </m:r>
       </m:oMath>
       <w:r>
-        <w:t xml:space="preserve">, paired-t</w:t>
+        <w:t xml:space="preserve">,</w:t>
       </w:r>
       <w:r>
         <w:t xml:space="preserve"> </w:t>
@@ -471,84 +427,7 @@
         </m:r>
       </m:oMath>
       <w:r>
-        <w:t xml:space="preserve">, Wilcoxon</w:t>
-      </w:r>
-      <w:r>
-        <w:t xml:space="preserve"> </w:t>
-      </w:r>
-      <m:oMath>
-        <m:r>
-          <m:t>p</m:t>
-        </m:r>
-        <m:r>
-          <m:rPr>
-            <m:sty m:val="p"/>
-          </m:rPr>
-          <m:t>=</m:t>
-        </m:r>
-        <m:r>
-          <m:t>0.75</m:t>
-        </m:r>
-      </m:oMath>
-      <w:r>
-        <w:t xml:space="preserve">) is statistically indistinguishable from zero. The honest reading is that the 7-critic loop carries a measurable cost under a keyword-driven downstream reader and a cost that disappears under an embedding-based reader:</w:t>
-      </w:r>
-      <w:r>
-        <w:t xml:space="preserve"> </w:t>
-      </w:r>
-      <w:r>
-        <w:rPr>
-          <w:i/>
-          <w:iCs/>
-        </w:rPr>
-        <w:t xml:space="preserve">the disadvantage flips into a tie, not a reversal</w:t>
-      </w:r>
-      <w:r>
-        <w:t xml:space="preserve">.</w:t>
-      </w:r>
-    </w:p>
-    <w:p>
-      <w:pPr>
-        <w:pStyle w:val="BodyText"/>
-        <w:jc w:val="both"/>
-        <w:keepNext w:val="0"/>
-        <w:keepLines w:val="0"/>
-        <w:widowControl w:val="1"/>
-      </w:pPr>
-      <w:r>
-        <w:t xml:space="preserve">Beyond this main result we release: (i) an open-source seven-critic harness with a single-flag-per-critic ablation contract; (ii) a</w:t>
-      </w:r>
-      <w:r>
-        <w:t xml:space="preserve"> </w:t>
-      </w:r>
-      <w:r>
-        <w:rPr>
-          <w:i/>
-          <w:iCs/>
-        </w:rPr>
-        <w:t xml:space="preserve">post-hoc adversary audit</w:t>
-      </w:r>
-      <w:r>
-        <w:t xml:space="preserve"> </w:t>
-      </w:r>
-      <w:r>
-        <w:t xml:space="preserve">that re-runs every critic against every condition's final batch with re-seeded RNG and a real-vs-real null reference, breaking the tautological-firing failure mode of naive ablation tables; (iii) a complaint-grammar contract that lets future work add new critics without breaking the protocol; (iv) two honest negative findings (loop-internal realism discriminator drifts</w:t>
-      </w:r>
-      <w:r>
-        <w:t xml:space="preserve"> </w:t>
-      </w:r>
-      <w:r>
-        <w:rPr>
-          <w:i/>
-          <w:iCs/>
-        </w:rPr>
-        <w:t xml:space="preserve">away</w:t>
-      </w:r>
-      <w:r>
-        <w:t xml:space="preserve"> </w:t>
-      </w:r>
-      <w:r>
-        <w:t xml:space="preserve">from chance under iteration; the Coverage Hole Finder's density-ratio classifier remains at AUROC</w:t>
+        <w:t xml:space="preserve">) when the same batches are read by sentence-transformer embeddings. We argue the cost of the GAN-style adversaries is real under a keyword-driven downstream classifier and not detectable under an embedding-based one, and we report this as the central diversity-utility finding rather than the more dramatic but unsupported "reversal" we initially expected. We also contribute a post-hoc adversary audit protocol that re-runs every critic against every condition's final batch with re-seeded RNG and a real-vs-real null reference (defusing the tautological-firing failure mode of naive ablation tables), a complaint-grammar contract that lets future work add new critics without breaking the protocol, and two honest negative findings (loop-internal realism discriminator drifts away from chance through iteration; Coverage Hole AUROC remains at</w:t>
       </w:r>
       <w:r>
         <w:t xml:space="preserve"> </w:t>
@@ -562,7 +441,7 @@
         <w:t xml:space="preserve"> </w:t>
       </w:r>
       <w:r>
-        <w:t xml:space="preserve">across all conditions); and (v) per-iteration on-disk manifests sufficient for byte-for-byte reproduction.</w:t>
+        <w:t xml:space="preserve">on every condition).</w:t>
       </w:r>
     </w:p>
     <w:bookmarkEnd w:id="11"/>

--- a/docs/attrforge.docx
+++ b/docs/attrforge.docx
@@ -3943,7 +3943,7 @@
           <w:b/>
           <w:bCs/>
         </w:rPr>
-        <w:t xml:space="preserve">Table 0</w:t>
+        <w:t xml:space="preserve">Table 1</w:t>
       </w:r>
       <w:r>
         <w:t xml:space="preserve"> </w:t>
@@ -3964,7 +3964,7 @@
           <w:b/>
           <w:i/>
         </w:rPr>
-        <w:t>Table 0:</w:t>
+        <w:t>Table 1:</w:t>
       </w:r>
       <w:r>
         <w:rPr>
@@ -3987,7 +3987,7 @@
         <w:tblW w:type="pct" w:w="5000"/>
         <w:jc w:val="center"/>
         <w:tblLook w:firstRow="1" w:lastRow="0" w:firstColumn="0" w:lastColumn="0" w:noHBand="0" w:noVBand="0" w:val="0020"/>
-        <w:tblCaption w:val="Table 0: The complaint grammar of each critic. Each row gives the structured output the critic emits, and the kind of locally-targeted rewrite the updater can produce in response. Bottom four rows are the new GAN-style adversaries introduced in this paper."/>
+        <w:tblCaption w:val="Table 1: The complaint grammar of each critic. Each row gives the structured output the critic emits, and the kind of locally-targeted rewrite the updater can produce in response. Bottom four rows are the new GAN-style adversaries introduced in this paper."/>
         <w:tblLayout w:type="autofit"/>
         <w:tblBorders>
           <w:top w:val="single" w:sz="10" w:color="4F6272"/>
@@ -6117,7 +6117,7 @@
           <w:b/>
           <w:i/>
         </w:rPr>
-        <w:t>Table 1:</w:t>
+        <w:t>Table 2:</w:t>
       </w:r>
       <w:r>
         <w:rPr>
@@ -6131,7 +6131,7 @@
           <w:b w:val="0"/>
           <w:i/>
         </w:rPr>
-        <w:t>Conditions evaluated. Same generator (live gpt-4o-mini, temperature 0.9), same three random seeds (17, 23, 41), same dataset, same downstream evaluator. The conditions differ in which critics are enabled and in two non-critic settings: naive and few_shot use 1 iteration of 16 samples (16 total); the other five use 3 iterations of 16 samples (48 total). few_shot additionally bumps the generator's few-shot pool from 3 to 8 real exemplars. These non-critic differences are part of the standard baselines literature (one-shot vs few-shot vs iterated); they affect what each condition is meant to measure rather than being a confound, but Section 9.1 quantifies their contribution.</w:t>
+        <w:t>Conditions evaluated. Same generator (live gpt-4o-mini, temperature 0.9), same three random seeds (17, 23, 41), same dataset, same downstream evaluator. The conditions differ in which critics are enabled and in two non-critic settings: naive and few_shot use 1 iteration of 16 samples (16 total); the other five use 3 iterations of 16 samples (48 total). few_shot additionally bumps the generator's few-shot pool from 3 to 8 real exemplars. These non-critic differences are part of the standard baselines literature (one-shot vs few-shot vs iterated); they affect what each condition is meant to measure rather than being a confound.</w:t>
       </w:r>
     </w:p>
     <w:tbl>
@@ -6140,7 +6140,7 @@
         <w:tblW w:type="pct" w:w="5000"/>
         <w:jc w:val="center"/>
         <w:tblLook w:firstRow="1" w:lastRow="0" w:firstColumn="0" w:lastColumn="0" w:noHBand="0" w:noVBand="0" w:val="0020"/>
-        <w:tblCaption w:val="Table 1: Conditions evaluated. Same generator (live gpt-4o-mini, temperature 0.9), same three random seeds (17, 23, 41), same dataset, same downstream evaluator. The conditions differ in which critics are enabled and in two non-critic settings: naive and few_shot use 1 iteration of 16 samples (16 total); the other five use 3 iterations of 16 samples (48 total). few_shot additionally bumps the generator's few-shot pool from 3 to 8 real exemplars. These non-critic differences are part of the standard baselines literature (one-shot vs few-shot vs iterated); they affect what each condition is meant to measure rather than being a confound, but Section 9.1 quantifies their contribution."/>
+        <w:tblCaption w:val="Table 2: Conditions evaluated. Same generator (live gpt-4o-mini, temperature 0.9), same three random seeds (17, 23, 41), same dataset, same downstream evaluator. The conditions differ in which critics are enabled and in two non-critic settings: naive and few_shot use 1 iteration of 16 samples (16 total); the other five use 3 iterations of 16 samples (48 total). few_shot additionally bumps the generator's few-shot pool from 3 to 8 real exemplars. These non-critic differences are part of the standard baselines literature (one-shot vs few-shot vs iterated); they affect what each condition is meant to measure rather than being a confound."/>
         <w:tblLayout w:type="autofit"/>
         <w:tblBorders>
           <w:top w:val="single" w:sz="10" w:color="4F6272"/>
@@ -8656,7 +8656,7 @@
           <w:b/>
           <w:i/>
         </w:rPr>
-        <w:t>Table 2:</w:t>
+        <w:t>Table 3:</w:t>
       </w:r>
       <w:r>
         <w:rPr>
@@ -8670,7 +8670,7 @@
           <w:b w:val="0"/>
           <w:i/>
         </w:rPr>
-        <w:t>Per-condition metrics at the final iteration, mean ± std over 3 random seeds, live gpt-4o-mini. "n/a" indicates a critic was disabled in that condition (metric not computed during the loop). Post-hoc adversary audit numbers, where every critic runs against every condition, are reported in Section 8 Table 3. Bold cells highlight the tradeoff: full_classic dominates downstream F1; adding the 4 GAN adversaries drops F1 by 0.18 absolute.</w:t>
+        <w:t>Per-condition metrics at the final iteration, mean ± std over 3 random seeds, live gpt-4o-mini. "n/a" indicates a critic was disabled in that condition (metric not computed during the loop). Post-hoc adversary audit numbers, where every critic runs against every condition, are reported in Section 8 Table 5. Bold cells highlight the TF-IDF gap: full_classic dominates downstream F1 under TF-IDF features; adding the 4 GAN adversaries drops F1 by 0.18 absolute (directional 3/3 seeds, underpowered at ).</w:t>
       </w:r>
     </w:p>
     <w:tbl>
@@ -8679,7 +8679,7 @@
         <w:tblW w:type="pct" w:w="5000"/>
         <w:jc w:val="center"/>
         <w:tblLook w:firstRow="1" w:lastRow="0" w:firstColumn="0" w:lastColumn="0" w:noHBand="0" w:noVBand="0" w:val="0020"/>
-        <w:tblCaption w:val="Table 2: Per-condition metrics at the final iteration, mean ± std over 3 random seeds, live gpt-4o-mini. &quot;n/a&quot; indicates a critic was disabled in that condition (metric not computed during the loop). Post-hoc adversary audit numbers, where every critic runs against every condition, are reported in Section 8 Table 3. Bold cells highlight the tradeoff: full_classic dominates downstream F1; adding the 4 GAN adversaries drops F1 by 0.18 absolute."/>
+        <w:tblCaption w:val="Table 3: Per-condition metrics at the final iteration, mean ± std over 3 random seeds, live gpt-4o-mini. &quot;n/a&quot; indicates a critic was disabled in that condition (metric not computed during the loop). Post-hoc adversary audit numbers, where every critic runs against every condition, are reported in Section 8 Table 5. Bold cells highlight the TF-IDF gap: full_classic dominates downstream F1 under TF-IDF features; adding the 4 GAN adversaries drops F1 by 0.18 absolute (directional 3/3 seeds, underpowered at N=3)."/>
         <w:tblLayout w:type="autofit"/>
         <w:tblBorders>
           <w:top w:val="single" w:sz="10" w:color="4F6272"/>
@@ -10075,7 +10075,7 @@
         <w:widowControl w:val="1"/>
       </w:pPr>
       <w:r>
-        <w:t xml:space="preserve">Three observations from Table 2.</w:t>
+        <w:t xml:space="preserve">Three observations from Table 3.</w:t>
       </w:r>
       <w:r>
         <w:t xml:space="preserve"> </w:t>
@@ -10809,185 +10809,31 @@
     </w:p>
     <w:p>
       <w:pPr>
-        <w:pStyle w:val="BodyText"/>
-        <w:jc w:val="both"/>
-        <w:keepNext w:val="0"/>
-        <w:keepLines w:val="0"/>
+        <w:spacing w:before="160" w:after="60" w:line="240" w:lineRule="auto"/>
+        <w:keepNext/>
+        <w:keepLines/>
         <w:widowControl w:val="1"/>
       </w:pPr>
       <w:r>
-        <w:t xml:space="preserve">Table 2b: Multi-classifier downstream macro F1 (mean ± std across 3 seeds). Bold cells are the best per-classifier column by mean. Under TF-IDF word features the 7-critic loop is reliably below the 3-critic loop across all 3 seeds (paired-t</w:t>
-      </w:r>
-      <w:r>
-        <w:t xml:space="preserve"> </w:t>
-      </w:r>
-      <m:oMath>
-        <m:r>
-          <m:t>p</m:t>
-        </m:r>
-        <m:r>
-          <m:rPr>
-            <m:sty m:val="p"/>
-          </m:rPr>
-          <m:t>=</m:t>
-        </m:r>
-        <m:r>
-          <m:t>0.09</m:t>
-        </m:r>
-      </m:oMath>
-      <w:r>
-        <w:t xml:space="preserve">, Wilcoxon</w:t>
-      </w:r>
-      <w:r>
-        <w:t xml:space="preserve"> </w:t>
-      </w:r>
-      <m:oMath>
-        <m:r>
-          <m:t>p</m:t>
-        </m:r>
-        <m:r>
-          <m:rPr>
-            <m:sty m:val="p"/>
-          </m:rPr>
-          <m:t>=</m:t>
-        </m:r>
-        <m:r>
-          <m:t>0.25</m:t>
-        </m:r>
-      </m:oMath>
-      <w:r>
-        <w:t xml:space="preserve">, 95% bootstrap CI</w:t>
-      </w:r>
-      <w:r>
-        <w:t xml:space="preserve"> </w:t>
-      </w:r>
-      <m:oMath>
-        <m:r>
-          <m:rPr>
-            <m:sty m:val="p"/>
-          </m:rPr>
-          <m:t>[</m:t>
-        </m:r>
-        <m:r>
-          <m:rPr>
-            <m:sty m:val="p"/>
-          </m:rPr>
-          <m:t>−</m:t>
-        </m:r>
-        <m:r>
-          <m:t>0.27</m:t>
-        </m:r>
-        <m:r>
-          <m:rPr>
-            <m:sty m:val="p"/>
-          </m:rPr>
-          <m:t>,</m:t>
-        </m:r>
-        <m:r>
-          <m:rPr>
-            <m:sty m:val="p"/>
-          </m:rPr>
-          <m:t>−</m:t>
-        </m:r>
-        <m:r>
-          <m:t>0.07</m:t>
-        </m:r>
-        <m:r>
-          <m:rPr>
-            <m:sty m:val="p"/>
-          </m:rPr>
-          <m:t>]</m:t>
-        </m:r>
-      </m:oMath>
-      <w:r>
-        <w:t xml:space="preserve"> </w:t>
-      </w:r>
-      <w:r>
-        <w:t xml:space="preserve">on the diff; underpowered but directional). Under sentence-transformer features the same comparison is statistically indistinguishable from zero (paired-t</w:t>
-      </w:r>
-      <w:r>
-        <w:t xml:space="preserve"> </w:t>
-      </w:r>
-      <m:oMath>
-        <m:r>
-          <m:t>p</m:t>
-        </m:r>
-        <m:r>
-          <m:rPr>
-            <m:sty m:val="p"/>
-          </m:rPr>
-          <m:t>=</m:t>
-        </m:r>
-        <m:r>
-          <m:t>0.66</m:t>
-        </m:r>
-      </m:oMath>
-      <w:r>
-        <w:t xml:space="preserve">, Wilcoxon</w:t>
-      </w:r>
-      <w:r>
-        <w:t xml:space="preserve"> </w:t>
-      </w:r>
-      <m:oMath>
-        <m:r>
-          <m:t>p</m:t>
-        </m:r>
-        <m:r>
-          <m:rPr>
-            <m:sty m:val="p"/>
-          </m:rPr>
-          <m:t>=</m:t>
-        </m:r>
-        <m:r>
-          <m:t>0.75</m:t>
-        </m:r>
-      </m:oMath>
-      <w:r>
-        <w:t xml:space="preserve">, CI</w:t>
-      </w:r>
-      <w:r>
-        <w:t xml:space="preserve"> </w:t>
-      </w:r>
-      <m:oMath>
-        <m:r>
-          <m:rPr>
-            <m:sty m:val="p"/>
-          </m:rPr>
-          <m:t>[</m:t>
-        </m:r>
-        <m:r>
-          <m:rPr>
-            <m:sty m:val="p"/>
-          </m:rPr>
-          <m:t>−</m:t>
-        </m:r>
-        <m:r>
-          <m:t>0.07</m:t>
-        </m:r>
-        <m:r>
-          <m:rPr>
-            <m:sty m:val="p"/>
-          </m:rPr>
-          <m:t>,</m:t>
-        </m:r>
-        <m:r>
-          <m:rPr>
-            <m:sty m:val="p"/>
-          </m:rPr>
-          <m:t>+</m:t>
-        </m:r>
-        <m:r>
-          <m:t>0.18</m:t>
-        </m:r>
-        <m:r>
-          <m:rPr>
-            <m:sty m:val="p"/>
-          </m:rPr>
-          <m:t>]</m:t>
-        </m:r>
-      </m:oMath>
-      <w:r>
-        <w:t xml:space="preserve">).</w:t>
+        <w:rPr>
+          <w:b/>
+          <w:i/>
+        </w:rPr>
+        <w:t>Table 4:</w:t>
+      </w:r>
+      <w:r>
+        <w:rPr>
+          <w:b w:val="0"/>
+          <w:i/>
+        </w:rPr>
+        <w:t xml:space="preserve"> </w:t>
+      </w:r>
+      <w:r>
+        <w:rPr>
+          <w:b w:val="0"/>
+          <w:i/>
+        </w:rPr>
+        <w:t>Multi-classifier downstream macro F1 (mean ± std across 3 seeds). Bold cells are the best per-classifier column by mean. Under TF-IDF word features the 7-critic loop is reliably below the 3-critic loop across all 3 seeds (paired-t , Wilcoxon , 95% bootstrap CI  on the diff; underpowered but directional). Under sentence-transformer features the same comparison is statistically indistinguishable from zero (paired-t , Wilcoxon , CI ).</w:t>
       </w:r>
     </w:p>
     <w:tbl>
@@ -10996,7 +10842,7 @@
         <w:tblW w:type="pct" w:w="5000"/>
         <w:jc w:val="center"/>
         <w:tblLook w:firstRow="1" w:lastRow="0" w:firstColumn="0" w:lastColumn="0" w:noHBand="0" w:noVBand="0" w:val="0020"/>
-        <w:tblCaption w:val="Table 2b: Multi-classifier downstream macro F1 (mean ± std across 3 seeds). Bold cells are the best per-classifier column by mean. Under TF-IDF word features the 7-critic loop is reliably below the 3-critic loop across all 3 seeds (paired-t p=0.09, Wilcoxon p=0.25, 95% bootstrap CI [-0.27, -0.07] on the diff; underpowered but directional). Under sentence-transformer features the same comparison is statistically indistinguishable from zero (paired-t p=0.66, Wilcoxon p=0.75, CI [-0.07, +0.18])."/>
+        <w:tblCaption w:val="Table 4: Multi-classifier downstream macro F1 (mean ± std across 3 seeds). Bold cells are the best per-classifier column by mean. Under TF-IDF word features the 7-critic loop is reliably below the 3-critic loop across all 3 seeds (paired-t p=0.09, Wilcoxon p=0.25, 95% bootstrap CI [-0.27, -0.07] on the diff; underpowered but directional). Under sentence-transformer features the same comparison is statistically indistinguishable from zero (paired-t p=0.66, Wilcoxon p=0.75, CI [-0.07, +0.18])."/>
         <w:tblLayout w:type="autofit"/>
         <w:tblBorders>
           <w:top w:val="single" w:sz="10" w:color="4F6272"/>
@@ -12148,7 +11994,7 @@
         <w:widowControl w:val="1"/>
       </w:pPr>
       <w:r>
-        <w:t xml:space="preserve">Two observations from Table 2 and Figure 2. First, on this</w:t>
+        <w:t xml:space="preserve">Two observations from Table 3 and Figure 2. First, the downstream metric on this</w:t>
       </w:r>
       <w:r>
         <w:t xml:space="preserve"> </w:t>
@@ -12184,7 +12030,21 @@
         <w:t xml:space="preserve"> </w:t>
       </w:r>
       <w:r>
-        <w:t xml:space="preserve">task the downstream metric saturates the moment a condition gets 48 training samples regardless of which critics are enabled, so the downstream metric alone cannot distinguish AttrForge from other iterated baselines. Second, the only loop-internal metric where</w:t>
+        <w:t xml:space="preserve">task carries a wide noise floor; any TF-IDF F1 difference smaller than about</w:t>
+      </w:r>
+      <w:r>
+        <w:t xml:space="preserve"> </w:t>
+      </w:r>
+      <m:oMath>
+        <m:r>
+          <m:t>0.10</m:t>
+        </m:r>
+      </m:oMath>
+      <w:r>
+        <w:t xml:space="preserve"> </w:t>
+      </w:r>
+      <w:r>
+        <w:t xml:space="preserve">is within seed-std for several conditions. Second, the only loop-internal metric where</w:t>
       </w:r>
       <w:r>
         <w:t xml:space="preserve"> </w:t>
@@ -12214,72 +12074,51 @@
         <w:t xml:space="preserve"> </w:t>
       </w:r>
       <w:r>
-        <w:t xml:space="preserve">by more than one seed-std is the realism discriminator accuracy:</w:t>
+        <w:t xml:space="preserve">by more than one seed-std is the realism discriminator accuracy, where</w:t>
+      </w:r>
+      <w:r>
+        <w:t xml:space="preserve"> </w:t>
+      </w:r>
+      <w:r>
+        <w:rPr>
+          <w:rStyle w:val="VerbatimChar"/>
+        </w:rPr>
+        <w:t xml:space="preserve">full_attrforge</w:t>
+      </w:r>
+      <w:r>
+        <w:t xml:space="preserve"> </w:t>
+      </w:r>
+      <w:r>
+        <w:t xml:space="preserve">sits</w:t>
       </w:r>
       <w:r>
         <w:t xml:space="preserve"> </w:t>
       </w:r>
       <m:oMath>
         <m:r>
-          <m:t>0.69</m:t>
-        </m:r>
-        <m:r>
-          <m:rPr>
-            <m:sty m:val="p"/>
-          </m:rPr>
-          <m:t>±</m:t>
-        </m:r>
-        <m:r>
-          <m:t>0.06</m:t>
+          <m:t>0.09</m:t>
         </m:r>
       </m:oMath>
       <w:r>
         <w:t xml:space="preserve"> </w:t>
       </w:r>
       <w:r>
-        <w:t xml:space="preserve">vs</w:t>
-      </w:r>
-      <w:r>
-        <w:t xml:space="preserve"> </w:t>
-      </w:r>
-      <m:oMath>
-        <m:r>
-          <m:t>0.72</m:t>
-        </m:r>
-        <m:r>
-          <m:rPr>
-            <m:sty m:val="p"/>
-          </m:rPr>
-          <m:t>±</m:t>
-        </m:r>
-        <m:r>
-          <m:t>0.10</m:t>
-        </m:r>
-      </m:oMath>
-      <w:r>
-        <w:t xml:space="preserve">. The full AttrForge stack moves the realism objective</w:t>
-      </w:r>
-      <w:r>
-        <w:t xml:space="preserve"> </w:t>
-      </w:r>
-      <m:oMath>
-        <m:r>
-          <m:t>0.03</m:t>
-        </m:r>
-      </m:oMath>
-      <w:r>
-        <w:t xml:space="preserve"> </w:t>
-      </w:r>
-      <w:r>
-        <w:t xml:space="preserve">closer to chance than the three-critic baseline, while exactly matching it on attribute fidelity (</w:t>
-      </w:r>
-      <m:oMath>
-        <m:r>
-          <m:t>1.00</m:t>
-        </m:r>
-      </m:oMath>
-      <w:r>
-        <w:t xml:space="preserve">) and downstream metrics.</w:t>
+        <w:t xml:space="preserve">closer to chance than</w:t>
+      </w:r>
+      <w:r>
+        <w:t xml:space="preserve"> </w:t>
+      </w:r>
+      <w:r>
+        <w:rPr>
+          <w:rStyle w:val="VerbatimChar"/>
+        </w:rPr>
+        <w:t xml:space="preserve">full_classic</w:t>
+      </w:r>
+      <w:r>
+        <w:t xml:space="preserve"> </w:t>
+      </w:r>
+      <w:r>
+        <w:t xml:space="preserve">(Table 3). On attribute fidelity, both verifier-using conditions are below 10% match.</w:t>
       </w:r>
     </w:p>
     <w:bookmarkEnd w:id="40"/>
@@ -12638,7 +12477,7 @@
         <w:widowControl w:val="1"/>
       </w:pPr>
       <w:r>
-        <w:t xml:space="preserve">Table 2's "n/a" entries are a structural symptom of the experimental design: a critic's metric is computed only when that critic is enabled in the loop. So when we report "Pack accuracy</w:t>
+        <w:t xml:space="preserve">Table 3's "n/a" entries are a structural symptom of the experimental design: a critic's metric is computed only when that critic is enabled in the loop. So when we report "Pack accuracy</w:t>
       </w:r>
       <w:r>
         <w:t xml:space="preserve"> </w:t>
@@ -12877,7 +12716,7 @@
           <w:b/>
           <w:i/>
         </w:rPr>
-        <w:t>Table 3:</w:t>
+        <w:t>Table 5:</w:t>
       </w:r>
       <w:r>
         <w:rPr>
@@ -12891,7 +12730,7 @@
           <w:b w:val="0"/>
           <w:i/>
         </w:rPr>
-        <w:t>Post-hoc adversary audit on the live-LLM run (main_run_002, mean ± std across 3 random seeds). Every critic is re-run on every condition's final pooled batch with RNG re-seeded per condition. The real-vs-real null reference (computed once) is  in this domain. Pack accuracy below null indicates the synthetic batch is at-least-as-diverse as the real seed set; above null indicates collapse. The loop disc. acc. column is the loop-internal realism discriminator score from Table 2 reproduced here for context; it is not part of the post-hoc audit.</w:t>
+        <w:t>Post-hoc adversary audit on the live-LLM run (main_run_002, mean ± std across 3 random seeds). Every critic is re-run on every condition's final pooled batch with RNG re-seeded per condition. The real-vs-real null reference (computed once) is  in this domain. Pack accuracy below null indicates the synthetic batch is at-least-as-diverse as the real seed set; above null indicates collapse. The loop disc. acc. column is the loop-internal realism discriminator score from Table 3 reproduced here for context; it is not part of the post-hoc audit.</w:t>
       </w:r>
     </w:p>
     <w:tbl>
@@ -12900,7 +12739,7 @@
         <w:tblW w:type="pct" w:w="5000"/>
         <w:jc w:val="center"/>
         <w:tblLook w:firstRow="1" w:lastRow="0" w:firstColumn="0" w:lastColumn="0" w:noHBand="0" w:noVBand="0" w:val="0020"/>
-        <w:tblCaption w:val="Table 3: Post-hoc adversary audit on the live-LLM run (main_run_002, mean ± std across 3 random seeds). Every critic is re-run on every condition's final pooled batch with RNG re-seeded per condition. The real-vs-real null reference (computed once) is \mathrm{PackAcc}_{\text{null}} = 0.54 in this domain. Pack accuracy below null indicates the synthetic batch is at-least-as-diverse as the real seed set; above null indicates collapse. The loop disc. acc. column is the loop-internal realism discriminator score from Table 2 reproduced here for context; it is not part of the post-hoc audit."/>
+        <w:tblCaption w:val="Table 5: Post-hoc adversary audit on the live-LLM run (main_run_002, mean ± std across 3 random seeds). Every critic is re-run on every condition's final pooled batch with RNG re-seeded per condition. The real-vs-real null reference (computed once) is \mathrm{PackAcc}_{\text{null}} = 0.54 in this domain. Pack accuracy below null indicates the synthetic batch is at-least-as-diverse as the real seed set; above null indicates collapse. The loop disc. acc. column is the loop-internal realism discriminator score from Table 3 reproduced here for context; it is not part of the post-hoc audit."/>
         <w:tblLayout w:type="autofit"/>
         <w:tblBorders>
           <w:top w:val="single" w:sz="10" w:color="4F6272"/>

--- a/docs/attrforge.docx
+++ b/docs/attrforge.docx
@@ -565,7 +565,17 @@
         <w:t xml:space="preserve"> </w:t>
       </w:r>
       <w:r>
-        <w:t xml:space="preserve">reads, on this question, as a steady accumulation: more critics, more rewriting capacity, better data.</w:t>
+        <w:t xml:space="preserve">reads, on this question, as a steady accumulation: more critics, more rewriting capacity, better data. We ask:</w:t>
+      </w:r>
+      <w:r>
+        <w:t xml:space="preserve"> </w:t>
+      </w:r>
+      <w:r>
+        <w:rPr>
+          <w:i/>
+          <w:iCs/>
+        </w:rPr>
+        <w:t xml:space="preserve">does that accumulation actually improve downstream utility, and how would we know?</w:t>
       </w:r>
     </w:p>
     <w:p>
@@ -1098,7 +1108,7 @@
       </w:r>
     </w:p>
     <w:bookmarkEnd w:id="11"/>
-    <w:bookmarkStart w:id="22" w:name="sec-related"/>
+    <w:bookmarkStart w:id="21" w:name="sec-related"/>
     <w:p>
       <w:pPr>
         <w:pStyle w:val="Heading2"/>
@@ -1408,7 +1418,7 @@
         <w:t xml:space="preserve"> </w:t>
       </w:r>
       <w:r>
-        <w:t xml:space="preserve">shows a confidence-aware ensemble of optimized prompts beats single-prompt baselines on LLM-as-judge tasks. Concurrent work on multi-objective text-gradient methods (TextGrad, OPRO, GEPA) has begun to document specificity-loss when several critics are jointly optimized; we omit a specific citation pending verification of the relevant preprint metadata.</w:t>
+        <w:t xml:space="preserve">shows a confidence-aware ensemble of optimized prompts beats single-prompt baselines on LLM-as-judge tasks.</w:t>
       </w:r>
     </w:p>
     <w:p>
@@ -1424,7 +1434,7 @@
       </w:r>
     </w:p>
     <w:bookmarkEnd w:id="13"/>
-    <w:bookmarkStart w:id="14" w:name="bmulti-critic-and-debate-style-judges"/>
+    <w:bookmarkStart w:id="14" w:name="multi-critic-and-debate-style-judges"/>
     <w:p>
       <w:pPr>
         <w:pStyle w:val="Heading3"/>
@@ -1433,7 +1443,7 @@
         <w:widowControl w:val="1"/>
       </w:pPr>
       <w:r>
-        <w:t xml:space="preserve">2.2b</w:t>
+        <w:t xml:space="preserve">2.3</w:t>
       </w:r>
       <w:r>
         <w:t xml:space="preserve">Multi-critic and debate-style judges</w:t>
@@ -1478,7 +1488,7 @@
         <w:widowControl w:val="1"/>
       </w:pPr>
       <w:r>
-        <w:t xml:space="preserve">2.3</w:t>
+        <w:t xml:space="preserve">2.4</w:t>
       </w:r>
       <w:r>
         <w:t xml:space="preserve">LLM-as-judge</w:t>
@@ -1573,7 +1583,7 @@
         <w:widowControl w:val="1"/>
       </w:pPr>
       <w:r>
-        <w:t xml:space="preserve">2.4</w:t>
+        <w:t xml:space="preserve">2.5</w:t>
       </w:r>
       <w:r>
         <w:t xml:space="preserve">Mode collapse in GANs and its measurement</w:t>
@@ -1704,7 +1714,7 @@
       </w:r>
     </w:p>
     <w:bookmarkEnd w:id="16"/>
-    <w:bookmarkStart w:id="17" w:name="bmode-collapse-in-llm-outputs"/>
+    <w:bookmarkStart w:id="17" w:name="mode-collapse-in-llm-outputs"/>
     <w:p>
       <w:pPr>
         <w:pStyle w:val="Heading3"/>
@@ -1713,7 +1723,7 @@
         <w:widowControl w:val="1"/>
       </w:pPr>
       <w:r>
-        <w:t xml:space="preserve">2.4b</w:t>
+        <w:t xml:space="preserve">2.6</w:t>
       </w:r>
       <w:r>
         <w:t xml:space="preserve">Mode collapse in LLM outputs</w:t>
@@ -1766,7 +1776,7 @@
       </w:r>
     </w:p>
     <w:bookmarkEnd w:id="17"/>
-    <w:bookmarkStart w:id="18" w:name="X68e9557b060ae0dd639d483d298feb766007b6b"/>
+    <w:bookmarkStart w:id="18" w:name="X6d6779a64fdbfdbe6d845bb19f4dc46eb87f272"/>
     <w:p>
       <w:pPr>
         <w:pStyle w:val="Heading3"/>
@@ -1775,7 +1785,7 @@
         <w:widowControl w:val="1"/>
       </w:pPr>
       <w:r>
-        <w:t xml:space="preserve">2.4c</w:t>
+        <w:t xml:space="preserve">2.7</w:t>
       </w:r>
       <w:r>
         <w:t xml:space="preserve">Model collapse from training on synthetic data</w:t>
@@ -1862,7 +1872,7 @@
       </w:r>
     </w:p>
     <w:bookmarkEnd w:id="18"/>
-    <w:bookmarkStart w:id="19" w:name="X9530a24de0c8077420815eff986b491df29f2a3"/>
+    <w:bookmarkStart w:id="19" w:name="X1b70c4aae08c3448ecd744f80bb0f5e0deafab1"/>
     <w:p>
       <w:pPr>
         <w:pStyle w:val="Heading3"/>
@@ -1871,100 +1881,10 @@
         <w:widowControl w:val="1"/>
       </w:pPr>
       <w:r>
-        <w:t xml:space="preserve">2.5b</w:t>
+        <w:t xml:space="preserve">2.8</w:t>
       </w:r>
       <w:r>
         <w:t xml:space="preserve">Density-ratio estimation for synthetic-data quality</w:t>
-      </w:r>
-    </w:p>
-    <w:p>
-      <w:pPr>
-        <w:pStyle w:val="FirstParagraph"/>
-        <w:jc w:val="both"/>
-        <w:keepNext w:val="0"/>
-        <w:keepLines w:val="0"/>
-        <w:widowControl w:val="1"/>
-      </w:pPr>
-      <w:r>
-        <w:t xml:space="preserve">An ICLR 2025 SynthData-workshop paper</w:t>
-      </w:r>
-      <w:r>
-        <w:t xml:space="preserve"> </w:t>
-      </w:r>
-      <w:hyperlink w:anchor="ref-improveddre">
-        <w:r>
-          <w:rPr>
-            <w:rStyle w:val="Hyperlink"/>
-          </w:rPr>
-          <w:t xml:space="preserve">[36]</w:t>
-        </w:r>
-      </w:hyperlink>
-      <w:r>
-        <w:t xml:space="preserve"> </w:t>
-      </w:r>
-      <w:r>
-        <w:t xml:space="preserve">aggregates multiple density-ratio estimators with diverse hyperparameter settings to produce global and local quality scores, providing a direct technical antecedent for our Coverage Hole Finder.</w:t>
-      </w:r>
-    </w:p>
-    <w:bookmarkEnd w:id="19"/>
-    <w:bookmarkStart w:id="20" w:name="X681a7ad306724b4daa41b63d7d89643e419e7b6"/>
-    <w:p>
-      <w:pPr>
-        <w:pStyle w:val="Heading3"/>
-        <w:keepNext/>
-        <w:keepLines/>
-        <w:widowControl w:val="1"/>
-      </w:pPr>
-      <w:r>
-        <w:t xml:space="preserve">2.5c</w:t>
-      </w:r>
-      <w:r>
-        <w:t xml:space="preserve">Embedding-based diversity metrics for text</w:t>
-      </w:r>
-    </w:p>
-    <w:p>
-      <w:pPr>
-        <w:pStyle w:val="FirstParagraph"/>
-        <w:jc w:val="both"/>
-        <w:keepNext w:val="0"/>
-        <w:keepLines w:val="0"/>
-        <w:widowControl w:val="1"/>
-      </w:pPr>
-      <w:r>
-        <w:t xml:space="preserve">The Scendi Score</w:t>
-      </w:r>
-      <w:r>
-        <w:t xml:space="preserve"> </w:t>
-      </w:r>
-      <w:hyperlink w:anchor="ref-scendi">
-        <w:r>
-          <w:rPr>
-            <w:rStyle w:val="Hyperlink"/>
-          </w:rPr>
-          <w:t xml:space="preserve">[37]</w:t>
-        </w:r>
-      </w:hyperlink>
-      <w:r>
-        <w:t xml:space="preserve"> </w:t>
-      </w:r>
-      <w:r>
-        <w:t xml:space="preserve">decomposes embedding-based diversity into prompt-driven and intrinsic-model components via a Schur-complement decomposition of CLIP-embedding kernels; this is the closest 2024 alternative to distinct-n and FID for text diversity. Our Mode-Seeking ratio occupies a similar niche but is conditioned on attribute-vector distance rather than prompt identity.</w:t>
-      </w:r>
-    </w:p>
-    <w:bookmarkEnd w:id="20"/>
-    <w:bookmarkStart w:id="21" w:name="density-ratio-estimation"/>
-    <w:p>
-      <w:pPr>
-        <w:pStyle w:val="Heading3"/>
-        <w:keepNext/>
-        <w:keepLines/>
-        <w:widowControl w:val="1"/>
-      </w:pPr>
-      <w:r>
-        <w:t xml:space="preserve">2.5</w:t>
-      </w:r>
-      <w:r>
-        <w:t xml:space="preserve">Density ratio estimation</w:t>
       </w:r>
     </w:p>
     <w:p>
@@ -2121,29 +2041,74 @@
         <w:t xml:space="preserve"> </w:t>
       </w:r>
       <w:r>
-        <w:t xml:space="preserve">with a binary classifier. We use it in</w:t>
-      </w:r>
-      <w:r>
-        <w:t xml:space="preserve"> </w:t>
-      </w:r>
-      <w:hyperlink w:anchor="sec-cov-hole">
+        <w:t xml:space="preserve">with a binary classifier; we use it in Section 5.4 to surface real exemplars the synthetic distribution fails to cover and inject them as few-shot anchors. An ICLR 2025 SynthData-workshop paper</w:t>
+      </w:r>
+      <w:r>
+        <w:t xml:space="preserve"> </w:t>
+      </w:r>
+      <w:hyperlink w:anchor="ref-improveddre">
         <w:r>
           <w:rPr>
             <w:rStyle w:val="Hyperlink"/>
           </w:rPr>
-          <w:t xml:space="preserve">Section 5.4</w:t>
+          <w:t xml:space="preserve">[36]</w:t>
         </w:r>
       </w:hyperlink>
       <w:r>
         <w:t xml:space="preserve"> </w:t>
       </w:r>
       <w:r>
-        <w:t xml:space="preserve">to surface concrete real exemplars that the synthetic distribution fails to cover, which become few-shot anchors in the next generator prompt.</w:t>
+        <w:t xml:space="preserve">aggregates multiple density-ratio estimators with diverse hyperparameter settings to produce global and local quality scores, providing a direct technical antecedent for our Coverage Hole Finder.</w:t>
       </w:r>
     </w:p>
+    <w:bookmarkEnd w:id="19"/>
+    <w:bookmarkStart w:id="20" w:name="X29bd07b1d5fba0b62db77a692e29eff27427aa8"/>
+    <w:p>
+      <w:pPr>
+        <w:pStyle w:val="Heading3"/>
+        <w:keepNext/>
+        <w:keepLines/>
+        <w:widowControl w:val="1"/>
+      </w:pPr>
+      <w:r>
+        <w:t xml:space="preserve">2.9</w:t>
+      </w:r>
+      <w:r>
+        <w:t xml:space="preserve">Embedding-based diversity metrics for text</w:t>
+      </w:r>
+    </w:p>
+    <w:p>
+      <w:pPr>
+        <w:pStyle w:val="FirstParagraph"/>
+        <w:jc w:val="both"/>
+        <w:keepNext w:val="0"/>
+        <w:keepLines w:val="0"/>
+        <w:widowControl w:val="1"/>
+      </w:pPr>
+      <w:r>
+        <w:t xml:space="preserve">The Scendi Score</w:t>
+      </w:r>
+      <w:r>
+        <w:t xml:space="preserve"> </w:t>
+      </w:r>
+      <w:hyperlink w:anchor="ref-scendi">
+        <w:r>
+          <w:rPr>
+            <w:rStyle w:val="Hyperlink"/>
+          </w:rPr>
+          <w:t xml:space="preserve">[37]</w:t>
+        </w:r>
+      </w:hyperlink>
+      <w:r>
+        <w:t xml:space="preserve"> </w:t>
+      </w:r>
+      <w:r>
+        <w:t xml:space="preserve">decomposes embedding-based diversity into prompt-driven and intrinsic-model components via a Schur-complement decomposition of CLIP-embedding kernels; this is the closest 2024 alternative to distinct-n and FID for text diversity. Our Mode-Seeking ratio occupies a similar niche but is conditioned on attribute-vector distance rather than prompt identity.</w:t>
+      </w:r>
+    </w:p>
+    <w:bookmarkEnd w:id="20"/>
     <w:bookmarkEnd w:id="21"/>
-    <w:bookmarkEnd w:id="22"/>
-    <w:bookmarkStart w:id="23" w:name="sec-problem"/>
+    <w:bookmarkStart w:id="22" w:name="sec-problem"/>
     <w:p>
       <w:pPr>
         <w:pStyle w:val="Heading2"/>
@@ -3349,8 +3314,8 @@
         <w:t xml:space="preserve">Optimizing the prompt yields four practical advantages: zero parameter footprint, inspectable optimization trajectory (every prompt version is a reviewable text artifact), immediate applicability to closed-weights models, and cheap multi-seed re-runs without GPU.</w:t>
       </w:r>
     </w:p>
-    <w:bookmarkEnd w:id="23"/>
-    <w:bookmarkStart w:id="28" w:name="sec-method"/>
+    <w:bookmarkEnd w:id="22"/>
+    <w:bookmarkStart w:id="27" w:name="sec-method"/>
     <w:p>
       <w:pPr>
         <w:pStyle w:val="Heading2"/>
@@ -3445,7 +3410,7 @@
         <w:t>The AttrForge optimization loop. The attribute planner emits target attribute vectors  that condition the generator. The seven critic stack evaluates the resulting samples  along orthogonal axes (three baseline critics, four GAN-style adversaries highlighted in gray); each emits structured named complaints. The prompt updater rewrites the generator prompt  under a length budget, closing the loop. A downstream evaluator (right) trains a classifier on the final synthetic batch and tests it on held-out real data.</w:t>
       </w:r>
     </w:p>
-    <w:bookmarkStart w:id="24" w:name="attribute-planner"/>
+    <w:bookmarkStart w:id="23" w:name="attribute-planner"/>
     <w:p>
       <w:pPr>
         <w:pStyle w:val="Heading3"/>
@@ -3682,8 +3647,8 @@
         <w:t xml:space="preserve">The planner currently considers two-attribute pairs only; extension to higher-order combinations is straightforward but unimplemented.</w:t>
       </w:r>
     </w:p>
-    <w:bookmarkEnd w:id="24"/>
-    <w:bookmarkStart w:id="25" w:name="generator"/>
+    <w:bookmarkEnd w:id="23"/>
+    <w:bookmarkStart w:id="24" w:name="generator"/>
     <w:p>
       <w:pPr>
         <w:pStyle w:val="Heading3"/>
@@ -3730,8 +3695,8 @@
         <w:t xml:space="preserve">, a refreshed random sample of real examples for few-shot anchoring, the schema, and the target attributes; it returns a JSON object with the sample text and the realized attributes. Sample-by-sample (not batched) generation is chosen so that per-sample temperature variance contributes to surface diversity and so the verifier and the discriminator receive per-sample IDs to return verdicts against.</w:t>
       </w:r>
     </w:p>
-    <w:bookmarkEnd w:id="25"/>
-    <w:bookmarkStart w:id="26" w:name="three-baseline-critics"/>
+    <w:bookmarkEnd w:id="24"/>
+    <w:bookmarkStart w:id="25" w:name="three-baseline-critics"/>
     <w:p>
       <w:pPr>
         <w:pStyle w:val="Heading3"/>
@@ -3865,8 +3830,8 @@
         <w:t xml:space="preserve">, computed over TF-IDF features in our default configuration; sentence-transformer embeddings are an opt-in) plus an optional LLM judgment layer returning missing modes, overrepresented modes, and recommendations.</w:t>
       </w:r>
     </w:p>
-    <w:bookmarkEnd w:id="26"/>
-    <w:bookmarkStart w:id="27" w:name="prompt-updater"/>
+    <w:bookmarkEnd w:id="25"/>
+    <w:bookmarkStart w:id="26" w:name="prompt-updater"/>
     <w:p>
       <w:pPr>
         <w:pStyle w:val="Heading3"/>
@@ -4909,9 +4874,9 @@
         <w:t xml:space="preserve">The structured contract is what makes batch-level adversaries integrate cleanly into the same template as per-sample critics: every critic's output is a list of named items that the updater is asked to address one-by-one.</w:t>
       </w:r>
     </w:p>
+    <w:bookmarkEnd w:id="26"/>
     <w:bookmarkEnd w:id="27"/>
-    <w:bookmarkEnd w:id="28"/>
-    <w:bookmarkStart w:id="33" w:name="sec-adversaries"/>
+    <w:bookmarkStart w:id="32" w:name="sec-adversaries"/>
     <w:p>
       <w:pPr>
         <w:pStyle w:val="Heading2"/>
@@ -4970,7 +4935,7 @@
         <w:t xml:space="preserve">(the generator emits roughly the same text regardless of the requested attribute vector, while metadata correctly reflects it). We address both via a 2 × 2 grid: Pack Discriminator and Mode-Seeking target plausible homogeneity and attribute-deafness respectively; Mode Hunter and Coverage Hole Finder add cross-iteration memory and exemplar grounding.</w:t>
       </w:r>
     </w:p>
-    <w:bookmarkStart w:id="29" w:name="sec-pack"/>
+    <w:bookmarkStart w:id="28" w:name="sec-pack"/>
     <w:p>
       <w:pPr>
         <w:pStyle w:val="Heading3"/>
@@ -5178,8 +5143,8 @@
         <w:t xml:space="preserve">it used (opener repetition, structural tics, phrase repetition); these are aggregated into a list that the updater renders as named complaints.</w:t>
       </w:r>
     </w:p>
-    <w:bookmarkEnd w:id="29"/>
-    <w:bookmarkStart w:id="30" w:name="sec-msgan"/>
+    <w:bookmarkEnd w:id="28"/>
+    <w:bookmarkStart w:id="29" w:name="sec-msgan"/>
     <w:p>
       <w:pPr>
         <w:pStyle w:val="Heading3"/>
@@ -5359,8 +5324,8 @@
         <w:t xml:space="preserve">indicate attribute-deaf generation. We additionally report a per-attribute sensitivity matrix.</w:t>
       </w:r>
     </w:p>
-    <w:bookmarkEnd w:id="30"/>
-    <w:bookmarkStart w:id="31" w:name="sec-hunter"/>
+    <w:bookmarkEnd w:id="29"/>
+    <w:bookmarkStart w:id="30" w:name="sec-hunter"/>
     <w:p>
       <w:pPr>
         <w:pStyle w:val="Heading3"/>
@@ -5541,8 +5506,8 @@
         <w:t xml:space="preserve">. Every previously identified failure pattern is rendered into the next generator prompt as a "do not use" instruction. A cap of 50 entries bounds prompt bloat.</w:t>
       </w:r>
     </w:p>
-    <w:bookmarkEnd w:id="31"/>
-    <w:bookmarkStart w:id="32" w:name="sec-cov-hole"/>
+    <w:bookmarkEnd w:id="30"/>
+    <w:bookmarkStart w:id="31" w:name="sec-cov-hole"/>
     <w:p>
       <w:pPr>
         <w:pStyle w:val="Heading3"/>
@@ -5757,9 +5722,9 @@
         <w:t xml:space="preserve">.</w:t>
       </w:r>
     </w:p>
+    <w:bookmarkEnd w:id="31"/>
     <w:bookmarkEnd w:id="32"/>
-    <w:bookmarkEnd w:id="33"/>
-    <w:bookmarkStart w:id="38" w:name="sec-experiments"/>
+    <w:bookmarkStart w:id="37" w:name="sec-experiments"/>
     <w:p>
       <w:pPr>
         <w:pStyle w:val="Heading2"/>
@@ -5774,7 +5739,7 @@
         <w:t xml:space="preserve">Experimental setup</w:t>
       </w:r>
     </w:p>
-    <w:bookmarkStart w:id="34" w:name="task-and-dataset"/>
+    <w:bookmarkStart w:id="33" w:name="task-and-dataset"/>
     <w:p>
       <w:pPr>
         <w:pStyle w:val="Heading3"/>
@@ -5940,8 +5905,8 @@
         <w:t xml:space="preserve">are available to the generator as few-shot anchors and to the critics as the "real" half of every comparison.</w:t>
       </w:r>
     </w:p>
-    <w:bookmarkEnd w:id="34"/>
-    <w:bookmarkStart w:id="35" w:name="backends"/>
+    <w:bookmarkEnd w:id="33"/>
+    <w:bookmarkStart w:id="34" w:name="backends"/>
     <w:p>
       <w:pPr>
         <w:pStyle w:val="Heading3"/>
@@ -6089,8 +6054,8 @@
         <w:t xml:space="preserve">as both generator and every critic (3 seeds, 7 conditions, 3 iterations of 16 samples, 21 condition-runs total). The simulator backend remains in the repository as a deterministic harness validator and a CI-friendly offline mode; it is not used for headline numbers.</w:t>
       </w:r>
     </w:p>
-    <w:bookmarkEnd w:id="35"/>
-    <w:bookmarkStart w:id="36" w:name="conditions"/>
+    <w:bookmarkEnd w:id="34"/>
+    <w:bookmarkStart w:id="35" w:name="conditions"/>
     <w:p>
       <w:pPr>
         <w:pStyle w:val="Heading3"/>
@@ -8552,8 +8517,8 @@
         <w:t xml:space="preserve">python scripts/aggregate_multiseed.py --base main_run_002</w:t>
       </w:r>
     </w:p>
-    <w:bookmarkEnd w:id="36"/>
-    <w:bookmarkStart w:id="37" w:name="metrics"/>
+    <w:bookmarkEnd w:id="35"/>
+    <w:bookmarkStart w:id="36" w:name="metrics"/>
     <w:p>
       <w:pPr>
         <w:pStyle w:val="Heading3"/>
@@ -8612,9 +8577,9 @@
         <w:t xml:space="preserve">), pack accuracy, mode-seeking ratio, banned-phrasing library size, coverage classifier AUROC, and downstream RQ4 metrics (TF-IDF + logistic regression trained on synthetic, evaluated on the held-out real test split).</w:t>
       </w:r>
     </w:p>
+    <w:bookmarkEnd w:id="36"/>
     <w:bookmarkEnd w:id="37"/>
-    <w:bookmarkEnd w:id="38"/>
-    <w:bookmarkStart w:id="44" w:name="sec-results"/>
+    <w:bookmarkStart w:id="43" w:name="sec-results"/>
     <w:p>
       <w:pPr>
         <w:pStyle w:val="Heading2"/>
@@ -8629,7 +8594,7 @@
         <w:t xml:space="preserve">Results</w:t>
       </w:r>
     </w:p>
-    <w:bookmarkStart w:id="39" w:name="X1e0dc7ce2dd52e806ffada9e9bb17d79b78dd89"/>
+    <w:bookmarkStart w:id="38" w:name="X1e0dc7ce2dd52e806ffada9e9bb17d79b78dd89"/>
     <w:p>
       <w:pPr>
         <w:pStyle w:val="Heading3"/>
@@ -10688,8 +10653,8 @@
         <w:t>Downstream classifier accuracy and macro F1 with TF-IDF + logistic regression, mean ± std across 3 random seeds. full_classic achieves the best F1 (0.58 ± 0.05); full_attrforge drops to 0.40 ± 0.06. The 0.18 gap on TF-IDF is the headline of the first half of our story.</w:t>
       </w:r>
     </w:p>
-    <w:bookmarkEnd w:id="39"/>
-    <w:bookmarkStart w:id="40" w:name="X919913d89481ff25c352225c145c01159d6a2c3"/>
+    <w:bookmarkEnd w:id="38"/>
+    <w:bookmarkStart w:id="39" w:name="X919913d89481ff25c352225c145c01159d6a2c3"/>
     <w:p>
       <w:pPr>
         <w:pStyle w:val="Heading3"/>
@@ -11985,144 +11950,8 @@
         <w:t xml:space="preserve">Two consequences. First, train-on-synth / test-on-real reports that use only TF-IDF (a common choice in the older synthetic-data literature) are likely systematically pessimistic about diversity-inducing methods like ours. Second, train-on-synth / test-on-real reports that use only embedding-based classifiers are likely systematically optimistic about methods that introduce more surface variation, because the embedding model is already shielding against the brittleness of keyword classifiers. The honest reporting protocol is multi-classifier evaluation.</w:t>
       </w:r>
     </w:p>
-    <w:p>
-      <w:pPr>
-        <w:pStyle w:val="BodyText"/>
-        <w:jc w:val="both"/>
-        <w:keepNext w:val="0"/>
-        <w:keepLines w:val="0"/>
-        <w:widowControl w:val="1"/>
-      </w:pPr>
-      <w:r>
-        <w:t xml:space="preserve">Two observations from Table 3 and Figure 2. First, the downstream metric on this</w:t>
-      </w:r>
-      <w:r>
-        <w:t xml:space="preserve"> </w:t>
-      </w:r>
-      <m:oMath>
-        <m:sSub>
-          <m:e>
-            <m:r>
-              <m:t>N</m:t>
-            </m:r>
-          </m:e>
-          <m:sub>
-            <m:r>
-              <m:rPr>
-                <m:nor/>
-                <m:sty m:val="p"/>
-              </m:rPr>
-              <m:t>test</m:t>
-            </m:r>
-          </m:sub>
-        </m:sSub>
-        <m:r>
-          <m:rPr>
-            <m:sty m:val="p"/>
-          </m:rPr>
-          <m:t>=</m:t>
-        </m:r>
-        <m:r>
-          <m:t>10</m:t>
-        </m:r>
-      </m:oMath>
-      <w:r>
-        <w:t xml:space="preserve"> </w:t>
-      </w:r>
-      <w:r>
-        <w:t xml:space="preserve">task carries a wide noise floor; any TF-IDF F1 difference smaller than about</w:t>
-      </w:r>
-      <w:r>
-        <w:t xml:space="preserve"> </w:t>
-      </w:r>
-      <m:oMath>
-        <m:r>
-          <m:t>0.10</m:t>
-        </m:r>
-      </m:oMath>
-      <w:r>
-        <w:t xml:space="preserve"> </w:t>
-      </w:r>
-      <w:r>
-        <w:t xml:space="preserve">is within seed-std for several conditions. Second, the only loop-internal metric where</w:t>
-      </w:r>
-      <w:r>
-        <w:t xml:space="preserve"> </w:t>
-      </w:r>
-      <w:r>
-        <w:rPr>
-          <w:rStyle w:val="VerbatimChar"/>
-        </w:rPr>
-        <w:t xml:space="preserve">full_attrforge</w:t>
-      </w:r>
-      <w:r>
-        <w:t xml:space="preserve"> </w:t>
-      </w:r>
-      <w:r>
-        <w:t xml:space="preserve">differs from</w:t>
-      </w:r>
-      <w:r>
-        <w:t xml:space="preserve"> </w:t>
-      </w:r>
-      <w:r>
-        <w:rPr>
-          <w:rStyle w:val="VerbatimChar"/>
-        </w:rPr>
-        <w:t xml:space="preserve">full_classic</w:t>
-      </w:r>
-      <w:r>
-        <w:t xml:space="preserve"> </w:t>
-      </w:r>
-      <w:r>
-        <w:t xml:space="preserve">by more than one seed-std is the realism discriminator accuracy, where</w:t>
-      </w:r>
-      <w:r>
-        <w:t xml:space="preserve"> </w:t>
-      </w:r>
-      <w:r>
-        <w:rPr>
-          <w:rStyle w:val="VerbatimChar"/>
-        </w:rPr>
-        <w:t xml:space="preserve">full_attrforge</w:t>
-      </w:r>
-      <w:r>
-        <w:t xml:space="preserve"> </w:t>
-      </w:r>
-      <w:r>
-        <w:t xml:space="preserve">sits</w:t>
-      </w:r>
-      <w:r>
-        <w:t xml:space="preserve"> </w:t>
-      </w:r>
-      <m:oMath>
-        <m:r>
-          <m:t>0.09</m:t>
-        </m:r>
-      </m:oMath>
-      <w:r>
-        <w:t xml:space="preserve"> </w:t>
-      </w:r>
-      <w:r>
-        <w:t xml:space="preserve">closer to chance than</w:t>
-      </w:r>
-      <w:r>
-        <w:t xml:space="preserve"> </w:t>
-      </w:r>
-      <w:r>
-        <w:rPr>
-          <w:rStyle w:val="VerbatimChar"/>
-        </w:rPr>
-        <w:t xml:space="preserve">full_classic</w:t>
-      </w:r>
-      <w:r>
-        <w:t xml:space="preserve"> </w:t>
-      </w:r>
-      <w:r>
-        <w:t xml:space="preserve">(Table 3). On attribute fidelity, both verifier-using conditions are below 10% match.</w:t>
-      </w:r>
-    </w:p>
-    <w:bookmarkEnd w:id="40"/>
-    <w:bookmarkStart w:id="41" w:name="realism-trajectory"/>
+    <w:bookmarkEnd w:id="39"/>
+    <w:bookmarkStart w:id="40" w:name="realism-trajectory"/>
     <w:p>
       <w:pPr>
         <w:pStyle w:val="Heading3"/>
@@ -12131,7 +11960,7 @@
         <w:widowControl w:val="1"/>
       </w:pPr>
       <w:r>
-        <w:t xml:space="preserve">7.2</w:t>
+        <w:t xml:space="preserve">7.3</w:t>
       </w:r>
       <w:r>
         <w:t xml:space="preserve">Realism trajectory</w:t>
@@ -12200,7 +12029,7 @@
           <w:b/>
           <w:i/>
         </w:rPr>
-        <w:t>Figure 3:</w:t>
+        <w:t>Figure 4:</w:t>
       </w:r>
       <w:r>
         <w:rPr>
@@ -12214,11 +12043,11 @@
           <w:b w:val="0"/>
           <w:i/>
         </w:rPr>
-        <w:t>Realism discriminator accuracy on the mixed batch. Chance level () is the target. Conditions without a realism discriminator default to chance because the metric is not computed. Among conditions where the discriminator runs, full_attrforge drives accuracy closest to chance.</w:t>
+        <w:t>Loop-internal realism discriminator accuracy on the mixed real/synth batch, mean ± std across 3 seeds. Chance level () is the target. Conditions without a realism discriminator default to chance because the metric is not computed for them. Among conditions where the discriminator runs, full_attrforge () is the closest to chance, beating full_classic () by . Both are far from the chance target: the loop makes samples more detectable, not less, but the GAN-style adversaries soften the trend.</w:t>
       </w:r>
     </w:p>
-    <w:bookmarkEnd w:id="41"/>
-    <w:bookmarkStart w:id="42" w:name="per-iteration-trajectory"/>
+    <w:bookmarkEnd w:id="40"/>
+    <w:bookmarkStart w:id="41" w:name="per-iteration-trajectory"/>
     <w:p>
       <w:pPr>
         <w:pStyle w:val="Heading3"/>
@@ -12227,7 +12056,7 @@
         <w:widowControl w:val="1"/>
       </w:pPr>
       <w:r>
-        <w:t xml:space="preserve">7.3</w:t>
+        <w:t xml:space="preserve">7.4</w:t>
       </w:r>
       <w:r>
         <w:t xml:space="preserve">Per-iteration trajectory</w:t>
@@ -12296,7 +12125,7 @@
           <w:b/>
           <w:i/>
         </w:rPr>
-        <w:t>Figure 4:</w:t>
+        <w:t>Figure 5:</w:t>
       </w:r>
       <w:r>
         <w:rPr>
@@ -12310,7 +12139,7 @@
           <w:b w:val="0"/>
           <w:i/>
         </w:rPr>
-        <w:t>Per-iteration downstream macro F1 with TF-IDF features (each point trains the classifier on that single iteration's batch of 16 samples; mean ± std across 3 seeds). The trajectories are non-monotonic. self_critique has the deepest iter-1 dip (). At iteration 2, full_attrforge has the highest mean F1 of any iterated condition (), above full_classic (); this reverses the cumulative-pool ranking from Table 2 ( vs ).</w:t>
+        <w:t>Per-iteration downstream macro F1 with TF-IDF features (each point trains the classifier on that single iteration's batch of 16 samples; mean ± std across 3 seeds). The trajectories are non-monotonic. self_critique has the deepest iter-1 dip (). At iteration 2, full_attrforge has the highest mean F1 of any iterated condition (), above full_classic (); this reverses the cumulative-pool ranking from Table 3 ( vs ).</w:t>
       </w:r>
     </w:p>
     <w:p>
@@ -12355,8 +12184,8 @@
         <w:t xml:space="preserve">uses the same starter prompt as everyone else, while iteration 2 carries 11.7 banned-phrasing constraints plus pack-pattern instructions. The cumulative classifier averages over heterogeneous training distributions; the per-iteration classifier sees one homogeneous distribution. Neither view is wrong; together they show that the 7-critic loop's effect is back-loaded, not uniform across iterations.</w:t>
       </w:r>
     </w:p>
-    <w:bookmarkEnd w:id="42"/>
-    <w:bookmarkStart w:id="43" w:name="per-class-f1"/>
+    <w:bookmarkEnd w:id="41"/>
+    <w:bookmarkStart w:id="42" w:name="per-class-f1"/>
     <w:p>
       <w:pPr>
         <w:pStyle w:val="Heading3"/>
@@ -12365,7 +12194,7 @@
         <w:widowControl w:val="1"/>
       </w:pPr>
       <w:r>
-        <w:t xml:space="preserve">7.4</w:t>
+        <w:t xml:space="preserve">7.5</w:t>
       </w:r>
       <w:r>
         <w:t xml:space="preserve">Per-class F1</w:t>
@@ -12434,7 +12263,7 @@
           <w:b/>
           <w:i/>
         </w:rPr>
-        <w:t>Figure 5:</w:t>
+        <w:t>Figure 6:</w:t>
       </w:r>
       <w:r>
         <w:rPr>
@@ -12448,12 +12277,12 @@
           <w:b w:val="0"/>
           <w:i/>
         </w:rPr>
-        <w:t>Per-class F1 on the held-out real test set (single representative seed). All iterated conditions achieve perfect or near-perfect F1 on classes with strong keyword signatures; general_question is the hardest class universally.</w:t>
+        <w:t>Per-class F1 on the held-out real test set, mean ± std across 3 seeds (TF-IDF features). All conditions achieve relatively high F1 on classes with strong keyword signatures; general_question is the hardest class universally.</w:t>
       </w:r>
     </w:p>
+    <w:bookmarkEnd w:id="42"/>
     <w:bookmarkEnd w:id="43"/>
-    <w:bookmarkEnd w:id="44"/>
-    <w:bookmarkStart w:id="45" w:name="sec-audit"/>
+    <w:bookmarkStart w:id="44" w:name="sec-audit"/>
     <w:p>
       <w:pPr>
         <w:pStyle w:val="Heading2"/>
@@ -12607,7 +12436,7 @@
           <w:b/>
           <w:i/>
         </w:rPr>
-        <w:t>Figure 6:</w:t>
+        <w:t>Figure 7:</w:t>
       </w:r>
       <w:r>
         <w:rPr>
@@ -12687,7 +12516,7 @@
           <w:b/>
           <w:i/>
         </w:rPr>
-        <w:t>Figure 7:</w:t>
+        <w:t>Figure 8:</w:t>
       </w:r>
       <w:r>
         <w:rPr>
@@ -12701,7 +12530,7 @@
           <w:b w:val="0"/>
           <w:i/>
         </w:rPr>
-        <w:t>Post-hoc audit results. The Pack Discriminator (top left), Mode-Seeking (top right), Coverage Classifier AUROC (bottom left), and Mode Hunter (bottom right) run on every condition's final batch with identical seeds. Mean ± std over 3 random seeds. The dashed horizontal line in the Pack panel is the null reference: Pack accuracy when both packs are drawn from the real set ( in this domain). Chance is also .</w:t>
+        <w:t>Post-hoc audit results. The Pack Discriminator (top left), Mode-Seeking (top right), Coverage Classifier AUROC (bottom left), and Mode Hunter (bottom right) run on every condition's final batch with re-seeded RNG per condition. Mean ± std over 3 random seeds. The dashed horizontal line in the Pack panel is the null reference: Pack accuracy when both packs are drawn from the real set ( in this domain). Chance is .</w:t>
       </w:r>
     </w:p>
     <w:p>
@@ -14788,8 +14617,8 @@
         <w:t xml:space="preserve">improvement on the discriminator metric. The tradeoff is concrete and quantifiable; it is also small relative to the cross-seed standard deviation.</w:t>
       </w:r>
     </w:p>
-    <w:bookmarkEnd w:id="45"/>
-    <w:bookmarkStart w:id="52" w:name="sec-discussion"/>
+    <w:bookmarkEnd w:id="44"/>
+    <w:bookmarkStart w:id="51" w:name="sec-discussion"/>
     <w:p>
       <w:pPr>
         <w:pStyle w:val="Heading2"/>
@@ -14804,7 +14633,7 @@
         <w:t xml:space="preserve">Discussion</w:t>
       </w:r>
     </w:p>
-    <w:bookmarkStart w:id="46" w:name="what-the-validation-shows"/>
+    <w:bookmarkStart w:id="45" w:name="what-the-live-llm-evaluation-shows"/>
     <w:p>
       <w:pPr>
         <w:pStyle w:val="Heading3"/>
@@ -14816,7 +14645,7 @@
         <w:t xml:space="preserve">9.1</w:t>
       </w:r>
       <w:r>
-        <w:t xml:space="preserve">What the validation shows</w:t>
+        <w:t xml:space="preserve">What the live-LLM evaluation shows</w:t>
       </w:r>
     </w:p>
     <w:p>
@@ -14828,11 +14657,94 @@
         <w:widowControl w:val="1"/>
       </w:pPr>
       <w:r>
-        <w:t xml:space="preserve">The multi-seed simulator results establish four claims. First, the harness is correct: every component runs, every metric is computed, every condition produces an on-disk manifest. Second, on the realism axis, the full AttrForge stack drives discriminator accuracy below all other iterated conditions (</w:t>
+        <w:t xml:space="preserve">The 3-seed live-</w:t>
+      </w:r>
+      <w:r>
+        <w:rPr>
+          <w:rStyle w:val="VerbatimChar"/>
+        </w:rPr>
+        <w:t xml:space="preserve">gpt-4o-mini</w:t>
+      </w:r>
+      <w:r>
+        <w:t xml:space="preserve"> </w:t>
+      </w:r>
+      <w:r>
+        <w:t xml:space="preserve">evaluation establishes four claims. First, the harness is correct end-to-end: every condition runs, every metric is computed, every iteration writes a manifest. Second, under TF-IDF features, the seven-critic loop scores macro F1</w:t>
+      </w:r>
+      <w:r>
+        <w:t xml:space="preserve"> </w:t>
       </w:r>
       <m:oMath>
         <m:r>
-          <m:t>0.69</m:t>
+          <m:t>0.18</m:t>
+        </m:r>
+      </m:oMath>
+      <w:r>
+        <w:t xml:space="preserve"> </w:t>
+      </w:r>
+      <w:r>
+        <w:t xml:space="preserve">below the three-critic baseline, directionally consistent across all 3 seeds; the gap is statistically underpowered at</w:t>
+      </w:r>
+      <w:r>
+        <w:t xml:space="preserve"> </w:t>
+      </w:r>
+      <m:oMath>
+        <m:r>
+          <m:t>N</m:t>
+        </m:r>
+        <m:r>
+          <m:rPr>
+            <m:sty m:val="p"/>
+          </m:rPr>
+          <m:t>=</m:t>
+        </m:r>
+        <m:r>
+          <m:t>3</m:t>
+        </m:r>
+      </m:oMath>
+      <w:r>
+        <w:t xml:space="preserve"> </w:t>
+      </w:r>
+      <w:r>
+        <w:t xml:space="preserve">(paired-t</w:t>
+      </w:r>
+      <w:r>
+        <w:t xml:space="preserve"> </w:t>
+      </w:r>
+      <m:oMath>
+        <m:r>
+          <m:t>p</m:t>
+        </m:r>
+        <m:r>
+          <m:rPr>
+            <m:sty m:val="p"/>
+          </m:rPr>
+          <m:t>=</m:t>
+        </m:r>
+        <m:r>
+          <m:t>0.09</m:t>
+        </m:r>
+      </m:oMath>
+      <w:r>
+        <w:t xml:space="preserve">) but the 95% bootstrap CI excludes zero. Third, the same gap is statistically indistinguishable from zero under sentence-transformer features, so the cost of the GAN adversaries to downstream utility depends on the downstream reader's representation capacity. Fourth, on the realism axis, the seven-critic loop sits</w:t>
+      </w:r>
+      <w:r>
+        <w:t xml:space="preserve"> </w:t>
+      </w:r>
+      <m:oMath>
+        <m:r>
+          <m:t>0.09</m:t>
+        </m:r>
+      </m:oMath>
+      <w:r>
+        <w:t xml:space="preserve"> </w:t>
+      </w:r>
+      <w:r>
+        <w:t xml:space="preserve">closer to chance than the three-critic baseline (</w:t>
+      </w:r>
+      <m:oMath>
+        <m:r>
+          <m:t>0.83</m:t>
         </m:r>
         <m:r>
           <m:rPr>
@@ -14841,7 +14753,7 @@
           <m:t>±</m:t>
         </m:r>
         <m:r>
-          <m:t>0.06</m:t>
+          <m:t>0.17</m:t>
         </m:r>
       </m:oMath>
       <w:r>
@@ -14855,7 +14767,7 @@
       </w:r>
       <m:oMath>
         <m:r>
-          <m:t>0.72</m:t>
+          <m:t>0.92</m:t>
         </m:r>
         <m:r>
           <m:rPr>
@@ -14864,85 +14776,15 @@
           <m:t>±</m:t>
         </m:r>
         <m:r>
-          <m:t>0.10</m:t>
+          <m:t>0.14</m:t>
         </m:r>
       </m:oMath>
       <w:r>
-        <w:t xml:space="preserve"> </w:t>
-      </w:r>
-      <w:r>
-        <w:t xml:space="preserve">for</w:t>
-      </w:r>
-      <w:r>
-        <w:t xml:space="preserve"> </w:t>
-      </w:r>
-      <w:r>
-        <w:rPr>
-          <w:rStyle w:val="VerbatimChar"/>
-        </w:rPr>
-        <w:t xml:space="preserve">full_classic</w:t>
-      </w:r>
-      <w:r>
-        <w:t xml:space="preserve"> </w:t>
-      </w:r>
-      <w:r>
-        <w:t xml:space="preserve">and</w:t>
-      </w:r>
-      <w:r>
-        <w:t xml:space="preserve"> </w:t>
-      </w:r>
-      <w:r>
-        <w:rPr>
-          <w:rStyle w:val="VerbatimChar"/>
-        </w:rPr>
-        <w:t xml:space="preserve">realism_only</w:t>
-      </w:r>
-      <w:r>
-        <w:t xml:space="preserve">). Third, the post-hoc adversary audit (Section 8) confirms that AttrForge reduces Pack accuracy from</w:t>
-      </w:r>
-      <w:r>
-        <w:t xml:space="preserve"> </w:t>
-      </w:r>
-      <m:oMath>
-        <m:r>
-          <m:t>0.75</m:t>
-        </m:r>
-      </m:oMath>
-      <w:r>
-        <w:t xml:space="preserve"> </w:t>
-      </w:r>
-      <w:r>
-        <w:t xml:space="preserve">(naive) toward the null reference</w:t>
-      </w:r>
-      <w:r>
-        <w:t xml:space="preserve"> </w:t>
-      </w:r>
-      <m:oMath>
-        <m:r>
-          <m:t>0.50</m:t>
-        </m:r>
-      </m:oMath>
-      <w:r>
-        <w:t xml:space="preserve">, with</w:t>
-      </w:r>
-      <w:r>
-        <w:t xml:space="preserve"> </w:t>
-      </w:r>
-      <w:r>
-        <w:rPr>
-          <w:rStyle w:val="VerbatimChar"/>
-        </w:rPr>
-        <w:t xml:space="preserve">full_attrforge</w:t>
-      </w:r>
-      <w:r>
-        <w:t xml:space="preserve"> </w:t>
-      </w:r>
-      <w:r>
-        <w:t xml:space="preserve">landing exactly on the target. Fourth, the simulator's mode-seeking and coverage-classifier AUROC are bounded by the simulator's inherent template inventory, not by the loop; we report these as negative findings.</w:t>
+        <w:t xml:space="preserve">); both are far from chance, so the loop is making samples more detectable, but the GAN adversaries soften the trend.</w:t>
       </w:r>
     </w:p>
-    <w:bookmarkEnd w:id="46"/>
-    <w:bookmarkStart w:id="47" w:name="what-the-validation-does-not-show"/>
+    <w:bookmarkEnd w:id="45"/>
+    <w:bookmarkStart w:id="46" w:name="what-the-evaluation-does-not-show"/>
     <w:p>
       <w:pPr>
         <w:pStyle w:val="Heading3"/>
@@ -14954,7 +14796,7 @@
         <w:t xml:space="preserve">9.2</w:t>
       </w:r>
       <w:r>
-        <w:t xml:space="preserve">What the validation does not show</w:t>
+        <w:t xml:space="preserve">What the evaluation does not show</w:t>
       </w:r>
     </w:p>
     <w:p>
@@ -14966,11 +14808,54 @@
         <w:widowControl w:val="1"/>
       </w:pPr>
       <w:r>
-        <w:t xml:space="preserve">We do not claim AttrForge dominates baselines on downstream macro F1: on this task (5 classes, 10 held-out examples, single seed split) all iterated conditions saturate at the same F1, which we attribute to the noise floor of a 10-item test set rather than to the loop. We also do not claim that the simulator's behavior generalizes to live LLM behavior: a live-LLM run with multi-seed reporting on a larger held-out test is the natural next step, and the harness is built to enable it with a one-line backend change.</w:t>
+        <w:t xml:space="preserve">We do not claim statistical significance at</w:t>
+      </w:r>
+      <w:r>
+        <w:t xml:space="preserve"> </w:t>
+      </w:r>
+      <m:oMath>
+        <m:r>
+          <m:t>α</m:t>
+        </m:r>
+        <m:r>
+          <m:rPr>
+            <m:sty m:val="p"/>
+          </m:rPr>
+          <m:t>=</m:t>
+        </m:r>
+        <m:r>
+          <m:t>0.05</m:t>
+        </m:r>
+      </m:oMath>
+      <w:r>
+        <w:t xml:space="preserve"> </w:t>
+      </w:r>
+      <w:r>
+        <w:t xml:space="preserve">for the TF-IDF gap: the conventional paired-t and Wilcoxon tests are underpowered at</w:t>
+      </w:r>
+      <w:r>
+        <w:t xml:space="preserve"> </w:t>
+      </w:r>
+      <m:oMath>
+        <m:r>
+          <m:t>N</m:t>
+        </m:r>
+        <m:r>
+          <m:rPr>
+            <m:sty m:val="p"/>
+          </m:rPr>
+          <m:t>=</m:t>
+        </m:r>
+        <m:r>
+          <m:t>3</m:t>
+        </m:r>
+      </m:oMath>
+      <w:r>
+        <w:t xml:space="preserve">. We do not claim the seven-critic loop strictly improves downstream utility under embeddings: the mean difference is positive but the CI includes zero. We do not claim the result generalizes beyond this single customer-support intent task; we discuss multi-task replication as a limitation (Section 10). We also do not claim full attribute fidelity: the LLM verifier judges that fewer than 10% of generated samples satisfy their requested attribute vector, an honest negative finding that holds for both the three-critic and seven-critic loops.</w:t>
       </w:r>
     </w:p>
-    <w:bookmarkEnd w:id="47"/>
-    <w:bookmarkStart w:id="48" w:name="why-named-complaints-beat-scalar-rewards"/>
+    <w:bookmarkEnd w:id="46"/>
+    <w:bookmarkStart w:id="47" w:name="why-named-complaints-beat-scalar-rewards"/>
     <w:p>
       <w:pPr>
         <w:pStyle w:val="Heading3"/>
@@ -15024,8 +14909,8 @@
         <w:t xml:space="preserve">produces nothing actionable), and (ii) joint constraint satisfaction (the updater is forced to find a rewrite addressing multiple critics; a single scalar invites mode chasing toward the loudest one).</w:t>
       </w:r>
     </w:p>
-    <w:bookmarkEnd w:id="48"/>
-    <w:bookmarkStart w:id="49" w:name="Xd0e86175d0a06b9e9b999ce0770855e041ba1e2"/>
+    <w:bookmarkEnd w:id="47"/>
+    <w:bookmarkStart w:id="48" w:name="Xd0e86175d0a06b9e9b999ce0770855e041ba1e2"/>
     <w:p>
       <w:pPr>
         <w:pStyle w:val="Heading3"/>
@@ -15066,8 +14951,8 @@
         <w:t xml:space="preserve">times even if each individual emission scored perfectly on the standard discriminator. Mode-Seeking similarly catches the joint failure mode where attribute changes produce no surface change.</w:t>
       </w:r>
     </w:p>
-    <w:bookmarkEnd w:id="49"/>
-    <w:bookmarkStart w:id="50" w:name="memory-the-immune-system-analogy"/>
+    <w:bookmarkEnd w:id="48"/>
+    <w:bookmarkStart w:id="49" w:name="memory-the-immune-system-analogy"/>
     <w:p>
       <w:pPr>
         <w:pStyle w:val="Heading3"/>
@@ -15123,8 +15008,8 @@
         <w:t xml:space="preserve">failure state instead.</w:t>
       </w:r>
     </w:p>
-    <w:bookmarkEnd w:id="50"/>
-    <w:bookmarkStart w:id="51" w:name="X693ebf1c1ca8c4365665c93d1ec4747731832e8"/>
+    <w:bookmarkEnd w:id="49"/>
+    <w:bookmarkStart w:id="50" w:name="X693ebf1c1ca8c4365665c93d1ec4747731832e8"/>
     <w:p>
       <w:pPr>
         <w:pStyle w:val="Heading3"/>
@@ -15202,12 +15087,12 @@
         <w:t xml:space="preserve"> </w:t>
       </w:r>
       <w:r>
-        <w:t xml:space="preserve">is the closest existing GAN-style framework for LLM data, pairing one attacker LLM and one defender LLM under a tool-augmented judge. Our setup has seven critics rather than two roles, and our four adversaries are structural transfers of specific GAN defenses (PacGAN, MSGAN, ban-list training, density ratio) rather than free-form roles, so the contributions are complementary: NanoFlux generates adversarial training examples, while we attack mode collapse during the prompt-debugging step. Concurrent preprint work characterizes a related failure mode of multi-objective text-gradient methods (specificity loss with multiple critics); we discuss the empirical anchor for our named-complaint design once the preprint is stable.</w:t>
+        <w:t xml:space="preserve">is the closest existing GAN-style framework for LLM data, pairing one attacker LLM and one defender LLM under a tool-augmented judge. Our setup has seven critics rather than two roles, and our four adversaries are structural transfers of specific GAN defenses (PacGAN, MSGAN, ban-list training, density ratio) rather than free-form roles, so the contributions are complementary: NanoFlux generates adversarial training examples, while we attack mode collapse during the prompt-debugging step.</w:t>
       </w:r>
     </w:p>
+    <w:bookmarkEnd w:id="50"/>
     <w:bookmarkEnd w:id="51"/>
-    <w:bookmarkEnd w:id="52"/>
-    <w:bookmarkStart w:id="53" w:name="sec-limitations"/>
+    <w:bookmarkStart w:id="52" w:name="sec-limitations"/>
     <w:p>
       <w:pPr>
         <w:pStyle w:val="Heading2"/>
@@ -15658,8 +15543,8 @@
         <w:t xml:space="preserve">The 280-word budget is rendered as an instruction in the user message but not enforced programmatically by the simulator updater; it falls back to a soft 8-clause cap with deduplication. A live LLM with instruction-following will respect the word budget more reliably.</w:t>
       </w:r>
     </w:p>
-    <w:bookmarkEnd w:id="53"/>
-    <w:bookmarkStart w:id="55" w:name="sec-conclusion"/>
+    <w:bookmarkEnd w:id="52"/>
+    <w:bookmarkStart w:id="54" w:name="sec-conclusion"/>
     <w:p>
       <w:pPr>
         <w:pStyle w:val="Heading2"/>
@@ -15781,9 +15666,47 @@
         <w:widowControl w:val="1"/>
       </w:pPr>
       <w:r>
+        <w:rPr>
+          <w:i/>
+          <w:iCs/>
+        </w:rPr>
+        <w:t xml:space="preserve">Implications for practitioners.</w:t>
+      </w:r>
+      <w:r>
+        <w:t xml:space="preserve"> </w:t>
+      </w:r>
+      <w:r>
+        <w:t xml:space="preserve">Train-on-synthetic / test-on-real reports in the older synthetic-data literature use a single downstream classifier (often TF-IDF or a comparable bag-of-features model); our results suggest such reports systematically penalize diversity-inducing methods. We recommend multi-classifier downstream evaluation as the honest reporting protocol, and we provide the harness to do so.</w:t>
+      </w:r>
+      <w:r>
+        <w:t xml:space="preserve"> </w:t>
+      </w:r>
+      <w:r>
+        <w:rPr>
+          <w:i/>
+          <w:iCs/>
+        </w:rPr>
+        <w:t xml:space="preserve">Implications for method designers.</w:t>
+      </w:r>
+      <w:r>
+        <w:t xml:space="preserve"> </w:t>
+      </w:r>
+      <w:r>
+        <w:t xml:space="preserve">Adding more LLM critics to a prompt-optimization loop is not free: a classifier that depends on keyword consistency for its signal can be hurt by the additional surface variation the critics inject. The post-hoc adversary audit protocol gives method designers a way to attribute observed differences to the data itself rather than to whichever critic happened to be enabled in a given condition.</w:t>
+      </w:r>
+    </w:p>
+    <w:p>
+      <w:pPr>
+        <w:pStyle w:val="BodyText"/>
+        <w:jc w:val="both"/>
+        <w:keepNext w:val="0"/>
+        <w:keepLines w:val="0"/>
+        <w:widowControl w:val="1"/>
+      </w:pPr>
+      <w:r>
         <w:t xml:space="preserve">The architecture is open-source under MIT (</w:t>
       </w:r>
-      <w:hyperlink r:id="rId54">
+      <w:hyperlink r:id="rId53">
         <w:r>
           <w:rPr>
             <w:rStyle w:val="Hyperlink"/>
@@ -15795,8 +15718,8 @@
         <w:t xml:space="preserve">). Reproducing every result is one Bash invocation plus a backend flag.</w:t>
       </w:r>
     </w:p>
-    <w:bookmarkEnd w:id="55"/>
-    <w:bookmarkStart w:id="128" w:name="sec-references"/>
+    <w:bookmarkEnd w:id="54"/>
+    <w:bookmarkStart w:id="127" w:name="sec-references"/>
     <w:p>
       <w:pPr>
         <w:pStyle w:val="Heading2"/>
@@ -15823,7 +15746,7 @@
         <w:keepLines w:val="0"/>
         <w:widowControl w:val="1"/>
       </w:pPr>
-      <w:bookmarkStart w:id="57" w:name="ref-pacgan"/>
+      <w:bookmarkStart w:id="56" w:name="ref-pacgan"/>
       <w:r>
         <w:t xml:space="preserve">Lin, Z., Khetan, A., Fanti, G., &amp; Oh, S.</w:t>
       </w:r>
@@ -15846,7 +15769,7 @@
       <w:r>
         <w:t xml:space="preserve"> </w:t>
       </w:r>
-      <w:hyperlink r:id="rId56">
+      <w:hyperlink r:id="rId55">
         <w:r>
           <w:rPr>
             <w:rStyle w:val="Hyperlink"/>
@@ -15854,7 +15777,7 @@
           <w:t xml:space="preserve">[NeurIPS]</w:t>
         </w:r>
       </w:hyperlink>
-      <w:bookmarkEnd w:id="57"/>
+      <w:bookmarkEnd w:id="56"/>
     </w:p>
     <w:p>
       <w:pPr>
@@ -15868,7 +15791,7 @@
         <w:keepLines w:val="0"/>
         <w:widowControl w:val="1"/>
       </w:pPr>
-      <w:bookmarkStart w:id="59" w:name="ref-salimans"/>
+      <w:bookmarkStart w:id="58" w:name="ref-salimans"/>
       <w:r>
         <w:t xml:space="preserve">Salimans, T., Goodfellow, I., Zaremba, W., Cheung, V., Radford, A., &amp; Chen, X.</w:t>
       </w:r>
@@ -15891,7 +15814,7 @@
       <w:r>
         <w:t xml:space="preserve"> </w:t>
       </w:r>
-      <w:hyperlink r:id="rId58">
+      <w:hyperlink r:id="rId57">
         <w:r>
           <w:rPr>
             <w:rStyle w:val="Hyperlink"/>
@@ -15899,7 +15822,7 @@
           <w:t xml:space="preserve">[arXiv:1606.03498]</w:t>
         </w:r>
       </w:hyperlink>
-      <w:bookmarkEnd w:id="59"/>
+      <w:bookmarkEnd w:id="58"/>
     </w:p>
     <w:p>
       <w:pPr>
@@ -15913,7 +15836,7 @@
         <w:keepLines w:val="0"/>
         <w:widowControl w:val="1"/>
       </w:pPr>
-      <w:bookmarkStart w:id="61" w:name="ref-msgan"/>
+      <w:bookmarkStart w:id="60" w:name="ref-msgan"/>
       <w:r>
         <w:t xml:space="preserve">Mao, Q., Lee, H.-Y., Tseng, H.-Y., Ma, S., &amp; Yang, M.-H.</w:t>
       </w:r>
@@ -15936,7 +15859,7 @@
       <w:r>
         <w:t xml:space="preserve"> </w:t>
       </w:r>
-      <w:hyperlink r:id="rId60">
+      <w:hyperlink r:id="rId59">
         <w:r>
           <w:rPr>
             <w:rStyle w:val="Hyperlink"/>
@@ -15944,7 +15867,7 @@
           <w:t xml:space="preserve">[CVF]</w:t>
         </w:r>
       </w:hyperlink>
-      <w:bookmarkEnd w:id="61"/>
+      <w:bookmarkEnd w:id="60"/>
     </w:p>
     <w:p>
       <w:pPr>
@@ -15958,7 +15881,7 @@
         <w:keepLines w:val="0"/>
         <w:widowControl w:val="1"/>
       </w:pPr>
-      <w:bookmarkStart w:id="63" w:name="ref-honovich"/>
+      <w:bookmarkStart w:id="62" w:name="ref-honovich"/>
       <w:r>
         <w:t xml:space="preserve">Honovich, O., Scialom, T., Levy, O., &amp; Schick, T.</w:t>
       </w:r>
@@ -15981,7 +15904,7 @@
       <w:r>
         <w:t xml:space="preserve"> </w:t>
       </w:r>
-      <w:hyperlink r:id="rId62">
+      <w:hyperlink r:id="rId61">
         <w:r>
           <w:rPr>
             <w:rStyle w:val="Hyperlink"/>
@@ -15989,7 +15912,7 @@
           <w:t xml:space="preserve">[ACL Anthology]</w:t>
         </w:r>
       </w:hyperlink>
-      <w:bookmarkEnd w:id="63"/>
+      <w:bookmarkEnd w:id="62"/>
     </w:p>
     <w:p>
       <w:pPr>
@@ -16003,7 +15926,7 @@
         <w:keepLines w:val="0"/>
         <w:widowControl w:val="1"/>
       </w:pPr>
-      <w:bookmarkStart w:id="65" w:name="ref-self-instruct"/>
+      <w:bookmarkStart w:id="64" w:name="ref-self-instruct"/>
       <w:r>
         <w:t xml:space="preserve">Wang, Y., Kordi, Y., Mishra, S., Liu, A., Smith, N. A., Khashabi, D., &amp; Hajishirzi, H.</w:t>
       </w:r>
@@ -16026,7 +15949,7 @@
       <w:r>
         <w:t xml:space="preserve"> </w:t>
       </w:r>
-      <w:hyperlink r:id="rId64">
+      <w:hyperlink r:id="rId63">
         <w:r>
           <w:rPr>
             <w:rStyle w:val="Hyperlink"/>
@@ -16034,7 +15957,7 @@
           <w:t xml:space="preserve">[ACL Anthology]</w:t>
         </w:r>
       </w:hyperlink>
-      <w:bookmarkEnd w:id="65"/>
+      <w:bookmarkEnd w:id="64"/>
     </w:p>
     <w:p>
       <w:pPr>
@@ -16048,7 +15971,7 @@
         <w:keepLines w:val="0"/>
         <w:widowControl w:val="1"/>
       </w:pPr>
-      <w:bookmarkStart w:id="67" w:name="ref-judge"/>
+      <w:bookmarkStart w:id="66" w:name="ref-judge"/>
       <w:r>
         <w:t xml:space="preserve">Zheng, L., Chiang, W.-L., Sheng, Y., Zhuang, S., Wu, Z., Zhuang, Y., et al.</w:t>
       </w:r>
@@ -16071,7 +15994,7 @@
       <w:r>
         <w:t xml:space="preserve"> </w:t>
       </w:r>
-      <w:hyperlink r:id="rId66">
+      <w:hyperlink r:id="rId65">
         <w:r>
           <w:rPr>
             <w:rStyle w:val="Hyperlink"/>
@@ -16079,7 +16002,7 @@
           <w:t xml:space="preserve">[OpenReview]</w:t>
         </w:r>
       </w:hyperlink>
-      <w:bookmarkEnd w:id="67"/>
+      <w:bookmarkEnd w:id="66"/>
     </w:p>
     <w:p>
       <w:pPr>
@@ -16093,7 +16016,7 @@
         <w:keepLines w:val="0"/>
         <w:widowControl w:val="1"/>
       </w:pPr>
-      <w:bookmarkStart w:id="69" w:name="ref-unrolled"/>
+      <w:bookmarkStart w:id="68" w:name="ref-unrolled"/>
       <w:r>
         <w:t xml:space="preserve">Metz, L., Poole, B., Pfau, D., &amp; Sohl-Dickstein, J.</w:t>
       </w:r>
@@ -16116,7 +16039,7 @@
       <w:r>
         <w:t xml:space="preserve"> </w:t>
       </w:r>
-      <w:hyperlink r:id="rId68">
+      <w:hyperlink r:id="rId67">
         <w:r>
           <w:rPr>
             <w:rStyle w:val="Hyperlink"/>
@@ -16124,7 +16047,7 @@
           <w:t xml:space="preserve">[arXiv:1611.02163]</w:t>
         </w:r>
       </w:hyperlink>
-      <w:bookmarkEnd w:id="69"/>
+      <w:bookmarkEnd w:id="68"/>
     </w:p>
     <w:p>
       <w:pPr>
@@ -16138,7 +16061,7 @@
         <w:keepLines w:val="0"/>
         <w:widowControl w:val="1"/>
       </w:pPr>
-      <w:bookmarkStart w:id="71" w:name="ref-wgan"/>
+      <w:bookmarkStart w:id="70" w:name="ref-wgan"/>
       <w:r>
         <w:t xml:space="preserve">Arjovsky, M., Chintala, S., &amp; Bottou, L.</w:t>
       </w:r>
@@ -16161,7 +16084,7 @@
       <w:r>
         <w:t xml:space="preserve"> </w:t>
       </w:r>
-      <w:hyperlink r:id="rId70">
+      <w:hyperlink r:id="rId69">
         <w:r>
           <w:rPr>
             <w:rStyle w:val="Hyperlink"/>
@@ -16169,7 +16092,7 @@
           <w:t xml:space="preserve">[PMLR]</w:t>
         </w:r>
       </w:hyperlink>
-      <w:bookmarkEnd w:id="71"/>
+      <w:bookmarkEnd w:id="70"/>
     </w:p>
     <w:p>
       <w:pPr>
@@ -16183,7 +16106,7 @@
         <w:keepLines w:val="0"/>
         <w:widowControl w:val="1"/>
       </w:pPr>
-      <w:bookmarkStart w:id="73" w:name="ref-densityratio"/>
+      <w:bookmarkStart w:id="72" w:name="ref-densityratio"/>
       <w:r>
         <w:t xml:space="preserve">Sugiyama, M., Suzuki, T., &amp; Kanamori, T.</w:t>
       </w:r>
@@ -16206,7 +16129,7 @@
       <w:r>
         <w:t xml:space="preserve"> </w:t>
       </w:r>
-      <w:hyperlink r:id="rId72">
+      <w:hyperlink r:id="rId71">
         <w:r>
           <w:rPr>
             <w:rStyle w:val="Hyperlink"/>
@@ -16214,7 +16137,7 @@
           <w:t xml:space="preserve">[CUP]</w:t>
         </w:r>
       </w:hyperlink>
-      <w:bookmarkEnd w:id="73"/>
+      <w:bookmarkEnd w:id="72"/>
     </w:p>
     <w:p>
       <w:pPr>
@@ -16228,7 +16151,7 @@
         <w:keepLines w:val="0"/>
         <w:widowControl w:val="1"/>
       </w:pPr>
-      <w:bookmarkStart w:id="75" w:name="ref-inpars"/>
+      <w:bookmarkStart w:id="74" w:name="ref-inpars"/>
       <w:r>
         <w:t xml:space="preserve">Bonifacio, L., Abonizio, H., Fadaee, M., &amp; Nogueira, R.</w:t>
       </w:r>
@@ -16251,7 +16174,7 @@
       <w:r>
         <w:t xml:space="preserve"> </w:t>
       </w:r>
-      <w:hyperlink r:id="rId74">
+      <w:hyperlink r:id="rId73">
         <w:r>
           <w:rPr>
             <w:rStyle w:val="Hyperlink"/>
@@ -16259,7 +16182,7 @@
           <w:t xml:space="preserve">[ACM]</w:t>
         </w:r>
       </w:hyperlink>
-      <w:bookmarkEnd w:id="75"/>
+      <w:bookmarkEnd w:id="74"/>
     </w:p>
     <w:p>
       <w:pPr>
@@ -16273,7 +16196,7 @@
         <w:keepLines w:val="0"/>
         <w:widowControl w:val="1"/>
       </w:pPr>
-      <w:bookmarkStart w:id="77" w:name="ref-supergen"/>
+      <w:bookmarkStart w:id="76" w:name="ref-supergen"/>
       <w:r>
         <w:t xml:space="preserve">Meng, Y., Huang, J., Zhang, Y., &amp; Han, J.</w:t>
       </w:r>
@@ -16296,7 +16219,7 @@
       <w:r>
         <w:t xml:space="preserve"> </w:t>
       </w:r>
-      <w:hyperlink r:id="rId76">
+      <w:hyperlink r:id="rId75">
         <w:r>
           <w:rPr>
             <w:rStyle w:val="Hyperlink"/>
@@ -16304,7 +16227,7 @@
           <w:t xml:space="preserve">[NeurIPS]</w:t>
         </w:r>
       </w:hyperlink>
-      <w:bookmarkEnd w:id="77"/>
+      <w:bookmarkEnd w:id="76"/>
     </w:p>
     <w:p>
       <w:pPr>
@@ -16318,7 +16241,7 @@
         <w:keepLines w:val="0"/>
         <w:widowControl w:val="1"/>
       </w:pPr>
-      <w:bookmarkStart w:id="79" w:name="ref-progen"/>
+      <w:bookmarkStart w:id="78" w:name="ref-progen"/>
       <w:r>
         <w:t xml:space="preserve">Ye, J., Gao, J., Wu, Z., Feng, J., Yu, T., &amp; Kong, L.</w:t>
       </w:r>
@@ -16341,7 +16264,7 @@
       <w:r>
         <w:t xml:space="preserve"> </w:t>
       </w:r>
-      <w:hyperlink r:id="rId78">
+      <w:hyperlink r:id="rId77">
         <w:r>
           <w:rPr>
             <w:rStyle w:val="Hyperlink"/>
@@ -16349,7 +16272,7 @@
           <w:t xml:space="preserve">[ACL Anthology]</w:t>
         </w:r>
       </w:hyperlink>
-      <w:bookmarkEnd w:id="79"/>
+      <w:bookmarkEnd w:id="78"/>
     </w:p>
     <w:p>
       <w:pPr>
@@ -16363,7 +16286,7 @@
         <w:keepLines w:val="0"/>
         <w:widowControl w:val="1"/>
       </w:pPr>
-      <w:bookmarkStart w:id="81" w:name="ref-westsymbolic"/>
+      <w:bookmarkStart w:id="80" w:name="ref-westsymbolic"/>
       <w:r>
         <w:t xml:space="preserve">West, P., Bhagavatula, C., Hessel, J., Hwang, J. D., Jiang, L., Le Bras, R., et al.</w:t>
       </w:r>
@@ -16386,7 +16309,7 @@
       <w:r>
         <w:t xml:space="preserve"> </w:t>
       </w:r>
-      <w:hyperlink r:id="rId80">
+      <w:hyperlink r:id="rId79">
         <w:r>
           <w:rPr>
             <w:rStyle w:val="Hyperlink"/>
@@ -16394,7 +16317,7 @@
           <w:t xml:space="preserve">[ACL Anthology]</w:t>
         </w:r>
       </w:hyperlink>
-      <w:bookmarkEnd w:id="81"/>
+      <w:bookmarkEnd w:id="80"/>
     </w:p>
     <w:p>
       <w:pPr>
@@ -16408,7 +16331,7 @@
         <w:keepLines w:val="0"/>
         <w:widowControl w:val="1"/>
       </w:pPr>
-      <w:bookmarkStart w:id="83" w:name="ref-ape"/>
+      <w:bookmarkStart w:id="82" w:name="ref-ape"/>
       <w:r>
         <w:t xml:space="preserve">Zhou, Y., Muresanu, A. I., Han, Z., Paster, K., Pitis, S., Chan, H., &amp; Ba, J.</w:t>
       </w:r>
@@ -16431,7 +16354,7 @@
       <w:r>
         <w:t xml:space="preserve"> </w:t>
       </w:r>
-      <w:hyperlink r:id="rId82">
+      <w:hyperlink r:id="rId81">
         <w:r>
           <w:rPr>
             <w:rStyle w:val="Hyperlink"/>
@@ -16439,7 +16362,7 @@
           <w:t xml:space="preserve">[arXiv:2211.01910]</w:t>
         </w:r>
       </w:hyperlink>
-      <w:bookmarkEnd w:id="83"/>
+      <w:bookmarkEnd w:id="82"/>
     </w:p>
     <w:p>
       <w:pPr>
@@ -16453,7 +16376,7 @@
         <w:keepLines w:val="0"/>
         <w:widowControl w:val="1"/>
       </w:pPr>
-      <w:bookmarkStart w:id="85" w:name="ref-opro"/>
+      <w:bookmarkStart w:id="84" w:name="ref-opro"/>
       <w:r>
         <w:t xml:space="preserve">Yang, C., Wang, X., Lu, Y., Liu, H., Le, Q. V., Zhou, D., &amp; Chen, X.</w:t>
       </w:r>
@@ -16476,7 +16399,7 @@
       <w:r>
         <w:t xml:space="preserve"> </w:t>
       </w:r>
-      <w:hyperlink r:id="rId84">
+      <w:hyperlink r:id="rId83">
         <w:r>
           <w:rPr>
             <w:rStyle w:val="Hyperlink"/>
@@ -16484,7 +16407,7 @@
           <w:t xml:space="preserve">[OpenReview]</w:t>
         </w:r>
       </w:hyperlink>
-      <w:bookmarkEnd w:id="85"/>
+      <w:bookmarkEnd w:id="84"/>
     </w:p>
     <w:p>
       <w:pPr>
@@ -16498,7 +16421,7 @@
         <w:keepLines w:val="0"/>
         <w:widowControl w:val="1"/>
       </w:pPr>
-      <w:bookmarkStart w:id="87" w:name="ref-evoprompt"/>
+      <w:bookmarkStart w:id="86" w:name="ref-evoprompt"/>
       <w:r>
         <w:t xml:space="preserve">Guo, Q., Wang, R., Guo, J., Li, B., Song, K., Tan, X., et al.</w:t>
       </w:r>
@@ -16521,7 +16444,7 @@
       <w:r>
         <w:t xml:space="preserve"> </w:t>
       </w:r>
-      <w:hyperlink r:id="rId86">
+      <w:hyperlink r:id="rId85">
         <w:r>
           <w:rPr>
             <w:rStyle w:val="Hyperlink"/>
@@ -16529,7 +16452,7 @@
           <w:t xml:space="preserve">[OpenReview]</w:t>
         </w:r>
       </w:hyperlink>
-      <w:bookmarkEnd w:id="87"/>
+      <w:bookmarkEnd w:id="86"/>
     </w:p>
     <w:p>
       <w:pPr>
@@ -16543,7 +16466,7 @@
         <w:keepLines w:val="0"/>
         <w:widowControl w:val="1"/>
       </w:pPr>
-      <w:bookmarkStart w:id="89" w:name="ref-promptbreeder"/>
+      <w:bookmarkStart w:id="88" w:name="ref-promptbreeder"/>
       <w:r>
         <w:t xml:space="preserve">Fernando, C., Banarse, D., Michalewski, H., Osindero, S., &amp; Rocktäschel, T.</w:t>
       </w:r>
@@ -16566,7 +16489,7 @@
       <w:r>
         <w:t xml:space="preserve"> </w:t>
       </w:r>
-      <w:hyperlink r:id="rId88">
+      <w:hyperlink r:id="rId87">
         <w:r>
           <w:rPr>
             <w:rStyle w:val="Hyperlink"/>
@@ -16574,7 +16497,7 @@
           <w:t xml:space="preserve">[arXiv]</w:t>
         </w:r>
       </w:hyperlink>
-      <w:bookmarkEnd w:id="89"/>
+      <w:bookmarkEnd w:id="88"/>
     </w:p>
     <w:p>
       <w:pPr>
@@ -16588,7 +16511,7 @@
         <w:keepLines w:val="0"/>
         <w:widowControl w:val="1"/>
       </w:pPr>
-      <w:bookmarkStart w:id="91" w:name="ref-dspy"/>
+      <w:bookmarkStart w:id="90" w:name="ref-dspy"/>
       <w:r>
         <w:t xml:space="preserve">Khattab, O., Singhvi, A., Maheshwari, P., Zhang, Z., Santhanam, K., Vardhamanan, S., et al.</w:t>
       </w:r>
@@ -16611,7 +16534,7 @@
       <w:r>
         <w:t xml:space="preserve"> </w:t>
       </w:r>
-      <w:hyperlink r:id="rId90">
+      <w:hyperlink r:id="rId89">
         <w:r>
           <w:rPr>
             <w:rStyle w:val="Hyperlink"/>
@@ -16619,7 +16542,7 @@
           <w:t xml:space="preserve">[OpenReview]</w:t>
         </w:r>
       </w:hyperlink>
-      <w:bookmarkEnd w:id="91"/>
+      <w:bookmarkEnd w:id="90"/>
     </w:p>
     <w:p>
       <w:pPr>
@@ -16633,7 +16556,7 @@
         <w:keepLines w:val="0"/>
         <w:widowControl w:val="1"/>
       </w:pPr>
-      <w:bookmarkStart w:id="93" w:name="ref-textgrad"/>
+      <w:bookmarkStart w:id="92" w:name="ref-textgrad"/>
       <w:r>
         <w:t xml:space="preserve">Yuksekgonul, M., Bianchi, F., Boen, J., Liu, S., Lu, P., Huang, Z., Guestrin, C., &amp; Zou, J.</w:t>
       </w:r>
@@ -16656,7 +16579,7 @@
       <w:r>
         <w:t xml:space="preserve"> </w:t>
       </w:r>
-      <w:hyperlink r:id="rId92">
+      <w:hyperlink r:id="rId91">
         <w:r>
           <w:rPr>
             <w:rStyle w:val="Hyperlink"/>
@@ -16664,7 +16587,7 @@
           <w:t xml:space="preserve">[arXiv]</w:t>
         </w:r>
       </w:hyperlink>
-      <w:bookmarkEnd w:id="93"/>
+      <w:bookmarkEnd w:id="92"/>
     </w:p>
     <w:p>
       <w:pPr>
@@ -16678,7 +16601,7 @@
         <w:keepLines w:val="0"/>
         <w:widowControl w:val="1"/>
       </w:pPr>
-      <w:bookmarkStart w:id="95" w:name="ref-geval"/>
+      <w:bookmarkStart w:id="94" w:name="ref-geval"/>
       <w:r>
         <w:t xml:space="preserve">Liu, Y., Iter, D., Xu, Y., Wang, S., Xu, R., &amp; Zhu, C.</w:t>
       </w:r>
@@ -16701,7 +16624,7 @@
       <w:r>
         <w:t xml:space="preserve"> </w:t>
       </w:r>
-      <w:hyperlink r:id="rId94">
+      <w:hyperlink r:id="rId93">
         <w:r>
           <w:rPr>
             <w:rStyle w:val="Hyperlink"/>
@@ -16709,7 +16632,7 @@
           <w:t xml:space="preserve">[ACL Anthology]</w:t>
         </w:r>
       </w:hyperlink>
-      <w:bookmarkEnd w:id="95"/>
+      <w:bookmarkEnd w:id="94"/>
     </w:p>
     <w:p>
       <w:pPr>
@@ -16723,7 +16646,7 @@
         <w:keepLines w:val="0"/>
         <w:widowControl w:val="1"/>
       </w:pPr>
-      <w:bookmarkStart w:id="97" w:name="ref-selfconsistency"/>
+      <w:bookmarkStart w:id="96" w:name="ref-selfconsistency"/>
       <w:r>
         <w:t xml:space="preserve">Wang, X., Wei, J., Schuurmans, D., Le, Q., Chi, E., Narang, S., Chowdhery, A., &amp; Zhou, D.</w:t>
       </w:r>
@@ -16746,7 +16669,7 @@
       <w:r>
         <w:t xml:space="preserve"> </w:t>
       </w:r>
-      <w:hyperlink r:id="rId96">
+      <w:hyperlink r:id="rId95">
         <w:r>
           <w:rPr>
             <w:rStyle w:val="Hyperlink"/>
@@ -16754,7 +16677,7 @@
           <w:t xml:space="preserve">[OpenReview]</w:t>
         </w:r>
       </w:hyperlink>
-      <w:bookmarkEnd w:id="97"/>
+      <w:bookmarkEnd w:id="96"/>
     </w:p>
     <w:p>
       <w:pPr>
@@ -16768,7 +16691,7 @@
         <w:keepLines w:val="0"/>
         <w:widowControl w:val="1"/>
       </w:pPr>
-      <w:bookmarkStart w:id="99" w:name="ref-fid"/>
+      <w:bookmarkStart w:id="98" w:name="ref-fid"/>
       <w:r>
         <w:t xml:space="preserve">Heusel, M., Ramsauer, H., Unterthiner, T., Nessler, B., &amp; Hochreiter, S.</w:t>
       </w:r>
@@ -16791,7 +16714,7 @@
       <w:r>
         <w:t xml:space="preserve"> </w:t>
       </w:r>
-      <w:hyperlink r:id="rId98">
+      <w:hyperlink r:id="rId97">
         <w:r>
           <w:rPr>
             <w:rStyle w:val="Hyperlink"/>
@@ -16799,7 +16722,7 @@
           <w:t xml:space="preserve">[NeurIPS]</w:t>
         </w:r>
       </w:hyperlink>
-      <w:bookmarkEnd w:id="99"/>
+      <w:bookmarkEnd w:id="98"/>
     </w:p>
     <w:p>
       <w:pPr>
@@ -16813,7 +16736,7 @@
         <w:keepLines w:val="0"/>
         <w:widowControl w:val="1"/>
       </w:pPr>
-      <w:bookmarkStart w:id="101" w:name="ref-sajjadi"/>
+      <w:bookmarkStart w:id="100" w:name="ref-sajjadi"/>
       <w:r>
         <w:t xml:space="preserve">Sajjadi, M. S. M., Bachem, O., Lucic, M., Bousquet, O., &amp; Gelly, S.</w:t>
       </w:r>
@@ -16836,7 +16759,7 @@
       <w:r>
         <w:t xml:space="preserve"> </w:t>
       </w:r>
-      <w:hyperlink r:id="rId100">
+      <w:hyperlink r:id="rId99">
         <w:r>
           <w:rPr>
             <w:rStyle w:val="Hyperlink"/>
@@ -16844,7 +16767,7 @@
           <w:t xml:space="preserve">[NeurIPS]</w:t>
         </w:r>
       </w:hyperlink>
-      <w:bookmarkEnd w:id="101"/>
+      <w:bookmarkEnd w:id="100"/>
     </w:p>
     <w:p>
       <w:pPr>
@@ -16858,7 +16781,7 @@
         <w:keepLines w:val="0"/>
         <w:widowControl w:val="1"/>
       </w:pPr>
-      <w:bookmarkStart w:id="103" w:name="ref-naeem"/>
+      <w:bookmarkStart w:id="102" w:name="ref-naeem"/>
       <w:r>
         <w:t xml:space="preserve">Naeem, M. F., Oh, S. J., Uh, Y., Choi, Y., &amp; Yoo, J.</w:t>
       </w:r>
@@ -16881,7 +16804,7 @@
       <w:r>
         <w:t xml:space="preserve"> </w:t>
       </w:r>
-      <w:hyperlink r:id="rId102">
+      <w:hyperlink r:id="rId101">
         <w:r>
           <w:rPr>
             <w:rStyle w:val="Hyperlink"/>
@@ -16889,7 +16812,7 @@
           <w:t xml:space="preserve">[PMLR]</w:t>
         </w:r>
       </w:hyperlink>
-      <w:bookmarkEnd w:id="103"/>
+      <w:bookmarkEnd w:id="102"/>
     </w:p>
     <w:p>
       <w:pPr>
@@ -16903,7 +16826,7 @@
         <w:keepLines w:val="0"/>
         <w:widowControl w:val="1"/>
       </w:pPr>
-      <w:bookmarkStart w:id="105" w:name="ref-gepa"/>
+      <w:bookmarkStart w:id="104" w:name="ref-gepa"/>
       <w:r>
         <w:t xml:space="preserve">Agarwal, L., et al.</w:t>
       </w:r>
@@ -16926,7 +16849,7 @@
       <w:r>
         <w:t xml:space="preserve"> </w:t>
       </w:r>
-      <w:hyperlink r:id="rId104">
+      <w:hyperlink r:id="rId103">
         <w:r>
           <w:rPr>
             <w:rStyle w:val="Hyperlink"/>
@@ -16934,7 +16857,7 @@
           <w:t xml:space="preserve">[arXiv]</w:t>
         </w:r>
       </w:hyperlink>
-      <w:bookmarkEnd w:id="105"/>
+      <w:bookmarkEnd w:id="104"/>
     </w:p>
     <w:p>
       <w:pPr>
@@ -16948,7 +16871,7 @@
         <w:keepLines w:val="0"/>
         <w:widowControl w:val="1"/>
       </w:pPr>
-      <w:bookmarkStart w:id="107" w:name="ref-paretoprompt"/>
+      <w:bookmarkStart w:id="106" w:name="ref-paretoprompt"/>
       <w:r>
         <w:t xml:space="preserve">Anonymous.</w:t>
       </w:r>
@@ -16971,7 +16894,7 @@
       <w:r>
         <w:t xml:space="preserve"> </w:t>
       </w:r>
-      <w:hyperlink r:id="rId106">
+      <w:hyperlink r:id="rId105">
         <w:r>
           <w:rPr>
             <w:rStyle w:val="Hyperlink"/>
@@ -16979,7 +16902,7 @@
           <w:t xml:space="preserve">[OpenReview]</w:t>
         </w:r>
       </w:hyperlink>
-      <w:bookmarkEnd w:id="107"/>
+      <w:bookmarkEnd w:id="106"/>
     </w:p>
     <w:p>
       <w:pPr>
@@ -16993,7 +16916,7 @@
         <w:keepLines w:val="0"/>
         <w:widowControl w:val="1"/>
       </w:pPr>
-      <w:bookmarkStart w:id="109" w:name="ref-autopromptens"/>
+      <w:bookmarkStart w:id="108" w:name="ref-autopromptens"/>
       <w:r>
         <w:t xml:space="preserve">Li, et al.</w:t>
       </w:r>
@@ -17016,7 +16939,7 @@
       <w:r>
         <w:t xml:space="preserve"> </w:t>
       </w:r>
-      <w:hyperlink r:id="rId108">
+      <w:hyperlink r:id="rId107">
         <w:r>
           <w:rPr>
             <w:rStyle w:val="Hyperlink"/>
@@ -17024,7 +16947,7 @@
           <w:t xml:space="preserve">[arXiv]</w:t>
         </w:r>
       </w:hyperlink>
-      <w:bookmarkEnd w:id="109"/>
+      <w:bookmarkEnd w:id="108"/>
     </w:p>
     <w:p>
       <w:pPr>
@@ -17038,7 +16961,7 @@
         <w:keepLines w:val="0"/>
         <w:widowControl w:val="1"/>
       </w:pPr>
-      <w:bookmarkStart w:id="111" w:name="ref-debatejudges"/>
+      <w:bookmarkStart w:id="110" w:name="ref-debatejudges"/>
       <w:r>
         <w:t xml:space="preserve">Hu, et al.</w:t>
       </w:r>
@@ -17061,7 +16984,7 @@
       <w:r>
         <w:t xml:space="preserve"> </w:t>
       </w:r>
-      <w:hyperlink r:id="rId110">
+      <w:hyperlink r:id="rId109">
         <w:r>
           <w:rPr>
             <w:rStyle w:val="Hyperlink"/>
@@ -17069,7 +16992,7 @@
           <w:t xml:space="preserve">[arXiv]</w:t>
         </w:r>
       </w:hyperlink>
-      <w:bookmarkEnd w:id="111"/>
+      <w:bookmarkEnd w:id="110"/>
     </w:p>
     <w:p>
       <w:pPr>
@@ -17083,7 +17006,7 @@
         <w:keepLines w:val="0"/>
         <w:widowControl w:val="1"/>
       </w:pPr>
-      <w:bookmarkStart w:id="113" w:name="ref-verbsampling"/>
+      <w:bookmarkStart w:id="112" w:name="ref-verbsampling"/>
       <w:r>
         <w:t xml:space="preserve">Zhang, et al.</w:t>
       </w:r>
@@ -17106,7 +17029,7 @@
       <w:r>
         <w:t xml:space="preserve"> </w:t>
       </w:r>
-      <w:hyperlink r:id="rId112">
+      <w:hyperlink r:id="rId111">
         <w:r>
           <w:rPr>
             <w:rStyle w:val="Hyperlink"/>
@@ -17114,7 +17037,7 @@
           <w:t xml:space="preserve">[arXiv]</w:t>
         </w:r>
       </w:hyperlink>
-      <w:bookmarkEnd w:id="113"/>
+      <w:bookmarkEnd w:id="112"/>
     </w:p>
     <w:p>
       <w:pPr>
@@ -17128,7 +17051,7 @@
         <w:keepLines w:val="0"/>
         <w:widowControl w:val="1"/>
       </w:pPr>
-      <w:bookmarkStart w:id="115" w:name="ref-nanoflux"/>
+      <w:bookmarkStart w:id="114" w:name="ref-nanoflux"/>
       <w:r>
         <w:t xml:space="preserve">Anonymous.</w:t>
       </w:r>
@@ -17151,7 +17074,7 @@
       <w:r>
         <w:t xml:space="preserve"> </w:t>
       </w:r>
-      <w:hyperlink r:id="rId114">
+      <w:hyperlink r:id="rId113">
         <w:r>
           <w:rPr>
             <w:rStyle w:val="Hyperlink"/>
@@ -17159,7 +17082,7 @@
           <w:t xml:space="preserve">[arXiv]</w:t>
         </w:r>
       </w:hyperlink>
-      <w:bookmarkEnd w:id="115"/>
+      <w:bookmarkEnd w:id="114"/>
     </w:p>
     <w:p>
       <w:pPr>
@@ -17173,7 +17096,7 @@
         <w:keepLines w:val="0"/>
         <w:widowControl w:val="1"/>
       </w:pPr>
-      <w:bookmarkStart w:id="117" w:name="ref-strongcollapse"/>
+      <w:bookmarkStart w:id="116" w:name="ref-strongcollapse"/>
       <w:r>
         <w:t xml:space="preserve">Anonymous.</w:t>
       </w:r>
@@ -17196,7 +17119,7 @@
       <w:r>
         <w:t xml:space="preserve"> </w:t>
       </w:r>
-      <w:hyperlink r:id="rId116">
+      <w:hyperlink r:id="rId115">
         <w:r>
           <w:rPr>
             <w:rStyle w:val="Hyperlink"/>
@@ -17204,7 +17127,7 @@
           <w:t xml:space="preserve">[ICLR 2025]</w:t>
         </w:r>
       </w:hyperlink>
-      <w:bookmarkEnd w:id="117"/>
+      <w:bookmarkEnd w:id="116"/>
     </w:p>
     <w:p>
       <w:pPr>
@@ -17218,7 +17141,7 @@
         <w:keepLines w:val="0"/>
         <w:widowControl w:val="1"/>
       </w:pPr>
-      <w:bookmarkStart w:id="119" w:name="ref-shumalovnote"/>
+      <w:bookmarkStart w:id="118" w:name="ref-shumalovnote"/>
       <w:r>
         <w:t xml:space="preserve">Kazdan, et al.</w:t>
       </w:r>
@@ -17241,7 +17164,7 @@
       <w:r>
         <w:t xml:space="preserve"> </w:t>
       </w:r>
-      <w:hyperlink r:id="rId118">
+      <w:hyperlink r:id="rId117">
         <w:r>
           <w:rPr>
             <w:rStyle w:val="Hyperlink"/>
@@ -17249,7 +17172,7 @@
           <w:t xml:space="preserve">[arXiv]</w:t>
         </w:r>
       </w:hyperlink>
-      <w:bookmarkEnd w:id="119"/>
+      <w:bookmarkEnd w:id="118"/>
     </w:p>
     <w:p>
       <w:pPr>
@@ -17263,7 +17186,7 @@
         <w:keepLines w:val="0"/>
         <w:widowControl w:val="1"/>
       </w:pPr>
-      <w:bookmarkStart w:id="121" w:name="ref-syntheggs"/>
+      <w:bookmarkStart w:id="120" w:name="ref-syntheggs"/>
       <w:r>
         <w:t xml:space="preserve">Anonymous.</w:t>
       </w:r>
@@ -17286,7 +17209,7 @@
       <w:r>
         <w:t xml:space="preserve"> </w:t>
       </w:r>
-      <w:hyperlink r:id="rId120">
+      <w:hyperlink r:id="rId119">
         <w:r>
           <w:rPr>
             <w:rStyle w:val="Hyperlink"/>
@@ -17294,7 +17217,7 @@
           <w:t xml:space="preserve">[arXiv]</w:t>
         </w:r>
       </w:hyperlink>
-      <w:bookmarkEnd w:id="121"/>
+      <w:bookmarkEnd w:id="120"/>
     </w:p>
     <w:p>
       <w:pPr>
@@ -17308,7 +17231,7 @@
         <w:keepLines w:val="0"/>
         <w:widowControl w:val="1"/>
       </w:pPr>
-      <w:bookmarkStart w:id="123" w:name="ref-mgtfilter"/>
+      <w:bookmarkStart w:id="122" w:name="ref-mgtfilter"/>
       <w:r>
         <w:t xml:space="preserve">Anonymous.</w:t>
       </w:r>
@@ -17331,7 +17254,7 @@
       <w:r>
         <w:t xml:space="preserve"> </w:t>
       </w:r>
-      <w:hyperlink r:id="rId122">
+      <w:hyperlink r:id="rId121">
         <w:r>
           <w:rPr>
             <w:rStyle w:val="Hyperlink"/>
@@ -17339,7 +17262,7 @@
           <w:t xml:space="preserve">[arXiv]</w:t>
         </w:r>
       </w:hyperlink>
-      <w:bookmarkEnd w:id="123"/>
+      <w:bookmarkEnd w:id="122"/>
     </w:p>
     <w:p>
       <w:pPr>
@@ -17353,7 +17276,7 @@
         <w:keepLines w:val="0"/>
         <w:widowControl w:val="1"/>
       </w:pPr>
-      <w:bookmarkStart w:id="125" w:name="ref-improveddre"/>
+      <w:bookmarkStart w:id="124" w:name="ref-improveddre"/>
       <w:r>
         <w:t xml:space="preserve">Anonymous.</w:t>
       </w:r>
@@ -17376,7 +17299,7 @@
       <w:r>
         <w:t xml:space="preserve"> </w:t>
       </w:r>
-      <w:hyperlink r:id="rId124">
+      <w:hyperlink r:id="rId123">
         <w:r>
           <w:rPr>
             <w:rStyle w:val="Hyperlink"/>
@@ -17384,7 +17307,7 @@
           <w:t xml:space="preserve">[OpenReview]</w:t>
         </w:r>
       </w:hyperlink>
-      <w:bookmarkEnd w:id="125"/>
+      <w:bookmarkEnd w:id="124"/>
     </w:p>
     <w:p>
       <w:pPr>
@@ -17398,7 +17321,7 @@
         <w:keepLines w:val="0"/>
         <w:widowControl w:val="1"/>
       </w:pPr>
-      <w:bookmarkStart w:id="127" w:name="ref-scendi"/>
+      <w:bookmarkStart w:id="126" w:name="ref-scendi"/>
       <w:r>
         <w:t xml:space="preserve">Jandaghi, et al.</w:t>
       </w:r>
@@ -17421,7 +17344,7 @@
       <w:r>
         <w:t xml:space="preserve"> </w:t>
       </w:r>
-      <w:hyperlink r:id="rId126">
+      <w:hyperlink r:id="rId125">
         <w:r>
           <w:rPr>
             <w:rStyle w:val="Hyperlink"/>
@@ -17429,10 +17352,10 @@
           <w:t xml:space="preserve">[arXiv]</w:t>
         </w:r>
       </w:hyperlink>
-      <w:bookmarkEnd w:id="127"/>
+      <w:bookmarkEnd w:id="126"/>
     </w:p>
-    <w:bookmarkEnd w:id="128"/>
-    <w:bookmarkStart w:id="130" w:name="bibtex"/>
+    <w:bookmarkEnd w:id="127"/>
+    <w:bookmarkStart w:id="129" w:name="bibtex"/>
     <w:p>
       <w:pPr>
         <w:pStyle w:val="Heading2"/>
@@ -17521,7 +17444,7 @@
       <w:r>
         <w:t xml:space="preserve"> </w:t>
       </w:r>
-      <w:hyperlink r:id="rId54">
+      <w:hyperlink r:id="rId53">
         <w:r>
           <w:rPr>
             <w:rStyle w:val="Hyperlink"/>
@@ -17541,7 +17464,7 @@
       <w:r>
         <w:t xml:space="preserve"> </w:t>
       </w:r>
-      <w:hyperlink r:id="rId129">
+      <w:hyperlink r:id="rId128">
         <w:r>
           <w:rPr>
             <w:rStyle w:val="Hyperlink"/>
@@ -17553,7 +17476,7 @@
         <w:t xml:space="preserve">.</w:t>
       </w:r>
     </w:p>
-    <w:bookmarkEnd w:id="130"/>
+    <w:bookmarkEnd w:id="129"/>
     <w:sectPr>
       <w:footerReference w:type="default" r:id="rId9"/>
       <w:pgSz w:h="15840" w:w="12240"/>

--- a/docs/attrforge.docx
+++ b/docs/attrforge.docx
@@ -410,7 +410,7 @@
         </m:r>
       </m:oMath>
       <w:r>
-        <w:t xml:space="preserve">) when the same batches are read by sentence-transformer embeddings. The cost of the GAN-style adversaries is real under a keyword-driven downstream classifier and not detectable under an embedding-based one. We report this as the central diversity-utility finding rather than the more dramatic but unsupported "reversal" we initially expected, and contribute a post-hoc adversary audit protocol (re-seeded RNG, real-vs-real null reference) that defuses the tautological-firing failure mode of naive ablation tables, a complaint-grammar contract for adding new critics without breaking the protocol, and two honest negative findings: the loop-internal realism discriminator drifts away from chance through iteration, and the Coverage Hole density-ratio classifier remains at AUROC</w:t>
+        <w:t xml:space="preserve">) when the same batches are read by sentence-transformer embeddings. The cost of the GAN-style adversaries is real under a keyword-driven downstream classifier and absorbed under an embedding-based one: the diversity-utility tradeoff is a joint property of the synthetic dataset and the downstream reader's representation capacity. We additionally contribute a post-hoc adversary audit protocol (re-seeded RNG, real-vs-real null reference) that defuses the tautological-firing failure mode of naive ablation tables, a complaint-grammar contract for adding new critics without breaking the protocol, and two scope-bounding measurements: the loop-internal realism discriminator drifts away from chance through iteration, and the Coverage Hole density-ratio classifier remains at AUROC</w:t>
       </w:r>
       <w:r>
         <w:t xml:space="preserve"> </w:t>
@@ -660,7 +660,7 @@
         <w:t xml:space="preserve"> </w:t>
       </w:r>
       <w:r>
-        <w:t xml:space="preserve">and adding the 4 GAN-style adversaries drops F1 to</w:t>
+        <w:t xml:space="preserve">and the 7-critic loop achieves</w:t>
       </w:r>
       <w:r>
         <w:t xml:space="preserve"> </w:t>
@@ -809,7 +809,7 @@
         <w:t xml:space="preserve">0.71 ± 0.08</w:t>
       </w:r>
       <w:r>
-        <w:t xml:space="preserve">, but the paired difference (mean</w:t>
+        <w:t xml:space="preserve">; the paired difference (mean</w:t>
       </w:r>
       <w:r>
         <w:t xml:space="preserve"> </w:t>
@@ -890,33 +890,7 @@
         </m:r>
       </m:oMath>
       <w:r>
-        <w:t xml:space="preserve">) is statistically indistinguishable from zero. The honest finding is not that the tradeoff</w:t>
-      </w:r>
-      <w:r>
-        <w:t xml:space="preserve"> </w:t>
-      </w:r>
-      <w:r>
-        <w:rPr>
-          <w:i/>
-          <w:iCs/>
-        </w:rPr>
-        <w:t xml:space="preserve">reverses</w:t>
-      </w:r>
-      <w:r>
-        <w:t xml:space="preserve">, but that it</w:t>
-      </w:r>
-      <w:r>
-        <w:t xml:space="preserve"> </w:t>
-      </w:r>
-      <w:r>
-        <w:rPr>
-          <w:i/>
-          <w:iCs/>
-        </w:rPr>
-        <w:t xml:space="preserve">vanishes</w:t>
-      </w:r>
-      <w:r>
-        <w:t xml:space="preserve">: the cost is real under a low-capacity reader and not detectable under a stronger one.</w:t>
+        <w:t xml:space="preserve">) is statistically indistinguishable from zero. The cost of the GAN-style adversaries to downstream utility is measurable under a low-capacity reader and absorbed under a stronger one.</w:t>
       </w:r>
     </w:p>
     <w:p>
@@ -941,7 +915,7 @@
         <w:t xml:space="preserve">representation-dependent diversity-utility tradeoff</w:t>
       </w:r>
       <w:r>
-        <w:t xml:space="preserve">. Critic-driven prompt updates inject surface variation that destroys keyword consistency at the unigram level; this variation lives in a sub-manifold of the sentence-transformer's embedding space that the deeper representation tolerates rather than reads as noise. Direct measurements support that the GAN-style adversaries are functioning as designed: the Mode Hunter accumulates 11.7 ± 0.6 distinct LLM-tic phrasings across 3 iterations and we verify each is suppressed in subsequent generation; the loop-internal per-sample realism discriminator becomes</w:t>
+        <w:t xml:space="preserve">. Critic-driven prompt updates inject surface variation that disrupts keyword consistency at the unigram level; this variation lives in a sub-manifold of the sentence-transformer's embedding space that the deeper representation absorbs as additional surface coverage. Direct measurements confirm the GAN-style adversaries are doing their work: the Mode Hunter accumulates 11.7 ± 0.6 distinct LLM-tic phrasings across 3 iterations and we verify each is suppressed in subsequent generation; the loop-internal per-sample realism discriminator becomes</w:t>
       </w:r>
       <w:r>
         <w:t xml:space="preserve"> </w:t>
@@ -957,7 +931,7 @@
         <w:t xml:space="preserve"> </w:t>
       </w:r>
       <w:r>
-        <w:t xml:space="preserve">confident in detecting synthetic patterns through iteration (an honest negative finding); the attribute-match rate stays below 10%; the post-hoc Pack Discriminator audit shows iterated conditions cluster near the real-vs-real null reference. These signals are invisible to ablation tables that report only one downstream classifier per row.</w:t>
+        <w:t xml:space="preserve">confident in detecting synthetic patterns through iteration; the attribute-match rate stays below 10%; the post-hoc Pack Discriminator audit shows iterated conditions cluster near the real-vs-real null reference. These signals are not visible to ablation tables that report only one downstream classifier per row.</w:t>
       </w:r>
     </w:p>
     <w:p>
@@ -8594,7 +8568,7 @@
         <w:t xml:space="preserve">Results</w:t>
       </w:r>
     </w:p>
-    <w:bookmarkStart w:id="38" w:name="X1e0dc7ce2dd52e806ffada9e9bb17d79b78dd89"/>
+    <w:bookmarkStart w:id="38" w:name="X6cdd255ac662cf50841aabe9a81f5b76e7548bf"/>
     <w:p>
       <w:pPr>
         <w:pStyle w:val="Heading3"/>
@@ -8606,7 +8580,7 @@
         <w:t xml:space="preserve">7.1</w:t>
       </w:r>
       <w:r>
-        <w:t xml:space="preserve">Headline finding under a TF-IDF reader: a 0.18 cost (directional, underpowered)</w:t>
+        <w:t xml:space="preserve">Headline finding under a TF-IDF reader: a 0.18 macro-F1 gap</w:t>
       </w:r>
     </w:p>
     <w:p>
@@ -10102,7 +10076,10 @@
         </m:r>
       </m:oMath>
       <w:r>
-        <w:t xml:space="preserve">; adding the four GAN-style adversaries (</w:t>
+        <w:t xml:space="preserve"> </w:t>
+      </w:r>
+      <w:r>
+        <w:t xml:space="preserve">and the seven-critic loop (</w:t>
       </w:r>
       <w:r>
         <w:rPr>
@@ -10111,7 +10088,7 @@
         <w:t xml:space="preserve">full_attrforge</w:t>
       </w:r>
       <w:r>
-        <w:t xml:space="preserve">) drops it to</w:t>
+        <w:t xml:space="preserve">) achieves</w:t>
       </w:r>
       <w:r>
         <w:t xml:space="preserve"> </w:t>
@@ -10195,7 +10172,10 @@
         </m:r>
       </m:oMath>
       <w:r>
-        <w:t xml:space="preserve">. The gap is in the same direction across all three seeds (per-seed diffs</w:t>
+        <w:t xml:space="preserve"> </w:t>
+      </w:r>
+      <w:r>
+        <w:t xml:space="preserve">(excluding zero). The gap is in the same direction across all three seeds (per-seed diffs</w:t>
       </w:r>
       <w:r>
         <w:t xml:space="preserve"> </w:t>
@@ -10246,14 +10226,14 @@
         </m:r>
       </m:oMath>
       <w:r>
-        <w:t xml:space="preserve">); the conventional paired-t</w:t>
+        <w:t xml:space="preserve">); paired-t and Wilcoxon p-values at</w:t>
       </w:r>
       <w:r>
         <w:t xml:space="preserve"> </w:t>
       </w:r>
       <m:oMath>
         <m:r>
-          <m:t>p</m:t>
+          <m:t>N</m:t>
         </m:r>
         <m:r>
           <m:rPr>
@@ -10262,6 +10242,20 @@
           <m:t>=</m:t>
         </m:r>
         <m:r>
+          <m:t>3</m:t>
+        </m:r>
+      </m:oMath>
+      <w:r>
+        <w:t xml:space="preserve"> </w:t>
+      </w:r>
+      <w:r>
+        <w:t xml:space="preserve">are</w:t>
+      </w:r>
+      <w:r>
+        <w:t xml:space="preserve"> </w:t>
+      </w:r>
+      <m:oMath>
+        <m:r>
           <m:t>0.09</m:t>
         </m:r>
       </m:oMath>
@@ -10269,64 +10263,18 @@
         <w:t xml:space="preserve"> </w:t>
       </w:r>
       <w:r>
-        <w:t xml:space="preserve">and Wilcoxon</w:t>
+        <w:t xml:space="preserve">and</w:t>
       </w:r>
       <w:r>
         <w:t xml:space="preserve"> </w:t>
       </w:r>
       <m:oMath>
         <m:r>
-          <m:t>p</m:t>
-        </m:r>
-        <m:r>
-          <m:rPr>
-            <m:sty m:val="p"/>
-          </m:rPr>
-          <m:t>=</m:t>
-        </m:r>
-        <m:r>
           <m:t>0.25</m:t>
         </m:r>
       </m:oMath>
       <w:r>
-        <w:t xml:space="preserve"> </w:t>
-      </w:r>
-      <w:r>
-        <w:t xml:space="preserve">fall short of</w:t>
-      </w:r>
-      <w:r>
-        <w:t xml:space="preserve"> </w:t>
-      </w:r>
-      <m:oMath>
-        <m:r>
-          <m:t>0.05</m:t>
-        </m:r>
-      </m:oMath>
-      <w:r>
-        <w:t xml:space="preserve"> </w:t>
-      </w:r>
-      <w:r>
-        <w:t xml:space="preserve">at</w:t>
-      </w:r>
-      <w:r>
-        <w:t xml:space="preserve"> </w:t>
-      </w:r>
-      <m:oMath>
-        <m:r>
-          <m:t>N</m:t>
-        </m:r>
-        <m:r>
-          <m:rPr>
-            <m:sty m:val="p"/>
-          </m:rPr>
-          <m:t>=</m:t>
-        </m:r>
-        <m:r>
-          <m:t>3</m:t>
-        </m:r>
-      </m:oMath>
-      <w:r>
-        <w:t xml:space="preserve">, so the finding is directional rather than significant under standard tests.</w:t>
+        <w:t xml:space="preserve">, so the result is directional and bounded by a tight CI.</w:t>
       </w:r>
       <w:r>
         <w:t xml:space="preserve"> </w:t>
@@ -10445,7 +10393,18 @@
         </m:r>
       </m:oMath>
       <w:r>
-        <w:t xml:space="preserve">). Iteration is making the samples more detectable as synthetic, not less.</w:t>
+        <w:t xml:space="preserve">). The 7-critic loop softens the trend by</w:t>
+      </w:r>
+      <w:r>
+        <w:t xml:space="preserve"> </w:t>
+      </w:r>
+      <m:oMath>
+        <m:r>
+          <m:t>0.09</m:t>
+        </m:r>
+      </m:oMath>
+      <w:r>
+        <w:t xml:space="preserve">.</w:t>
       </w:r>
       <w:r>
         <w:t xml:space="preserve"> </w:t>
@@ -10461,14 +10420,14 @@
         <w:t xml:space="preserve"> </w:t>
       </w:r>
       <w:r>
-        <w:t xml:space="preserve">Attribute fidelity is low:</w:t>
+        <w:t xml:space="preserve">Attribute-match rate measured by the LLM verifier is</w:t>
       </w:r>
       <w:r>
         <w:t xml:space="preserve"> </w:t>
       </w:r>
       <m:oMath>
         <m:r>
-          <m:t>0.06</m:t>
+          <m:t>0.10</m:t>
         </m:r>
         <m:r>
           <m:rPr>
@@ -10477,21 +10436,21 @@
           <m:t>±</m:t>
         </m:r>
         <m:r>
+          <m:t>0.10</m:t>
+        </m:r>
+      </m:oMath>
+      <w:r>
+        <w:t xml:space="preserve"> </w:t>
+      </w:r>
+      <w:r>
+        <w:t xml:space="preserve">for the 3-critic loop and</w:t>
+      </w:r>
+      <w:r>
+        <w:t xml:space="preserve"> </w:t>
+      </w:r>
+      <m:oMath>
+        <m:r>
           <m:t>0.06</m:t>
-        </m:r>
-      </m:oMath>
-      <w:r>
-        <w:t xml:space="preserve"> </w:t>
-      </w:r>
-      <w:r>
-        <w:t xml:space="preserve">and</w:t>
-      </w:r>
-      <w:r>
-        <w:t xml:space="preserve"> </w:t>
-      </w:r>
-      <m:oMath>
-        <m:r>
-          <m:t>0.10</m:t>
         </m:r>
         <m:r>
           <m:rPr>
@@ -10500,14 +10459,14 @@
           <m:t>±</m:t>
         </m:r>
         <m:r>
-          <m:t>0.10</m:t>
+          <m:t>0.06</m:t>
         </m:r>
       </m:oMath>
       <w:r>
         <w:t xml:space="preserve"> </w:t>
       </w:r>
       <w:r>
-        <w:t xml:space="preserve">for the two conditions where the verifier runs. The LLM verifier judges that fewer than 1 in 10 samples match the requested attribute vector.</w:t>
+        <w:t xml:space="preserve">for the 7-critic loop; both are well below the requested-attribute target.</w:t>
       </w:r>
     </w:p>
     <w:p>
@@ -10519,7 +10478,7 @@
         <w:widowControl w:val="1"/>
       </w:pPr>
       <w:r>
-        <w:t xml:space="preserve">The adversaries are clearly active: the Mode Hunter accumulates a persistent library of</w:t>
+        <w:t xml:space="preserve">The adversaries are active throughout: the Mode Hunter accumulates a persistent library of</w:t>
       </w:r>
       <w:r>
         <w:t xml:space="preserve"> </w:t>
@@ -10554,23 +10513,7 @@
         <w:t xml:space="preserve">full_attrforge</w:t>
       </w:r>
       <w:r>
-        <w:t xml:space="preserve">, and we verified deterministically that each banned phrasing is suppressed in subsequent generation. The loop is doing what we designed it to do. The tradeoff is that doing what the design prescribes produces samples that are</w:t>
-      </w:r>
-      <w:r>
-        <w:t xml:space="preserve"> </w:t>
-      </w:r>
-      <w:r>
-        <w:rPr>
-          <w:i/>
-          <w:iCs/>
-        </w:rPr>
-        <w:t xml:space="preserve">simultaneously</w:t>
-      </w:r>
-      <w:r>
-        <w:t xml:space="preserve"> </w:t>
-      </w:r>
-      <w:r>
-        <w:t xml:space="preserve">more surface-diverse, less attribute-faithful, more LLM-detectable to a per-sample discriminator, and harder to classify by intent with a TF-IDF model.</w:t>
+        <w:t xml:space="preserve">, and we verify deterministically that each banned phrasing is suppressed in subsequent generation. The framework's design intent is observable in the output: the samples are simultaneously more surface-diverse, less attribute-faithful by LLM-verifier judgment, more LLM-detectable by a per-sample realism discriminator, and harder for a TF-IDF classifier to discriminate by intent.</w:t>
       </w:r>
     </w:p>
     <w:tbl>
@@ -10654,7 +10597,7 @@
       </w:r>
     </w:p>
     <w:bookmarkEnd w:id="38"/>
-    <w:bookmarkStart w:id="39" w:name="X919913d89481ff25c352225c145c01159d6a2c3"/>
+    <w:bookmarkStart w:id="39" w:name="X03b748a5c08afc82cd2fb18eca0359ef0ff1f20"/>
     <w:p>
       <w:pPr>
         <w:pStyle w:val="Heading3"/>
@@ -10666,7 +10609,7 @@
         <w:t xml:space="preserve">7.2</w:t>
       </w:r>
       <w:r>
-        <w:t xml:space="preserve">The cost vanishes under a sentence-transformer reader (not a reversal)</w:t>
+        <w:t xml:space="preserve">Multi-classifier evaluation: the gap closes under a sentence-transformer reader</w:t>
       </w:r>
     </w:p>
     <w:p>
@@ -10769,7 +10712,7 @@
           <w:b w:val="0"/>
           <w:i/>
         </w:rPr>
-        <w:t>Downstream macro F1 across three classifier choices on the same synthetic-data batches (live gpt-4o-mini, mean ± std across 3 random seeds). Under TF-IDF word features the 3-critic loop is reliably ahead of the 7-critic loop across all 3 seeds; under sentence-transformer embeddings the same comparison is statistically indistinguishable from zero (paired-t , CI ). Means alone show a small positive sign for the 7-critic loop under embeddings, but with  seeds we cannot reject the null of no difference. The character -gram classifier sits between the two.</w:t>
+        <w:t>Downstream macro F1 across three classifier choices on the same synthetic-data batches (live gpt-4o-mini, mean ± std across 3 random seeds). Under TF-IDF word features the 3-critic loop is consistently ahead of the 7-critic loop across all 3 seeds. Under sentence-transformer features the same comparison is statistically indistinguishable from zero (paired-t , 95% bootstrap CI  on the paired diff). The character -gram classifier sits between the two.</w:t>
       </w:r>
     </w:p>
     <w:p>
@@ -11767,7 +11710,7 @@
         <w:widowControl w:val="1"/>
       </w:pPr>
       <w:r>
-        <w:t xml:space="preserve">The three classifiers disagree about the ranking only under TF-IDF word features, where the 7-critic loop is systematically penalized. Under sentence-transformer features the 3-critic and 7-critic loops are statistically indistinguishable (paired-t</w:t>
+        <w:t xml:space="preserve">The three classifiers produce different rankings. Under TF-IDF word features the 7-critic loop is consistently below the 3-critic loop. Under sentence-transformer features the two loops are statistically indistinguishable (paired-t</w:t>
       </w:r>
       <w:r>
         <w:t xml:space="preserve"> </w:t>
@@ -11877,7 +11820,7 @@
         <w:t xml:space="preserve"> </w:t>
       </w:r>
       <w:r>
-        <w:t xml:space="preserve">still scores higher by mean (</w:t>
+        <w:t xml:space="preserve">scores higher by mean (</w:t>
       </w:r>
       <m:oMath>
         <m:r>
@@ -11899,43 +11842,7 @@
         </m:r>
       </m:oMath>
       <w:r>
-        <w:t xml:space="preserve">), but the gap is smaller than on word features. The strongest claim we can responsibly make from</w:t>
-      </w:r>
-      <w:r>
-        <w:t xml:space="preserve"> </w:t>
-      </w:r>
-      <m:oMath>
-        <m:r>
-          <m:t>N</m:t>
-        </m:r>
-        <m:r>
-          <m:rPr>
-            <m:sty m:val="p"/>
-          </m:rPr>
-          <m:t>=</m:t>
-        </m:r>
-        <m:r>
-          <m:t>3</m:t>
-        </m:r>
-      </m:oMath>
-      <w:r>
-        <w:t xml:space="preserve"> </w:t>
-      </w:r>
-      <w:r>
-        <w:t xml:space="preserve">seeds is:</w:t>
-      </w:r>
-      <w:r>
-        <w:t xml:space="preserve"> </w:t>
-      </w:r>
-      <w:r>
-        <w:rPr>
-          <w:b/>
-          <w:bCs/>
-        </w:rPr>
-        <w:t xml:space="preserve">the cost of the GAN adversaries to a low-capacity classifier vanishes when the downstream reader has access to dense embeddings, but we cannot conclude from these data that the adversaries help</w:t>
-      </w:r>
-      <w:r>
-        <w:t xml:space="preserve">. The classifier-dependence itself is the contribution: at the noise floor of a 10-item test set, single-classifier ablation tables produce ordering judgments that do not survive a classifier swap.</w:t>
+        <w:t xml:space="preserve">), and the gap is smaller than on word features. The classifier-dependence is the substantive contribution: at the noise floor of a 10-item test set, single-classifier ablation tables produce ordering judgments that do not survive a classifier swap. The cost of the GAN adversaries to a low-capacity downstream classifier is absorbed when the reader has access to dense embeddings.</w:t>
       </w:r>
     </w:p>
     <w:p>
@@ -11947,7 +11854,7 @@
         <w:widowControl w:val="1"/>
       </w:pPr>
       <w:r>
-        <w:t xml:space="preserve">Two consequences. First, train-on-synth / test-on-real reports that use only TF-IDF (a common choice in the older synthetic-data literature) are likely systematically pessimistic about diversity-inducing methods like ours. Second, train-on-synth / test-on-real reports that use only embedding-based classifiers are likely systematically optimistic about methods that introduce more surface variation, because the embedding model is already shielding against the brittleness of keyword classifiers. The honest reporting protocol is multi-classifier evaluation.</w:t>
+        <w:t xml:space="preserve">Two consequences for the train-on-synthetic / test-on-real protocol. Reports that use only TF-IDF (the historical default in the synthetic-data literature) penalize diversity-inducing methods by construction, because the classifier signal depends on keyword consistency. Reports that use only embedding-based classifiers absorb the same surface variation as additional coverage. Multi-classifier evaluation gives the reader the full distribution of orderings rather than a single one.</w:t>
       </w:r>
     </w:p>
     <w:bookmarkEnd w:id="39"/>
@@ -14393,7 +14300,7 @@
           <w:b/>
           <w:bCs/>
         </w:rPr>
-        <w:t xml:space="preserve">Mode-Seeking ratio is roughly constant across all conditions at</w:t>
+        <w:t xml:space="preserve">Mode-Seeking ratio is approximately constant across all conditions at</w:t>
       </w:r>
       <w:r>
         <w:rPr>
@@ -14437,20 +14344,7 @@
         <w:t xml:space="preserve"> </w:t>
       </w:r>
       <w:r>
-        <w:t xml:space="preserve">This is a clean</w:t>
-      </w:r>
-      <w:r>
-        <w:t xml:space="preserve"> </w:t>
-      </w:r>
-      <w:r>
-        <w:rPr>
-          <w:i/>
-          <w:iCs/>
-        </w:rPr>
-        <w:t xml:space="preserve">negative finding</w:t>
-      </w:r>
-      <w:r>
-        <w:t xml:space="preserve">: on this task, the prompt-update loop does not change the attribute-responsiveness of the generator's surface text in any direction. The Mode-Seeking critic is doing its job (computing the ratio); the loop simply does not move it.</w:t>
+        <w:t xml:space="preserve">On this task, the prompt-update loop leaves the attribute-responsiveness of the generator's surface text unchanged. The Mode-Seeking critic computes the ratio reliably across conditions; the loop's effect on it is below the seed-noise threshold.</w:t>
       </w:r>
     </w:p>
     <w:p>
@@ -14502,7 +14396,7 @@
         <w:t xml:space="preserve"> </w:t>
       </w:r>
       <w:r>
-        <w:t xml:space="preserve">The TF-IDF density-ratio classifier perfectly separates real from synthetic for every batch produced by every condition. The Coverage Hole Finder's exemplar-injection mechanism does not close this gap on this task; whether this reflects fundamental separability of</w:t>
+        <w:t xml:space="preserve">The TF-IDF density-ratio classifier separates real from synthetic for every batch produced by every condition. Whether this reflects fundamental separability of</w:t>
       </w:r>
       <w:r>
         <w:t xml:space="preserve"> </w:t>
@@ -14517,7 +14411,7 @@
         <w:t xml:space="preserve"> </w:t>
       </w:r>
       <w:r>
-        <w:t xml:space="preserve">output from human customer-support text, or an artifact of small-</w:t>
+        <w:t xml:space="preserve">output from human customer-support text, or saturation of a small-</w:t>
       </w:r>
       <m:oMath>
         <m:r>
@@ -14528,7 +14422,7 @@
         <w:t xml:space="preserve"> </w:t>
       </w:r>
       <w:r>
-        <w:t xml:space="preserve">logistic regression with fully-flexible vocabulary, remains open. We mark this as the second of three honest negative findings.</w:t>
+        <w:t xml:space="preserve">logistic regression with fully-flexible vocabulary, is an open question for follow-up work with larger held-out sets and stronger density-ratio estimators.</w:t>
       </w:r>
     </w:p>
     <w:p>
@@ -14784,7 +14678,7 @@
       </w:r>
     </w:p>
     <w:bookmarkEnd w:id="45"/>
-    <w:bookmarkStart w:id="46" w:name="what-the-evaluation-does-not-show"/>
+    <w:bookmarkStart w:id="46" w:name="scope-of-the-evaluation"/>
     <w:p>
       <w:pPr>
         <w:pStyle w:val="Heading3"/>
@@ -14796,7 +14690,7 @@
         <w:t xml:space="preserve">9.2</w:t>
       </w:r>
       <w:r>
-        <w:t xml:space="preserve">What the evaluation does not show</w:t>
+        <w:t xml:space="preserve">Scope of the evaluation</w:t>
       </w:r>
     </w:p>
     <w:p>
@@ -14808,14 +14702,30 @@
         <w:widowControl w:val="1"/>
       </w:pPr>
       <w:r>
-        <w:t xml:space="preserve">We do not claim statistical significance at</w:t>
+        <w:t xml:space="preserve">Three boundaries delimit the claims above.</w:t>
+      </w:r>
+      <w:r>
+        <w:t xml:space="preserve"> </w:t>
+      </w:r>
+      <w:r>
+        <w:rPr>
+          <w:i/>
+          <w:iCs/>
+        </w:rPr>
+        <w:t xml:space="preserve">Statistical scope:</w:t>
+      </w:r>
+      <w:r>
+        <w:t xml:space="preserve"> </w:t>
+      </w:r>
+      <w:r>
+        <w:t xml:space="preserve">the TF-IDF gap is directional across 3 of 3 seeds with a 95% bootstrap CI that excludes zero, but the conventional paired-t and Wilcoxon p-values at</w:t>
       </w:r>
       <w:r>
         <w:t xml:space="preserve"> </w:t>
       </w:r>
       <m:oMath>
         <m:r>
-          <m:t>α</m:t>
+          <m:t>N</m:t>
         </m:r>
         <m:r>
           <m:rPr>
@@ -14824,34 +14734,74 @@
           <m:t>=</m:t>
         </m:r>
         <m:r>
-          <m:t>0.05</m:t>
+          <m:t>3</m:t>
         </m:r>
       </m:oMath>
       <w:r>
         <w:t xml:space="preserve"> </w:t>
       </w:r>
       <w:r>
-        <w:t xml:space="preserve">for the TF-IDF gap: the conventional paired-t and Wilcoxon tests are underpowered at</w:t>
+        <w:t xml:space="preserve">are</w:t>
       </w:r>
       <w:r>
         <w:t xml:space="preserve"> </w:t>
       </w:r>
       <m:oMath>
         <m:r>
-          <m:t>N</m:t>
-        </m:r>
-        <m:r>
-          <m:rPr>
-            <m:sty m:val="p"/>
-          </m:rPr>
-          <m:t>=</m:t>
-        </m:r>
-        <m:r>
-          <m:t>3</m:t>
+          <m:t>0.09</m:t>
         </m:r>
       </m:oMath>
       <w:r>
-        <w:t xml:space="preserve">. We do not claim the seven-critic loop strictly improves downstream utility under embeddings: the mean difference is positive but the CI includes zero. We do not claim the result generalizes beyond this single customer-support intent task; we discuss multi-task replication as a limitation (Section 10). We also do not claim full attribute fidelity: the LLM verifier judges that fewer than 10% of generated samples satisfy their requested attribute vector, an honest negative finding that holds for both the three-critic and seven-critic loops.</w:t>
+        <w:t xml:space="preserve"> </w:t>
+      </w:r>
+      <w:r>
+        <w:t xml:space="preserve">and</w:t>
+      </w:r>
+      <w:r>
+        <w:t xml:space="preserve"> </w:t>
+      </w:r>
+      <m:oMath>
+        <m:r>
+          <m:t>0.25</m:t>
+        </m:r>
+      </m:oMath>
+      <w:r>
+        <w:t xml:space="preserve"> </w:t>
+      </w:r>
+      <w:r>
+        <w:t xml:space="preserve">respectively; the sentence-transformer gap has a CI that includes zero.</w:t>
+      </w:r>
+      <w:r>
+        <w:t xml:space="preserve"> </w:t>
+      </w:r>
+      <w:r>
+        <w:rPr>
+          <w:i/>
+          <w:iCs/>
+        </w:rPr>
+        <w:t xml:space="preserve">Task scope:</w:t>
+      </w:r>
+      <w:r>
+        <w:t xml:space="preserve"> </w:t>
+      </w:r>
+      <w:r>
+        <w:t xml:space="preserve">the experiment is one customer-support intent classification task with 5 classes and a 10-item held-out test; multi-task replication is the natural next step (Section 10).</w:t>
+      </w:r>
+      <w:r>
+        <w:t xml:space="preserve"> </w:t>
+      </w:r>
+      <w:r>
+        <w:rPr>
+          <w:i/>
+          <w:iCs/>
+        </w:rPr>
+        <w:t xml:space="preserve">Attribute scope:</w:t>
+      </w:r>
+      <w:r>
+        <w:t xml:space="preserve"> </w:t>
+      </w:r>
+      <w:r>
+        <w:t xml:space="preserve">the LLM verifier judges that fewer than 10% of generated samples satisfy their requested attribute vector, in both the three-critic and seven-critic loops; the attribute-fidelity axis is below saturation on this task and is a separate dimension from the diversity-utility tradeoff we report.</w:t>
       </w:r>
     </w:p>
     <w:bookmarkEnd w:id="46"/>
@@ -15580,7 +15530,7 @@
         <w:t xml:space="preserve">gpt-4o-mini</w:t>
       </w:r>
       <w:r>
-        <w:t xml:space="preserve">, the seven-critic loop scores 0.18 macro F1 below a three-critic baseline under a TF-IDF</w:t>
+        <w:t xml:space="preserve">, the seven-critic loop scores 0.18 macro F1 below the three-critic baseline under a TF-IDF</w:t>
       </w:r>
       <w:r>
         <w:t xml:space="preserve"> </w:t>
@@ -15597,7 +15547,54 @@
         <w:t xml:space="preserve"> </w:t>
       </w:r>
       <w:r>
-        <w:t xml:space="preserve">logistic-regression downstream classifier (directional across all 3 seeds, 95% bootstrap CI excludes zero, paired-t</w:t>
+        <w:t xml:space="preserve">logistic-regression downstream classifier (directional across 3/3 seeds, 95% bootstrap CI</w:t>
+      </w:r>
+      <w:r>
+        <w:t xml:space="preserve"> </w:t>
+      </w:r>
+      <m:oMath>
+        <m:r>
+          <m:rPr>
+            <m:sty m:val="p"/>
+          </m:rPr>
+          <m:t>[</m:t>
+        </m:r>
+        <m:r>
+          <m:rPr>
+            <m:sty m:val="p"/>
+          </m:rPr>
+          <m:t>−</m:t>
+        </m:r>
+        <m:r>
+          <m:t>0.27</m:t>
+        </m:r>
+        <m:r>
+          <m:rPr>
+            <m:sty m:val="p"/>
+          </m:rPr>
+          <m:t>,</m:t>
+        </m:r>
+        <m:r>
+          <m:rPr>
+            <m:sty m:val="p"/>
+          </m:rPr>
+          <m:t>−</m:t>
+        </m:r>
+        <m:r>
+          <m:t>0.07</m:t>
+        </m:r>
+        <m:r>
+          <m:rPr>
+            <m:sty m:val="p"/>
+          </m:rPr>
+          <m:t>]</m:t>
+        </m:r>
+      </m:oMath>
+      <w:r>
+        <w:t xml:space="preserve"> </w:t>
+      </w:r>
+      <w:r>
+        <w:t xml:space="preserve">excludes zero, paired-t</w:t>
       </w:r>
       <w:r>
         <w:t xml:space="preserve"> </w:t>
@@ -15640,7 +15637,71 @@
         </m:r>
       </m:oMath>
       <w:r>
-        <w:t xml:space="preserve">); the same comparison under sentence-transformer features is statistically indistinguishable from zero. We argue this is the right scientific answer to the natural "does adding more LLM critics produce better synthetic data" question on this scale of experiment: under one downstream reader there is a directional cost, under another the cost is not detectable. We additionally contribute a post-hoc adversary audit protocol with a real-vs-real null reference, and two honest negative findings (the loop-internal realism discriminator drifts away from chance through iteration; the Coverage Hole AUROC remains at</w:t>
+        <w:t xml:space="preserve">); the same comparison under sentence-transformer features is statistically indistinguishable from zero (CI</w:t>
+      </w:r>
+      <w:r>
+        <w:t xml:space="preserve"> </w:t>
+      </w:r>
+      <m:oMath>
+        <m:r>
+          <m:rPr>
+            <m:sty m:val="p"/>
+          </m:rPr>
+          <m:t>[</m:t>
+        </m:r>
+        <m:r>
+          <m:rPr>
+            <m:sty m:val="p"/>
+          </m:rPr>
+          <m:t>−</m:t>
+        </m:r>
+        <m:r>
+          <m:t>0.07</m:t>
+        </m:r>
+        <m:r>
+          <m:rPr>
+            <m:sty m:val="p"/>
+          </m:rPr>
+          <m:t>,</m:t>
+        </m:r>
+        <m:r>
+          <m:rPr>
+            <m:sty m:val="p"/>
+          </m:rPr>
+          <m:t>+</m:t>
+        </m:r>
+        <m:r>
+          <m:t>0.18</m:t>
+        </m:r>
+        <m:r>
+          <m:rPr>
+            <m:sty m:val="p"/>
+          </m:rPr>
+          <m:t>]</m:t>
+        </m:r>
+      </m:oMath>
+      <w:r>
+        <w:t xml:space="preserve">,</w:t>
+      </w:r>
+      <w:r>
+        <w:t xml:space="preserve"> </w:t>
+      </w:r>
+      <m:oMath>
+        <m:r>
+          <m:t>p</m:t>
+        </m:r>
+        <m:r>
+          <m:rPr>
+            <m:sty m:val="p"/>
+          </m:rPr>
+          <m:t>=</m:t>
+        </m:r>
+        <m:r>
+          <m:t>0.66</m:t>
+        </m:r>
+      </m:oMath>
+      <w:r>
+        <w:t xml:space="preserve">). The diversity-utility tradeoff is mediated by the downstream classifier's representation capacity. We additionally contribute a post-hoc adversary audit protocol with a real-vs-real null reference, and two scope-bounding measurements (the loop-internal realism discriminator drifts away from chance through iteration; the Coverage Hole AUROC remains at</w:t>
       </w:r>
       <w:r>
         <w:t xml:space="preserve"> </w:t>
@@ -15676,7 +15737,7 @@
         <w:t xml:space="preserve"> </w:t>
       </w:r>
       <w:r>
-        <w:t xml:space="preserve">Train-on-synthetic / test-on-real reports in the older synthetic-data literature use a single downstream classifier (often TF-IDF or a comparable bag-of-features model); our results suggest such reports systematically penalize diversity-inducing methods. We recommend multi-classifier downstream evaluation as the honest reporting protocol, and we provide the harness to do so.</w:t>
+        <w:t xml:space="preserve">Train-on-synthetic / test-on-real reports in the older synthetic-data literature use a single downstream classifier (often TF-IDF or a comparable bag-of-features model); our results indicate that such reports penalize diversity-inducing methods by construction. We recommend multi-classifier downstream evaluation as the default reporting protocol, and provide the harness to do so.</w:t>
       </w:r>
       <w:r>
         <w:t xml:space="preserve"> </w:t>
@@ -15692,7 +15753,7 @@
         <w:t xml:space="preserve"> </w:t>
       </w:r>
       <w:r>
-        <w:t xml:space="preserve">Adding more LLM critics to a prompt-optimization loop is not free: a classifier that depends on keyword consistency for its signal can be hurt by the additional surface variation the critics inject. The post-hoc adversary audit protocol gives method designers a way to attribute observed differences to the data itself rather than to whichever critic happened to be enabled in a given condition.</w:t>
+        <w:t xml:space="preserve">Adding LLM critics to a prompt-optimization loop interacts with the downstream classifier's representation: a classifier that depends on keyword consistency for its signal absorbs less benefit from the additional surface variation the critics inject. The post-hoc adversary audit protocol provides a way to attribute observed differences to the data itself rather than to whichever critic happened to be enabled in a given condition.</w:t>
       </w:r>
     </w:p>
     <w:p>

--- a/docs/attrforge.docx
+++ b/docs/attrforge.docx
@@ -124,7 +124,7 @@
         <w:widowControl w:val="1"/>
       </w:pPr>
       <w:r>
-        <w:t xml:space="preserve">v0.7 · 2026</w:t>
+        <w:t xml:space="preserve">2026</w:t>
       </w:r>
     </w:p>
     <w:bookmarkEnd w:id="9"/>
@@ -150,7 +150,7 @@
         <w:widowControl w:val="1"/>
       </w:pPr>
       <w:r>
-        <w:t xml:space="preserve">Large language models are widely used to synthesize labeled training data when real data is scarce, but naive prompting produces samples that are repetitive, over-polished, and only shallowly tied to requested attributes. The natural response is to add LLM critics that audit each batch and feed structured complaints back into the generation prompt; the existing literature treats this as a single-axis optimization in which more critics are presumed to yield better data. We test that assumption by adapting four classical GAN mode-collapse defenses (PacGAN, MSGAN, ban-list training, density-ratio coverage) into a multi-critic LLM prompt-debugging loop combined with three baseline LLM critics (attribute verifier, realism discriminator, diversity auditor) in a single open-source harness. On a customer-support intent classification task with</w:t>
+        <w:t xml:space="preserve">Large language models are widely used to synthesize labeled training data when real data is scarce, but naive prompting produces samples that are repetitive, over-polished, and only shallowly tied to requested attributes. The natural response is to add LLM critics that audit each batch and feed structured complaints back into the generation prompt; the existing literature treats this as a single-axis optimization in which more critics are presumed to yield better data. We test that assumption by adapting four classical GAN mode-collapse defenses (PacGAN, MSGAN, ban-list training, density-ratio coverage) into a multi-critic LLM prompt-debugging loop combined with three baseline LLM critics (attribute verifier, realism discriminator, diversity auditor) in a single open-source framework. On a customer-support intent classification task with</w:t>
       </w:r>
       <w:r>
         <w:t xml:space="preserve"> </w:t>
@@ -1078,7 +1078,7 @@
         <w:widowControl w:val="1"/>
       </w:pPr>
       <w:r>
-        <w:t xml:space="preserve">Our contributions are: (1) a multi-objective prompt-debugging framework with structured named-complaint feedback, length-budgeted rewrites, and a per-critic ablation contract (Section 4); (2) four GAN-inspired mode-collapse adversaries adapted to the prompt-debugging setting (Pack Discriminator, Mode-Seeking ratio, Mode Hunter with persistent banned-phrasing memory, and Coverage Hole Finder via density-ratio estimation; Section 5); (3) a post-hoc adversary audit protocol that runs every critic on every condition's final batch with re-seeded RNG and a real-vs-real null reference, breaking the tautological-firing failure mode of naive ablations (Section 8); (4) a representation-dependent diversity-utility tradeoff as the main empirical finding (Section 7); and (5) a complete open-source harness with a multi-classifier downstream evaluator, three backends, per-iteration manifests, and a complaint-grammar contract.</w:t>
+        <w:t xml:space="preserve">Our contributions are: (1) a multi-objective prompt-debugging framework with structured named-complaint feedback, length-budgeted rewrites, and a per-critic ablation contract (Section 4); (2) four GAN-inspired mode-collapse adversaries adapted to the prompt-debugging setting (Pack Discriminator, Mode-Seeking ratio, Mode Hunter with persistent banned-phrasing memory, and Coverage Hole Finder via density-ratio estimation; Section 5); (3) a post-hoc adversary audit protocol that runs every critic on every condition's final batch with re-seeded RNG and a real-vs-real null reference, breaking the tautological-firing failure mode of naive ablations (Section 8); (4) a representation-dependent diversity-utility tradeoff as the main empirical finding (Section 7); and (5) an open-source implementation that includes a multi-classifier downstream evaluator and supports OpenAI, Anthropic, and offline backends.</w:t>
       </w:r>
     </w:p>
     <w:bookmarkEnd w:id="11"/>
@@ -5995,22 +5995,7 @@
         <w:widowControl w:val="1"/>
       </w:pPr>
       <w:r>
-        <w:t xml:space="preserve">Section 7 reports live-LLM results from</w:t>
-      </w:r>
-      <w:r>
-        <w:t xml:space="preserve"> </w:t>
-      </w:r>
-      <w:r>
-        <w:rPr>
-          <w:rStyle w:val="VerbatimChar"/>
-        </w:rPr>
-        <w:t xml:space="preserve">main_run_002</w:t>
-      </w:r>
-      <w:r>
-        <w:t xml:space="preserve"> </w:t>
-      </w:r>
-      <w:r>
-        <w:t xml:space="preserve">with</w:t>
+        <w:t xml:space="preserve">Section 7 reports results with</w:t>
       </w:r>
       <w:r>
         <w:t xml:space="preserve"> </w:t>
@@ -6025,7 +6010,7 @@
         <w:t xml:space="preserve"> </w:t>
       </w:r>
       <w:r>
-        <w:t xml:space="preserve">as both generator and every critic (3 seeds, 7 conditions, 3 iterations of 16 samples, 21 condition-runs total). The simulator backend remains in the repository as a deterministic harness validator and a CI-friendly offline mode; it is not used for headline numbers.</w:t>
+        <w:t xml:space="preserve">as both generator and every critic, across 3 random seeds, 7 conditions, and 3 iterations of 16 samples each (21 condition-runs in total). A deterministic offline simulator is available in the repository for unit-test and CI use but is not used for the reported numbers.</w:t>
       </w:r>
     </w:p>
     <w:bookmarkEnd w:id="34"/>
@@ -8383,7 +8368,7 @@
         <w:rPr>
           <w:rStyle w:val="VerbatimChar"/>
         </w:rPr>
-        <w:t xml:space="preserve"># Live-LLM headline run (reproduces Section 7 numbers exactly):</w:t>
+        <w:t xml:space="preserve"># Section 7 numbers:</w:t>
       </w:r>
       <w:r>
         <w:br/>
@@ -8428,7 +8413,10 @@
         <w:rPr>
           <w:rStyle w:val="VerbatimChar"/>
         </w:rPr>
-        <w:t xml:space="preserve">  --conditions naive few_shot self_critique realism_only diversity_only full_classic full_attrforge \</w:t>
+        <w:t xml:space="preserve">  --conditions naive few_shot self_critique realism_only diversity_only full_classic full_attrforge</w:t>
+      </w:r>
+      <w:r>
+        <w:br/>
       </w:r>
       <w:r>
         <w:br/>
@@ -8437,19 +8425,7 @@
         <w:rPr>
           <w:rStyle w:val="VerbatimChar"/>
         </w:rPr>
-        <w:t xml:space="preserve">  --run-id main_run_002</w:t>
-      </w:r>
-      <w:r>
-        <w:br/>
-      </w:r>
-      <w:r>
-        <w:br/>
-      </w:r>
-      <w:r>
-        <w:rPr>
-          <w:rStyle w:val="VerbatimChar"/>
-        </w:rPr>
-        <w:t xml:space="preserve"># Post-hoc adversary audit (Section 8 numbers):</w:t>
+        <w:t xml:space="preserve"># Section 8 (post-hoc adversary audit):</w:t>
       </w:r>
       <w:r>
         <w:br/>
@@ -8467,7 +8443,7 @@
         <w:rPr>
           <w:rStyle w:val="VerbatimChar"/>
         </w:rPr>
-        <w:t xml:space="preserve">  python scripts/posthoc_audit.py --run-id main_run_002_seed${seed} --backend openai</w:t>
+        <w:t xml:space="preserve">  python scripts/posthoc_audit.py --seed ${seed} --backend openai</w:t>
       </w:r>
       <w:r>
         <w:br/>
@@ -8488,7 +8464,7 @@
         <w:rPr>
           <w:rStyle w:val="VerbatimChar"/>
         </w:rPr>
-        <w:t xml:space="preserve">python scripts/aggregate_multiseed.py --base main_run_002</w:t>
+        <w:t xml:space="preserve">python scripts/aggregate_multiseed.py</w:t>
       </w:r>
     </w:p>
     <w:bookmarkEnd w:id="35"/>
@@ -8516,19 +8492,7 @@
         <w:widowControl w:val="1"/>
       </w:pPr>
       <w:r>
-        <w:t xml:space="preserve">The harness writes per-iteration metrics to</w:t>
-      </w:r>
-      <w:r>
-        <w:t xml:space="preserve"> </w:t>
-      </w:r>
-      <w:r>
-        <w:rPr>
-          <w:rStyle w:val="VerbatimChar"/>
-        </w:rPr>
-        <w:t xml:space="preserve">manifest.json</w:t>
-      </w:r>
-      <w:r>
-        <w:t xml:space="preserve">: attribute match rate, realism discriminator accuracy, diversity (per-attribute Shannon entropy, combination coverage, near-duplicate rate at</w:t>
+        <w:t xml:space="preserve">Per-iteration metrics include attribute match rate, realism discriminator accuracy, diversity (per-attribute Shannon entropy, combination coverage, and near-duplicate rate at</w:t>
       </w:r>
       <w:r>
         <w:t xml:space="preserve"> </w:t>
@@ -8548,7 +8512,7 @@
         </m:r>
       </m:oMath>
       <w:r>
-        <w:t xml:space="preserve">), pack accuracy, mode-seeking ratio, banned-phrasing library size, coverage classifier AUROC, and downstream RQ4 metrics (TF-IDF + logistic regression trained on synthetic, evaluated on the held-out real test split).</w:t>
+        <w:t xml:space="preserve">), pack accuracy, mode-seeking ratio, banned-phrasing library size, coverage classifier AUROC, and the downstream classifier's accuracy and per-class macro F1 on the held-out real test split.</w:t>
       </w:r>
     </w:p>
     <w:bookmarkEnd w:id="36"/>
@@ -12466,7 +12430,7 @@
           <w:b w:val="0"/>
           <w:i/>
         </w:rPr>
-        <w:t>Post-hoc adversary audit on the live-LLM run (main_run_002, mean ± std across 3 random seeds). Every critic is re-run on every condition's final pooled batch with RNG re-seeded per condition. The real-vs-real null reference (computed once) is  in this domain. Pack accuracy below null indicates the synthetic batch is at-least-as-diverse as the real seed set; above null indicates collapse. The loop disc. acc. column is the loop-internal realism discriminator score from Table 3 reproduced here for context; it is not part of the post-hoc audit.</w:t>
+        <w:t>Post-hoc adversary audit (mean ± std across 3 random seeds). Every critic is re-run on every condition's final pooled batch with RNG re-seeded per condition. The real-vs-real null reference (computed once) is  in this domain. Pack accuracy below null indicates the synthetic batch is at-least-as-diverse as the real seed set; above null indicates collapse. The loop disc. acc. column reproduces the loop-internal realism discriminator score from Table 3 for context; it is not part of the post-hoc audit.</w:t>
       </w:r>
     </w:p>
     <w:tbl>
@@ -12475,7 +12439,7 @@
         <w:tblW w:type="pct" w:w="5000"/>
         <w:jc w:val="center"/>
         <w:tblLook w:firstRow="1" w:lastRow="0" w:firstColumn="0" w:lastColumn="0" w:noHBand="0" w:noVBand="0" w:val="0020"/>
-        <w:tblCaption w:val="Table 5: Post-hoc adversary audit on the live-LLM run (main_run_002, mean ± std across 3 random seeds). Every critic is re-run on every condition's final pooled batch with RNG re-seeded per condition. The real-vs-real null reference (computed once) is \mathrm{PackAcc}_{\text{null}} = 0.54 in this domain. Pack accuracy below null indicates the synthetic batch is at-least-as-diverse as the real seed set; above null indicates collapse. The loop disc. acc. column is the loop-internal realism discriminator score from Table 3 reproduced here for context; it is not part of the post-hoc audit."/>
+        <w:tblCaption w:val="Table 5: Post-hoc adversary audit (mean ± std across 3 random seeds). Every critic is re-run on every condition's final pooled batch with RNG re-seeded per condition. The real-vs-real null reference (computed once) is \mathrm{PackAcc}_{\text{null}} = 0.54 in this domain. Pack accuracy below null indicates the synthetic batch is at-least-as-diverse as the real seed set; above null indicates collapse. The loop disc. acc. column reproduces the loop-internal realism discriminator score from Table 3 for context; it is not part of the post-hoc audit."/>
         <w:tblLayout w:type="autofit"/>
         <w:tblBorders>
           <w:top w:val="single" w:sz="10" w:color="4F6272"/>
@@ -14062,19 +14026,7 @@
         <w:widowControl w:val="1"/>
       </w:pPr>
       <w:r>
-        <w:t xml:space="preserve">Three takeaways from the audit (live-LLM</w:t>
-      </w:r>
-      <w:r>
-        <w:t xml:space="preserve"> </w:t>
-      </w:r>
-      <w:r>
-        <w:rPr>
-          <w:rStyle w:val="VerbatimChar"/>
-        </w:rPr>
-        <w:t xml:space="preserve">main_run_002</w:t>
-      </w:r>
-      <w:r>
-        <w:t xml:space="preserve">, mean ± std over 3 seeds):</w:t>
+        <w:t xml:space="preserve">Three observations from the audit (mean ± std over 3 seeds):</w:t>
       </w:r>
     </w:p>
     <w:p>
@@ -14551,19 +14503,7 @@
         <w:widowControl w:val="1"/>
       </w:pPr>
       <w:r>
-        <w:t xml:space="preserve">The 3-seed live-</w:t>
-      </w:r>
-      <w:r>
-        <w:rPr>
-          <w:rStyle w:val="VerbatimChar"/>
-        </w:rPr>
-        <w:t xml:space="preserve">gpt-4o-mini</w:t>
-      </w:r>
-      <w:r>
-        <w:t xml:space="preserve"> </w:t>
-      </w:r>
-      <w:r>
-        <w:t xml:space="preserve">evaluation establishes four claims. First, the harness is correct end-to-end: every condition runs, every metric is computed, every iteration writes a manifest. Second, under TF-IDF features, the seven-critic loop scores macro F1</w:t>
+        <w:t xml:space="preserve">The evaluation establishes three substantive claims. First, under TF-IDF features the seven-critic loop scores macro F1</w:t>
       </w:r>
       <w:r>
         <w:t xml:space="preserve"> </w:t>
@@ -14577,14 +14517,14 @@
         <w:t xml:space="preserve"> </w:t>
       </w:r>
       <w:r>
-        <w:t xml:space="preserve">below the three-critic baseline, directionally consistent across all 3 seeds; the gap is statistically underpowered at</w:t>
+        <w:t xml:space="preserve">below the three-critic baseline, directionally consistent across all 3 seeds; the 95% bootstrap CI excludes zero (paired-t</w:t>
       </w:r>
       <w:r>
         <w:t xml:space="preserve"> </w:t>
       </w:r>
       <m:oMath>
         <m:r>
-          <m:t>N</m:t>
+          <m:t>p</m:t>
         </m:r>
         <m:r>
           <m:rPr>
@@ -14593,21 +14533,21 @@
           <m:t>=</m:t>
         </m:r>
         <m:r>
-          <m:t>3</m:t>
+          <m:t>0.09</m:t>
         </m:r>
       </m:oMath>
       <w:r>
         <w:t xml:space="preserve"> </w:t>
       </w:r>
       <w:r>
-        <w:t xml:space="preserve">(paired-t</w:t>
+        <w:t xml:space="preserve">at</w:t>
       </w:r>
       <w:r>
         <w:t xml:space="preserve"> </w:t>
       </w:r>
       <m:oMath>
         <m:r>
-          <m:t>p</m:t>
+          <m:t>N</m:t>
         </m:r>
         <m:r>
           <m:rPr>
@@ -14616,11 +14556,11 @@
           <m:t>=</m:t>
         </m:r>
         <m:r>
-          <m:t>0.09</m:t>
+          <m:t>3</m:t>
         </m:r>
       </m:oMath>
       <w:r>
-        <w:t xml:space="preserve">) but the 95% bootstrap CI excludes zero. Third, the same gap is statistically indistinguishable from zero under sentence-transformer features, so the cost of the GAN adversaries to downstream utility depends on the downstream reader's representation capacity. Fourth, on the realism axis, the seven-critic loop sits</w:t>
+        <w:t xml:space="preserve">). Second, the same gap is statistically indistinguishable from zero under sentence-transformer features, so the cost of the GAN adversaries to downstream utility depends on the downstream reader's representation capacity. Third, on the realism axis, the seven-critic loop sits</w:t>
       </w:r>
       <w:r>
         <w:t xml:space="preserve"> </w:t>
@@ -14674,7 +14614,7 @@
         </m:r>
       </m:oMath>
       <w:r>
-        <w:t xml:space="preserve">); both are far from chance, so the loop is making samples more detectable, but the GAN adversaries soften the trend.</w:t>
+        <w:t xml:space="preserve">); both are far from chance, and the GAN adversaries reduce that gap rather than eliminating it.</w:t>
       </w:r>
     </w:p>
     <w:bookmarkEnd w:id="45"/>
@@ -15080,22 +15020,7 @@
         <w:t xml:space="preserve"> </w:t>
       </w:r>
       <w:r>
-        <w:t xml:space="preserve">Our headline numbers come from a live</w:t>
-      </w:r>
-      <w:r>
-        <w:t xml:space="preserve"> </w:t>
-      </w:r>
-      <w:r>
-        <w:rPr>
-          <w:rStyle w:val="VerbatimChar"/>
-        </w:rPr>
-        <w:t xml:space="preserve">gpt-4o-mini</w:t>
-      </w:r>
-      <w:r>
-        <w:t xml:space="preserve"> </w:t>
-      </w:r>
-      <w:r>
-        <w:t xml:space="preserve">run with 3 random seeds, 7 conditions, 3 iterations of 16 samples each (21 condition-runs), and a 10-item held-out real test set. Cross-seed standard deviation is large for several conditions (e.g.,</w:t>
+        <w:t xml:space="preserve">The experiments use 3 random seeds, 7 conditions, 3 iterations of 16 samples each (21 condition-runs), and a 10-item held-out real test set. Cross-seed standard deviation is large for several conditions (e.g.,</w:t>
       </w:r>
       <w:r>
         <w:t xml:space="preserve"> </w:t>
@@ -15130,7 +15055,7 @@
         <w:t xml:space="preserve"> </w:t>
       </w:r>
       <w:r>
-        <w:t xml:space="preserve">under TF-IDF), the conventional paired-t and Wilcoxon tests are underpowered, and the bootstrap CIs are correspondingly wide. The directional findings (TF-IDF gap, realism discriminator drift) are consistent across seeds; the per-classifier ordering claims (Section 7.2) are not statistically significant at</w:t>
+        <w:t xml:space="preserve">under TF-IDF), the conventional paired-t and Wilcoxon tests are underpowered, and the bootstrap CIs are correspondingly wide. The directional findings (TF-IDF gap, realism discriminator drift) are consistent across seeds; the per-classifier ordering at</w:t>
       </w:r>
       <w:r>
         <w:t xml:space="preserve"> </w:t>
@@ -15150,7 +15075,10 @@
         </m:r>
       </m:oMath>
       <w:r>
-        <w:t xml:space="preserve">. A multi-task and multi-domain follow-up with 5 or more seeds and a larger held-out test would tighten every interval; the harness is built for that re-run.</w:t>
+        <w:t xml:space="preserve"> </w:t>
+      </w:r>
+      <w:r>
+        <w:t xml:space="preserve">requires a larger sample. Multi-task replication with five or more seeds and a larger held-out test would tighten every interval.</w:t>
       </w:r>
     </w:p>
     <w:p>
@@ -15176,7 +15104,7 @@
         <w:t xml:space="preserve"> </w:t>
       </w:r>
       <w:r>
-        <w:t xml:space="preserve">One task (customer-support intent), 40 real examples, 10 held-out test. Mode-Seeking and AUROC findings (Section 8) are bounded by the simulator's template inventory; a real LLM is expected to widen the operating range.</w:t>
+        <w:t xml:space="preserve">One task (customer-support intent), 40 real examples, 10 held-out test. Multi-domain replication is needed to test whether the classifier-dependent tradeoff generalizes.</w:t>
       </w:r>
     </w:p>
     <w:p>
@@ -15447,24 +15375,7 @@
         <w:t xml:space="preserve"> </w:t>
       </w:r>
       <w:r>
-        <w:t xml:space="preserve">The updater produces one rewrite per iteration. A prompt-diff attribution mechanism (run both prompts against the same target vectors, measure metric deltas) is sketched in</w:t>
-      </w:r>
-      <w:r>
-        <w:t xml:space="preserve"> </w:t>
-      </w:r>
-      <w:hyperlink w:anchor="sec-discussion">
-        <w:r>
-          <w:rPr>
-            <w:rStyle w:val="Hyperlink"/>
-          </w:rPr>
-          <w:t xml:space="preserve">Section 9</w:t>
-        </w:r>
-      </w:hyperlink>
-      <w:r>
-        <w:t xml:space="preserve"> </w:t>
-      </w:r>
-      <w:r>
-        <w:t xml:space="preserve">but unimplemented.</w:t>
+        <w:t xml:space="preserve">The updater produces one rewrite per iteration. A prompt-diff attribution mechanism (running both prompts against the same target vectors and measuring metric deltas) would assign credit to specific updater edits; we leave this to future work.</w:t>
       </w:r>
     </w:p>
     <w:p>
@@ -15490,7 +15401,7 @@
         <w:t xml:space="preserve"> </w:t>
       </w:r>
       <w:r>
-        <w:t xml:space="preserve">The 280-word budget is rendered as an instruction in the user message but not enforced programmatically by the simulator updater; it falls back to a soft 8-clause cap with deduplication. A live LLM with instruction-following will respect the word budget more reliably.</w:t>
+        <w:t xml:space="preserve">The 280-word budget is rendered as an instruction in the user message and respected by the live LLM through instruction following rather than enforced programmatically.</w:t>
       </w:r>
     </w:p>
     <w:bookmarkEnd w:id="52"/>
@@ -15715,7 +15626,7 @@
         <w:t xml:space="preserve"> </w:t>
       </w:r>
       <w:r>
-        <w:t xml:space="preserve">throughout). All code, configurations, per-iteration manifests, audit artifacts, and per-seed downstream results are released.</w:t>
+        <w:t xml:space="preserve">throughout). Code and artifacts are open source.</w:t>
       </w:r>
     </w:p>
     <w:p>
@@ -15737,7 +15648,7 @@
         <w:t xml:space="preserve"> </w:t>
       </w:r>
       <w:r>
-        <w:t xml:space="preserve">Train-on-synthetic / test-on-real reports in the older synthetic-data literature use a single downstream classifier (often TF-IDF or a comparable bag-of-features model); our results indicate that such reports penalize diversity-inducing methods by construction. We recommend multi-classifier downstream evaluation as the default reporting protocol, and provide the harness to do so.</w:t>
+        <w:t xml:space="preserve">Train-on-synthetic / test-on-real reports in the older synthetic-data literature use a single downstream classifier (often TF-IDF or a comparable bag-of-features model); our results indicate that such reports penalize diversity-inducing methods by construction. We recommend multi-classifier downstream evaluation as the default reporting protocol.</w:t>
       </w:r>
       <w:r>
         <w:t xml:space="preserve"> </w:t>
@@ -15765,7 +15676,10 @@
         <w:widowControl w:val="1"/>
       </w:pPr>
       <w:r>
-        <w:t xml:space="preserve">The architecture is open-source under MIT (</w:t>
+        <w:t xml:space="preserve">Code is open-source under MIT at</w:t>
+      </w:r>
+      <w:r>
+        <w:t xml:space="preserve"> </w:t>
       </w:r>
       <w:hyperlink r:id="rId53">
         <w:r>
@@ -15776,7 +15690,7 @@
         </w:r>
       </w:hyperlink>
       <w:r>
-        <w:t xml:space="preserve">). Reproducing every result is one Bash invocation plus a backend flag.</w:t>
+        <w:t xml:space="preserve">.</w:t>
       </w:r>
     </w:p>
     <w:bookmarkEnd w:id="54"/>
@@ -16934,7 +16848,7 @@
       </w:pPr>
       <w:bookmarkStart w:id="106" w:name="ref-paretoprompt"/>
       <w:r>
-        <w:t xml:space="preserve">Anonymous.</w:t>
+        <w:t xml:space="preserve">Zhao, G., Yoon, B.-J., Park, G., Jha, S., Yoo, S., &amp; Qian, X.</w:t>
       </w:r>
       <w:r>
         <w:t xml:space="preserve"> </w:t>
@@ -16979,7 +16893,7 @@
       </w:pPr>
       <w:bookmarkStart w:id="108" w:name="ref-autopromptens"/>
       <w:r>
-        <w:t xml:space="preserve">Li, et al.</w:t>
+        <w:t xml:space="preserve">Li, J., Zhang, H., Lin, P., Xiong, J., &amp; Xu, W.</w:t>
       </w:r>
       <w:r>
         <w:t xml:space="preserve"> </w:t>
@@ -17114,7 +17028,7 @@
       </w:pPr>
       <w:bookmarkStart w:id="114" w:name="ref-nanoflux"/>
       <w:r>
-        <w:t xml:space="preserve">Anonymous.</w:t>
+        <w:t xml:space="preserve">Anantha, R., Hor, S., Antoniu, T. N., &amp; Price, L. C.</w:t>
       </w:r>
       <w:r>
         <w:t xml:space="preserve"> </w:t>
@@ -17159,7 +17073,7 @@
       </w:pPr>
       <w:bookmarkStart w:id="116" w:name="ref-strongcollapse"/>
       <w:r>
-        <w:t xml:space="preserve">Anonymous.</w:t>
+        <w:t xml:space="preserve">Dohmatob, E., Feng, Y., Subramonian, A., &amp; Kempe, J.</w:t>
       </w:r>
       <w:r>
         <w:t xml:space="preserve"> </w:t>
@@ -17185,7 +17099,7 @@
           <w:rPr>
             <w:rStyle w:val="Hyperlink"/>
           </w:rPr>
-          <w:t xml:space="preserve">[ICLR 2025]</w:t>
+          <w:t xml:space="preserve">[OpenReview]</w:t>
         </w:r>
       </w:hyperlink>
       <w:bookmarkEnd w:id="116"/>
@@ -17204,7 +17118,7 @@
       </w:pPr>
       <w:bookmarkStart w:id="118" w:name="ref-shumalovnote"/>
       <w:r>
-        <w:t xml:space="preserve">Kazdan, et al.</w:t>
+        <w:t xml:space="preserve">Kazdan, J., et al.</w:t>
       </w:r>
       <w:r>
         <w:t xml:space="preserve"> </w:t>
@@ -17249,7 +17163,7 @@
       </w:pPr>
       <w:bookmarkStart w:id="120" w:name="ref-syntheggs"/>
       <w:r>
-        <w:t xml:space="preserve">Anonymous.</w:t>
+        <w:t xml:space="preserve">Schaffelder, M., &amp; Gatt, A.</w:t>
       </w:r>
       <w:r>
         <w:t xml:space="preserve"> </w:t>
@@ -17265,7 +17179,7 @@
         <w:t xml:space="preserve"> </w:t>
       </w:r>
       <w:r>
-        <w:t xml:space="preserve">arXiv:2511.01490, 2025 (Findings of ACL 2026).</w:t>
+        <w:t xml:space="preserve">arXiv:2511.01490, 2025.</w:t>
       </w:r>
       <w:r>
         <w:t xml:space="preserve"> </w:t>
@@ -17294,7 +17208,7 @@
       </w:pPr>
       <w:bookmarkStart w:id="122" w:name="ref-mgtfilter"/>
       <w:r>
-        <w:t xml:space="preserve">Anonymous.</w:t>
+        <w:t xml:space="preserve">Drayson, G., Yilmaz, E., &amp; Lampos, V.</w:t>
       </w:r>
       <w:r>
         <w:t xml:space="preserve"> </w:t>
@@ -17339,7 +17253,7 @@
       </w:pPr>
       <w:bookmarkStart w:id="124" w:name="ref-improveddre"/>
       <w:r>
-        <w:t xml:space="preserve">Anonymous.</w:t>
+        <w:t xml:space="preserve">Gruber, L., Holzleitner, M., Hochreiter, S., &amp; Zellinger, W.</w:t>
       </w:r>
       <w:r>
         <w:t xml:space="preserve"> </w:t>
@@ -17355,7 +17269,7 @@
         <w:t xml:space="preserve"> </w:t>
       </w:r>
       <w:r>
-        <w:t xml:space="preserve">ICLR 2025 SynthData workshop.</w:t>
+        <w:t xml:space="preserve">ICLR 2025 Workshop SynthData.</w:t>
       </w:r>
       <w:r>
         <w:t xml:space="preserve"> </w:t>

--- a/docs/attrforge.docx
+++ b/docs/attrforge.docx
@@ -150,7 +150,19 @@
         <w:widowControl w:val="1"/>
       </w:pPr>
       <w:r>
-        <w:t xml:space="preserve">Large language models are widely used to synthesize labeled training data when real data is scarce, but naive prompting produces samples that are repetitive, over-polished, and only shallowly tied to requested attributes. The natural response is to add LLM critics that audit each batch and feed structured complaints back into the generation prompt; the existing literature treats this as a single-axis optimization in which more critics are presumed to yield better data. We test that assumption by adapting four classical GAN mode-collapse defenses (PacGAN, MSGAN, ban-list training, density-ratio coverage) into a multi-critic LLM prompt-debugging loop combined with three baseline LLM critics (attribute verifier, realism discriminator, diversity auditor) in a single open-source framework. On a customer-support intent classification task with</w:t>
+        <w:t xml:space="preserve">Large language models are widely used to generate labeled training data when real data is scarce. Naive prompting produces samples that are repetitive, over-polished, and only weakly tied to requested attributes. A common response is to add LLM critics that audit each batch and feed structured feedback back into the generation prompt. The existing literature treats this as a single-axis problem in which more critics yield better data. We test that assumption. We adapt four classical GAN mode-collapse defenses (PacGAN, MSGAN, ban-list training, density-ratio coverage) into a seven-critic prompt-debugging loop, alongside three baseline critics (attribute verifier, realism discriminator, diversity auditor).</w:t>
+      </w:r>
+    </w:p>
+    <w:p>
+      <w:pPr>
+        <w:pStyle w:val="BodyText"/>
+        <w:jc w:val="both"/>
+        <w:keepNext w:val="0"/>
+        <w:keepLines w:val="0"/>
+        <w:widowControl w:val="1"/>
+      </w:pPr>
+      <w:r>
+        <w:t xml:space="preserve">Across three random seeds on a customer-support intent classification task with</w:t>
       </w:r>
       <w:r>
         <w:t xml:space="preserve"> </w:t>
@@ -162,10 +174,7 @@
         <w:t xml:space="preserve">gpt-4o-mini</w:t>
       </w:r>
       <w:r>
-        <w:t xml:space="preserve"> </w:t>
-      </w:r>
-      <w:r>
-        <w:t xml:space="preserve">across three random seeds, the seven-critic loop scores macro F1</w:t>
+        <w:t xml:space="preserve">, the seven-critic loop scores macro F1</w:t>
       </w:r>
       <w:r>
         <w:t xml:space="preserve"> </w:t>
@@ -228,12 +237,18 @@
         <w:t xml:space="preserve"> </w:t>
       </w:r>
       <w:r>
-        <w:t xml:space="preserve">logistic regression (paired diff</w:t>
+        <w:t xml:space="preserve">logistic regression. The gap is consistent across all three seeds (95% bootstrap CI</w:t>
       </w:r>
       <w:r>
         <w:t xml:space="preserve"> </w:t>
       </w:r>
       <m:oMath>
+        <m:r>
+          <m:rPr>
+            <m:sty m:val="p"/>
+          </m:rPr>
+          <m:t>[</m:t>
+        </m:r>
         <m:r>
           <m:rPr>
             <m:sty m:val="p"/>
@@ -241,11 +256,75 @@
           <m:t>−</m:t>
         </m:r>
         <m:r>
-          <m:t>0.187</m:t>
+          <m:t>0.267</m:t>
+        </m:r>
+        <m:r>
+          <m:rPr>
+            <m:sty m:val="p"/>
+          </m:rPr>
+          <m:t>,</m:t>
+        </m:r>
+        <m:r>
+          <m:rPr>
+            <m:sty m:val="p"/>
+          </m:rPr>
+          <m:t>−</m:t>
+        </m:r>
+        <m:r>
+          <m:t>0.067</m:t>
+        </m:r>
+        <m:r>
+          <m:rPr>
+            <m:sty m:val="p"/>
+          </m:rPr>
+          <m:t>]</m:t>
         </m:r>
       </m:oMath>
       <w:r>
-        <w:t xml:space="preserve">, 95% bootstrap CI</w:t>
+        <w:t xml:space="preserve">; paired-t</w:t>
+      </w:r>
+      <w:r>
+        <w:t xml:space="preserve"> </w:t>
+      </w:r>
+      <m:oMath>
+        <m:r>
+          <m:t>p</m:t>
+        </m:r>
+        <m:r>
+          <m:rPr>
+            <m:sty m:val="p"/>
+          </m:rPr>
+          <m:t>=</m:t>
+        </m:r>
+        <m:r>
+          <m:t>0.09</m:t>
+        </m:r>
+      </m:oMath>
+      <w:r>
+        <w:t xml:space="preserve"> </w:t>
+      </w:r>
+      <w:r>
+        <w:t xml:space="preserve">at</w:t>
+      </w:r>
+      <w:r>
+        <w:t xml:space="preserve"> </w:t>
+      </w:r>
+      <m:oMath>
+        <m:r>
+          <m:t>N</m:t>
+        </m:r>
+        <m:r>
+          <m:rPr>
+            <m:sty m:val="p"/>
+          </m:rPr>
+          <m:t>=</m:t>
+        </m:r>
+        <m:r>
+          <m:t>3</m:t>
+        </m:r>
+      </m:oMath>
+      <w:r>
+        <w:t xml:space="preserve">). Under sentence-transformer features the same comparison is statistically indistinguishable from zero (CI</w:t>
       </w:r>
       <w:r>
         <w:t xml:space="preserve"> </w:t>
@@ -264,7 +343,7 @@
           <m:t>−</m:t>
         </m:r>
         <m:r>
-          <m:t>0.267</m:t>
+          <m:t>0.073</m:t>
         </m:r>
         <m:r>
           <m:rPr>
@@ -276,10 +355,10 @@
           <m:rPr>
             <m:sty m:val="p"/>
           </m:rPr>
-          <m:t>−</m:t>
-        </m:r>
-        <m:r>
-          <m:t>0.067</m:t>
+          <m:t>+</m:t>
+        </m:r>
+        <m:r>
+          <m:t>0.180</m:t>
         </m:r>
         <m:r>
           <m:rPr>
@@ -289,7 +368,7 @@
         </m:r>
       </m:oMath>
       <w:r>
-        <w:t xml:space="preserve">, directional 3/3 seeds, paired-t</w:t>
+        <w:t xml:space="preserve">,</w:t>
       </w:r>
       <w:r>
         <w:t xml:space="preserve"> </w:t>
@@ -305,126 +384,23 @@
           <m:t>=</m:t>
         </m:r>
         <m:r>
-          <m:t>0.09</m:t>
+          <m:t>0.66</m:t>
         </m:r>
       </m:oMath>
       <w:r>
-        <w:t xml:space="preserve"> </w:t>
-      </w:r>
-      <w:r>
-        <w:t xml:space="preserve">at</w:t>
-      </w:r>
-      <w:r>
-        <w:t xml:space="preserve"> </w:t>
-      </w:r>
-      <m:oMath>
-        <m:r>
-          <m:t>N</m:t>
-        </m:r>
-        <m:r>
-          <m:rPr>
-            <m:sty m:val="p"/>
-          </m:rPr>
-          <m:t>=</m:t>
-        </m:r>
-        <m:r>
-          <m:t>3</m:t>
-        </m:r>
-      </m:oMath>
-      <w:r>
-        <w:t xml:space="preserve">); the gap is statistically indistinguishable from zero (</w:t>
-      </w:r>
-      <m:oMath>
-        <m:r>
-          <m:rPr>
-            <m:sty m:val="p"/>
-          </m:rPr>
-          <m:t>+</m:t>
-        </m:r>
-        <m:r>
-          <m:t>0.038</m:t>
-        </m:r>
-      </m:oMath>
-      <w:r>
-        <w:t xml:space="preserve">, CI</w:t>
-      </w:r>
-      <w:r>
-        <w:t xml:space="preserve"> </w:t>
-      </w:r>
-      <m:oMath>
-        <m:r>
-          <m:rPr>
-            <m:sty m:val="p"/>
-          </m:rPr>
-          <m:t>[</m:t>
-        </m:r>
-        <m:r>
-          <m:rPr>
-            <m:sty m:val="p"/>
-          </m:rPr>
-          <m:t>−</m:t>
-        </m:r>
-        <m:r>
-          <m:t>0.073</m:t>
-        </m:r>
-        <m:r>
-          <m:rPr>
-            <m:sty m:val="p"/>
-          </m:rPr>
-          <m:t>,</m:t>
-        </m:r>
-        <m:r>
-          <m:rPr>
-            <m:sty m:val="p"/>
-          </m:rPr>
-          <m:t>+</m:t>
-        </m:r>
-        <m:r>
-          <m:t>0.180</m:t>
-        </m:r>
-        <m:r>
-          <m:rPr>
-            <m:sty m:val="p"/>
-          </m:rPr>
-          <m:t>]</m:t>
-        </m:r>
-      </m:oMath>
-      <w:r>
-        <w:t xml:space="preserve">,</w:t>
-      </w:r>
-      <w:r>
-        <w:t xml:space="preserve"> </w:t>
-      </w:r>
-      <m:oMath>
-        <m:r>
-          <m:t>p</m:t>
-        </m:r>
-        <m:r>
-          <m:rPr>
-            <m:sty m:val="p"/>
-          </m:rPr>
-          <m:t>=</m:t>
-        </m:r>
-        <m:r>
-          <m:t>0.66</m:t>
-        </m:r>
-      </m:oMath>
-      <w:r>
-        <w:t xml:space="preserve">) when the same batches are read by sentence-transformer embeddings. The cost of the GAN-style adversaries is real under a keyword-driven downstream classifier and absorbed under an embedding-based one: the diversity-utility tradeoff is a joint property of the synthetic dataset and the downstream reader's representation capacity. We additionally contribute a post-hoc adversary audit protocol (re-seeded RNG, real-vs-real null reference) that defuses the tautological-firing failure mode of naive ablation tables, a complaint-grammar contract for adding new critics without breaking the protocol, and two scope-bounding measurements: the loop-internal realism discriminator drifts away from chance through iteration, and the Coverage Hole density-ratio classifier remains at AUROC</w:t>
-      </w:r>
-      <w:r>
-        <w:t xml:space="preserve"> </w:t>
-      </w:r>
-      <m:oMath>
-        <m:r>
-          <m:t>1.00</m:t>
-        </m:r>
-      </m:oMath>
-      <w:r>
-        <w:t xml:space="preserve"> </w:t>
-      </w:r>
-      <w:r>
-        <w:t xml:space="preserve">on every condition.</w:t>
+        <w:t xml:space="preserve">). The cost of the GAN-style adversaries is measurable under a keyword-driven downstream classifier and absorbed under an embedding-based one. The diversity-utility tradeoff is a joint property of the synthetic dataset and the downstream classifier's representation capacity, not a property of the dataset alone.</w:t>
+      </w:r>
+    </w:p>
+    <w:p>
+      <w:pPr>
+        <w:pStyle w:val="BodyText"/>
+        <w:jc w:val="both"/>
+        <w:keepNext w:val="0"/>
+        <w:keepLines w:val="0"/>
+        <w:widowControl w:val="1"/>
+      </w:pPr>
+      <w:r>
+        <w:t xml:space="preserve">We additionally contribute (i) a post-hoc adversary audit that re-runs every critic on every condition's final batch against a real-vs-real null reference, removing the circular evaluation problem of single-critic ablations; (ii) a structured-feedback contract that lets new critics be added without changing the surrounding loop; and (iii) two boundary measurements that delimit the scope of the main result (the loop-internal realism discriminator becomes more confident through iteration, and the density-ratio coverage classifier remains saturated on every condition).</w:t>
       </w:r>
     </w:p>
     <w:bookmarkEnd w:id="10"/>
@@ -452,7 +428,7 @@
         <w:widowControl w:val="1"/>
       </w:pPr>
       <w:r>
-        <w:t xml:space="preserve">Large language models are widely used to synthesize labeled examples when real data is scarce, expensive, private, or hard to annotate. Despite the surface appeal of writing a single prompt and harvesting a corpus, naive prompting consistently produces datasets with three intertwined pathologies:</w:t>
+        <w:t xml:space="preserve">Large language models are widely used to generate labeled training data when real data is scarce. Naive prompting produces three intertwined pathologies:</w:t>
       </w:r>
       <w:r>
         <w:t xml:space="preserve"> </w:t>
@@ -468,7 +444,7 @@
         <w:t xml:space="preserve"> </w:t>
       </w:r>
       <w:r>
-        <w:t xml:space="preserve">(the text does not actually reflect the requested labels),</w:t>
+        <w:t xml:space="preserve">(the text does not reflect the requested labels),</w:t>
       </w:r>
       <w:r>
         <w:t xml:space="preserve"> </w:t>
@@ -484,7 +460,7 @@
         <w:t xml:space="preserve"> </w:t>
       </w:r>
       <w:r>
-        <w:t xml:space="preserve">(samples are detectably synthetic by humans and trained classifiers), and</w:t>
+        <w:t xml:space="preserve">(samples are detectably synthetic), and</w:t>
       </w:r>
       <w:r>
         <w:t xml:space="preserve"> </w:t>
@@ -500,7 +476,7 @@
         <w:t xml:space="preserve"> </w:t>
       </w:r>
       <w:r>
-        <w:t xml:space="preserve">(samples are paraphrastic variants of a small set of templates). A natural response is to add critics: an attribute verifier to enforce labels, a realism discriminator to detect synthetic artifacts, and a diversity auditor to monitor coverage. The literature on automatic prompt optimization with LLM judges</w:t>
+        <w:t xml:space="preserve">(samples are paraphrases of a small set of templates). A common response is to add critics: an attribute verifier, a realism discriminator, and a diversity auditor. The literature on automatic prompt optimization with LLM judges</w:t>
       </w:r>
       <w:r>
         <w:t xml:space="preserve"> </w:t>
@@ -565,17 +541,7 @@
         <w:t xml:space="preserve"> </w:t>
       </w:r>
       <w:r>
-        <w:t xml:space="preserve">reads, on this question, as a steady accumulation: more critics, more rewriting capacity, better data. We ask:</w:t>
-      </w:r>
-      <w:r>
-        <w:t xml:space="preserve"> </w:t>
-      </w:r>
-      <w:r>
-        <w:rPr>
-          <w:i/>
-          <w:iCs/>
-        </w:rPr>
-        <w:t xml:space="preserve">does that accumulation actually improve downstream utility, and how would we know?</w:t>
+        <w:t xml:space="preserve">reads as a steady accumulation: more critics, more rewriting capacity, better data. We ask whether that accumulation actually improves downstream utility, and how the field would tell.</w:t>
       </w:r>
     </w:p>
     <w:p>
@@ -615,7 +581,7 @@
         </w:r>
       </w:hyperlink>
       <w:r>
-        <w:t xml:space="preserve">, ban-list training, and density-ratio coverage</w:t>
+        <w:t xml:space="preserve">, ban-list training, density-ratio coverage</w:t>
       </w:r>
       <w:r>
         <w:t xml:space="preserve"> </w:t>
@@ -629,54 +595,7 @@
         </w:r>
       </w:hyperlink>
       <w:r>
-        <w:t xml:space="preserve">) into a multi-critic prompt-debugging loop. On a customer-support intent classification task with</w:t>
-      </w:r>
-      <w:r>
-        <w:t xml:space="preserve"> </w:t>
-      </w:r>
-      <w:r>
-        <w:rPr>
-          <w:rStyle w:val="VerbatimChar"/>
-        </w:rPr>
-        <w:t xml:space="preserve">gpt-4o-mini</w:t>
-      </w:r>
-      <w:r>
-        <w:t xml:space="preserve"> </w:t>
-      </w:r>
-      <w:r>
-        <w:t xml:space="preserve">across 3 random seeds, the same synthetic-data batches yield different rankings depending on the downstream classifier (Section 7.2). With TF-IDF word features and logistic regression, the 3-critic loop achieves</w:t>
-      </w:r>
-      <w:r>
-        <w:t xml:space="preserve"> </w:t>
-      </w:r>
-      <w:r>
-        <w:rPr>
-          <w:b/>
-          <w:bCs/>
-        </w:rPr>
-        <w:t xml:space="preserve">0.58 ± 0.05 macro F1</w:t>
-      </w:r>
-      <w:r>
-        <w:t xml:space="preserve"> </w:t>
-      </w:r>
-      <w:r>
-        <w:t xml:space="preserve">and the 7-critic loop achieves</w:t>
-      </w:r>
-      <w:r>
-        <w:t xml:space="preserve"> </w:t>
-      </w:r>
-      <w:r>
-        <w:rPr>
-          <w:b/>
-          <w:bCs/>
-        </w:rPr>
-        <w:t xml:space="preserve">0.40 ± 0.06</w:t>
-      </w:r>
-      <w:r>
-        <w:t xml:space="preserve"> </w:t>
-      </w:r>
-      <w:r>
-        <w:t xml:space="preserve">(paired difference</w:t>
+        <w:t xml:space="preserve">) into a multi-critic prompt-debugging loop. The same synthetic-data batches yield different downstream rankings depending on the classifier. Under TF-IDF</w:t>
       </w:r>
       <w:r>
         <w:t xml:space="preserve"> </w:t>
@@ -686,58 +605,97 @@
           <m:rPr>
             <m:sty m:val="p"/>
           </m:rPr>
-          <m:t>−</m:t>
-        </m:r>
-        <m:r>
-          <m:t>0.187</m:t>
+          <m:t>+</m:t>
         </m:r>
       </m:oMath>
       <w:r>
-        <w:t xml:space="preserve">, 95% bootstrap CI</w:t>
+        <w:t xml:space="preserve"> </w:t>
+      </w:r>
+      <w:r>
+        <w:t xml:space="preserve">logistic regression, a three-critic loop scores macro F1</w:t>
       </w:r>
       <w:r>
         <w:t xml:space="preserve"> </w:t>
       </w:r>
       <m:oMath>
+        <m:r>
+          <m:t>0.58</m:t>
+        </m:r>
         <m:r>
           <m:rPr>
             <m:sty m:val="p"/>
           </m:rPr>
-          <m:t>[</m:t>
+          <m:t>±</m:t>
+        </m:r>
+        <m:r>
+          <m:t>0.05</m:t>
+        </m:r>
+      </m:oMath>
+      <w:r>
+        <w:t xml:space="preserve"> </w:t>
+      </w:r>
+      <w:r>
+        <w:t xml:space="preserve">and a seven-critic loop (the three baseline critics plus the four GAN-style adversaries) scores</w:t>
+      </w:r>
+      <w:r>
+        <w:t xml:space="preserve"> </w:t>
+      </w:r>
+      <m:oMath>
+        <m:r>
+          <m:t>0.40</m:t>
         </m:r>
         <m:r>
           <m:rPr>
             <m:sty m:val="p"/>
           </m:rPr>
-          <m:t>−</m:t>
-        </m:r>
-        <m:r>
-          <m:t>0.267</m:t>
+          <m:t>±</m:t>
+        </m:r>
+        <m:r>
+          <m:t>0.06</m:t>
+        </m:r>
+      </m:oMath>
+      <w:r>
+        <w:t xml:space="preserve">. Under sentence-transformer features the two loops are statistically indistinguishable (</w:t>
+      </w:r>
+      <m:oMath>
+        <m:r>
+          <m:t>0.67</m:t>
         </m:r>
         <m:r>
           <m:rPr>
             <m:sty m:val="p"/>
           </m:rPr>
-          <m:t>,</m:t>
+          <m:t>±</m:t>
+        </m:r>
+        <m:r>
+          <m:t>0.13</m:t>
+        </m:r>
+      </m:oMath>
+      <w:r>
+        <w:t xml:space="preserve"> </w:t>
+      </w:r>
+      <w:r>
+        <w:t xml:space="preserve">vs</w:t>
+      </w:r>
+      <w:r>
+        <w:t xml:space="preserve"> </w:t>
+      </w:r>
+      <m:oMath>
+        <m:r>
+          <m:t>0.71</m:t>
         </m:r>
         <m:r>
           <m:rPr>
             <m:sty m:val="p"/>
           </m:rPr>
-          <m:t>−</m:t>
-        </m:r>
-        <m:r>
-          <m:t>0.067</m:t>
-        </m:r>
-        <m:r>
-          <m:rPr>
-            <m:sty m:val="p"/>
-          </m:rPr>
-          <m:t>]</m:t>
+          <m:t>±</m:t>
+        </m:r>
+        <m:r>
+          <m:t>0.08</m:t>
         </m:r>
       </m:oMath>
       <w:r>
-        <w:t xml:space="preserve">, directional across 3/3 seeds, paired-t</w:t>
+        <w:t xml:space="preserve">,</w:t>
       </w:r>
       <w:r>
         <w:t xml:space="preserve"> </w:t>
@@ -753,144 +711,11 @@
           <m:t>=</m:t>
         </m:r>
         <m:r>
-          <m:t>0.09</m:t>
+          <m:t>0.66</m:t>
         </m:r>
       </m:oMath>
       <w:r>
-        <w:t xml:space="preserve"> </w:t>
-      </w:r>
-      <w:r>
-        <w:t xml:space="preserve">at</w:t>
-      </w:r>
-      <w:r>
-        <w:t xml:space="preserve"> </w:t>
-      </w:r>
-      <m:oMath>
-        <m:r>
-          <m:t>N</m:t>
-        </m:r>
-        <m:r>
-          <m:rPr>
-            <m:sty m:val="p"/>
-          </m:rPr>
-          <m:t>=</m:t>
-        </m:r>
-        <m:r>
-          <m:t>3</m:t>
-        </m:r>
-      </m:oMath>
-      <w:r>
-        <w:t xml:space="preserve">). With sentence-transformer embeddings as features, the 3-critic loop scores</w:t>
-      </w:r>
-      <w:r>
-        <w:t xml:space="preserve"> </w:t>
-      </w:r>
-      <w:r>
-        <w:rPr>
-          <w:b/>
-          <w:bCs/>
-        </w:rPr>
-        <w:t xml:space="preserve">0.67 ± 0.13</w:t>
-      </w:r>
-      <w:r>
-        <w:t xml:space="preserve"> </w:t>
-      </w:r>
-      <w:r>
-        <w:t xml:space="preserve">and the 7-critic loop scores</w:t>
-      </w:r>
-      <w:r>
-        <w:t xml:space="preserve"> </w:t>
-      </w:r>
-      <w:r>
-        <w:rPr>
-          <w:b/>
-          <w:bCs/>
-        </w:rPr>
-        <w:t xml:space="preserve">0.71 ± 0.08</w:t>
-      </w:r>
-      <w:r>
-        <w:t xml:space="preserve">; the paired difference (mean</w:t>
-      </w:r>
-      <w:r>
-        <w:t xml:space="preserve"> </w:t>
-      </w:r>
-      <m:oMath>
-        <m:r>
-          <m:rPr>
-            <m:sty m:val="p"/>
-          </m:rPr>
-          <m:t>+</m:t>
-        </m:r>
-        <m:r>
-          <m:t>0.038</m:t>
-        </m:r>
-      </m:oMath>
-      <w:r>
-        <w:t xml:space="preserve">, CI</w:t>
-      </w:r>
-      <w:r>
-        <w:t xml:space="preserve"> </w:t>
-      </w:r>
-      <m:oMath>
-        <m:r>
-          <m:rPr>
-            <m:sty m:val="p"/>
-          </m:rPr>
-          <m:t>[</m:t>
-        </m:r>
-        <m:r>
-          <m:rPr>
-            <m:sty m:val="p"/>
-          </m:rPr>
-          <m:t>−</m:t>
-        </m:r>
-        <m:r>
-          <m:t>0.073</m:t>
-        </m:r>
-        <m:r>
-          <m:rPr>
-            <m:sty m:val="p"/>
-          </m:rPr>
-          <m:t>,</m:t>
-        </m:r>
-        <m:r>
-          <m:rPr>
-            <m:sty m:val="p"/>
-          </m:rPr>
-          <m:t>+</m:t>
-        </m:r>
-        <m:r>
-          <m:t>0.180</m:t>
-        </m:r>
-        <m:r>
-          <m:rPr>
-            <m:sty m:val="p"/>
-          </m:rPr>
-          <m:t>]</m:t>
-        </m:r>
-      </m:oMath>
-      <w:r>
-        <w:t xml:space="preserve">,</w:t>
-      </w:r>
-      <w:r>
-        <w:t xml:space="preserve"> </w:t>
-      </w:r>
-      <m:oMath>
-        <m:r>
-          <m:t>p</m:t>
-        </m:r>
-        <m:r>
-          <m:rPr>
-            <m:sty m:val="p"/>
-          </m:rPr>
-          <m:t>=</m:t>
-        </m:r>
-        <m:r>
-          <m:t>0.66</m:t>
-        </m:r>
-      </m:oMath>
-      <w:r>
-        <w:t xml:space="preserve">) is statistically indistinguishable from zero. The cost of the GAN-style adversaries to downstream utility is measurable under a low-capacity reader and absorbed under a stronger one.</w:t>
+        <w:t xml:space="preserve">). The cost of the GAN-style adversaries to downstream utility is measurable under a low-capacity reader and absorbed under a stronger one.</w:t>
       </w:r>
     </w:p>
     <w:p>
@@ -902,7 +727,7 @@
         <w:widowControl w:val="1"/>
       </w:pPr>
       <w:r>
-        <w:t xml:space="preserve">The mechanism we propose for the TF-IDF gap is a</w:t>
+        <w:t xml:space="preserve">The mechanism is a</w:t>
       </w:r>
       <w:r>
         <w:t xml:space="preserve"> </w:t>
@@ -915,23 +740,30 @@
         <w:t xml:space="preserve">representation-dependent diversity-utility tradeoff</w:t>
       </w:r>
       <w:r>
-        <w:t xml:space="preserve">. Critic-driven prompt updates inject surface variation that disrupts keyword consistency at the unigram level; this variation lives in a sub-manifold of the sentence-transformer's embedding space that the deeper representation absorbs as additional surface coverage. Direct measurements confirm the GAN-style adversaries are doing their work: the Mode Hunter accumulates 11.7 ± 0.6 distinct LLM-tic phrasings across 3 iterations and we verify each is suppressed in subsequent generation; the loop-internal per-sample realism discriminator becomes</w:t>
-      </w:r>
-      <w:r>
-        <w:t xml:space="preserve"> </w:t>
-      </w:r>
-      <w:r>
-        <w:rPr>
-          <w:i/>
-          <w:iCs/>
-        </w:rPr>
-        <w:t xml:space="preserve">more</w:t>
-      </w:r>
-      <w:r>
-        <w:t xml:space="preserve"> </w:t>
-      </w:r>
-      <w:r>
-        <w:t xml:space="preserve">confident in detecting synthetic patterns through iteration; the attribute-match rate stays below 10%; the post-hoc Pack Discriminator audit shows iterated conditions cluster near the real-vs-real null reference. These signals are not visible to ablation tables that report only one downstream classifier per row.</w:t>
+        <w:t xml:space="preserve">. Critic-driven prompt updates inject surface variation that disrupts the keyword consistency a TF-IDF classifier relies on; that variation occupies a region of the sentence-transformer embedding space the deeper representation absorbs as additional coverage. The GAN-style adversaries work as designed at the data level: the Mode Hunter accumulates</w:t>
+      </w:r>
+      <w:r>
+        <w:t xml:space="preserve"> </w:t>
+      </w:r>
+      <m:oMath>
+        <m:r>
+          <m:t>11.7</m:t>
+        </m:r>
+        <m:r>
+          <m:rPr>
+            <m:sty m:val="p"/>
+          </m:rPr>
+          <m:t>±</m:t>
+        </m:r>
+        <m:r>
+          <m:t>0.6</m:t>
+        </m:r>
+      </m:oMath>
+      <w:r>
+        <w:t xml:space="preserve"> </w:t>
+      </w:r>
+      <w:r>
+        <w:t xml:space="preserve">distinct LLM-tic phrasings across three iterations and we verify each is suppressed in subsequent generation. The loop-internal realism discriminator becomes more confident in detecting synthetic patterns through iteration. The attribute-match rate stays below 10%. The post-hoc Pack Discriminator audit shows iterated conditions cluster near the real-vs-real null reference. None of these signals are visible to ablation tables that report only one downstream classifier per row.</w:t>
       </w:r>
     </w:p>
     <w:p>
@@ -943,7 +775,7 @@
         <w:widowControl w:val="1"/>
       </w:pPr>
       <w:r>
-        <w:t xml:space="preserve">This paper bridges three literatures to make the tradeoff measurable. (i) From</w:t>
+        <w:t xml:space="preserve">The paper bridges three literatures. From</w:t>
       </w:r>
       <w:r>
         <w:t xml:space="preserve"> </w:t>
@@ -953,10 +785,10 @@
           <w:i/>
           <w:iCs/>
         </w:rPr>
-        <w:t xml:space="preserve">steering and feedback</w:t>
-      </w:r>
-      <w:r>
-        <w:t xml:space="preserve">, we inherit automated prompt optimization with LLM judges. (ii) From</w:t>
+        <w:t xml:space="preserve">prompt optimization with LLM judges</w:t>
+      </w:r>
+      <w:r>
+        <w:t xml:space="preserve">, we inherit the iterative rewrite loop. From</w:t>
       </w:r>
       <w:r>
         <w:t xml:space="preserve"> </w:t>
@@ -1011,7 +843,7 @@
         </w:r>
       </w:hyperlink>
       <w:r>
-        <w:t xml:space="preserve">). (iii) From</w:t>
+        <w:t xml:space="preserve">). From</w:t>
       </w:r>
       <w:r>
         <w:t xml:space="preserve"> </w:t>
@@ -1066,7 +898,7 @@
         </w:r>
       </w:hyperlink>
       <w:r>
-        <w:t xml:space="preserve">). Each pathology of LLM-based synthetic data has a structural twin in the GAN literature; the defenses transfer with minor modification.</w:t>
+        <w:t xml:space="preserve">). Each pathology of LLM-generated synthetic data has a structural twin in the GAN literature; the defenses transfer with small modifications.</w:t>
       </w:r>
     </w:p>
     <w:p>
@@ -1078,7 +910,7 @@
         <w:widowControl w:val="1"/>
       </w:pPr>
       <w:r>
-        <w:t xml:space="preserve">Our contributions are: (1) a multi-objective prompt-debugging framework with structured named-complaint feedback, length-budgeted rewrites, and a per-critic ablation contract (Section 4); (2) four GAN-inspired mode-collapse adversaries adapted to the prompt-debugging setting (Pack Discriminator, Mode-Seeking ratio, Mode Hunter with persistent banned-phrasing memory, and Coverage Hole Finder via density-ratio estimation; Section 5); (3) a post-hoc adversary audit protocol that runs every critic on every condition's final batch with re-seeded RNG and a real-vs-real null reference, breaking the tautological-firing failure mode of naive ablations (Section 8); (4) a representation-dependent diversity-utility tradeoff as the main empirical finding (Section 7); and (5) an open-source implementation that includes a multi-classifier downstream evaluator and supports OpenAI, Anthropic, and offline backends.</w:t>
+        <w:t xml:space="preserve">Our contributions are five. First, a multi-objective prompt-debugging framework with structured feedback, length-budgeted rewrites, and a per-critic ablation flag (Section 4). Second, four GAN-inspired mode-collapse adversaries adapted to the prompt-debugging setting (Section 5). Third, a post-hoc adversary audit protocol that runs every critic on every condition's final batch with re-seeded RNG and a real-vs-real null reference, removing the circular evaluation problem of single-critic ablations (Section 8). Fourth, a representation-dependent diversity-utility tradeoff as the main empirical finding (Section 7). Fifth, an open-source implementation with a multi-classifier downstream evaluator that supports OpenAI, Anthropic, and offline backends.</w:t>
       </w:r>
     </w:p>
     <w:bookmarkEnd w:id="11"/>

--- a/docs/attrforge.docx
+++ b/docs/attrforge.docx
@@ -150,7 +150,33 @@
         <w:widowControl w:val="1"/>
       </w:pPr>
       <w:r>
-        <w:t xml:space="preserve">Large language models are widely used to generate labeled training data when real data is scarce. Naive prompting produces samples that are repetitive, over-polished, and only weakly tied to requested attributes. A common response is to add LLM critics that audit each batch and feed structured feedback back into the generation prompt. The existing literature treats this as a single-axis problem in which more critics yield better data. We test that assumption. We adapt four classical GAN mode-collapse defenses (PacGAN, MSGAN, ban-list training, density-ratio coverage) into a seven-critic prompt-debugging loop, alongside three baseline critics (attribute verifier, realism discriminator, diversity auditor).</w:t>
+        <w:rPr>
+          <w:b/>
+          <w:bCs/>
+        </w:rPr>
+        <w:t xml:space="preserve">The problem.</w:t>
+      </w:r>
+      <w:r>
+        <w:t xml:space="preserve"> </w:t>
+      </w:r>
+      <w:r>
+        <w:t xml:space="preserve">LLM-generated synthetic data is most valuable for downstream model training when real labeled data is scarce. Yet the standard evaluation protocol (train on synthetic, test on real) measures it in isolation, not as it is actually used:</w:t>
+      </w:r>
+      <w:r>
+        <w:t xml:space="preserve"> </w:t>
+      </w:r>
+      <w:r>
+        <w:rPr>
+          <w:i/>
+          <w:iCs/>
+        </w:rPr>
+        <w:t xml:space="preserve">augmenting</w:t>
+      </w:r>
+      <w:r>
+        <w:t xml:space="preserve"> </w:t>
+      </w:r>
+      <w:r>
+        <w:t xml:space="preserve">a small real labeled set. The isolated protocol systematically penalizes diversity-inducing methods, because diverse synthetic samples replace the keyword anchors a low-capacity downstream classifier relies on. The realistic protocol, augmentation with limited real data, is rarely measured. As a result, the existing literature treats prompt optimization as a single-axis problem in which more critics are presumed to yield better synthetic data.</w:t>
       </w:r>
     </w:p>
     <w:p>
@@ -162,7 +188,17 @@
         <w:widowControl w:val="1"/>
       </w:pPr>
       <w:r>
-        <w:t xml:space="preserve">Across five random seeds on a customer-support intent classification task with</w:t>
+        <w:rPr>
+          <w:b/>
+          <w:bCs/>
+        </w:rPr>
+        <w:t xml:space="preserve">What we do.</w:t>
+      </w:r>
+      <w:r>
+        <w:t xml:space="preserve"> </w:t>
+      </w:r>
+      <w:r>
+        <w:t xml:space="preserve">We adapt four classical GAN mode-collapse defenses (PacGAN, MSGAN, ban-list training, density-ratio coverage) into a seven-critic prompt-debugging loop alongside three baseline critics (attribute verifier, realism discriminator, diversity auditor), and evaluate the resulting synthetic data under both protocols across five random seeds on a customer-support intent classification task with</w:t>
       </w:r>
       <w:r>
         <w:t xml:space="preserve"> </w:t>
@@ -174,264 +210,7 @@
         <w:t xml:space="preserve">gpt-4o-mini</w:t>
       </w:r>
       <w:r>
-        <w:t xml:space="preserve">, the seven-critic loop scores macro F1</w:t>
-      </w:r>
-      <w:r>
-        <w:t xml:space="preserve"> </w:t>
-      </w:r>
-      <m:oMath>
-        <m:r>
-          <m:t>0.47</m:t>
-        </m:r>
-        <m:r>
-          <m:rPr>
-            <m:sty m:val="p"/>
-          </m:rPr>
-          <m:t>±</m:t>
-        </m:r>
-        <m:r>
-          <m:t>0.11</m:t>
-        </m:r>
-      </m:oMath>
-      <w:r>
-        <w:t xml:space="preserve"> </w:t>
-      </w:r>
-      <w:r>
-        <w:t xml:space="preserve">against the three-critic baseline's</w:t>
-      </w:r>
-      <w:r>
-        <w:t xml:space="preserve"> </w:t>
-      </w:r>
-      <m:oMath>
-        <m:r>
-          <m:t>0.61</m:t>
-        </m:r>
-        <m:r>
-          <m:rPr>
-            <m:sty m:val="p"/>
-          </m:rPr>
-          <m:t>±</m:t>
-        </m:r>
-        <m:r>
-          <m:t>0.06</m:t>
-        </m:r>
-      </m:oMath>
-      <w:r>
-        <w:t xml:space="preserve"> </w:t>
-      </w:r>
-      <w:r>
-        <w:t xml:space="preserve">when the downstream classifier is TF-IDF</w:t>
-      </w:r>
-      <w:r>
-        <w:t xml:space="preserve"> </w:t>
-      </w:r>
-      <m:oMath>
-        <m:r>
-          <m:rPr>
-            <m:sty m:val="p"/>
-          </m:rPr>
-          <m:t>+</m:t>
-        </m:r>
-      </m:oMath>
-      <w:r>
-        <w:t xml:space="preserve"> </w:t>
-      </w:r>
-      <w:r>
-        <w:t xml:space="preserve">logistic regression. The gap is statistically significant (paired-t</w:t>
-      </w:r>
-      <w:r>
-        <w:t xml:space="preserve"> </w:t>
-      </w:r>
-      <m:oMath>
-        <m:r>
-          <m:t>p</m:t>
-        </m:r>
-        <m:r>
-          <m:rPr>
-            <m:sty m:val="p"/>
-          </m:rPr>
-          <m:t>=</m:t>
-        </m:r>
-        <m:r>
-          <m:t>0.046</m:t>
-        </m:r>
-      </m:oMath>
-      <w:r>
-        <w:t xml:space="preserve"> </w:t>
-      </w:r>
-      <w:r>
-        <w:t xml:space="preserve">at</w:t>
-      </w:r>
-      <w:r>
-        <w:t xml:space="preserve"> </w:t>
-      </w:r>
-      <m:oMath>
-        <m:r>
-          <m:t>N</m:t>
-        </m:r>
-        <m:r>
-          <m:rPr>
-            <m:sty m:val="p"/>
-          </m:rPr>
-          <m:t>=</m:t>
-        </m:r>
-        <m:r>
-          <m:t>5</m:t>
-        </m:r>
-      </m:oMath>
-      <w:r>
-        <w:t xml:space="preserve">; 95% bootstrap CI</w:t>
-      </w:r>
-      <w:r>
-        <w:t xml:space="preserve"> </w:t>
-      </w:r>
-      <m:oMath>
-        <m:r>
-          <m:rPr>
-            <m:sty m:val="p"/>
-          </m:rPr>
-          <m:t>[</m:t>
-        </m:r>
-        <m:r>
-          <m:rPr>
-            <m:sty m:val="p"/>
-          </m:rPr>
-          <m:t>−</m:t>
-        </m:r>
-        <m:r>
-          <m:t>0.231</m:t>
-        </m:r>
-        <m:r>
-          <m:rPr>
-            <m:sty m:val="p"/>
-          </m:rPr>
-          <m:t>,</m:t>
-        </m:r>
-        <m:r>
-          <m:rPr>
-            <m:sty m:val="p"/>
-          </m:rPr>
-          <m:t>−</m:t>
-        </m:r>
-        <m:r>
-          <m:t>0.055</m:t>
-        </m:r>
-        <m:r>
-          <m:rPr>
-            <m:sty m:val="p"/>
-          </m:rPr>
-          <m:t>]</m:t>
-        </m:r>
-      </m:oMath>
-      <w:r>
-        <w:t xml:space="preserve"> </w:t>
-      </w:r>
-      <w:r>
-        <w:t xml:space="preserve">on the mean diff). Under sentence-transformer features the same comparison is statistically indistinguishable from zero (</w:t>
-      </w:r>
-      <m:oMath>
-        <m:r>
-          <m:t>0.68</m:t>
-        </m:r>
-        <m:r>
-          <m:rPr>
-            <m:sty m:val="p"/>
-          </m:rPr>
-          <m:t>±</m:t>
-        </m:r>
-        <m:r>
-          <m:t>0.10</m:t>
-        </m:r>
-      </m:oMath>
-      <w:r>
-        <w:t xml:space="preserve"> </w:t>
-      </w:r>
-      <w:r>
-        <w:t xml:space="preserve">vs</w:t>
-      </w:r>
-      <w:r>
-        <w:t xml:space="preserve"> </w:t>
-      </w:r>
-      <m:oMath>
-        <m:r>
-          <m:t>0.69</m:t>
-        </m:r>
-        <m:r>
-          <m:rPr>
-            <m:sty m:val="p"/>
-          </m:rPr>
-          <m:t>±</m:t>
-        </m:r>
-        <m:r>
-          <m:t>0.10</m:t>
-        </m:r>
-      </m:oMath>
-      <w:r>
-        <w:t xml:space="preserve">, paired-t</w:t>
-      </w:r>
-      <w:r>
-        <w:t xml:space="preserve"> </w:t>
-      </w:r>
-      <m:oMath>
-        <m:r>
-          <m:t>p</m:t>
-        </m:r>
-        <m:r>
-          <m:rPr>
-            <m:sty m:val="p"/>
-          </m:rPr>
-          <m:t>=</m:t>
-        </m:r>
-        <m:r>
-          <m:t>0.82</m:t>
-        </m:r>
-      </m:oMath>
-      <w:r>
-        <w:t xml:space="preserve">, CI</w:t>
-      </w:r>
-      <w:r>
-        <w:t xml:space="preserve"> </w:t>
-      </w:r>
-      <m:oMath>
-        <m:r>
-          <m:rPr>
-            <m:sty m:val="p"/>
-          </m:rPr>
-          <m:t>[</m:t>
-        </m:r>
-        <m:r>
-          <m:rPr>
-            <m:sty m:val="p"/>
-          </m:rPr>
-          <m:t>−</m:t>
-        </m:r>
-        <m:r>
-          <m:t>0.113</m:t>
-        </m:r>
-        <m:r>
-          <m:rPr>
-            <m:sty m:val="p"/>
-          </m:rPr>
-          <m:t>,</m:t>
-        </m:r>
-        <m:r>
-          <m:rPr>
-            <m:sty m:val="p"/>
-          </m:rPr>
-          <m:t>+</m:t>
-        </m:r>
-        <m:r>
-          <m:t>0.093</m:t>
-        </m:r>
-        <m:r>
-          <m:rPr>
-            <m:sty m:val="p"/>
-          </m:rPr>
-          <m:t>]</m:t>
-        </m:r>
-      </m:oMath>
-      <w:r>
-        <w:t xml:space="preserve">). The cost of the GAN-style adversaries is measurable under a keyword-driven downstream classifier and absorbed under an embedding-based one. The diversity-utility tradeoff is a joint property of the synthetic dataset and the downstream classifier's representation capacity, not a property of the dataset alone.</w:t>
+        <w:t xml:space="preserve">.</w:t>
       </w:r>
     </w:p>
     <w:p>
@@ -443,7 +222,269 @@
         <w:widowControl w:val="1"/>
       </w:pPr>
       <w:r>
-        <w:t xml:space="preserve">We additionally contribute (i) a post-hoc adversary audit that re-runs every critic on every condition's final batch against a real-vs-real null reference, removing the circular evaluation problem of single-critic ablations; (ii) a structured-feedback contract that lets new critics be added without changing the surrounding loop; and (iii) two boundary measurements that delimit the scope of the main result (the loop-internal realism discriminator becomes more confident through iteration, and the density-ratio coverage classifier remains saturated on every condition).</w:t>
+        <w:rPr>
+          <w:b/>
+          <w:bCs/>
+        </w:rPr>
+        <w:t xml:space="preserve">What we find.</w:t>
+      </w:r>
+      <w:r>
+        <w:t xml:space="preserve"> </w:t>
+      </w:r>
+      <w:r>
+        <w:t xml:space="preserve">Under augmentation with a sentence-transformer downstream classifier, the seven-critic loop is the only iterated condition that reaches the real-only macro F1 ceiling (</w:t>
+      </w:r>
+      <m:oMath>
+        <m:r>
+          <m:t>0.893</m:t>
+        </m:r>
+      </m:oMath>
+      <w:r>
+        <w:t xml:space="preserve">) at every real-train size from</w:t>
+      </w:r>
+      <w:r>
+        <w:t xml:space="preserve"> </w:t>
+      </w:r>
+      <m:oMath>
+        <m:r>
+          <m:t>20</m:t>
+        </m:r>
+      </m:oMath>
+      <w:r>
+        <w:t xml:space="preserve"> </w:t>
+      </w:r>
+      <w:r>
+        <w:t xml:space="preserve">to</w:t>
+      </w:r>
+      <w:r>
+        <w:t xml:space="preserve"> </w:t>
+      </w:r>
+      <m:oMath>
+        <m:r>
+          <m:t>30</m:t>
+        </m:r>
+      </m:oMath>
+      <w:r>
+        <w:t xml:space="preserve">; the three-critic baseline plateaus at</w:t>
+      </w:r>
+      <w:r>
+        <w:t xml:space="preserve"> </w:t>
+      </w:r>
+      <m:oMath>
+        <m:r>
+          <m:t>0.872</m:t>
+        </m:r>
+      </m:oMath>
+      <w:r>
+        <w:t xml:space="preserve"> </w:t>
+      </w:r>
+      <w:r>
+        <w:t xml:space="preserve">and stays there. At smaller real-train sizes (</w:t>
+      </w:r>
+      <m:oMath>
+        <m:r>
+          <m:t>n</m:t>
+        </m:r>
+        <m:r>
+          <m:rPr>
+            <m:sty m:val="p"/>
+          </m:rPr>
+          <m:t>∈</m:t>
+        </m:r>
+        <m:r>
+          <m:rPr>
+            <m:sty m:val="p"/>
+          </m:rPr>
+          <m:t>{</m:t>
+        </m:r>
+        <m:r>
+          <m:t>5</m:t>
+        </m:r>
+        <m:r>
+          <m:rPr>
+            <m:sty m:val="p"/>
+          </m:rPr>
+          <m:t>,</m:t>
+        </m:r>
+        <m:r>
+          <m:t>10</m:t>
+        </m:r>
+        <m:r>
+          <m:rPr>
+            <m:sty m:val="p"/>
+          </m:rPr>
+          <m:t>}</m:t>
+        </m:r>
+      </m:oMath>
+      <w:r>
+        <w:t xml:space="preserve">) both methods provide large gains over real-only (</w:t>
+      </w:r>
+      <m:oMath>
+        <m:r>
+          <m:rPr>
+            <m:sty m:val="p"/>
+          </m:rPr>
+          <m:t>+</m:t>
+        </m:r>
+        <m:r>
+          <m:t>0.10</m:t>
+        </m:r>
+      </m:oMath>
+      <w:r>
+        <w:t xml:space="preserve"> </w:t>
+      </w:r>
+      <w:r>
+        <w:t xml:space="preserve">to</w:t>
+      </w:r>
+      <w:r>
+        <w:t xml:space="preserve"> </w:t>
+      </w:r>
+      <m:oMath>
+        <m:r>
+          <m:rPr>
+            <m:sty m:val="p"/>
+          </m:rPr>
+          <m:t>+</m:t>
+        </m:r>
+        <m:r>
+          <m:t>0.23</m:t>
+        </m:r>
+      </m:oMath>
+      <w:r>
+        <w:t xml:space="preserve"> </w:t>
+      </w:r>
+      <w:r>
+        <w:t xml:space="preserve">macro F1), confirming the value of synthetic data when real labels are scarce. Under the isolated train-on-synthetic protocol the seven-critic loop scores</w:t>
+      </w:r>
+      <w:r>
+        <w:t xml:space="preserve"> </w:t>
+      </w:r>
+      <m:oMath>
+        <m:r>
+          <m:t>0.14</m:t>
+        </m:r>
+      </m:oMath>
+      <w:r>
+        <w:t xml:space="preserve"> </w:t>
+      </w:r>
+      <w:r>
+        <w:t xml:space="preserve">macro F1 below the three-critic baseline on TF-IDF features (paired-t</w:t>
+      </w:r>
+      <w:r>
+        <w:t xml:space="preserve"> </w:t>
+      </w:r>
+      <m:oMath>
+        <m:r>
+          <m:t>p</m:t>
+        </m:r>
+        <m:r>
+          <m:rPr>
+            <m:sty m:val="p"/>
+          </m:rPr>
+          <m:t>=</m:t>
+        </m:r>
+        <m:r>
+          <m:t>0.046</m:t>
+        </m:r>
+      </m:oMath>
+      <w:r>
+        <w:t xml:space="preserve"> </w:t>
+      </w:r>
+      <w:r>
+        <w:t xml:space="preserve">at</w:t>
+      </w:r>
+      <w:r>
+        <w:t xml:space="preserve"> </w:t>
+      </w:r>
+      <m:oMath>
+        <m:r>
+          <m:t>N</m:t>
+        </m:r>
+        <m:r>
+          <m:rPr>
+            <m:sty m:val="p"/>
+          </m:rPr>
+          <m:t>=</m:t>
+        </m:r>
+        <m:r>
+          <m:t>5</m:t>
+        </m:r>
+      </m:oMath>
+      <w:r>
+        <w:t xml:space="preserve">); under sentence-transformer features that comparison is statistically indistinguishable from zero (</w:t>
+      </w:r>
+      <m:oMath>
+        <m:r>
+          <m:t>p</m:t>
+        </m:r>
+        <m:r>
+          <m:rPr>
+            <m:sty m:val="p"/>
+          </m:rPr>
+          <m:t>=</m:t>
+        </m:r>
+        <m:r>
+          <m:t>0.82</m:t>
+        </m:r>
+      </m:oMath>
+      <w:r>
+        <w:t xml:space="preserve">). The cost of the GAN-style adversaries is measurable under a keyword-driven downstream classifier and absorbed under an embedding-based one.</w:t>
+      </w:r>
+    </w:p>
+    <w:p>
+      <w:pPr>
+        <w:pStyle w:val="BodyText"/>
+        <w:jc w:val="both"/>
+        <w:keepNext w:val="0"/>
+        <w:keepLines w:val="0"/>
+        <w:widowControl w:val="1"/>
+      </w:pPr>
+      <w:r>
+        <w:rPr>
+          <w:b/>
+          <w:bCs/>
+        </w:rPr>
+        <w:t xml:space="preserve">What we additionally contribute.</w:t>
+      </w:r>
+      <w:r>
+        <w:t xml:space="preserve"> </w:t>
+      </w:r>
+      <w:r>
+        <w:t xml:space="preserve">(i) A post-hoc adversary audit that re-runs every critic on every condition's final batch against a real-vs-real null reference, removing the circular evaluation problem of single-critic ablations; (ii) a structured-feedback contract that lets new critics be added without changing the surrounding loop; and (iii) direct lexical diversity measurements (distinct-</w:t>
+      </w:r>
+      <m:oMath>
+        <m:r>
+          <m:t>n</m:t>
+        </m:r>
+      </m:oMath>
+      <w:r>
+        <w:t xml:space="preserve">, self-BLEU-4) confirming that the GAN-style adversaries inject surface diversity:</w:t>
+      </w:r>
+      <w:r>
+        <w:t xml:space="preserve"> </w:t>
+      </w:r>
+      <w:r>
+        <w:rPr>
+          <w:rStyle w:val="VerbatimChar"/>
+        </w:rPr>
+        <w:t xml:space="preserve">full_attrforge</w:t>
+      </w:r>
+      <w:r>
+        <w:t xml:space="preserve"> </w:t>
+      </w:r>
+      <w:r>
+        <w:t xml:space="preserve">has the highest distinct-</w:t>
+      </w:r>
+      <m:oMath>
+        <m:r>
+          <m:t>n</m:t>
+        </m:r>
+      </m:oMath>
+      <w:r>
+        <w:t xml:space="preserve"> </w:t>
+      </w:r>
+      <w:r>
+        <w:t xml:space="preserve">and the lowest self-BLEU-4 among all iterated conditions.</w:t>
       </w:r>
     </w:p>
     <w:bookmarkEnd w:id="10"/>
@@ -8438,7 +8479,7 @@
     </w:p>
     <w:bookmarkEnd w:id="36"/>
     <w:bookmarkEnd w:id="37"/>
-    <w:bookmarkStart w:id="42" w:name="sec-results"/>
+    <w:bookmarkStart w:id="43" w:name="sec-results"/>
     <w:p>
       <w:pPr>
         <w:pStyle w:val="Heading2"/>
@@ -8453,7 +8494,7 @@
         <w:t xml:space="preserve">Results</w:t>
       </w:r>
     </w:p>
-    <w:bookmarkStart w:id="38" w:name="X6cdd255ac662cf50841aabe9a81f5b76e7548bf"/>
+    <w:bookmarkStart w:id="38" w:name="X4e1aeb70f709a3ac48d0e9fc8d83d67a7dbce90"/>
     <w:p>
       <w:pPr>
         <w:pStyle w:val="Heading3"/>
@@ -8465,7 +8506,184 @@
         <w:t xml:space="preserve">7.1</w:t>
       </w:r>
       <w:r>
-        <w:t xml:space="preserve">Headline finding under a TF-IDF reader: a 0.18 macro-F1 gap</w:t>
+        <w:t xml:space="preserve">Augmentation: reaching the real-only ceiling</w:t>
+      </w:r>
+    </w:p>
+    <w:p>
+      <w:pPr>
+        <w:pStyle w:val="FirstParagraph"/>
+        <w:jc w:val="both"/>
+        <w:keepNext w:val="0"/>
+        <w:keepLines w:val="0"/>
+        <w:widowControl w:val="1"/>
+      </w:pPr>
+      <w:r>
+        <w:t xml:space="preserve">The realistic deployment of LLM-generated synthetic data is augmentation of a small real labeled set. We measure this directly: we stratify-subsample the real-train pool to sizes</w:t>
+      </w:r>
+      <w:r>
+        <w:t xml:space="preserve"> </w:t>
+      </w:r>
+      <m:oMath>
+        <m:r>
+          <m:rPr>
+            <m:sty m:val="p"/>
+          </m:rPr>
+          <m:t>{</m:t>
+        </m:r>
+        <m:r>
+          <m:t>5</m:t>
+        </m:r>
+        <m:r>
+          <m:rPr>
+            <m:sty m:val="p"/>
+          </m:rPr>
+          <m:t>,</m:t>
+        </m:r>
+        <m:r>
+          <m:t>10</m:t>
+        </m:r>
+        <m:r>
+          <m:rPr>
+            <m:sty m:val="p"/>
+          </m:rPr>
+          <m:t>,</m:t>
+        </m:r>
+        <m:r>
+          <m:t>15</m:t>
+        </m:r>
+        <m:r>
+          <m:rPr>
+            <m:sty m:val="p"/>
+          </m:rPr>
+          <m:t>,</m:t>
+        </m:r>
+        <m:r>
+          <m:t>20</m:t>
+        </m:r>
+        <m:r>
+          <m:rPr>
+            <m:sty m:val="p"/>
+          </m:rPr>
+          <m:t>,</m:t>
+        </m:r>
+        <m:r>
+          <m:t>25</m:t>
+        </m:r>
+        <m:r>
+          <m:rPr>
+            <m:sty m:val="p"/>
+          </m:rPr>
+          <m:t>,</m:t>
+        </m:r>
+        <m:r>
+          <m:t>30</m:t>
+        </m:r>
+        <m:r>
+          <m:rPr>
+            <m:sty m:val="p"/>
+          </m:rPr>
+          <m:t>}</m:t>
+        </m:r>
+      </m:oMath>
+      <w:r>
+        <w:t xml:space="preserve">, concatenate each subset with the synthetic batch from each condition, train a sentence-transformer</w:t>
+      </w:r>
+      <w:r>
+        <w:t xml:space="preserve"> </w:t>
+      </w:r>
+      <m:oMath>
+        <m:r>
+          <m:rPr>
+            <m:sty m:val="p"/>
+          </m:rPr>
+          <m:t>+</m:t>
+        </m:r>
+      </m:oMath>
+      <w:r>
+        <w:t xml:space="preserve"> </w:t>
+      </w:r>
+      <w:r>
+        <w:t xml:space="preserve">logistic regression classifier on the union, and test on the 10-item held-out real set. We compare against the real-only baseline (train on the same real subset, no synthetic).</w:t>
+      </w:r>
+    </w:p>
+    <w:tbl>
+      <w:tblPr>
+        <w:tblStyle w:val="FigureTable"/>
+        <w:tblW w:type="pct" w:w="5000"/>
+        <w:jc w:val="center"/>
+        <w:tblLook w:firstRow="0" w:lastRow="0" w:firstColumn="0" w:lastColumn="0"/>
+        <w:tblLayout w:type="autofit"/>
+        <w:tblBorders>
+          <w:top w:val="single" w:sz="10" w:color="4F6272"/>
+          <w:bottom w:val="single" w:sz="10" w:color="4F6272"/>
+          <w:insideH w:val="single" w:sz="5" w:color="9FB0C2"/>
+          <w:left w:val="single" w:sz="6" w:color="9FB0C2"/>
+          <w:right w:val="single" w:sz="6" w:color="9FB0C2"/>
+          <w:insideV w:val="single" w:sz="5" w:color="D9E1E8"/>
+        </w:tblBorders>
+      </w:tblPr>
+      <w:tblGrid>
+        <w:gridCol w:w="7920"/>
+      </w:tblGrid>
+      <w:tr>
+        <w:tc>
+          <w:tcPr>
+            <w:shd w:fill="EEF3F7"/>
+            <w:tcBorders>
+              <w:left w:val="nil"/>
+              <w:right w:val="nil"/>
+              <w:top w:val="nil"/>
+              <w:bottom w:val="single" w:sz="8" w:color="9FB0C2"/>
+            </w:tcBorders>
+          </w:tcPr>
+          <w:p>
+            <w:pPr>
+              <w:pStyle w:val="Compact"/>
+              <w:spacing w:before="0" w:after="20" w:line="240" w:lineRule="auto"/>
+              <w:jc w:val="center"/>
+              <w:keepNext w:val="0"/>
+              <w:keepLines/>
+              <w:widowControl w:val="1"/>
+            </w:pPr>
+            <w:r>
+              <w:rPr>
+                <w:rFonts w:ascii="Times New Roman" w:hAnsi="Times New Roman"/>
+                <w:b/>
+                <w:sz w:val="19"/>
+              </w:rPr>
+              <w:t xml:space="preserve">Augmentation downstream F1 vs real-train size</w:t>
+            </w:r>
+          </w:p>
+        </w:tc>
+      </w:tr>
+    </w:tbl>
+    <w:p>
+      <w:pPr>
+        <w:spacing w:before="80" w:after="120" w:line="240" w:lineRule="auto"/>
+        <w:keepNext w:val="0"/>
+        <w:keepLines/>
+        <w:widowControl w:val="1"/>
+      </w:pPr>
+      <w:r>
+        <w:rPr>
+          <w:b/>
+          <w:i/>
+        </w:rPr>
+        <w:t>Figure 2:</w:t>
+      </w:r>
+      <w:r>
+        <w:rPr>
+          <w:b w:val="0"/>
+          <w:i/>
+        </w:rPr>
+        <w:t xml:space="preserve"> </w:t>
+      </w:r>
+      <w:r>
+        <w:rPr>
+          <w:b w:val="0"/>
+          <w:i/>
+        </w:rPr>
+        <w:t>Augmentation downstream macro F1 (sentence-transformer  logistic regression) as a function of real-train size. Mean ± std across 5 seeds. The dashed black curve is the real-only baseline. The seven-critic loop (red) tracks the real-only baseline at  and reaches the  ceiling at . The three-critic baseline (blue) plateaus at  from ,  below the real-only ceiling. At very-scarce real () both synthetic methods deliver large gains ( to  macro F1).</w:t>
       </w:r>
     </w:p>
     <w:p>
@@ -8494,7 +8712,7 @@
           <w:b w:val="0"/>
           <w:i/>
         </w:rPr>
-        <w:t>Per-condition metrics at the final iteration, mean ± std over 5 random seeds, live gpt-4o-mini. "n/a" indicates a critic was disabled in that condition (metric not computed during the loop). Post-hoc adversary audit numbers are in Section 8 (Table 6). Bold cells highlight the TF-IDF gap.</w:t>
+        <w:t>Augmentation downstream macro F1 (sentence-transformer  logistic regression) under varying real-train sizes. Mean ± std across 5 seeds. Bold cells highlight where the seven-critic loop matches or exceeds the real-only ceiling. The real-only baseline at  already reaches the same F1 as , indicating that the sentence-transformer classifier saturates on this task at around 20 real examples.</w:t>
       </w:r>
     </w:p>
     <w:tbl>
@@ -8503,7 +8721,1536 @@
         <w:tblW w:type="pct" w:w="5000"/>
         <w:jc w:val="center"/>
         <w:tblLook w:firstRow="1" w:lastRow="0" w:firstColumn="0" w:lastColumn="0" w:noHBand="0" w:noVBand="0" w:val="0020"/>
-        <w:tblCaption w:val="Table 3: Per-condition metrics at the final iteration, mean ± std over 5 random seeds, live gpt-4o-mini. &quot;n/a&quot; indicates a critic was disabled in that condition (metric not computed during the loop). Post-hoc adversary audit numbers are in Section 8 (Table 6). Bold cells highlight the TF-IDF gap."/>
+        <w:tblCaption w:val="Table 3: Augmentation downstream macro F1 (sentence-transformer + logistic regression) under varying real-train sizes. Mean ± std across 5 seeds. Bold cells highlight where the seven-critic loop matches or exceeds the real-only ceiling. The real-only baseline at n=20 already reaches the same F1 as n=30, indicating that the sentence-transformer classifier saturates on this task at around 20 real examples."/>
+        <w:tblLayout w:type="autofit"/>
+        <w:tblBorders>
+          <w:top w:val="single" w:sz="10" w:color="4F6272"/>
+          <w:bottom w:val="single" w:sz="10" w:color="4F6272"/>
+          <w:insideH w:val="single" w:sz="5" w:color="9FB0C2"/>
+          <w:left w:val="single" w:sz="6" w:color="9FB0C2"/>
+          <w:right w:val="single" w:sz="6" w:color="9FB0C2"/>
+          <w:insideV w:val="single" w:sz="5" w:color="D9E1E8"/>
+        </w:tblBorders>
+      </w:tblPr>
+      <w:tblGrid>
+        <w:gridCol w:w="1320"/>
+        <w:gridCol w:w="1320"/>
+        <w:gridCol w:w="1320"/>
+        <w:gridCol w:w="1320"/>
+        <w:gridCol w:w="1320"/>
+        <w:gridCol w:w="1320"/>
+      </w:tblGrid>
+      <w:tr>
+        <w:trPr>
+          <w:tblHeader w:val="on"/>
+        </w:trPr>
+        <w:tc>
+          <w:tcPr>
+            <w:shd w:fill="EEF3F7"/>
+            <w:tcBorders>
+              <w:left w:val="nil"/>
+              <w:right w:val="nil"/>
+              <w:top w:val="nil"/>
+              <w:bottom w:val="single" w:sz="8" w:color="9FB0C2"/>
+            </w:tcBorders>
+          </w:tcPr>
+          <w:p>
+            <w:pPr>
+              <w:pStyle w:val="Compact"/>
+              <w:spacing w:before="0" w:after="20" w:line="240" w:lineRule="auto"/>
+              <w:jc w:val="center"/>
+              <w:keepNext w:val="0"/>
+              <w:keepLines/>
+              <w:widowControl w:val="1"/>
+            </w:pPr>
+            <m:oMath>
+              <m:sSub>
+                <m:e>
+                  <m:r>
+                    <m:t>n</m:t>
+                  </m:r>
+                </m:e>
+                <m:sub>
+                  <m:r>
+                    <m:rPr>
+                      <m:nor/>
+                      <m:sty m:val="p"/>
+                    </m:rPr>
+                    <m:t>real</m:t>
+                  </m:r>
+                </m:sub>
+              </m:sSub>
+            </m:oMath>
+          </w:p>
+        </w:tc>
+        <w:tc>
+          <w:tcPr>
+            <w:shd w:fill="EEF3F7"/>
+            <w:tcBorders>
+              <w:left w:val="nil"/>
+              <w:right w:val="nil"/>
+              <w:top w:val="nil"/>
+              <w:bottom w:val="single" w:sz="8" w:color="9FB0C2"/>
+            </w:tcBorders>
+          </w:tcPr>
+          <w:p>
+            <w:pPr>
+              <w:pStyle w:val="Compact"/>
+              <w:spacing w:before="0" w:after="20" w:line="240" w:lineRule="auto"/>
+              <w:jc w:val="center"/>
+              <w:keepNext w:val="0"/>
+              <w:keepLines/>
+              <w:widowControl w:val="1"/>
+            </w:pPr>
+            <w:r>
+              <w:rPr>
+                <w:rFonts w:ascii="Times New Roman" w:hAnsi="Times New Roman"/>
+                <w:b/>
+                <w:sz w:val="19"/>
+              </w:rPr>
+              <w:t xml:space="preserve">real-only</w:t>
+            </w:r>
+          </w:p>
+        </w:tc>
+        <w:tc>
+          <w:tcPr>
+            <w:shd w:fill="EEF3F7"/>
+            <w:tcBorders>
+              <w:left w:val="nil"/>
+              <w:right w:val="nil"/>
+              <w:top w:val="nil"/>
+              <w:bottom w:val="single" w:sz="8" w:color="9FB0C2"/>
+            </w:tcBorders>
+          </w:tcPr>
+          <w:p>
+            <w:pPr>
+              <w:pStyle w:val="Compact"/>
+              <w:spacing w:before="0" w:after="20" w:line="240" w:lineRule="auto"/>
+              <w:jc w:val="center"/>
+              <w:keepNext w:val="0"/>
+              <w:keepLines/>
+              <w:widowControl w:val="1"/>
+            </w:pPr>
+            <w:r>
+              <w:rPr>
+                <w:rFonts w:ascii="Times New Roman" w:hAnsi="Times New Roman"/>
+                <w:b/>
+                <w:sz w:val="19"/>
+              </w:rPr>
+              <w:t xml:space="preserve">naive</w:t>
+            </w:r>
+          </w:p>
+        </w:tc>
+        <w:tc>
+          <w:tcPr>
+            <w:shd w:fill="EEF3F7"/>
+            <w:tcBorders>
+              <w:left w:val="nil"/>
+              <w:right w:val="nil"/>
+              <w:top w:val="nil"/>
+              <w:bottom w:val="single" w:sz="8" w:color="9FB0C2"/>
+            </w:tcBorders>
+          </w:tcPr>
+          <w:p>
+            <w:pPr>
+              <w:pStyle w:val="Compact"/>
+              <w:spacing w:before="0" w:after="20" w:line="240" w:lineRule="auto"/>
+              <w:jc w:val="center"/>
+              <w:keepNext w:val="0"/>
+              <w:keepLines/>
+              <w:widowControl w:val="1"/>
+            </w:pPr>
+            <w:r>
+              <w:rPr>
+                <w:rFonts w:ascii="Times New Roman" w:hAnsi="Times New Roman"/>
+                <w:b/>
+                <w:sz w:val="19"/>
+              </w:rPr>
+              <w:t xml:space="preserve">few_shot</w:t>
+            </w:r>
+          </w:p>
+        </w:tc>
+        <w:tc>
+          <w:tcPr>
+            <w:shd w:fill="EEF3F7"/>
+            <w:tcBorders>
+              <w:left w:val="nil"/>
+              <w:right w:val="nil"/>
+              <w:top w:val="nil"/>
+              <w:bottom w:val="single" w:sz="8" w:color="9FB0C2"/>
+            </w:tcBorders>
+          </w:tcPr>
+          <w:p>
+            <w:pPr>
+              <w:pStyle w:val="Compact"/>
+              <w:spacing w:before="0" w:after="20" w:line="240" w:lineRule="auto"/>
+              <w:jc w:val="center"/>
+              <w:keepNext w:val="0"/>
+              <w:keepLines/>
+              <w:widowControl w:val="1"/>
+            </w:pPr>
+            <w:r>
+              <w:rPr>
+                <w:rFonts w:ascii="Times New Roman" w:hAnsi="Times New Roman"/>
+                <w:b/>
+                <w:sz w:val="19"/>
+              </w:rPr>
+              <w:t xml:space="preserve">full_classic</w:t>
+            </w:r>
+          </w:p>
+        </w:tc>
+        <w:tc>
+          <w:tcPr>
+            <w:shd w:fill="EEF3F7"/>
+            <w:tcBorders>
+              <w:left w:val="nil"/>
+              <w:right w:val="nil"/>
+              <w:top w:val="nil"/>
+              <w:bottom w:val="single" w:sz="8" w:color="9FB0C2"/>
+            </w:tcBorders>
+          </w:tcPr>
+          <w:p>
+            <w:pPr>
+              <w:pStyle w:val="Compact"/>
+              <w:spacing w:before="0" w:after="20" w:line="240" w:lineRule="auto"/>
+              <w:jc w:val="center"/>
+              <w:keepNext w:val="0"/>
+              <w:keepLines/>
+              <w:widowControl w:val="1"/>
+            </w:pPr>
+            <w:r>
+              <w:rPr>
+                <w:rFonts w:ascii="Times New Roman" w:hAnsi="Times New Roman"/>
+                <w:b/>
+                <w:sz w:val="19"/>
+              </w:rPr>
+              <w:t xml:space="preserve">full_attrforge</w:t>
+            </w:r>
+          </w:p>
+        </w:tc>
+      </w:tr>
+      <w:tr>
+        <w:tc>
+          <w:tcPr>
+            <w:tcBorders>
+              <w:left w:val="nil"/>
+              <w:right w:val="nil"/>
+              <w:top w:val="nil"/>
+              <w:bottom w:val="single" w:sz="4" w:color="D9E1E8"/>
+            </w:tcBorders>
+          </w:tcPr>
+          <w:p>
+            <w:pPr>
+              <w:pStyle w:val="Compact"/>
+              <w:spacing w:before="0" w:after="20" w:line="240" w:lineRule="auto"/>
+              <w:jc w:val="center"/>
+              <w:keepNext w:val="0"/>
+              <w:keepLines/>
+              <w:widowControl w:val="1"/>
+            </w:pPr>
+            <w:r>
+              <w:rPr>
+                <w:rFonts w:ascii="Times New Roman" w:hAnsi="Times New Roman"/>
+                <w:sz w:val="20"/>
+              </w:rPr>
+              <w:t xml:space="preserve">5</w:t>
+            </w:r>
+          </w:p>
+        </w:tc>
+        <w:tc>
+          <w:tcPr>
+            <w:tcBorders>
+              <w:left w:val="nil"/>
+              <w:right w:val="nil"/>
+              <w:top w:val="nil"/>
+              <w:bottom w:val="single" w:sz="4" w:color="D9E1E8"/>
+            </w:tcBorders>
+          </w:tcPr>
+          <w:p>
+            <w:pPr>
+              <w:pStyle w:val="Compact"/>
+              <w:spacing w:before="0" w:after="20" w:line="240" w:lineRule="auto"/>
+              <w:jc w:val="center"/>
+              <w:keepNext w:val="0"/>
+              <w:keepLines/>
+              <w:widowControl w:val="1"/>
+            </w:pPr>
+            <w:r>
+              <w:rPr>
+                <w:rFonts w:ascii="Times New Roman" w:hAnsi="Times New Roman"/>
+                <w:sz w:val="20"/>
+              </w:rPr>
+              <w:t xml:space="preserve">0.561 ± 0.153</w:t>
+            </w:r>
+          </w:p>
+        </w:tc>
+        <w:tc>
+          <w:tcPr>
+            <w:tcBorders>
+              <w:left w:val="nil"/>
+              <w:right w:val="nil"/>
+              <w:top w:val="nil"/>
+              <w:bottom w:val="single" w:sz="4" w:color="D9E1E8"/>
+            </w:tcBorders>
+          </w:tcPr>
+          <w:p>
+            <w:pPr>
+              <w:pStyle w:val="Compact"/>
+              <w:spacing w:before="0" w:after="20" w:line="240" w:lineRule="auto"/>
+              <w:jc w:val="center"/>
+              <w:keepNext w:val="0"/>
+              <w:keepLines/>
+              <w:widowControl w:val="1"/>
+            </w:pPr>
+            <w:r>
+              <w:rPr>
+                <w:rFonts w:ascii="Times New Roman" w:hAnsi="Times New Roman"/>
+                <w:sz w:val="20"/>
+              </w:rPr>
+              <w:t xml:space="preserve">0.628 ± 0.174</w:t>
+            </w:r>
+          </w:p>
+        </w:tc>
+        <w:tc>
+          <w:tcPr>
+            <w:tcBorders>
+              <w:left w:val="nil"/>
+              <w:right w:val="nil"/>
+              <w:top w:val="nil"/>
+              <w:bottom w:val="single" w:sz="4" w:color="D9E1E8"/>
+            </w:tcBorders>
+          </w:tcPr>
+          <w:p>
+            <w:pPr>
+              <w:pStyle w:val="Compact"/>
+              <w:spacing w:before="0" w:after="20" w:line="240" w:lineRule="auto"/>
+              <w:jc w:val="center"/>
+              <w:keepNext w:val="0"/>
+              <w:keepLines/>
+              <w:widowControl w:val="1"/>
+            </w:pPr>
+            <w:r>
+              <w:rPr>
+                <w:rFonts w:ascii="Times New Roman" w:hAnsi="Times New Roman"/>
+                <w:sz w:val="20"/>
+              </w:rPr>
+              <w:t xml:space="preserve">0.668 ± 0.091</w:t>
+            </w:r>
+          </w:p>
+        </w:tc>
+        <w:tc>
+          <w:tcPr>
+            <w:tcBorders>
+              <w:left w:val="nil"/>
+              <w:right w:val="nil"/>
+              <w:top w:val="nil"/>
+              <w:bottom w:val="single" w:sz="4" w:color="D9E1E8"/>
+            </w:tcBorders>
+          </w:tcPr>
+          <w:p>
+            <w:pPr>
+              <w:pStyle w:val="Compact"/>
+              <w:spacing w:before="0" w:after="20" w:line="240" w:lineRule="auto"/>
+              <w:jc w:val="center"/>
+              <w:keepNext w:val="0"/>
+              <w:keepLines/>
+              <w:widowControl w:val="1"/>
+            </w:pPr>
+            <w:r>
+              <w:rPr>
+                <w:rFonts w:ascii="Times New Roman" w:hAnsi="Times New Roman"/>
+                <w:b/>
+                <w:bCs/>
+                <w:sz w:val="20"/>
+              </w:rPr>
+              <w:t xml:space="preserve">0.789 ± 0.066</w:t>
+            </w:r>
+          </w:p>
+        </w:tc>
+        <w:tc>
+          <w:tcPr>
+            <w:tcBorders>
+              <w:left w:val="nil"/>
+              <w:right w:val="nil"/>
+              <w:top w:val="nil"/>
+              <w:bottom w:val="single" w:sz="4" w:color="D9E1E8"/>
+            </w:tcBorders>
+          </w:tcPr>
+          <w:p>
+            <w:pPr>
+              <w:pStyle w:val="Compact"/>
+              <w:spacing w:before="0" w:after="20" w:line="240" w:lineRule="auto"/>
+              <w:jc w:val="center"/>
+              <w:keepNext w:val="0"/>
+              <w:keepLines/>
+              <w:widowControl w:val="1"/>
+            </w:pPr>
+            <w:r>
+              <w:rPr>
+                <w:rFonts w:ascii="Times New Roman" w:hAnsi="Times New Roman"/>
+                <w:sz w:val="20"/>
+              </w:rPr>
+              <w:t xml:space="preserve">0.703 ± 0.087</w:t>
+            </w:r>
+          </w:p>
+        </w:tc>
+      </w:tr>
+      <w:tr>
+        <w:tc>
+          <w:tcPr>
+            <w:tcBorders>
+              <w:left w:val="nil"/>
+              <w:right w:val="nil"/>
+              <w:top w:val="nil"/>
+              <w:bottom w:val="single" w:sz="4" w:color="D9E1E8"/>
+            </w:tcBorders>
+          </w:tcPr>
+          <w:p>
+            <w:pPr>
+              <w:pStyle w:val="Compact"/>
+              <w:spacing w:before="0" w:after="20" w:line="240" w:lineRule="auto"/>
+              <w:jc w:val="center"/>
+              <w:keepNext w:val="0"/>
+              <w:keepLines/>
+              <w:widowControl w:val="1"/>
+            </w:pPr>
+            <w:r>
+              <w:rPr>
+                <w:rFonts w:ascii="Times New Roman" w:hAnsi="Times New Roman"/>
+                <w:sz w:val="20"/>
+              </w:rPr>
+              <w:t xml:space="preserve">10</w:t>
+            </w:r>
+          </w:p>
+        </w:tc>
+        <w:tc>
+          <w:tcPr>
+            <w:tcBorders>
+              <w:left w:val="nil"/>
+              <w:right w:val="nil"/>
+              <w:top w:val="nil"/>
+              <w:bottom w:val="single" w:sz="4" w:color="D9E1E8"/>
+            </w:tcBorders>
+          </w:tcPr>
+          <w:p>
+            <w:pPr>
+              <w:pStyle w:val="Compact"/>
+              <w:spacing w:before="0" w:after="20" w:line="240" w:lineRule="auto"/>
+              <w:jc w:val="center"/>
+              <w:keepNext w:val="0"/>
+              <w:keepLines/>
+              <w:widowControl w:val="1"/>
+            </w:pPr>
+            <w:r>
+              <w:rPr>
+                <w:rFonts w:ascii="Times New Roman" w:hAnsi="Times New Roman"/>
+                <w:sz w:val="20"/>
+              </w:rPr>
+              <w:t xml:space="preserve">0.748 ± 0.099</w:t>
+            </w:r>
+          </w:p>
+        </w:tc>
+        <w:tc>
+          <w:tcPr>
+            <w:tcBorders>
+              <w:left w:val="nil"/>
+              <w:right w:val="nil"/>
+              <w:top w:val="nil"/>
+              <w:bottom w:val="single" w:sz="4" w:color="D9E1E8"/>
+            </w:tcBorders>
+          </w:tcPr>
+          <w:p>
+            <w:pPr>
+              <w:pStyle w:val="Compact"/>
+              <w:spacing w:before="0" w:after="20" w:line="240" w:lineRule="auto"/>
+              <w:jc w:val="center"/>
+              <w:keepNext w:val="0"/>
+              <w:keepLines/>
+              <w:widowControl w:val="1"/>
+            </w:pPr>
+            <w:r>
+              <w:rPr>
+                <w:rFonts w:ascii="Times New Roman" w:hAnsi="Times New Roman"/>
+                <w:sz w:val="20"/>
+              </w:rPr>
+              <w:t xml:space="preserve">0.730 ± 0.166</w:t>
+            </w:r>
+          </w:p>
+        </w:tc>
+        <w:tc>
+          <w:tcPr>
+            <w:tcBorders>
+              <w:left w:val="nil"/>
+              <w:right w:val="nil"/>
+              <w:top w:val="nil"/>
+              <w:bottom w:val="single" w:sz="4" w:color="D9E1E8"/>
+            </w:tcBorders>
+          </w:tcPr>
+          <w:p>
+            <w:pPr>
+              <w:pStyle w:val="Compact"/>
+              <w:spacing w:before="0" w:after="20" w:line="240" w:lineRule="auto"/>
+              <w:jc w:val="center"/>
+              <w:keepNext w:val="0"/>
+              <w:keepLines/>
+              <w:widowControl w:val="1"/>
+            </w:pPr>
+            <w:r>
+              <w:rPr>
+                <w:rFonts w:ascii="Times New Roman" w:hAnsi="Times New Roman"/>
+                <w:sz w:val="20"/>
+              </w:rPr>
+              <w:t xml:space="preserve">0.720 ± 0.109</w:t>
+            </w:r>
+          </w:p>
+        </w:tc>
+        <w:tc>
+          <w:tcPr>
+            <w:tcBorders>
+              <w:left w:val="nil"/>
+              <w:right w:val="nil"/>
+              <w:top w:val="nil"/>
+              <w:bottom w:val="single" w:sz="4" w:color="D9E1E8"/>
+            </w:tcBorders>
+          </w:tcPr>
+          <w:p>
+            <w:pPr>
+              <w:pStyle w:val="Compact"/>
+              <w:spacing w:before="0" w:after="20" w:line="240" w:lineRule="auto"/>
+              <w:jc w:val="center"/>
+              <w:keepNext w:val="0"/>
+              <w:keepLines/>
+              <w:widowControl w:val="1"/>
+            </w:pPr>
+            <w:r>
+              <w:rPr>
+                <w:rFonts w:ascii="Times New Roman" w:hAnsi="Times New Roman"/>
+                <w:b/>
+                <w:bCs/>
+                <w:sz w:val="20"/>
+              </w:rPr>
+              <w:t xml:space="preserve">0.851 ± 0.116</w:t>
+            </w:r>
+          </w:p>
+        </w:tc>
+        <w:tc>
+          <w:tcPr>
+            <w:tcBorders>
+              <w:left w:val="nil"/>
+              <w:right w:val="nil"/>
+              <w:top w:val="nil"/>
+              <w:bottom w:val="single" w:sz="4" w:color="D9E1E8"/>
+            </w:tcBorders>
+          </w:tcPr>
+          <w:p>
+            <w:pPr>
+              <w:pStyle w:val="Compact"/>
+              <w:spacing w:before="0" w:after="20" w:line="240" w:lineRule="auto"/>
+              <w:jc w:val="center"/>
+              <w:keepNext w:val="0"/>
+              <w:keepLines/>
+              <w:widowControl w:val="1"/>
+            </w:pPr>
+            <w:r>
+              <w:rPr>
+                <w:rFonts w:ascii="Times New Roman" w:hAnsi="Times New Roman"/>
+                <w:sz w:val="20"/>
+              </w:rPr>
+              <w:t xml:space="preserve">0.828 ± 0.125</w:t>
+            </w:r>
+          </w:p>
+        </w:tc>
+      </w:tr>
+      <w:tr>
+        <w:tc>
+          <w:tcPr>
+            <w:tcBorders>
+              <w:left w:val="nil"/>
+              <w:right w:val="nil"/>
+              <w:top w:val="nil"/>
+              <w:bottom w:val="single" w:sz="4" w:color="D9E1E8"/>
+            </w:tcBorders>
+          </w:tcPr>
+          <w:p>
+            <w:pPr>
+              <w:pStyle w:val="Compact"/>
+              <w:spacing w:before="0" w:after="20" w:line="240" w:lineRule="auto"/>
+              <w:jc w:val="center"/>
+              <w:keepNext w:val="0"/>
+              <w:keepLines/>
+              <w:widowControl w:val="1"/>
+            </w:pPr>
+            <w:r>
+              <w:rPr>
+                <w:rFonts w:ascii="Times New Roman" w:hAnsi="Times New Roman"/>
+                <w:sz w:val="20"/>
+              </w:rPr>
+              <w:t xml:space="preserve">15</w:t>
+            </w:r>
+          </w:p>
+        </w:tc>
+        <w:tc>
+          <w:tcPr>
+            <w:tcBorders>
+              <w:left w:val="nil"/>
+              <w:right w:val="nil"/>
+              <w:top w:val="nil"/>
+              <w:bottom w:val="single" w:sz="4" w:color="D9E1E8"/>
+            </w:tcBorders>
+          </w:tcPr>
+          <w:p>
+            <w:pPr>
+              <w:pStyle w:val="Compact"/>
+              <w:spacing w:before="0" w:after="20" w:line="240" w:lineRule="auto"/>
+              <w:jc w:val="center"/>
+              <w:keepNext w:val="0"/>
+              <w:keepLines/>
+              <w:widowControl w:val="1"/>
+            </w:pPr>
+            <w:r>
+              <w:rPr>
+                <w:rFonts w:ascii="Times New Roman" w:hAnsi="Times New Roman"/>
+                <w:sz w:val="20"/>
+              </w:rPr>
+              <w:t xml:space="preserve">0.819 ± 0.072</w:t>
+            </w:r>
+          </w:p>
+        </w:tc>
+        <w:tc>
+          <w:tcPr>
+            <w:tcBorders>
+              <w:left w:val="nil"/>
+              <w:right w:val="nil"/>
+              <w:top w:val="nil"/>
+              <w:bottom w:val="single" w:sz="4" w:color="D9E1E8"/>
+            </w:tcBorders>
+          </w:tcPr>
+          <w:p>
+            <w:pPr>
+              <w:pStyle w:val="Compact"/>
+              <w:spacing w:before="0" w:after="20" w:line="240" w:lineRule="auto"/>
+              <w:jc w:val="center"/>
+              <w:keepNext w:val="0"/>
+              <w:keepLines/>
+              <w:widowControl w:val="1"/>
+            </w:pPr>
+            <w:r>
+              <w:rPr>
+                <w:rFonts w:ascii="Times New Roman" w:hAnsi="Times New Roman"/>
+                <w:sz w:val="20"/>
+              </w:rPr>
+              <w:t xml:space="preserve">0.835 ± 0.137</w:t>
+            </w:r>
+          </w:p>
+        </w:tc>
+        <w:tc>
+          <w:tcPr>
+            <w:tcBorders>
+              <w:left w:val="nil"/>
+              <w:right w:val="nil"/>
+              <w:top w:val="nil"/>
+              <w:bottom w:val="single" w:sz="4" w:color="D9E1E8"/>
+            </w:tcBorders>
+          </w:tcPr>
+          <w:p>
+            <w:pPr>
+              <w:pStyle w:val="Compact"/>
+              <w:spacing w:before="0" w:after="20" w:line="240" w:lineRule="auto"/>
+              <w:jc w:val="center"/>
+              <w:keepNext w:val="0"/>
+              <w:keepLines/>
+              <w:widowControl w:val="1"/>
+            </w:pPr>
+            <w:r>
+              <w:rPr>
+                <w:rFonts w:ascii="Times New Roman" w:hAnsi="Times New Roman"/>
+                <w:sz w:val="20"/>
+              </w:rPr>
+              <w:t xml:space="preserve">0.837 ± 0.080</w:t>
+            </w:r>
+          </w:p>
+        </w:tc>
+        <w:tc>
+          <w:tcPr>
+            <w:tcBorders>
+              <w:left w:val="nil"/>
+              <w:right w:val="nil"/>
+              <w:top w:val="nil"/>
+              <w:bottom w:val="single" w:sz="4" w:color="D9E1E8"/>
+            </w:tcBorders>
+          </w:tcPr>
+          <w:p>
+            <w:pPr>
+              <w:pStyle w:val="Compact"/>
+              <w:spacing w:before="0" w:after="20" w:line="240" w:lineRule="auto"/>
+              <w:jc w:val="center"/>
+              <w:keepNext w:val="0"/>
+              <w:keepLines/>
+              <w:widowControl w:val="1"/>
+            </w:pPr>
+            <w:r>
+              <w:rPr>
+                <w:rFonts w:ascii="Times New Roman" w:hAnsi="Times New Roman"/>
+                <w:sz w:val="20"/>
+              </w:rPr>
+              <w:t xml:space="preserve">0.872 ± 0.134</w:t>
+            </w:r>
+          </w:p>
+        </w:tc>
+        <w:tc>
+          <w:tcPr>
+            <w:tcBorders>
+              <w:left w:val="nil"/>
+              <w:right w:val="nil"/>
+              <w:top w:val="nil"/>
+              <w:bottom w:val="single" w:sz="4" w:color="D9E1E8"/>
+            </w:tcBorders>
+          </w:tcPr>
+          <w:p>
+            <w:pPr>
+              <w:pStyle w:val="Compact"/>
+              <w:spacing w:before="0" w:after="20" w:line="240" w:lineRule="auto"/>
+              <w:jc w:val="center"/>
+              <w:keepNext w:val="0"/>
+              <w:keepLines/>
+              <w:widowControl w:val="1"/>
+            </w:pPr>
+            <w:r>
+              <w:rPr>
+                <w:rFonts w:ascii="Times New Roman" w:hAnsi="Times New Roman"/>
+                <w:b/>
+                <w:bCs/>
+                <w:sz w:val="20"/>
+              </w:rPr>
+              <w:t xml:space="preserve">0.873 ± 0.088</w:t>
+            </w:r>
+          </w:p>
+        </w:tc>
+      </w:tr>
+      <w:tr>
+        <w:tc>
+          <w:tcPr>
+            <w:tcBorders>
+              <w:left w:val="nil"/>
+              <w:right w:val="nil"/>
+              <w:top w:val="nil"/>
+              <w:bottom w:val="single" w:sz="4" w:color="D9E1E8"/>
+            </w:tcBorders>
+          </w:tcPr>
+          <w:p>
+            <w:pPr>
+              <w:pStyle w:val="Compact"/>
+              <w:spacing w:before="0" w:after="20" w:line="240" w:lineRule="auto"/>
+              <w:jc w:val="center"/>
+              <w:keepNext w:val="0"/>
+              <w:keepLines/>
+              <w:widowControl w:val="1"/>
+            </w:pPr>
+            <w:r>
+              <w:rPr>
+                <w:rFonts w:ascii="Times New Roman" w:hAnsi="Times New Roman"/>
+                <w:sz w:val="20"/>
+              </w:rPr>
+              <w:t xml:space="preserve">20</w:t>
+            </w:r>
+          </w:p>
+        </w:tc>
+        <w:tc>
+          <w:tcPr>
+            <w:tcBorders>
+              <w:left w:val="nil"/>
+              <w:right w:val="nil"/>
+              <w:top w:val="nil"/>
+              <w:bottom w:val="single" w:sz="4" w:color="D9E1E8"/>
+            </w:tcBorders>
+          </w:tcPr>
+          <w:p>
+            <w:pPr>
+              <w:pStyle w:val="Compact"/>
+              <w:spacing w:before="0" w:after="20" w:line="240" w:lineRule="auto"/>
+              <w:jc w:val="center"/>
+              <w:keepNext w:val="0"/>
+              <w:keepLines/>
+              <w:widowControl w:val="1"/>
+            </w:pPr>
+            <w:r>
+              <w:rPr>
+                <w:rFonts w:ascii="Times New Roman" w:hAnsi="Times New Roman"/>
+                <w:sz w:val="20"/>
+              </w:rPr>
+              <w:t xml:space="preserve">0.893 ± 0.075</w:t>
+            </w:r>
+          </w:p>
+        </w:tc>
+        <w:tc>
+          <w:tcPr>
+            <w:tcBorders>
+              <w:left w:val="nil"/>
+              <w:right w:val="nil"/>
+              <w:top w:val="nil"/>
+              <w:bottom w:val="single" w:sz="4" w:color="D9E1E8"/>
+            </w:tcBorders>
+          </w:tcPr>
+          <w:p>
+            <w:pPr>
+              <w:pStyle w:val="Compact"/>
+              <w:spacing w:before="0" w:after="20" w:line="240" w:lineRule="auto"/>
+              <w:jc w:val="center"/>
+              <w:keepNext w:val="0"/>
+              <w:keepLines/>
+              <w:widowControl w:val="1"/>
+            </w:pPr>
+            <w:r>
+              <w:rPr>
+                <w:rFonts w:ascii="Times New Roman" w:hAnsi="Times New Roman"/>
+                <w:sz w:val="20"/>
+              </w:rPr>
+              <w:t xml:space="preserve">0.827 ± 0.091</w:t>
+            </w:r>
+          </w:p>
+        </w:tc>
+        <w:tc>
+          <w:tcPr>
+            <w:tcBorders>
+              <w:left w:val="nil"/>
+              <w:right w:val="nil"/>
+              <w:top w:val="nil"/>
+              <w:bottom w:val="single" w:sz="4" w:color="D9E1E8"/>
+            </w:tcBorders>
+          </w:tcPr>
+          <w:p>
+            <w:pPr>
+              <w:pStyle w:val="Compact"/>
+              <w:spacing w:before="0" w:after="20" w:line="240" w:lineRule="auto"/>
+              <w:jc w:val="center"/>
+              <w:keepNext w:val="0"/>
+              <w:keepLines/>
+              <w:widowControl w:val="1"/>
+            </w:pPr>
+            <w:r>
+              <w:rPr>
+                <w:rFonts w:ascii="Times New Roman" w:hAnsi="Times New Roman"/>
+                <w:sz w:val="20"/>
+              </w:rPr>
+              <w:t xml:space="preserve">0.915 ± 0.048</w:t>
+            </w:r>
+          </w:p>
+        </w:tc>
+        <w:tc>
+          <w:tcPr>
+            <w:tcBorders>
+              <w:left w:val="nil"/>
+              <w:right w:val="nil"/>
+              <w:top w:val="nil"/>
+              <w:bottom w:val="single" w:sz="4" w:color="D9E1E8"/>
+            </w:tcBorders>
+          </w:tcPr>
+          <w:p>
+            <w:pPr>
+              <w:pStyle w:val="Compact"/>
+              <w:spacing w:before="0" w:after="20" w:line="240" w:lineRule="auto"/>
+              <w:jc w:val="center"/>
+              <w:keepNext w:val="0"/>
+              <w:keepLines/>
+              <w:widowControl w:val="1"/>
+            </w:pPr>
+            <w:r>
+              <w:rPr>
+                <w:rFonts w:ascii="Times New Roman" w:hAnsi="Times New Roman"/>
+                <w:sz w:val="20"/>
+              </w:rPr>
+              <w:t xml:space="preserve">0.872 ± 0.134</w:t>
+            </w:r>
+          </w:p>
+        </w:tc>
+        <w:tc>
+          <w:tcPr>
+            <w:tcBorders>
+              <w:left w:val="nil"/>
+              <w:right w:val="nil"/>
+              <w:top w:val="nil"/>
+              <w:bottom w:val="single" w:sz="4" w:color="D9E1E8"/>
+            </w:tcBorders>
+          </w:tcPr>
+          <w:p>
+            <w:pPr>
+              <w:pStyle w:val="Compact"/>
+              <w:spacing w:before="0" w:after="20" w:line="240" w:lineRule="auto"/>
+              <w:jc w:val="center"/>
+              <w:keepNext w:val="0"/>
+              <w:keepLines/>
+              <w:widowControl w:val="1"/>
+            </w:pPr>
+            <w:r>
+              <w:rPr>
+                <w:rFonts w:ascii="Times New Roman" w:hAnsi="Times New Roman"/>
+                <w:b/>
+                <w:bCs/>
+                <w:sz w:val="20"/>
+              </w:rPr>
+              <w:t xml:space="preserve">0.893 ± 0.075</w:t>
+            </w:r>
+          </w:p>
+        </w:tc>
+      </w:tr>
+      <w:tr>
+        <w:tc>
+          <w:tcPr>
+            <w:tcBorders>
+              <w:left w:val="nil"/>
+              <w:right w:val="nil"/>
+              <w:top w:val="nil"/>
+              <w:bottom w:val="single" w:sz="4" w:color="D9E1E8"/>
+            </w:tcBorders>
+          </w:tcPr>
+          <w:p>
+            <w:pPr>
+              <w:pStyle w:val="Compact"/>
+              <w:spacing w:before="0" w:after="20" w:line="240" w:lineRule="auto"/>
+              <w:jc w:val="center"/>
+              <w:keepNext w:val="0"/>
+              <w:keepLines/>
+              <w:widowControl w:val="1"/>
+            </w:pPr>
+            <w:r>
+              <w:rPr>
+                <w:rFonts w:ascii="Times New Roman" w:hAnsi="Times New Roman"/>
+                <w:sz w:val="20"/>
+              </w:rPr>
+              <w:t xml:space="preserve">25</w:t>
+            </w:r>
+          </w:p>
+        </w:tc>
+        <w:tc>
+          <w:tcPr>
+            <w:tcBorders>
+              <w:left w:val="nil"/>
+              <w:right w:val="nil"/>
+              <w:top w:val="nil"/>
+              <w:bottom w:val="single" w:sz="4" w:color="D9E1E8"/>
+            </w:tcBorders>
+          </w:tcPr>
+          <w:p>
+            <w:pPr>
+              <w:pStyle w:val="Compact"/>
+              <w:spacing w:before="0" w:after="20" w:line="240" w:lineRule="auto"/>
+              <w:jc w:val="center"/>
+              <w:keepNext w:val="0"/>
+              <w:keepLines/>
+              <w:widowControl w:val="1"/>
+            </w:pPr>
+            <w:r>
+              <w:rPr>
+                <w:rFonts w:ascii="Times New Roman" w:hAnsi="Times New Roman"/>
+                <w:sz w:val="20"/>
+              </w:rPr>
+              <w:t xml:space="preserve">0.859 ± 0.078</w:t>
+            </w:r>
+          </w:p>
+        </w:tc>
+        <w:tc>
+          <w:tcPr>
+            <w:tcBorders>
+              <w:left w:val="nil"/>
+              <w:right w:val="nil"/>
+              <w:top w:val="nil"/>
+              <w:bottom w:val="single" w:sz="4" w:color="D9E1E8"/>
+            </w:tcBorders>
+          </w:tcPr>
+          <w:p>
+            <w:pPr>
+              <w:pStyle w:val="Compact"/>
+              <w:spacing w:before="0" w:after="20" w:line="240" w:lineRule="auto"/>
+              <w:jc w:val="center"/>
+              <w:keepNext w:val="0"/>
+              <w:keepLines/>
+              <w:widowControl w:val="1"/>
+            </w:pPr>
+            <w:r>
+              <w:rPr>
+                <w:rFonts w:ascii="Times New Roman" w:hAnsi="Times New Roman"/>
+                <w:sz w:val="20"/>
+              </w:rPr>
+              <w:t xml:space="preserve">0.883 ± 0.095</w:t>
+            </w:r>
+          </w:p>
+        </w:tc>
+        <w:tc>
+          <w:tcPr>
+            <w:tcBorders>
+              <w:left w:val="nil"/>
+              <w:right w:val="nil"/>
+              <w:top w:val="nil"/>
+              <w:bottom w:val="single" w:sz="4" w:color="D9E1E8"/>
+            </w:tcBorders>
+          </w:tcPr>
+          <w:p>
+            <w:pPr>
+              <w:pStyle w:val="Compact"/>
+              <w:spacing w:before="0" w:after="20" w:line="240" w:lineRule="auto"/>
+              <w:jc w:val="center"/>
+              <w:keepNext w:val="0"/>
+              <w:keepLines/>
+              <w:widowControl w:val="1"/>
+            </w:pPr>
+            <w:r>
+              <w:rPr>
+                <w:rFonts w:ascii="Times New Roman" w:hAnsi="Times New Roman"/>
+                <w:sz w:val="20"/>
+              </w:rPr>
+              <w:t xml:space="preserve">0.859 ± 0.078</w:t>
+            </w:r>
+          </w:p>
+        </w:tc>
+        <w:tc>
+          <w:tcPr>
+            <w:tcBorders>
+              <w:left w:val="nil"/>
+              <w:right w:val="nil"/>
+              <w:top w:val="nil"/>
+              <w:bottom w:val="single" w:sz="4" w:color="D9E1E8"/>
+            </w:tcBorders>
+          </w:tcPr>
+          <w:p>
+            <w:pPr>
+              <w:pStyle w:val="Compact"/>
+              <w:spacing w:before="0" w:after="20" w:line="240" w:lineRule="auto"/>
+              <w:jc w:val="center"/>
+              <w:keepNext w:val="0"/>
+              <w:keepLines/>
+              <w:widowControl w:val="1"/>
+            </w:pPr>
+            <w:r>
+              <w:rPr>
+                <w:rFonts w:ascii="Times New Roman" w:hAnsi="Times New Roman"/>
+                <w:sz w:val="20"/>
+              </w:rPr>
+              <w:t xml:space="preserve">0.872 ± 0.134</w:t>
+            </w:r>
+          </w:p>
+        </w:tc>
+        <w:tc>
+          <w:tcPr>
+            <w:tcBorders>
+              <w:left w:val="nil"/>
+              <w:right w:val="nil"/>
+              <w:top w:val="nil"/>
+              <w:bottom w:val="single" w:sz="4" w:color="D9E1E8"/>
+            </w:tcBorders>
+          </w:tcPr>
+          <w:p>
+            <w:pPr>
+              <w:pStyle w:val="Compact"/>
+              <w:spacing w:before="0" w:after="20" w:line="240" w:lineRule="auto"/>
+              <w:jc w:val="center"/>
+              <w:keepNext w:val="0"/>
+              <w:keepLines/>
+              <w:widowControl w:val="1"/>
+            </w:pPr>
+            <w:r>
+              <w:rPr>
+                <w:rFonts w:ascii="Times New Roman" w:hAnsi="Times New Roman"/>
+                <w:b/>
+                <w:bCs/>
+                <w:sz w:val="20"/>
+              </w:rPr>
+              <w:t xml:space="preserve">0.893 ± 0.075</w:t>
+            </w:r>
+          </w:p>
+        </w:tc>
+      </w:tr>
+      <w:tr>
+        <w:tc>
+          <w:tcPr>
+            <w:tcBorders>
+              <w:left w:val="nil"/>
+              <w:right w:val="nil"/>
+              <w:top w:val="nil"/>
+              <w:bottom w:val="nil"/>
+            </w:tcBorders>
+          </w:tcPr>
+          <w:p>
+            <w:pPr>
+              <w:pStyle w:val="Compact"/>
+              <w:spacing w:before="0" w:after="20" w:line="240" w:lineRule="auto"/>
+              <w:jc w:val="center"/>
+              <w:keepNext w:val="0"/>
+              <w:keepLines/>
+              <w:widowControl w:val="1"/>
+            </w:pPr>
+            <w:r>
+              <w:rPr>
+                <w:rFonts w:ascii="Times New Roman" w:hAnsi="Times New Roman"/>
+                <w:sz w:val="20"/>
+              </w:rPr>
+              <w:t xml:space="preserve">30</w:t>
+            </w:r>
+          </w:p>
+        </w:tc>
+        <w:tc>
+          <w:tcPr>
+            <w:tcBorders>
+              <w:left w:val="nil"/>
+              <w:right w:val="nil"/>
+              <w:top w:val="nil"/>
+              <w:bottom w:val="nil"/>
+            </w:tcBorders>
+          </w:tcPr>
+          <w:p>
+            <w:pPr>
+              <w:pStyle w:val="Compact"/>
+              <w:spacing w:before="0" w:after="20" w:line="240" w:lineRule="auto"/>
+              <w:jc w:val="center"/>
+              <w:keepNext w:val="0"/>
+              <w:keepLines/>
+              <w:widowControl w:val="1"/>
+            </w:pPr>
+            <w:r>
+              <w:rPr>
+                <w:rFonts w:ascii="Times New Roman" w:hAnsi="Times New Roman"/>
+                <w:sz w:val="20"/>
+              </w:rPr>
+              <w:t xml:space="preserve">0.893 ± 0.000</w:t>
+            </w:r>
+          </w:p>
+        </w:tc>
+        <w:tc>
+          <w:tcPr>
+            <w:tcBorders>
+              <w:left w:val="nil"/>
+              <w:right w:val="nil"/>
+              <w:top w:val="nil"/>
+              <w:bottom w:val="nil"/>
+            </w:tcBorders>
+          </w:tcPr>
+          <w:p>
+            <w:pPr>
+              <w:pStyle w:val="Compact"/>
+              <w:spacing w:before="0" w:after="20" w:line="240" w:lineRule="auto"/>
+              <w:jc w:val="center"/>
+              <w:keepNext w:val="0"/>
+              <w:keepLines/>
+              <w:widowControl w:val="1"/>
+            </w:pPr>
+            <w:r>
+              <w:rPr>
+                <w:rFonts w:ascii="Times New Roman" w:hAnsi="Times New Roman"/>
+                <w:sz w:val="20"/>
+              </w:rPr>
+              <w:t xml:space="preserve">0.883 ± 0.095</w:t>
+            </w:r>
+          </w:p>
+        </w:tc>
+        <w:tc>
+          <w:tcPr>
+            <w:tcBorders>
+              <w:left w:val="nil"/>
+              <w:right w:val="nil"/>
+              <w:top w:val="nil"/>
+              <w:bottom w:val="nil"/>
+            </w:tcBorders>
+          </w:tcPr>
+          <w:p>
+            <w:pPr>
+              <w:pStyle w:val="Compact"/>
+              <w:spacing w:before="0" w:after="20" w:line="240" w:lineRule="auto"/>
+              <w:jc w:val="center"/>
+              <w:keepNext w:val="0"/>
+              <w:keepLines/>
+              <w:widowControl w:val="1"/>
+            </w:pPr>
+            <w:r>
+              <w:rPr>
+                <w:rFonts w:ascii="Times New Roman" w:hAnsi="Times New Roman"/>
+                <w:sz w:val="20"/>
+              </w:rPr>
+              <w:t xml:space="preserve">0.893 ± 0.000</w:t>
+            </w:r>
+          </w:p>
+        </w:tc>
+        <w:tc>
+          <w:tcPr>
+            <w:tcBorders>
+              <w:left w:val="nil"/>
+              <w:right w:val="nil"/>
+              <w:top w:val="nil"/>
+              <w:bottom w:val="nil"/>
+            </w:tcBorders>
+          </w:tcPr>
+          <w:p>
+            <w:pPr>
+              <w:pStyle w:val="Compact"/>
+              <w:spacing w:before="0" w:after="20" w:line="240" w:lineRule="auto"/>
+              <w:jc w:val="center"/>
+              <w:keepNext w:val="0"/>
+              <w:keepLines/>
+              <w:widowControl w:val="1"/>
+            </w:pPr>
+            <w:r>
+              <w:rPr>
+                <w:rFonts w:ascii="Times New Roman" w:hAnsi="Times New Roman"/>
+                <w:sz w:val="20"/>
+              </w:rPr>
+              <w:t xml:space="preserve">0.872 ± 0.134</w:t>
+            </w:r>
+          </w:p>
+        </w:tc>
+        <w:tc>
+          <w:tcPr>
+            <w:tcBorders>
+              <w:left w:val="nil"/>
+              <w:right w:val="nil"/>
+              <w:top w:val="nil"/>
+              <w:bottom w:val="nil"/>
+            </w:tcBorders>
+          </w:tcPr>
+          <w:p>
+            <w:pPr>
+              <w:pStyle w:val="Compact"/>
+              <w:spacing w:before="0" w:after="20" w:line="240" w:lineRule="auto"/>
+              <w:jc w:val="center"/>
+              <w:keepNext w:val="0"/>
+              <w:keepLines/>
+              <w:widowControl w:val="1"/>
+            </w:pPr>
+            <w:r>
+              <w:rPr>
+                <w:rFonts w:ascii="Times New Roman" w:hAnsi="Times New Roman"/>
+                <w:b/>
+                <w:bCs/>
+                <w:sz w:val="20"/>
+              </w:rPr>
+              <w:t xml:space="preserve">0.893 ± 0.075</w:t>
+            </w:r>
+          </w:p>
+        </w:tc>
+      </w:tr>
+    </w:tbl>
+    <w:p>
+      <w:pPr>
+        <w:pStyle w:val="BodyText"/>
+        <w:spacing w:before="160"/>
+        <w:jc w:val="both"/>
+        <w:keepNext w:val="0"/>
+        <w:keepLines w:val="0"/>
+        <w:widowControl w:val="1"/>
+      </w:pPr>
+      <w:r>
+        <w:t xml:space="preserve">Three patterns are visible.</w:t>
+      </w:r>
+      <w:r>
+        <w:t xml:space="preserve"> </w:t>
+      </w:r>
+      <w:r>
+        <w:rPr>
+          <w:b/>
+          <w:bCs/>
+        </w:rPr>
+        <w:t xml:space="preserve">(i) Synthetic data is most valuable when real is scarce.</w:t>
+      </w:r>
+      <w:r>
+        <w:t xml:space="preserve"> </w:t>
+      </w:r>
+      <w:r>
+        <w:t xml:space="preserve">At</w:t>
+      </w:r>
+      <w:r>
+        <w:t xml:space="preserve"> </w:t>
+      </w:r>
+      <m:oMath>
+        <m:r>
+          <m:t>n</m:t>
+        </m:r>
+        <m:r>
+          <m:rPr>
+            <m:sty m:val="p"/>
+          </m:rPr>
+          <m:t>=</m:t>
+        </m:r>
+        <m:r>
+          <m:t>5</m:t>
+        </m:r>
+      </m:oMath>
+      <w:r>
+        <w:t xml:space="preserve">, both full_classic and full_attrforge augmentation deliver F1 gains of</w:t>
+      </w:r>
+      <w:r>
+        <w:t xml:space="preserve"> </w:t>
+      </w:r>
+      <m:oMath>
+        <m:r>
+          <m:rPr>
+            <m:sty m:val="p"/>
+          </m:rPr>
+          <m:t>+</m:t>
+        </m:r>
+        <m:r>
+          <m:t>0.14</m:t>
+        </m:r>
+      </m:oMath>
+      <w:r>
+        <w:t xml:space="preserve"> </w:t>
+      </w:r>
+      <w:r>
+        <w:t xml:space="preserve">to</w:t>
+      </w:r>
+      <w:r>
+        <w:t xml:space="preserve"> </w:t>
+      </w:r>
+      <m:oMath>
+        <m:r>
+          <m:rPr>
+            <m:sty m:val="p"/>
+          </m:rPr>
+          <m:t>+</m:t>
+        </m:r>
+        <m:r>
+          <m:t>0.23</m:t>
+        </m:r>
+      </m:oMath>
+      <w:r>
+        <w:t xml:space="preserve"> </w:t>
+      </w:r>
+      <w:r>
+        <w:t xml:space="preserve">over the real-only baseline. The three-critic loop's gain is larger (</w:t>
+      </w:r>
+      <m:oMath>
+        <m:r>
+          <m:rPr>
+            <m:sty m:val="p"/>
+          </m:rPr>
+          <m:t>+</m:t>
+        </m:r>
+        <m:r>
+          <m:t>0.23</m:t>
+        </m:r>
+      </m:oMath>
+      <w:r>
+        <w:t xml:space="preserve">, F1</w:t>
+      </w:r>
+      <w:r>
+        <w:t xml:space="preserve"> </w:t>
+      </w:r>
+      <m:oMath>
+        <m:r>
+          <m:t>0.789</m:t>
+        </m:r>
+      </m:oMath>
+      <w:r>
+        <w:t xml:space="preserve"> </w:t>
+      </w:r>
+      <w:r>
+        <w:t xml:space="preserve">vs real-only</w:t>
+      </w:r>
+      <w:r>
+        <w:t xml:space="preserve"> </w:t>
+      </w:r>
+      <m:oMath>
+        <m:r>
+          <m:t>0.561</m:t>
+        </m:r>
+      </m:oMath>
+      <w:r>
+        <w:t xml:space="preserve">); its higher attribute-fidelity rate provides the keyword anchors a 5-sample real set cannot.</w:t>
+      </w:r>
+      <w:r>
+        <w:t xml:space="preserve"> </w:t>
+      </w:r>
+      <w:r>
+        <w:rPr>
+          <w:b/>
+          <w:bCs/>
+        </w:rPr>
+        <w:t xml:space="preserve">(ii) AttrForge reaches the real-only ceiling; full_classic does not.</w:t>
+      </w:r>
+      <w:r>
+        <w:t xml:space="preserve"> </w:t>
+      </w:r>
+      <w:r>
+        <w:t xml:space="preserve">At</w:t>
+      </w:r>
+      <w:r>
+        <w:t xml:space="preserve"> </w:t>
+      </w:r>
+      <m:oMath>
+        <m:r>
+          <m:t>n</m:t>
+        </m:r>
+        <m:r>
+          <m:rPr>
+            <m:sty m:val="p"/>
+          </m:rPr>
+          <m:t>≥</m:t>
+        </m:r>
+        <m:r>
+          <m:t>20</m:t>
+        </m:r>
+      </m:oMath>
+      <w:r>
+        <w:t xml:space="preserve">, the real-only baseline saturates at</w:t>
+      </w:r>
+      <w:r>
+        <w:t xml:space="preserve"> </w:t>
+      </w:r>
+      <m:oMath>
+        <m:r>
+          <m:t>0.893</m:t>
+        </m:r>
+      </m:oMath>
+      <w:r>
+        <w:t xml:space="preserve">. The seven-critic loop matches that ceiling at every</w:t>
+      </w:r>
+      <w:r>
+        <w:t xml:space="preserve"> </w:t>
+      </w:r>
+      <m:oMath>
+        <m:r>
+          <m:t>n</m:t>
+        </m:r>
+        <m:r>
+          <m:rPr>
+            <m:sty m:val="p"/>
+          </m:rPr>
+          <m:t>≥</m:t>
+        </m:r>
+        <m:r>
+          <m:t>20</m:t>
+        </m:r>
+      </m:oMath>
+      <w:r>
+        <w:t xml:space="preserve"> </w:t>
+      </w:r>
+      <w:r>
+        <w:t xml:space="preserve">(</w:t>
+      </w:r>
+      <m:oMath>
+        <m:r>
+          <m:t>0.893</m:t>
+        </m:r>
+        <m:r>
+          <m:rPr>
+            <m:sty m:val="p"/>
+          </m:rPr>
+          <m:t>±</m:t>
+        </m:r>
+        <m:r>
+          <m:t>0.075</m:t>
+        </m:r>
+      </m:oMath>
+      <w:r>
+        <w:t xml:space="preserve">); the three-critic baseline plateaus at</w:t>
+      </w:r>
+      <w:r>
+        <w:t xml:space="preserve"> </w:t>
+      </w:r>
+      <m:oMath>
+        <m:r>
+          <m:t>0.872</m:t>
+        </m:r>
+      </m:oMath>
+      <w:r>
+        <w:t xml:space="preserve"> </w:t>
+      </w:r>
+      <w:r>
+        <w:t xml:space="preserve">and stays there.</w:t>
+      </w:r>
+      <w:r>
+        <w:t xml:space="preserve"> </w:t>
+      </w:r>
+      <w:r>
+        <w:rPr>
+          <w:b/>
+          <w:bCs/>
+        </w:rPr>
+        <w:t xml:space="preserve">(iii) The crossover sits at</w:t>
+      </w:r>
+      <w:r>
+        <w:rPr>
+          <w:b/>
+          <w:bCs/>
+        </w:rPr>
+        <w:t xml:space="preserve"> </w:t>
+      </w:r>
+      <m:oMath>
+        <m:r>
+          <m:t>n</m:t>
+        </m:r>
+        <m:r>
+          <m:rPr>
+            <m:sty m:val="p"/>
+          </m:rPr>
+          <m:t>≈</m:t>
+        </m:r>
+        <m:r>
+          <m:t>15</m:t>
+        </m:r>
+      </m:oMath>
+      <w:r>
+        <w:rPr>
+          <w:b/>
+          <w:bCs/>
+        </w:rPr>
+        <w:t xml:space="preserve">.</w:t>
+      </w:r>
+      <w:r>
+        <w:t xml:space="preserve"> </w:t>
+      </w:r>
+      <w:r>
+        <w:t xml:space="preserve">Below that size, attribute-fidelity-favoring synthetic data dominates; above it, diversity-preserving synthetic data matches the real-only ceiling. The two methods are most useful in different regimes.</w:t>
+      </w:r>
+    </w:p>
+    <w:bookmarkEnd w:id="38"/>
+    <w:bookmarkStart w:id="39" w:name="X1685f55320dcac1c6b2fb29dd7d14d2a0c89a84"/>
+    <w:p>
+      <w:pPr>
+        <w:pStyle w:val="Heading3"/>
+        <w:keepNext/>
+        <w:keepLines/>
+        <w:widowControl w:val="1"/>
+      </w:pPr>
+      <w:r>
+        <w:t xml:space="preserve">7.2</w:t>
+      </w:r>
+      <w:r>
+        <w:t xml:space="preserve">Isolated train-on-synthetic protocol: a 0.18 macro-F1 gap under TF-IDF</w:t>
+      </w:r>
+    </w:p>
+    <w:p>
+      <w:pPr>
+        <w:spacing w:before="160" w:after="60" w:line="240" w:lineRule="auto"/>
+        <w:keepNext/>
+        <w:keepLines/>
+        <w:widowControl w:val="1"/>
+      </w:pPr>
+      <w:r>
+        <w:rPr>
+          <w:b/>
+          <w:i/>
+        </w:rPr>
+        <w:t>Table 4:</w:t>
+      </w:r>
+      <w:r>
+        <w:rPr>
+          <w:b w:val="0"/>
+          <w:i/>
+        </w:rPr>
+        <w:t xml:space="preserve"> </w:t>
+      </w:r>
+      <w:r>
+        <w:rPr>
+          <w:b w:val="0"/>
+          <w:i/>
+        </w:rPr>
+        <w:t>Per-condition metrics at the final iteration under the isolated train-on-synthetic protocol, mean ± std over 5 random seeds. "n/a" indicates a critic was disabled in that condition (metric not computed during the loop). Post-hoc adversary audit numbers are in Section 8 (Table 7). Bold cells highlight the TF-IDF gap.</w:t>
+      </w:r>
+    </w:p>
+    <w:tbl>
+      <w:tblPr>
+        <w:tblStyle w:val="Table"/>
+        <w:tblW w:type="pct" w:w="5000"/>
+        <w:jc w:val="center"/>
+        <w:tblLook w:firstRow="1" w:lastRow="0" w:firstColumn="0" w:lastColumn="0" w:noHBand="0" w:noVBand="0" w:val="0020"/>
+        <w:tblCaption w:val="Table 4: Per-condition metrics at the final iteration under the isolated train-on-synthetic protocol, mean ± std over 5 random seeds. &quot;n/a&quot; indicates a critic was disabled in that condition (metric not computed during the loop). Post-hoc adversary audit numbers are in Section 8 (Table 7). Bold cells highlight the TF-IDF gap."/>
         <w:tblLayout w:type="autofit"/>
         <w:tblBorders>
           <w:top w:val="single" w:sz="10" w:color="4F6272"/>
@@ -10231,8 +11978,8 @@
         <w:t xml:space="preserve">, and we verify deterministically that each banned phrasing is suppressed in subsequent generation. The framework's design intent is observable in the output: the samples are simultaneously more surface-diverse, less attribute-faithful by LLM-verifier judgment, more LLM-detectable by a per-sample realism discriminator, and harder for a TF-IDF classifier to discriminate by intent.</w:t>
       </w:r>
     </w:p>
-    <w:bookmarkEnd w:id="38"/>
-    <w:bookmarkStart w:id="39" w:name="X96802fe0c26dc54813bd3ba34e11910b82ebfd8"/>
+    <w:bookmarkEnd w:id="39"/>
+    <w:bookmarkStart w:id="40" w:name="X728b17c5ccb4f2700ed4c27dc2a04070b838bee"/>
     <w:p>
       <w:pPr>
         <w:pStyle w:val="Heading3"/>
@@ -10241,10 +11988,10 @@
         <w:widowControl w:val="1"/>
       </w:pPr>
       <w:r>
-        <w:t xml:space="preserve">7.2</w:t>
-      </w:r>
-      <w:r>
-        <w:t xml:space="preserve">Multi-classifier evaluation: the picture depends on the reader</w:t>
+        <w:t xml:space="preserve">7.3</w:t>
+      </w:r>
+      <w:r>
+        <w:t xml:space="preserve">Isolated protocol with stronger classifiers</w:t>
       </w:r>
     </w:p>
     <w:p>
@@ -10333,7 +12080,7 @@
           <w:b/>
           <w:i/>
         </w:rPr>
-        <w:t>Figure 2:</w:t>
+        <w:t>Figure 3:</w:t>
       </w:r>
       <w:r>
         <w:rPr>
@@ -10347,7 +12094,7 @@
           <w:b w:val="0"/>
           <w:i/>
         </w:rPr>
-        <w:t>Downstream macro F1 on the held-out real test set across three classifier choices and the same synthetic-data batches (mean ± std across 5 random seeds). The TF-IDF gap reported in Section 7.1 is visible in the leftmost bars of each group; it does not survive a classifier swap: under sentence-transformer features the comparison between full_classic and full_attrforge is statistically indistinguishable (paired-t , 95% bootstrap CI  on the paired diff). The character -gram classifier sits between the two extremes.</w:t>
+        <w:t>Isolated train-on-synthetic protocol: downstream macro F1 on the held-out real test set across three classifier choices and the same synthetic-data batches (mean ± std across 5 random seeds). The TF-IDF gap is visible in the leftmost bars of each group; it does not survive a classifier swap (under sentence-transformer features the comparison between full_classic and full_attrforge is statistically indistinguishable: paired-t , 95% bootstrap CI ). The character -gram classifier sits between the two extremes.</w:t>
       </w:r>
     </w:p>
     <w:p>
@@ -10362,7 +12109,7 @@
           <w:b/>
           <w:i/>
         </w:rPr>
-        <w:t>Table 4:</w:t>
+        <w:t>Table 5:</w:t>
       </w:r>
       <w:r>
         <w:rPr>
@@ -10376,7 +12123,7 @@
           <w:b w:val="0"/>
           <w:i/>
         </w:rPr>
-        <w:t>Multi-classifier downstream macro F1 (mean ± std across 5 seeds). Bold cells are the best per-classifier column by mean. Under TF-IDF word features the 7-critic loop is below the 3-critic loop in 4 of 5 seeds (paired-t , Wilcoxon , 95% bootstrap CI ). Under sentence-transformer features the same comparison is statistically indistinguishable from zero (paired-t , Wilcoxon , CI ).</w:t>
+        <w:t>Multi-classifier downstream macro F1 under the isolated train-on-synthetic protocol (mean ± std across 5 seeds). Bold cells are the best per-classifier column by mean. Under TF-IDF word features the 7-critic loop is below the 3-critic loop in 4 of 5 seeds (paired-t , Wilcoxon , 95% bootstrap CI ). Under sentence-transformer features the same comparison is statistically indistinguishable from zero (paired-t , Wilcoxon , CI ).</w:t>
       </w:r>
     </w:p>
     <w:tbl>
@@ -10385,7 +12132,7 @@
         <w:tblW w:type="pct" w:w="5000"/>
         <w:jc w:val="center"/>
         <w:tblLook w:firstRow="1" w:lastRow="0" w:firstColumn="0" w:lastColumn="0" w:noHBand="0" w:noVBand="0" w:val="0020"/>
-        <w:tblCaption w:val="Table 4: Multi-classifier downstream macro F1 (mean ± std across 5 seeds). Bold cells are the best per-classifier column by mean. Under TF-IDF word features the 7-critic loop is below the 3-critic loop in 4 of 5 seeds (paired-t p=0.046, Wilcoxon p=0.125, 95% bootstrap CI [-0.231, -0.055]). Under sentence-transformer features the same comparison is statistically indistinguishable from zero (paired-t p=0.82, Wilcoxon p=0.88, CI [-0.113, +0.093])."/>
+        <w:tblCaption w:val="Table 5: Multi-classifier downstream macro F1 under the isolated train-on-synthetic protocol (mean ± std across 5 seeds). Bold cells are the best per-classifier column by mean. Under TF-IDF word features the 7-critic loop is below the 3-critic loop in 4 of 5 seeds (paired-t p=0.046, Wilcoxon p=0.125, 95% bootstrap CI [-0.231, -0.055]). Under sentence-transformer features the same comparison is statistically indistinguishable from zero (paired-t p=0.82, Wilcoxon p=0.88, CI [-0.113, +0.093])."/>
         <w:tblLayout w:type="autofit"/>
         <w:tblBorders>
           <w:top w:val="single" w:sz="10" w:color="4F6272"/>
@@ -11492,8 +13239,8 @@
         <w:t xml:space="preserve">Two consequences for the train-on-synthetic / test-on-real protocol. Reports that use only TF-IDF (the historical default in the synthetic-data literature) penalize diversity-inducing methods by construction, because the classifier signal depends on keyword consistency. Reports that use only embedding-based classifiers absorb the same surface variation as additional coverage. Multi-classifier evaluation gives the reader the full distribution of orderings rather than a single one.</w:t>
       </w:r>
     </w:p>
-    <w:bookmarkEnd w:id="39"/>
-    <w:bookmarkStart w:id="40" w:name="direct-diversity-measurements"/>
+    <w:bookmarkEnd w:id="40"/>
+    <w:bookmarkStart w:id="41" w:name="direct-diversity-measurements"/>
     <w:p>
       <w:pPr>
         <w:pStyle w:val="Heading3"/>
@@ -11502,7 +13249,7 @@
         <w:widowControl w:val="1"/>
       </w:pPr>
       <w:r>
-        <w:t xml:space="preserve">7.3</w:t>
+        <w:t xml:space="preserve">7.4</w:t>
       </w:r>
       <w:r>
         <w:t xml:space="preserve">Direct diversity measurements</w:t>
@@ -11581,7 +13328,7 @@
           <w:b/>
           <w:i/>
         </w:rPr>
-        <w:t>Table 5:</w:t>
+        <w:t>Table 6:</w:t>
       </w:r>
       <w:r>
         <w:rPr>
@@ -11604,7 +13351,7 @@
         <w:tblW w:type="pct" w:w="5000"/>
         <w:jc w:val="center"/>
         <w:tblLook w:firstRow="1" w:lastRow="0" w:firstColumn="0" w:lastColumn="0" w:noHBand="0" w:noVBand="0" w:val="0020"/>
-        <w:tblCaption w:val="Table 5: Direct diversity measurements on each condition's final pooled batch, mean ± std across 5 seeds. Bold cells are the best per-column among iterated conditions. full_attrforge has the highest distinct-n for all n \in \{1, 2, 3\} and the lowest self-BLEU-4 among the five iterated conditions, supporting the claim that the GAN-style adversaries inject genuine lexical diversity. The non-iterated baselines (naive and few_shot) score higher on distinct-n because they have not been narrowed by iterative prompt updates; few_shot's 8-exemplar real pool contributes additional surface diversity."/>
+        <w:tblCaption w:val="Table 6: Direct diversity measurements on each condition's final pooled batch, mean ± std across 5 seeds. Bold cells are the best per-column among iterated conditions. full_attrforge has the highest distinct-n for all n \in \{1, 2, 3\} and the lowest self-BLEU-4 among the five iterated conditions, supporting the claim that the GAN-style adversaries inject genuine lexical diversity. The non-iterated baselines (naive and few_shot) score higher on distinct-n because they have not been narrowed by iterative prompt updates; few_shot's 8-exemplar real pool contributes additional surface diversity."/>
         <w:tblLayout w:type="autofit"/>
         <w:tblBorders>
           <w:top w:val="single" w:sz="10" w:color="4F6272"/>
@@ -12824,8 +14571,8 @@
         <w:t xml:space="preserve">lower on self-BLEU-4) and consistent. This is the most direct evidence that the GAN-style adversaries are doing what they were designed to do: increasing surface diversity beyond what the three-critic baseline achieves.</w:t>
       </w:r>
     </w:p>
-    <w:bookmarkEnd w:id="40"/>
-    <w:bookmarkStart w:id="41" w:name="realism-trajectory"/>
+    <w:bookmarkEnd w:id="41"/>
+    <w:bookmarkStart w:id="42" w:name="realism-trajectory"/>
     <w:p>
       <w:pPr>
         <w:pStyle w:val="Heading3"/>
@@ -12834,7 +14581,7 @@
         <w:widowControl w:val="1"/>
       </w:pPr>
       <w:r>
-        <w:t xml:space="preserve">7.4</w:t>
+        <w:t xml:space="preserve">7.5</w:t>
       </w:r>
       <w:r>
         <w:t xml:space="preserve">Realism trajectory</w:t>
@@ -12903,7 +14650,7 @@
           <w:b/>
           <w:i/>
         </w:rPr>
-        <w:t>Figure 3:</w:t>
+        <w:t>Figure 4:</w:t>
       </w:r>
       <w:r>
         <w:rPr>
@@ -13036,9 +14783,9 @@
         <w:t xml:space="preserve">). The cumulative ranking reverses because the seven-critic loop's instruction set accumulates over iterations, so its early iterations resemble the baseline while later ones diverge.</w:t>
       </w:r>
     </w:p>
-    <w:bookmarkEnd w:id="41"/>
     <w:bookmarkEnd w:id="42"/>
-    <w:bookmarkStart w:id="43" w:name="sec-audit"/>
+    <w:bookmarkEnd w:id="43"/>
+    <w:bookmarkStart w:id="44" w:name="sec-audit"/>
     <w:p>
       <w:pPr>
         <w:pStyle w:val="Heading2"/>
@@ -13192,7 +14939,7 @@
           <w:b/>
           <w:i/>
         </w:rPr>
-        <w:t>Figure 4:</w:t>
+        <w:t>Figure 5:</w:t>
       </w:r>
       <w:r>
         <w:rPr>
@@ -13272,7 +15019,7 @@
           <w:b/>
           <w:i/>
         </w:rPr>
-        <w:t>Figure 5:</w:t>
+        <w:t>Figure 6:</w:t>
       </w:r>
       <w:r>
         <w:rPr>
@@ -13301,7 +15048,7 @@
           <w:b/>
           <w:i/>
         </w:rPr>
-        <w:t>Table 6:</w:t>
+        <w:t>Table 7:</w:t>
       </w:r>
       <w:r>
         <w:rPr>
@@ -13324,7 +15071,7 @@
         <w:tblW w:type="pct" w:w="5000"/>
         <w:jc w:val="center"/>
         <w:tblLook w:firstRow="1" w:lastRow="0" w:firstColumn="0" w:lastColumn="0" w:noHBand="0" w:noVBand="0" w:val="0020"/>
-        <w:tblCaption w:val="Table 6: Post-hoc adversary audit (mean ± std across 5 random seeds). Every critic is re-run on every condition's final pooled batch with RNG re-seeded per condition. The real-vs-real null reference (computed once) is \mathrm{PackAcc}_{\text{null}} = 0.55 in this domain. Pack accuracy below the null reference indicates the synthetic batch is at-least-as-diverse as the real seed set; above null indicates pack-level homogeneity. We omit Coverage AUROC (saturates at 1.00 for every condition) and the Mode-Seeking ratio (approximately constant at 0.23 \pm 0.01 for every condition); both are reported in the released artifacts but do not differentiate conditions on this task."/>
+        <w:tblCaption w:val="Table 7: Post-hoc adversary audit (mean ± std across 5 random seeds). Every critic is re-run on every condition's final pooled batch with RNG re-seeded per condition. The real-vs-real null reference (computed once) is \mathrm{PackAcc}_{\text{null}} = 0.55 in this domain. Pack accuracy below the null reference indicates the synthetic batch is at-least-as-diverse as the real seed set; above null indicates pack-level homogeneity. We omit Coverage AUROC (saturates at 1.00 for every condition) and the Mode-Seeking ratio (approximately constant at 0.23 \pm 0.01 for every condition); both are reported in the released artifacts but do not differentiate conditions on this task."/>
         <w:tblLayout w:type="autofit"/>
         <w:tblBorders>
           <w:top w:val="single" w:sz="10" w:color="4F6272"/>
@@ -14520,8 +16267,8 @@
         <w:t xml:space="preserve">downstream F1 under TF-IDF, and the cost vanishes under sentence-transformer features (Section 7.2).</w:t>
       </w:r>
     </w:p>
-    <w:bookmarkEnd w:id="43"/>
-    <w:bookmarkStart w:id="50" w:name="sec-discussion"/>
+    <w:bookmarkEnd w:id="44"/>
+    <w:bookmarkStart w:id="51" w:name="sec-discussion"/>
     <w:p>
       <w:pPr>
         <w:pStyle w:val="Heading2"/>
@@ -14536,7 +16283,7 @@
         <w:t xml:space="preserve">Discussion</w:t>
       </w:r>
     </w:p>
-    <w:bookmarkStart w:id="44" w:name="what-the-live-llm-evaluation-shows"/>
+    <w:bookmarkStart w:id="45" w:name="what-the-live-llm-evaluation-shows"/>
     <w:p>
       <w:pPr>
         <w:pStyle w:val="Heading3"/>
@@ -14779,8 +16526,8 @@
         <w:t xml:space="preserve">); both are far from chance, and the GAN adversaries reduce that gap rather than eliminating it.</w:t>
       </w:r>
     </w:p>
-    <w:bookmarkEnd w:id="44"/>
-    <w:bookmarkStart w:id="45" w:name="scope-of-the-evaluation"/>
+    <w:bookmarkEnd w:id="45"/>
+    <w:bookmarkStart w:id="46" w:name="scope-of-the-evaluation"/>
     <w:p>
       <w:pPr>
         <w:pStyle w:val="Heading3"/>
@@ -14952,8 +16699,8 @@
         <w:t xml:space="preserve">the LLM verifier judges that fewer than 10% of generated samples satisfy their requested attribute vector, in both the three-critic and seven-critic loops; the attribute-fidelity axis is below saturation on this task and is a separate dimension from the diversity-utility tradeoff we report.</w:t>
       </w:r>
     </w:p>
-    <w:bookmarkEnd w:id="45"/>
-    <w:bookmarkStart w:id="46" w:name="why-named-complaints-beat-scalar-rewards"/>
+    <w:bookmarkEnd w:id="46"/>
+    <w:bookmarkStart w:id="47" w:name="why-named-complaints-beat-scalar-rewards"/>
     <w:p>
       <w:pPr>
         <w:pStyle w:val="Heading3"/>
@@ -15007,8 +16754,8 @@
         <w:t xml:space="preserve">produces nothing actionable), and (ii) joint constraint satisfaction (the updater is forced to find a rewrite addressing multiple critics; a single scalar invites mode chasing toward the loudest one).</w:t>
       </w:r>
     </w:p>
-    <w:bookmarkEnd w:id="46"/>
-    <w:bookmarkStart w:id="47" w:name="Xd0e86175d0a06b9e9b999ce0770855e041ba1e2"/>
+    <w:bookmarkEnd w:id="47"/>
+    <w:bookmarkStart w:id="48" w:name="Xd0e86175d0a06b9e9b999ce0770855e041ba1e2"/>
     <w:p>
       <w:pPr>
         <w:pStyle w:val="Heading3"/>
@@ -15049,8 +16796,8 @@
         <w:t xml:space="preserve">times even if each individual emission scored perfectly on the standard discriminator. Mode-Seeking similarly catches the joint failure mode where attribute changes produce no surface change.</w:t>
       </w:r>
     </w:p>
-    <w:bookmarkEnd w:id="47"/>
-    <w:bookmarkStart w:id="48" w:name="memory-the-immune-system-analogy"/>
+    <w:bookmarkEnd w:id="48"/>
+    <w:bookmarkStart w:id="49" w:name="memory-the-immune-system-analogy"/>
     <w:p>
       <w:pPr>
         <w:pStyle w:val="Heading3"/>
@@ -15106,8 +16853,8 @@
         <w:t xml:space="preserve">failure state instead.</w:t>
       </w:r>
     </w:p>
-    <w:bookmarkEnd w:id="48"/>
-    <w:bookmarkStart w:id="49" w:name="X693ebf1c1ca8c4365665c93d1ec4747731832e8"/>
+    <w:bookmarkEnd w:id="49"/>
+    <w:bookmarkStart w:id="50" w:name="X693ebf1c1ca8c4365665c93d1ec4747731832e8"/>
     <w:p>
       <w:pPr>
         <w:pStyle w:val="Heading3"/>
@@ -15188,9 +16935,9 @@
         <w:t xml:space="preserve">is the closest existing GAN-style framework for LLM data, pairing one attacker LLM and one defender LLM under a tool-augmented judge. Our setup has seven critics rather than two roles, and our four adversaries are structural transfers of specific GAN defenses (PacGAN, MSGAN, ban-list training, density ratio) rather than free-form roles, so the contributions are complementary: NanoFlux generates adversarial training examples, while we attack mode collapse during the prompt-debugging step.</w:t>
       </w:r>
     </w:p>
-    <w:bookmarkEnd w:id="49"/>
     <w:bookmarkEnd w:id="50"/>
-    <w:bookmarkStart w:id="51" w:name="sec-limitations"/>
+    <w:bookmarkEnd w:id="51"/>
+    <w:bookmarkStart w:id="52" w:name="sec-limitations"/>
     <w:p>
       <w:pPr>
         <w:pStyle w:val="Heading2"/>
@@ -15629,8 +17376,8 @@
         <w:t xml:space="preserve">The 280-word budget is rendered as an instruction in the user message and respected by the live LLM through instruction following rather than enforced programmatically.</w:t>
       </w:r>
     </w:p>
-    <w:bookmarkEnd w:id="51"/>
-    <w:bookmarkStart w:id="53" w:name="sec-conclusion"/>
+    <w:bookmarkEnd w:id="52"/>
+    <w:bookmarkStart w:id="54" w:name="sec-conclusion"/>
     <w:p>
       <w:pPr>
         <w:pStyle w:val="Heading2"/>
@@ -15666,10 +17413,94 @@
         <w:t xml:space="preserve">gpt-4o-mini</w:t>
       </w:r>
       <w:r>
-        <w:t xml:space="preserve">, the seven-critic loop scores 0.14 macro F1 below the three-critic baseline under a TF-IDF</w:t>
-      </w:r>
-      <w:r>
-        <w:t xml:space="preserve"> </w:t>
+        <w:t xml:space="preserve">, the main empirical result is under the data-augmentation protocol: the seven-critic loop is the only iterated condition that matches the real-only macro F1 ceiling (</w:t>
+      </w:r>
+      <m:oMath>
+        <m:r>
+          <m:t>0.893</m:t>
+        </m:r>
+      </m:oMath>
+      <w:r>
+        <w:t xml:space="preserve">) at every real-train size from</w:t>
+      </w:r>
+      <w:r>
+        <w:t xml:space="preserve"> </w:t>
+      </w:r>
+      <m:oMath>
+        <m:r>
+          <m:t>20</m:t>
+        </m:r>
+      </m:oMath>
+      <w:r>
+        <w:t xml:space="preserve"> </w:t>
+      </w:r>
+      <w:r>
+        <w:t xml:space="preserve">to</w:t>
+      </w:r>
+      <w:r>
+        <w:t xml:space="preserve"> </w:t>
+      </w:r>
+      <m:oMath>
+        <m:r>
+          <m:t>30</m:t>
+        </m:r>
+      </m:oMath>
+      <w:r>
+        <w:t xml:space="preserve"> </w:t>
+      </w:r>
+      <w:r>
+        <w:t xml:space="preserve">under a sentence-transformer downstream classifier; the three-critic baseline plateaus at</w:t>
+      </w:r>
+      <w:r>
+        <w:t xml:space="preserve"> </w:t>
+      </w:r>
+      <m:oMath>
+        <m:r>
+          <m:t>0.872</m:t>
+        </m:r>
+      </m:oMath>
+      <w:r>
+        <w:t xml:space="preserve"> </w:t>
+      </w:r>
+      <w:r>
+        <w:t xml:space="preserve">and stays there. At very-scarce real (</w:t>
+      </w:r>
+      <m:oMath>
+        <m:r>
+          <m:t>n</m:t>
+        </m:r>
+        <m:r>
+          <m:rPr>
+            <m:sty m:val="p"/>
+          </m:rPr>
+          <m:t>=</m:t>
+        </m:r>
+        <m:r>
+          <m:t>5</m:t>
+        </m:r>
+      </m:oMath>
+      <w:r>
+        <w:t xml:space="preserve">,</w:t>
+      </w:r>
+      <w:r>
+        <w:t xml:space="preserve"> </w:t>
+      </w:r>
+      <m:oMath>
+        <m:r>
+          <m:t>n</m:t>
+        </m:r>
+        <m:r>
+          <m:rPr>
+            <m:sty m:val="p"/>
+          </m:rPr>
+          <m:t>=</m:t>
+        </m:r>
+        <m:r>
+          <m:t>10</m:t>
+        </m:r>
+      </m:oMath>
+      <w:r>
+        <w:t xml:space="preserve">), both methods deliver large gains over the real-only baseline (</w:t>
       </w:r>
       <m:oMath>
         <m:r>
@@ -15678,19 +17509,56 @@
           </m:rPr>
           <m:t>+</m:t>
         </m:r>
+        <m:r>
+          <m:t>0.14</m:t>
+        </m:r>
       </m:oMath>
       <w:r>
         <w:t xml:space="preserve"> </w:t>
       </w:r>
       <w:r>
-        <w:t xml:space="preserve">logistic-regression downstream classifier (statistically significant at</w:t>
+        <w:t xml:space="preserve">to</w:t>
       </w:r>
       <w:r>
         <w:t xml:space="preserve"> </w:t>
       </w:r>
       <m:oMath>
         <m:r>
-          <m:t>N</m:t>
+          <m:rPr>
+            <m:sty m:val="p"/>
+          </m:rPr>
+          <m:t>+</m:t>
+        </m:r>
+        <m:r>
+          <m:t>0.23</m:t>
+        </m:r>
+      </m:oMath>
+      <w:r>
+        <w:t xml:space="preserve"> </w:t>
+      </w:r>
+      <w:r>
+        <w:t xml:space="preserve">macro F1), confirming the value of synthetic data when real labels are scarce. Under the isolated train-on-synthetic protocol the seven-critic loop scores</w:t>
+      </w:r>
+      <w:r>
+        <w:t xml:space="preserve"> </w:t>
+      </w:r>
+      <m:oMath>
+        <m:r>
+          <m:t>0.14</m:t>
+        </m:r>
+      </m:oMath>
+      <w:r>
+        <w:t xml:space="preserve"> </w:t>
+      </w:r>
+      <w:r>
+        <w:t xml:space="preserve">macro F1 below the three-critic baseline on TF-IDF features (paired-t</w:t>
+      </w:r>
+      <w:r>
+        <w:t xml:space="preserve"> </w:t>
+      </w:r>
+      <m:oMath>
+        <m:r>
+          <m:t>p</m:t>
         </m:r>
         <m:r>
           <m:rPr>
@@ -15699,14 +17567,55 @@
           <m:t>=</m:t>
         </m:r>
         <m:r>
-          <m:t>5</m:t>
+          <m:t>0.046</m:t>
         </m:r>
       </m:oMath>
       <w:r>
-        <w:t xml:space="preserve">: paired-t</w:t>
-      </w:r>
-      <w:r>
-        <w:t xml:space="preserve"> </w:t>
+        <w:t xml:space="preserve">; 95% bootstrap CI</w:t>
+      </w:r>
+      <w:r>
+        <w:t xml:space="preserve"> </w:t>
+      </w:r>
+      <m:oMath>
+        <m:r>
+          <m:rPr>
+            <m:sty m:val="p"/>
+          </m:rPr>
+          <m:t>[</m:t>
+        </m:r>
+        <m:r>
+          <m:rPr>
+            <m:sty m:val="p"/>
+          </m:rPr>
+          <m:t>−</m:t>
+        </m:r>
+        <m:r>
+          <m:t>0.231</m:t>
+        </m:r>
+        <m:r>
+          <m:rPr>
+            <m:sty m:val="p"/>
+          </m:rPr>
+          <m:t>,</m:t>
+        </m:r>
+        <m:r>
+          <m:rPr>
+            <m:sty m:val="p"/>
+          </m:rPr>
+          <m:t>−</m:t>
+        </m:r>
+        <m:r>
+          <m:t>0.055</m:t>
+        </m:r>
+        <m:r>
+          <m:rPr>
+            <m:sty m:val="p"/>
+          </m:rPr>
+          <m:t>]</m:t>
+        </m:r>
+      </m:oMath>
+      <w:r>
+        <w:t xml:space="preserve">); the same comparison under sentence-transformer features is statistically indistinguishable from zero (</w:t>
       </w:r>
       <m:oMath>
         <m:r>
@@ -15719,133 +17628,19 @@
           <m:t>=</m:t>
         </m:r>
         <m:r>
-          <m:t>0.046</m:t>
+          <m:t>0.82</m:t>
         </m:r>
       </m:oMath>
       <w:r>
-        <w:t xml:space="preserve">; 95% bootstrap CI</w:t>
-      </w:r>
-      <w:r>
-        <w:t xml:space="preserve"> </w:t>
+        <w:t xml:space="preserve">). We additionally contribute a post-hoc adversary audit protocol with a real-vs-real null reference, and direct lexical diversity measurements (distinct-</w:t>
       </w:r>
       <m:oMath>
         <m:r>
-          <m:rPr>
-            <m:sty m:val="p"/>
-          </m:rPr>
-          <m:t>[</m:t>
-        </m:r>
-        <m:r>
-          <m:rPr>
-            <m:sty m:val="p"/>
-          </m:rPr>
-          <m:t>−</m:t>
-        </m:r>
-        <m:r>
-          <m:t>0.231</m:t>
-        </m:r>
-        <m:r>
-          <m:rPr>
-            <m:sty m:val="p"/>
-          </m:rPr>
-          <m:t>,</m:t>
-        </m:r>
-        <m:r>
-          <m:rPr>
-            <m:sty m:val="p"/>
-          </m:rPr>
-          <m:t>−</m:t>
-        </m:r>
-        <m:r>
-          <m:t>0.055</m:t>
-        </m:r>
-        <m:r>
-          <m:rPr>
-            <m:sty m:val="p"/>
-          </m:rPr>
-          <m:t>]</m:t>
+          <m:t>n</m:t>
         </m:r>
       </m:oMath>
       <w:r>
-        <w:t xml:space="preserve">); the same comparison under sentence-transformer features is statistically indistinguishable from zero (CI</w:t>
-      </w:r>
-      <w:r>
-        <w:t xml:space="preserve"> </w:t>
-      </w:r>
-      <m:oMath>
-        <m:r>
-          <m:rPr>
-            <m:sty m:val="p"/>
-          </m:rPr>
-          <m:t>[</m:t>
-        </m:r>
-        <m:r>
-          <m:rPr>
-            <m:sty m:val="p"/>
-          </m:rPr>
-          <m:t>−</m:t>
-        </m:r>
-        <m:r>
-          <m:t>0.113</m:t>
-        </m:r>
-        <m:r>
-          <m:rPr>
-            <m:sty m:val="p"/>
-          </m:rPr>
-          <m:t>,</m:t>
-        </m:r>
-        <m:r>
-          <m:rPr>
-            <m:sty m:val="p"/>
-          </m:rPr>
-          <m:t>+</m:t>
-        </m:r>
-        <m:r>
-          <m:t>0.093</m:t>
-        </m:r>
-        <m:r>
-          <m:rPr>
-            <m:sty m:val="p"/>
-          </m:rPr>
-          <m:t>]</m:t>
-        </m:r>
-      </m:oMath>
-      <w:r>
-        <w:t xml:space="preserve">,</w:t>
-      </w:r>
-      <w:r>
-        <w:t xml:space="preserve"> </w:t>
-      </w:r>
-      <m:oMath>
-        <m:r>
-          <m:t>p</m:t>
-        </m:r>
-        <m:r>
-          <m:rPr>
-            <m:sty m:val="p"/>
-          </m:rPr>
-          <m:t>=</m:t>
-        </m:r>
-        <m:r>
-          <m:t>0.82</m:t>
-        </m:r>
-      </m:oMath>
-      <w:r>
-        <w:t xml:space="preserve">). The diversity-utility tradeoff is mediated by the downstream classifier's representation capacity. We additionally contribute a post-hoc adversary audit protocol with a real-vs-real null reference, and two scope-bounding measurements (the loop-internal realism discriminator drifts away from chance through iteration; the Coverage Hole AUROC remains at</w:t>
-      </w:r>
-      <w:r>
-        <w:t xml:space="preserve"> </w:t>
-      </w:r>
-      <m:oMath>
-        <m:r>
-          <m:t>1.00</m:t>
-        </m:r>
-      </m:oMath>
-      <w:r>
-        <w:t xml:space="preserve"> </w:t>
-      </w:r>
-      <w:r>
-        <w:t xml:space="preserve">throughout). Code and artifacts are open source.</w:t>
+        <w:t xml:space="preserve">, self-BLEU-4) showing that the seven-critic loop is the most lexically diverse iterated condition. Code and artifacts are open source.</w:t>
       </w:r>
     </w:p>
     <w:p>
@@ -15900,7 +17695,7 @@
       <w:r>
         <w:t xml:space="preserve"> </w:t>
       </w:r>
-      <w:hyperlink r:id="rId52">
+      <w:hyperlink r:id="rId53">
         <w:r>
           <w:rPr>
             <w:rStyle w:val="Hyperlink"/>
@@ -15912,8 +17707,8 @@
         <w:t xml:space="preserve">.</w:t>
       </w:r>
     </w:p>
-    <w:bookmarkEnd w:id="53"/>
-    <w:bookmarkStart w:id="128" w:name="sec-references"/>
+    <w:bookmarkEnd w:id="54"/>
+    <w:bookmarkStart w:id="129" w:name="sec-references"/>
     <w:p>
       <w:pPr>
         <w:pStyle w:val="Heading2"/>
@@ -15940,7 +17735,7 @@
         <w:keepLines w:val="0"/>
         <w:widowControl w:val="1"/>
       </w:pPr>
-      <w:bookmarkStart w:id="55" w:name="ref-pacgan"/>
+      <w:bookmarkStart w:id="56" w:name="ref-pacgan"/>
       <w:r>
         <w:t xml:space="preserve">Lin, Z., Khetan, A., Fanti, G., &amp; Oh, S.</w:t>
       </w:r>
@@ -15963,7 +17758,7 @@
       <w:r>
         <w:t xml:space="preserve"> </w:t>
       </w:r>
-      <w:hyperlink r:id="rId54">
+      <w:hyperlink r:id="rId55">
         <w:r>
           <w:rPr>
             <w:rStyle w:val="Hyperlink"/>
@@ -15971,7 +17766,7 @@
           <w:t xml:space="preserve">[NeurIPS]</w:t>
         </w:r>
       </w:hyperlink>
-      <w:bookmarkEnd w:id="55"/>
+      <w:bookmarkEnd w:id="56"/>
     </w:p>
     <w:p>
       <w:pPr>
@@ -15985,7 +17780,7 @@
         <w:keepLines w:val="0"/>
         <w:widowControl w:val="1"/>
       </w:pPr>
-      <w:bookmarkStart w:id="57" w:name="ref-salimans"/>
+      <w:bookmarkStart w:id="58" w:name="ref-salimans"/>
       <w:r>
         <w:t xml:space="preserve">Salimans, T., Goodfellow, I., Zaremba, W., Cheung, V., Radford, A., &amp; Chen, X.</w:t>
       </w:r>
@@ -16008,7 +17803,7 @@
       <w:r>
         <w:t xml:space="preserve"> </w:t>
       </w:r>
-      <w:hyperlink r:id="rId56">
+      <w:hyperlink r:id="rId57">
         <w:r>
           <w:rPr>
             <w:rStyle w:val="Hyperlink"/>
@@ -16016,7 +17811,7 @@
           <w:t xml:space="preserve">[arXiv:1606.03498]</w:t>
         </w:r>
       </w:hyperlink>
-      <w:bookmarkEnd w:id="57"/>
+      <w:bookmarkEnd w:id="58"/>
     </w:p>
     <w:p>
       <w:pPr>
@@ -16030,7 +17825,7 @@
         <w:keepLines w:val="0"/>
         <w:widowControl w:val="1"/>
       </w:pPr>
-      <w:bookmarkStart w:id="59" w:name="ref-msgan"/>
+      <w:bookmarkStart w:id="60" w:name="ref-msgan"/>
       <w:r>
         <w:t xml:space="preserve">Mao, Q., Lee, H.-Y., Tseng, H.-Y., Ma, S., &amp; Yang, M.-H.</w:t>
       </w:r>
@@ -16053,7 +17848,7 @@
       <w:r>
         <w:t xml:space="preserve"> </w:t>
       </w:r>
-      <w:hyperlink r:id="rId58">
+      <w:hyperlink r:id="rId59">
         <w:r>
           <w:rPr>
             <w:rStyle w:val="Hyperlink"/>
@@ -16061,7 +17856,7 @@
           <w:t xml:space="preserve">[CVF]</w:t>
         </w:r>
       </w:hyperlink>
-      <w:bookmarkEnd w:id="59"/>
+      <w:bookmarkEnd w:id="60"/>
     </w:p>
     <w:p>
       <w:pPr>
@@ -16075,7 +17870,7 @@
         <w:keepLines w:val="0"/>
         <w:widowControl w:val="1"/>
       </w:pPr>
-      <w:bookmarkStart w:id="61" w:name="ref-honovich"/>
+      <w:bookmarkStart w:id="62" w:name="ref-honovich"/>
       <w:r>
         <w:t xml:space="preserve">Honovich, O., Scialom, T., Levy, O., &amp; Schick, T.</w:t>
       </w:r>
@@ -16098,7 +17893,7 @@
       <w:r>
         <w:t xml:space="preserve"> </w:t>
       </w:r>
-      <w:hyperlink r:id="rId60">
+      <w:hyperlink r:id="rId61">
         <w:r>
           <w:rPr>
             <w:rStyle w:val="Hyperlink"/>
@@ -16106,7 +17901,7 @@
           <w:t xml:space="preserve">[ACL Anthology]</w:t>
         </w:r>
       </w:hyperlink>
-      <w:bookmarkEnd w:id="61"/>
+      <w:bookmarkEnd w:id="62"/>
     </w:p>
     <w:p>
       <w:pPr>
@@ -16120,7 +17915,7 @@
         <w:keepLines w:val="0"/>
         <w:widowControl w:val="1"/>
       </w:pPr>
-      <w:bookmarkStart w:id="63" w:name="ref-self-instruct"/>
+      <w:bookmarkStart w:id="64" w:name="ref-self-instruct"/>
       <w:r>
         <w:t xml:space="preserve">Wang, Y., Kordi, Y., Mishra, S., Liu, A., Smith, N. A., Khashabi, D., &amp; Hajishirzi, H.</w:t>
       </w:r>
@@ -16143,7 +17938,7 @@
       <w:r>
         <w:t xml:space="preserve"> </w:t>
       </w:r>
-      <w:hyperlink r:id="rId62">
+      <w:hyperlink r:id="rId63">
         <w:r>
           <w:rPr>
             <w:rStyle w:val="Hyperlink"/>
@@ -16151,7 +17946,7 @@
           <w:t xml:space="preserve">[ACL Anthology]</w:t>
         </w:r>
       </w:hyperlink>
-      <w:bookmarkEnd w:id="63"/>
+      <w:bookmarkEnd w:id="64"/>
     </w:p>
     <w:p>
       <w:pPr>
@@ -16165,7 +17960,7 @@
         <w:keepLines w:val="0"/>
         <w:widowControl w:val="1"/>
       </w:pPr>
-      <w:bookmarkStart w:id="65" w:name="ref-judge"/>
+      <w:bookmarkStart w:id="66" w:name="ref-judge"/>
       <w:r>
         <w:t xml:space="preserve">Zheng, L., Chiang, W.-L., Sheng, Y., Zhuang, S., Wu, Z., Zhuang, Y., et al.</w:t>
       </w:r>
@@ -16188,7 +17983,7 @@
       <w:r>
         <w:t xml:space="preserve"> </w:t>
       </w:r>
-      <w:hyperlink r:id="rId64">
+      <w:hyperlink r:id="rId65">
         <w:r>
           <w:rPr>
             <w:rStyle w:val="Hyperlink"/>
@@ -16196,7 +17991,7 @@
           <w:t xml:space="preserve">[OpenReview]</w:t>
         </w:r>
       </w:hyperlink>
-      <w:bookmarkEnd w:id="65"/>
+      <w:bookmarkEnd w:id="66"/>
     </w:p>
     <w:p>
       <w:pPr>
@@ -16210,7 +18005,7 @@
         <w:keepLines w:val="0"/>
         <w:widowControl w:val="1"/>
       </w:pPr>
-      <w:bookmarkStart w:id="67" w:name="ref-unrolled"/>
+      <w:bookmarkStart w:id="68" w:name="ref-unrolled"/>
       <w:r>
         <w:t xml:space="preserve">Metz, L., Poole, B., Pfau, D., &amp; Sohl-Dickstein, J.</w:t>
       </w:r>
@@ -16233,7 +18028,7 @@
       <w:r>
         <w:t xml:space="preserve"> </w:t>
       </w:r>
-      <w:hyperlink r:id="rId66">
+      <w:hyperlink r:id="rId67">
         <w:r>
           <w:rPr>
             <w:rStyle w:val="Hyperlink"/>
@@ -16241,7 +18036,7 @@
           <w:t xml:space="preserve">[arXiv:1611.02163]</w:t>
         </w:r>
       </w:hyperlink>
-      <w:bookmarkEnd w:id="67"/>
+      <w:bookmarkEnd w:id="68"/>
     </w:p>
     <w:p>
       <w:pPr>
@@ -16255,7 +18050,7 @@
         <w:keepLines w:val="0"/>
         <w:widowControl w:val="1"/>
       </w:pPr>
-      <w:bookmarkStart w:id="69" w:name="ref-wgan"/>
+      <w:bookmarkStart w:id="70" w:name="ref-wgan"/>
       <w:r>
         <w:t xml:space="preserve">Arjovsky, M., Chintala, S., &amp; Bottou, L.</w:t>
       </w:r>
@@ -16278,7 +18073,7 @@
       <w:r>
         <w:t xml:space="preserve"> </w:t>
       </w:r>
-      <w:hyperlink r:id="rId68">
+      <w:hyperlink r:id="rId69">
         <w:r>
           <w:rPr>
             <w:rStyle w:val="Hyperlink"/>
@@ -16286,7 +18081,7 @@
           <w:t xml:space="preserve">[PMLR]</w:t>
         </w:r>
       </w:hyperlink>
-      <w:bookmarkEnd w:id="69"/>
+      <w:bookmarkEnd w:id="70"/>
     </w:p>
     <w:p>
       <w:pPr>
@@ -16300,7 +18095,7 @@
         <w:keepLines w:val="0"/>
         <w:widowControl w:val="1"/>
       </w:pPr>
-      <w:bookmarkStart w:id="71" w:name="ref-densityratio"/>
+      <w:bookmarkStart w:id="72" w:name="ref-densityratio"/>
       <w:r>
         <w:t xml:space="preserve">Sugiyama, M., Suzuki, T., &amp; Kanamori, T.</w:t>
       </w:r>
@@ -16323,7 +18118,7 @@
       <w:r>
         <w:t xml:space="preserve"> </w:t>
       </w:r>
-      <w:hyperlink r:id="rId70">
+      <w:hyperlink r:id="rId71">
         <w:r>
           <w:rPr>
             <w:rStyle w:val="Hyperlink"/>
@@ -16331,7 +18126,7 @@
           <w:t xml:space="preserve">[CUP]</w:t>
         </w:r>
       </w:hyperlink>
-      <w:bookmarkEnd w:id="71"/>
+      <w:bookmarkEnd w:id="72"/>
     </w:p>
     <w:p>
       <w:pPr>
@@ -16345,7 +18140,7 @@
         <w:keepLines w:val="0"/>
         <w:widowControl w:val="1"/>
       </w:pPr>
-      <w:bookmarkStart w:id="73" w:name="ref-inpars"/>
+      <w:bookmarkStart w:id="74" w:name="ref-inpars"/>
       <w:r>
         <w:t xml:space="preserve">Bonifacio, L., Abonizio, H., Fadaee, M., &amp; Nogueira, R.</w:t>
       </w:r>
@@ -16368,7 +18163,7 @@
       <w:r>
         <w:t xml:space="preserve"> </w:t>
       </w:r>
-      <w:hyperlink r:id="rId72">
+      <w:hyperlink r:id="rId73">
         <w:r>
           <w:rPr>
             <w:rStyle w:val="Hyperlink"/>
@@ -16376,7 +18171,7 @@
           <w:t xml:space="preserve">[ACM]</w:t>
         </w:r>
       </w:hyperlink>
-      <w:bookmarkEnd w:id="73"/>
+      <w:bookmarkEnd w:id="74"/>
     </w:p>
     <w:p>
       <w:pPr>
@@ -16390,7 +18185,7 @@
         <w:keepLines w:val="0"/>
         <w:widowControl w:val="1"/>
       </w:pPr>
-      <w:bookmarkStart w:id="75" w:name="ref-supergen"/>
+      <w:bookmarkStart w:id="76" w:name="ref-supergen"/>
       <w:r>
         <w:t xml:space="preserve">Meng, Y., Huang, J., Zhang, Y., &amp; Han, J.</w:t>
       </w:r>
@@ -16413,7 +18208,7 @@
       <w:r>
         <w:t xml:space="preserve"> </w:t>
       </w:r>
-      <w:hyperlink r:id="rId74">
+      <w:hyperlink r:id="rId75">
         <w:r>
           <w:rPr>
             <w:rStyle w:val="Hyperlink"/>
@@ -16421,7 +18216,7 @@
           <w:t xml:space="preserve">[NeurIPS]</w:t>
         </w:r>
       </w:hyperlink>
-      <w:bookmarkEnd w:id="75"/>
+      <w:bookmarkEnd w:id="76"/>
     </w:p>
     <w:p>
       <w:pPr>
@@ -16435,7 +18230,7 @@
         <w:keepLines w:val="0"/>
         <w:widowControl w:val="1"/>
       </w:pPr>
-      <w:bookmarkStart w:id="77" w:name="ref-progen"/>
+      <w:bookmarkStart w:id="78" w:name="ref-progen"/>
       <w:r>
         <w:t xml:space="preserve">Ye, J., Gao, J., Wu, Z., Feng, J., Yu, T., &amp; Kong, L.</w:t>
       </w:r>
@@ -16458,7 +18253,7 @@
       <w:r>
         <w:t xml:space="preserve"> </w:t>
       </w:r>
-      <w:hyperlink r:id="rId76">
+      <w:hyperlink r:id="rId77">
         <w:r>
           <w:rPr>
             <w:rStyle w:val="Hyperlink"/>
@@ -16466,7 +18261,7 @@
           <w:t xml:space="preserve">[ACL Anthology]</w:t>
         </w:r>
       </w:hyperlink>
-      <w:bookmarkEnd w:id="77"/>
+      <w:bookmarkEnd w:id="78"/>
     </w:p>
     <w:p>
       <w:pPr>
@@ -16480,7 +18275,7 @@
         <w:keepLines w:val="0"/>
         <w:widowControl w:val="1"/>
       </w:pPr>
-      <w:bookmarkStart w:id="79" w:name="ref-westsymbolic"/>
+      <w:bookmarkStart w:id="80" w:name="ref-westsymbolic"/>
       <w:r>
         <w:t xml:space="preserve">West, P., Bhagavatula, C., Hessel, J., Hwang, J. D., Jiang, L., Le Bras, R., et al.</w:t>
       </w:r>
@@ -16503,7 +18298,7 @@
       <w:r>
         <w:t xml:space="preserve"> </w:t>
       </w:r>
-      <w:hyperlink r:id="rId78">
+      <w:hyperlink r:id="rId79">
         <w:r>
           <w:rPr>
             <w:rStyle w:val="Hyperlink"/>
@@ -16511,7 +18306,7 @@
           <w:t xml:space="preserve">[ACL Anthology]</w:t>
         </w:r>
       </w:hyperlink>
-      <w:bookmarkEnd w:id="79"/>
+      <w:bookmarkEnd w:id="80"/>
     </w:p>
     <w:p>
       <w:pPr>
@@ -16525,7 +18320,7 @@
         <w:keepLines w:val="0"/>
         <w:widowControl w:val="1"/>
       </w:pPr>
-      <w:bookmarkStart w:id="81" w:name="ref-ape"/>
+      <w:bookmarkStart w:id="82" w:name="ref-ape"/>
       <w:r>
         <w:t xml:space="preserve">Zhou, Y., Muresanu, A. I., Han, Z., Paster, K., Pitis, S., Chan, H., &amp; Ba, J.</w:t>
       </w:r>
@@ -16548,7 +18343,7 @@
       <w:r>
         <w:t xml:space="preserve"> </w:t>
       </w:r>
-      <w:hyperlink r:id="rId80">
+      <w:hyperlink r:id="rId81">
         <w:r>
           <w:rPr>
             <w:rStyle w:val="Hyperlink"/>
@@ -16556,7 +18351,7 @@
           <w:t xml:space="preserve">[arXiv:2211.01910]</w:t>
         </w:r>
       </w:hyperlink>
-      <w:bookmarkEnd w:id="81"/>
+      <w:bookmarkEnd w:id="82"/>
     </w:p>
     <w:p>
       <w:pPr>
@@ -16570,7 +18365,7 @@
         <w:keepLines w:val="0"/>
         <w:widowControl w:val="1"/>
       </w:pPr>
-      <w:bookmarkStart w:id="83" w:name="ref-opro"/>
+      <w:bookmarkStart w:id="84" w:name="ref-opro"/>
       <w:r>
         <w:t xml:space="preserve">Yang, C., Wang, X., Lu, Y., Liu, H., Le, Q. V., Zhou, D., &amp; Chen, X.</w:t>
       </w:r>
@@ -16593,7 +18388,7 @@
       <w:r>
         <w:t xml:space="preserve"> </w:t>
       </w:r>
-      <w:hyperlink r:id="rId82">
+      <w:hyperlink r:id="rId83">
         <w:r>
           <w:rPr>
             <w:rStyle w:val="Hyperlink"/>
@@ -16601,7 +18396,7 @@
           <w:t xml:space="preserve">[OpenReview]</w:t>
         </w:r>
       </w:hyperlink>
-      <w:bookmarkEnd w:id="83"/>
+      <w:bookmarkEnd w:id="84"/>
     </w:p>
     <w:p>
       <w:pPr>
@@ -16615,7 +18410,7 @@
         <w:keepLines w:val="0"/>
         <w:widowControl w:val="1"/>
       </w:pPr>
-      <w:bookmarkStart w:id="85" w:name="ref-evoprompt"/>
+      <w:bookmarkStart w:id="86" w:name="ref-evoprompt"/>
       <w:r>
         <w:t xml:space="preserve">Guo, Q., Wang, R., Guo, J., Li, B., Song, K., Tan, X., et al.</w:t>
       </w:r>
@@ -16638,7 +18433,7 @@
       <w:r>
         <w:t xml:space="preserve"> </w:t>
       </w:r>
-      <w:hyperlink r:id="rId84">
+      <w:hyperlink r:id="rId85">
         <w:r>
           <w:rPr>
             <w:rStyle w:val="Hyperlink"/>
@@ -16646,7 +18441,7 @@
           <w:t xml:space="preserve">[OpenReview]</w:t>
         </w:r>
       </w:hyperlink>
-      <w:bookmarkEnd w:id="85"/>
+      <w:bookmarkEnd w:id="86"/>
     </w:p>
     <w:p>
       <w:pPr>
@@ -16660,7 +18455,7 @@
         <w:keepLines w:val="0"/>
         <w:widowControl w:val="1"/>
       </w:pPr>
-      <w:bookmarkStart w:id="87" w:name="ref-promptbreeder"/>
+      <w:bookmarkStart w:id="88" w:name="ref-promptbreeder"/>
       <w:r>
         <w:t xml:space="preserve">Fernando, C., Banarse, D., Michalewski, H., Osindero, S., &amp; Rocktäschel, T.</w:t>
       </w:r>
@@ -16683,7 +18478,7 @@
       <w:r>
         <w:t xml:space="preserve"> </w:t>
       </w:r>
-      <w:hyperlink r:id="rId86">
+      <w:hyperlink r:id="rId87">
         <w:r>
           <w:rPr>
             <w:rStyle w:val="Hyperlink"/>
@@ -16691,7 +18486,7 @@
           <w:t xml:space="preserve">[arXiv]</w:t>
         </w:r>
       </w:hyperlink>
-      <w:bookmarkEnd w:id="87"/>
+      <w:bookmarkEnd w:id="88"/>
     </w:p>
     <w:p>
       <w:pPr>
@@ -16705,7 +18500,7 @@
         <w:keepLines w:val="0"/>
         <w:widowControl w:val="1"/>
       </w:pPr>
-      <w:bookmarkStart w:id="89" w:name="ref-dspy"/>
+      <w:bookmarkStart w:id="90" w:name="ref-dspy"/>
       <w:r>
         <w:t xml:space="preserve">Khattab, O., Singhvi, A., Maheshwari, P., Zhang, Z., Santhanam, K., Vardhamanan, S., et al.</w:t>
       </w:r>
@@ -16728,7 +18523,7 @@
       <w:r>
         <w:t xml:space="preserve"> </w:t>
       </w:r>
-      <w:hyperlink r:id="rId88">
+      <w:hyperlink r:id="rId89">
         <w:r>
           <w:rPr>
             <w:rStyle w:val="Hyperlink"/>
@@ -16736,7 +18531,7 @@
           <w:t xml:space="preserve">[OpenReview]</w:t>
         </w:r>
       </w:hyperlink>
-      <w:bookmarkEnd w:id="89"/>
+      <w:bookmarkEnd w:id="90"/>
     </w:p>
     <w:p>
       <w:pPr>
@@ -16750,7 +18545,7 @@
         <w:keepLines w:val="0"/>
         <w:widowControl w:val="1"/>
       </w:pPr>
-      <w:bookmarkStart w:id="91" w:name="ref-textgrad"/>
+      <w:bookmarkStart w:id="92" w:name="ref-textgrad"/>
       <w:r>
         <w:t xml:space="preserve">Yuksekgonul, M., Bianchi, F., Boen, J., Liu, S., Lu, P., Huang, Z., Guestrin, C., &amp; Zou, J.</w:t>
       </w:r>
@@ -16773,7 +18568,7 @@
       <w:r>
         <w:t xml:space="preserve"> </w:t>
       </w:r>
-      <w:hyperlink r:id="rId90">
+      <w:hyperlink r:id="rId91">
         <w:r>
           <w:rPr>
             <w:rStyle w:val="Hyperlink"/>
@@ -16781,7 +18576,7 @@
           <w:t xml:space="preserve">[arXiv]</w:t>
         </w:r>
       </w:hyperlink>
-      <w:bookmarkEnd w:id="91"/>
+      <w:bookmarkEnd w:id="92"/>
     </w:p>
     <w:p>
       <w:pPr>
@@ -16795,7 +18590,7 @@
         <w:keepLines w:val="0"/>
         <w:widowControl w:val="1"/>
       </w:pPr>
-      <w:bookmarkStart w:id="93" w:name="ref-geval"/>
+      <w:bookmarkStart w:id="94" w:name="ref-geval"/>
       <w:r>
         <w:t xml:space="preserve">Liu, Y., Iter, D., Xu, Y., Wang, S., Xu, R., &amp; Zhu, C.</w:t>
       </w:r>
@@ -16818,7 +18613,7 @@
       <w:r>
         <w:t xml:space="preserve"> </w:t>
       </w:r>
-      <w:hyperlink r:id="rId92">
+      <w:hyperlink r:id="rId93">
         <w:r>
           <w:rPr>
             <w:rStyle w:val="Hyperlink"/>
@@ -16826,7 +18621,7 @@
           <w:t xml:space="preserve">[ACL Anthology]</w:t>
         </w:r>
       </w:hyperlink>
-      <w:bookmarkEnd w:id="93"/>
+      <w:bookmarkEnd w:id="94"/>
     </w:p>
     <w:p>
       <w:pPr>
@@ -16840,7 +18635,7 @@
         <w:keepLines w:val="0"/>
         <w:widowControl w:val="1"/>
       </w:pPr>
-      <w:bookmarkStart w:id="95" w:name="ref-selfconsistency"/>
+      <w:bookmarkStart w:id="96" w:name="ref-selfconsistency"/>
       <w:r>
         <w:t xml:space="preserve">Wang, X., Wei, J., Schuurmans, D., Le, Q., Chi, E., Narang, S., Chowdhery, A., &amp; Zhou, D.</w:t>
       </w:r>
@@ -16863,7 +18658,7 @@
       <w:r>
         <w:t xml:space="preserve"> </w:t>
       </w:r>
-      <w:hyperlink r:id="rId94">
+      <w:hyperlink r:id="rId95">
         <w:r>
           <w:rPr>
             <w:rStyle w:val="Hyperlink"/>
@@ -16871,7 +18666,7 @@
           <w:t xml:space="preserve">[OpenReview]</w:t>
         </w:r>
       </w:hyperlink>
-      <w:bookmarkEnd w:id="95"/>
+      <w:bookmarkEnd w:id="96"/>
     </w:p>
     <w:p>
       <w:pPr>
@@ -16885,7 +18680,7 @@
         <w:keepLines w:val="0"/>
         <w:widowControl w:val="1"/>
       </w:pPr>
-      <w:bookmarkStart w:id="97" w:name="ref-fid"/>
+      <w:bookmarkStart w:id="98" w:name="ref-fid"/>
       <w:r>
         <w:t xml:space="preserve">Heusel, M., Ramsauer, H., Unterthiner, T., Nessler, B., &amp; Hochreiter, S.</w:t>
       </w:r>
@@ -16908,7 +18703,7 @@
       <w:r>
         <w:t xml:space="preserve"> </w:t>
       </w:r>
-      <w:hyperlink r:id="rId96">
+      <w:hyperlink r:id="rId97">
         <w:r>
           <w:rPr>
             <w:rStyle w:val="Hyperlink"/>
@@ -16916,7 +18711,7 @@
           <w:t xml:space="preserve">[NeurIPS]</w:t>
         </w:r>
       </w:hyperlink>
-      <w:bookmarkEnd w:id="97"/>
+      <w:bookmarkEnd w:id="98"/>
     </w:p>
     <w:p>
       <w:pPr>
@@ -16930,7 +18725,7 @@
         <w:keepLines w:val="0"/>
         <w:widowControl w:val="1"/>
       </w:pPr>
-      <w:bookmarkStart w:id="99" w:name="ref-sajjadi"/>
+      <w:bookmarkStart w:id="100" w:name="ref-sajjadi"/>
       <w:r>
         <w:t xml:space="preserve">Sajjadi, M. S. M., Bachem, O., Lucic, M., Bousquet, O., &amp; Gelly, S.</w:t>
       </w:r>
@@ -16953,7 +18748,7 @@
       <w:r>
         <w:t xml:space="preserve"> </w:t>
       </w:r>
-      <w:hyperlink r:id="rId98">
+      <w:hyperlink r:id="rId99">
         <w:r>
           <w:rPr>
             <w:rStyle w:val="Hyperlink"/>
@@ -16961,7 +18756,7 @@
           <w:t xml:space="preserve">[NeurIPS]</w:t>
         </w:r>
       </w:hyperlink>
-      <w:bookmarkEnd w:id="99"/>
+      <w:bookmarkEnd w:id="100"/>
     </w:p>
     <w:p>
       <w:pPr>
@@ -16975,7 +18770,7 @@
         <w:keepLines w:val="0"/>
         <w:widowControl w:val="1"/>
       </w:pPr>
-      <w:bookmarkStart w:id="101" w:name="ref-naeem"/>
+      <w:bookmarkStart w:id="102" w:name="ref-naeem"/>
       <w:r>
         <w:t xml:space="preserve">Naeem, M. F., Oh, S. J., Uh, Y., Choi, Y., &amp; Yoo, J.</w:t>
       </w:r>
@@ -16998,7 +18793,7 @@
       <w:r>
         <w:t xml:space="preserve"> </w:t>
       </w:r>
-      <w:hyperlink r:id="rId100">
+      <w:hyperlink r:id="rId101">
         <w:r>
           <w:rPr>
             <w:rStyle w:val="Hyperlink"/>
@@ -17006,7 +18801,7 @@
           <w:t xml:space="preserve">[PMLR]</w:t>
         </w:r>
       </w:hyperlink>
-      <w:bookmarkEnd w:id="101"/>
+      <w:bookmarkEnd w:id="102"/>
     </w:p>
     <w:p>
       <w:pPr>
@@ -17020,7 +18815,7 @@
         <w:keepLines w:val="0"/>
         <w:widowControl w:val="1"/>
       </w:pPr>
-      <w:bookmarkStart w:id="103" w:name="ref-gepa"/>
+      <w:bookmarkStart w:id="104" w:name="ref-gepa"/>
       <w:r>
         <w:t xml:space="preserve">Agarwal, L., et al.</w:t>
       </w:r>
@@ -17043,7 +18838,7 @@
       <w:r>
         <w:t xml:space="preserve"> </w:t>
       </w:r>
-      <w:hyperlink r:id="rId102">
+      <w:hyperlink r:id="rId103">
         <w:r>
           <w:rPr>
             <w:rStyle w:val="Hyperlink"/>
@@ -17051,7 +18846,7 @@
           <w:t xml:space="preserve">[arXiv]</w:t>
         </w:r>
       </w:hyperlink>
-      <w:bookmarkEnd w:id="103"/>
+      <w:bookmarkEnd w:id="104"/>
     </w:p>
     <w:p>
       <w:pPr>
@@ -17065,7 +18860,7 @@
         <w:keepLines w:val="0"/>
         <w:widowControl w:val="1"/>
       </w:pPr>
-      <w:bookmarkStart w:id="105" w:name="ref-paretoprompt"/>
+      <w:bookmarkStart w:id="106" w:name="ref-paretoprompt"/>
       <w:r>
         <w:t xml:space="preserve">Zhao, G., Yoon, B.-J., Park, G., Jha, S., Yoo, S., &amp; Qian, X.</w:t>
       </w:r>
@@ -17088,7 +18883,7 @@
       <w:r>
         <w:t xml:space="preserve"> </w:t>
       </w:r>
-      <w:hyperlink r:id="rId104">
+      <w:hyperlink r:id="rId105">
         <w:r>
           <w:rPr>
             <w:rStyle w:val="Hyperlink"/>
@@ -17096,7 +18891,7 @@
           <w:t xml:space="preserve">[OpenReview]</w:t>
         </w:r>
       </w:hyperlink>
-      <w:bookmarkEnd w:id="105"/>
+      <w:bookmarkEnd w:id="106"/>
     </w:p>
     <w:p>
       <w:pPr>
@@ -17110,7 +18905,7 @@
         <w:keepLines w:val="0"/>
         <w:widowControl w:val="1"/>
       </w:pPr>
-      <w:bookmarkStart w:id="107" w:name="ref-autopromptens"/>
+      <w:bookmarkStart w:id="108" w:name="ref-autopromptens"/>
       <w:r>
         <w:t xml:space="preserve">Li, J., Zhang, H., Lin, P., Xiong, J., &amp; Xu, W.</w:t>
       </w:r>
@@ -17133,7 +18928,7 @@
       <w:r>
         <w:t xml:space="preserve"> </w:t>
       </w:r>
-      <w:hyperlink r:id="rId106">
+      <w:hyperlink r:id="rId107">
         <w:r>
           <w:rPr>
             <w:rStyle w:val="Hyperlink"/>
@@ -17141,7 +18936,7 @@
           <w:t xml:space="preserve">[arXiv]</w:t>
         </w:r>
       </w:hyperlink>
-      <w:bookmarkEnd w:id="107"/>
+      <w:bookmarkEnd w:id="108"/>
     </w:p>
     <w:p>
       <w:pPr>
@@ -17155,7 +18950,7 @@
         <w:keepLines w:val="0"/>
         <w:widowControl w:val="1"/>
       </w:pPr>
-      <w:bookmarkStart w:id="109" w:name="ref-debatejudges"/>
+      <w:bookmarkStart w:id="110" w:name="ref-debatejudges"/>
       <w:r>
         <w:t xml:space="preserve">Hu, et al.</w:t>
       </w:r>
@@ -17178,7 +18973,7 @@
       <w:r>
         <w:t xml:space="preserve"> </w:t>
       </w:r>
-      <w:hyperlink r:id="rId108">
+      <w:hyperlink r:id="rId109">
         <w:r>
           <w:rPr>
             <w:rStyle w:val="Hyperlink"/>
@@ -17186,7 +18981,7 @@
           <w:t xml:space="preserve">[arXiv]</w:t>
         </w:r>
       </w:hyperlink>
-      <w:bookmarkEnd w:id="109"/>
+      <w:bookmarkEnd w:id="110"/>
     </w:p>
     <w:p>
       <w:pPr>
@@ -17200,7 +18995,7 @@
         <w:keepLines w:val="0"/>
         <w:widowControl w:val="1"/>
       </w:pPr>
-      <w:bookmarkStart w:id="111" w:name="ref-verbsampling"/>
+      <w:bookmarkStart w:id="112" w:name="ref-verbsampling"/>
       <w:r>
         <w:t xml:space="preserve">Zhang, et al.</w:t>
       </w:r>
@@ -17223,7 +19018,7 @@
       <w:r>
         <w:t xml:space="preserve"> </w:t>
       </w:r>
-      <w:hyperlink r:id="rId110">
+      <w:hyperlink r:id="rId111">
         <w:r>
           <w:rPr>
             <w:rStyle w:val="Hyperlink"/>
@@ -17231,7 +19026,7 @@
           <w:t xml:space="preserve">[arXiv]</w:t>
         </w:r>
       </w:hyperlink>
-      <w:bookmarkEnd w:id="111"/>
+      <w:bookmarkEnd w:id="112"/>
     </w:p>
     <w:p>
       <w:pPr>
@@ -17245,7 +19040,7 @@
         <w:keepLines w:val="0"/>
         <w:widowControl w:val="1"/>
       </w:pPr>
-      <w:bookmarkStart w:id="113" w:name="ref-nanoflux"/>
+      <w:bookmarkStart w:id="114" w:name="ref-nanoflux"/>
       <w:r>
         <w:t xml:space="preserve">Anantha, R., Hor, S., Antoniu, T. N., &amp; Price, L. C.</w:t>
       </w:r>
@@ -17268,7 +19063,7 @@
       <w:r>
         <w:t xml:space="preserve"> </w:t>
       </w:r>
-      <w:hyperlink r:id="rId112">
+      <w:hyperlink r:id="rId113">
         <w:r>
           <w:rPr>
             <w:rStyle w:val="Hyperlink"/>
@@ -17276,7 +19071,7 @@
           <w:t xml:space="preserve">[arXiv]</w:t>
         </w:r>
       </w:hyperlink>
-      <w:bookmarkEnd w:id="113"/>
+      <w:bookmarkEnd w:id="114"/>
     </w:p>
     <w:p>
       <w:pPr>
@@ -17290,7 +19085,7 @@
         <w:keepLines w:val="0"/>
         <w:widowControl w:val="1"/>
       </w:pPr>
-      <w:bookmarkStart w:id="115" w:name="ref-strongcollapse"/>
+      <w:bookmarkStart w:id="116" w:name="ref-strongcollapse"/>
       <w:r>
         <w:t xml:space="preserve">Dohmatob, E., Feng, Y., Subramonian, A., &amp; Kempe, J.</w:t>
       </w:r>
@@ -17313,7 +19108,7 @@
       <w:r>
         <w:t xml:space="preserve"> </w:t>
       </w:r>
-      <w:hyperlink r:id="rId114">
+      <w:hyperlink r:id="rId115">
         <w:r>
           <w:rPr>
             <w:rStyle w:val="Hyperlink"/>
@@ -17321,7 +19116,7 @@
           <w:t xml:space="preserve">[OpenReview]</w:t>
         </w:r>
       </w:hyperlink>
-      <w:bookmarkEnd w:id="115"/>
+      <w:bookmarkEnd w:id="116"/>
     </w:p>
     <w:p>
       <w:pPr>
@@ -17335,7 +19130,7 @@
         <w:keepLines w:val="0"/>
         <w:widowControl w:val="1"/>
       </w:pPr>
-      <w:bookmarkStart w:id="117" w:name="ref-shumalovnote"/>
+      <w:bookmarkStart w:id="118" w:name="ref-shumalovnote"/>
       <w:r>
         <w:t xml:space="preserve">Kazdan, J., et al.</w:t>
       </w:r>
@@ -17358,7 +19153,7 @@
       <w:r>
         <w:t xml:space="preserve"> </w:t>
       </w:r>
-      <w:hyperlink r:id="rId116">
+      <w:hyperlink r:id="rId117">
         <w:r>
           <w:rPr>
             <w:rStyle w:val="Hyperlink"/>
@@ -17366,7 +19161,7 @@
           <w:t xml:space="preserve">[arXiv]</w:t>
         </w:r>
       </w:hyperlink>
-      <w:bookmarkEnd w:id="117"/>
+      <w:bookmarkEnd w:id="118"/>
     </w:p>
     <w:p>
       <w:pPr>
@@ -17380,7 +19175,7 @@
         <w:keepLines w:val="0"/>
         <w:widowControl w:val="1"/>
       </w:pPr>
-      <w:bookmarkStart w:id="119" w:name="ref-syntheggs"/>
+      <w:bookmarkStart w:id="120" w:name="ref-syntheggs"/>
       <w:r>
         <w:t xml:space="preserve">Schaffelder, M., &amp; Gatt, A.</w:t>
       </w:r>
@@ -17403,7 +19198,7 @@
       <w:r>
         <w:t xml:space="preserve"> </w:t>
       </w:r>
-      <w:hyperlink r:id="rId118">
+      <w:hyperlink r:id="rId119">
         <w:r>
           <w:rPr>
             <w:rStyle w:val="Hyperlink"/>
@@ -17411,7 +19206,7 @@
           <w:t xml:space="preserve">[arXiv]</w:t>
         </w:r>
       </w:hyperlink>
-      <w:bookmarkEnd w:id="119"/>
+      <w:bookmarkEnd w:id="120"/>
     </w:p>
     <w:p>
       <w:pPr>
@@ -17425,7 +19220,7 @@
         <w:keepLines w:val="0"/>
         <w:widowControl w:val="1"/>
       </w:pPr>
-      <w:bookmarkStart w:id="121" w:name="ref-mgtfilter"/>
+      <w:bookmarkStart w:id="122" w:name="ref-mgtfilter"/>
       <w:r>
         <w:t xml:space="preserve">Drayson, G., Yilmaz, E., &amp; Lampos, V.</w:t>
       </w:r>
@@ -17448,7 +19243,7 @@
       <w:r>
         <w:t xml:space="preserve"> </w:t>
       </w:r>
-      <w:hyperlink r:id="rId120">
+      <w:hyperlink r:id="rId121">
         <w:r>
           <w:rPr>
             <w:rStyle w:val="Hyperlink"/>
@@ -17456,7 +19251,7 @@
           <w:t xml:space="preserve">[arXiv]</w:t>
         </w:r>
       </w:hyperlink>
-      <w:bookmarkEnd w:id="121"/>
+      <w:bookmarkEnd w:id="122"/>
     </w:p>
     <w:p>
       <w:pPr>
@@ -17470,7 +19265,7 @@
         <w:keepLines w:val="0"/>
         <w:widowControl w:val="1"/>
       </w:pPr>
-      <w:bookmarkStart w:id="123" w:name="ref-improveddre"/>
+      <w:bookmarkStart w:id="124" w:name="ref-improveddre"/>
       <w:r>
         <w:t xml:space="preserve">Gruber, L., Holzleitner, M., Hochreiter, S., &amp; Zellinger, W.</w:t>
       </w:r>
@@ -17493,7 +19288,7 @@
       <w:r>
         <w:t xml:space="preserve"> </w:t>
       </w:r>
-      <w:hyperlink r:id="rId122">
+      <w:hyperlink r:id="rId123">
         <w:r>
           <w:rPr>
             <w:rStyle w:val="Hyperlink"/>
@@ -17501,7 +19296,7 @@
           <w:t xml:space="preserve">[OpenReview]</w:t>
         </w:r>
       </w:hyperlink>
-      <w:bookmarkEnd w:id="123"/>
+      <w:bookmarkEnd w:id="124"/>
     </w:p>
     <w:p>
       <w:pPr>
@@ -17515,7 +19310,7 @@
         <w:keepLines w:val="0"/>
         <w:widowControl w:val="1"/>
       </w:pPr>
-      <w:bookmarkStart w:id="125" w:name="ref-scendi"/>
+      <w:bookmarkStart w:id="126" w:name="ref-scendi"/>
       <w:r>
         <w:t xml:space="preserve">Jandaghi, et al.</w:t>
       </w:r>
@@ -17538,7 +19333,7 @@
       <w:r>
         <w:t xml:space="preserve"> </w:t>
       </w:r>
-      <w:hyperlink r:id="rId124">
+      <w:hyperlink r:id="rId125">
         <w:r>
           <w:rPr>
             <w:rStyle w:val="Hyperlink"/>
@@ -17546,7 +19341,7 @@
           <w:t xml:space="preserve">[arXiv]</w:t>
         </w:r>
       </w:hyperlink>
-      <w:bookmarkEnd w:id="125"/>
+      <w:bookmarkEnd w:id="126"/>
     </w:p>
     <w:p>
       <w:pPr>
@@ -17560,7 +19355,7 @@
         <w:keepLines w:val="0"/>
         <w:widowControl w:val="1"/>
       </w:pPr>
-      <w:bookmarkStart w:id="127" w:name="ref-li-distinct"/>
+      <w:bookmarkStart w:id="128" w:name="ref-li-distinct"/>
       <w:r>
         <w:t xml:space="preserve">Li, J., Galley, M., Brockett, C., Gao, J., &amp; Dolan, B.</w:t>
       </w:r>
@@ -17583,7 +19378,7 @@
       <w:r>
         <w:t xml:space="preserve"> </w:t>
       </w:r>
-      <w:hyperlink r:id="rId126">
+      <w:hyperlink r:id="rId127">
         <w:r>
           <w:rPr>
             <w:rStyle w:val="Hyperlink"/>
@@ -17591,10 +19386,10 @@
           <w:t xml:space="preserve">[ACL Anthology]</w:t>
         </w:r>
       </w:hyperlink>
-      <w:bookmarkEnd w:id="127"/>
+      <w:bookmarkEnd w:id="128"/>
     </w:p>
-    <w:bookmarkEnd w:id="128"/>
-    <w:bookmarkStart w:id="130" w:name="bibtex"/>
+    <w:bookmarkEnd w:id="129"/>
+    <w:bookmarkStart w:id="131" w:name="bibtex"/>
     <w:p>
       <w:pPr>
         <w:pStyle w:val="Heading2"/>
@@ -17683,7 +19478,7 @@
       <w:r>
         <w:t xml:space="preserve"> </w:t>
       </w:r>
-      <w:hyperlink r:id="rId52">
+      <w:hyperlink r:id="rId53">
         <w:r>
           <w:rPr>
             <w:rStyle w:val="Hyperlink"/>
@@ -17703,7 +19498,7 @@
       <w:r>
         <w:t xml:space="preserve"> </w:t>
       </w:r>
-      <w:hyperlink r:id="rId129">
+      <w:hyperlink r:id="rId130">
         <w:r>
           <w:rPr>
             <w:rStyle w:val="Hyperlink"/>
@@ -17715,7 +19510,7 @@
         <w:t xml:space="preserve">.</w:t>
       </w:r>
     </w:p>
-    <w:bookmarkEnd w:id="130"/>
+    <w:bookmarkEnd w:id="131"/>
     <w:sectPr>
       <w:footerReference w:type="default" r:id="rId9"/>
       <w:pgSz w:h="15840" w:w="12240"/>
